--- a/Курсовой проект Калькулятор для учета личных финансов Арапан Алексей.docx
+++ b/Курсовой проект Калькулятор для учета личных финансов Арапан Алексей.docx
@@ -39,7 +39,7 @@
       </w:r>
       <w:r>
         <w:rPr>
-          <w:rFonts w:ascii="Times New Roman" w:hAnsi="Times New Roman" w:eastAsia="Times New Roman" w:cs="Times New Roman"/>
+          <w:rFonts w:ascii="Times New Roman" w:hAnsi="Times New Roman" w:cs="Times New Roman"/>
           <w:b/>
           <w:bCs/>
           <w:sz w:val="24"/>
@@ -48,7 +48,7 @@
       </w:r>
       <w:r>
         <w:rPr>
-          <w:rFonts w:ascii="Times New Roman" w:hAnsi="Times New Roman" w:eastAsia="Times New Roman" w:cs="Times New Roman"/>
+          <w:rFonts w:ascii="Times New Roman" w:hAnsi="Times New Roman" w:cs="Times New Roman"/>
           <w:b/>
           <w:bCs/>
           <w:sz w:val="24"/>
@@ -80,7 +80,7 @@
       </w:r>
       <w:r>
         <w:rPr>
-          <w:rFonts w:ascii="Times New Roman" w:hAnsi="Times New Roman" w:eastAsia="Times New Roman" w:cs="Times New Roman"/>
+          <w:rFonts w:ascii="Times New Roman" w:hAnsi="Times New Roman" w:cs="Times New Roman"/>
           <w:b/>
           <w:bCs/>
           <w:sz w:val="24"/>
@@ -89,7 +89,7 @@
       </w:r>
       <w:r>
         <w:rPr>
-          <w:rFonts w:ascii="Times New Roman" w:hAnsi="Times New Roman" w:eastAsia="Times New Roman" w:cs="Times New Roman"/>
+          <w:rFonts w:ascii="Times New Roman" w:hAnsi="Times New Roman" w:cs="Times New Roman"/>
           <w:b/>
           <w:bCs/>
           <w:sz w:val="24"/>
@@ -121,7 +121,7 @@
       </w:r>
       <w:r>
         <w:rPr>
-          <w:rFonts w:ascii="Times New Roman" w:hAnsi="Times New Roman" w:eastAsia="Times New Roman" w:cs="Times New Roman"/>
+          <w:rFonts w:ascii="Times New Roman" w:hAnsi="Times New Roman" w:cs="Times New Roman"/>
           <w:b/>
           <w:bCs/>
           <w:sz w:val="24"/>
@@ -130,7 +130,7 @@
       </w:r>
       <w:r>
         <w:rPr>
-          <w:rFonts w:ascii="Times New Roman" w:hAnsi="Times New Roman" w:eastAsia="Times New Roman" w:cs="Times New Roman"/>
+          <w:rFonts w:ascii="Times New Roman" w:hAnsi="Times New Roman" w:cs="Times New Roman"/>
           <w:b/>
           <w:bCs/>
           <w:sz w:val="24"/>
@@ -163,7 +163,7 @@
       </w:r>
       <w:r>
         <w:rPr>
-          <w:rFonts w:ascii="Times New Roman" w:hAnsi="Times New Roman" w:eastAsia="Times New Roman" w:cs="Times New Roman"/>
+          <w:rFonts w:ascii="Times New Roman" w:hAnsi="Times New Roman" w:cs="Times New Roman"/>
           <w:b/>
           <w:bCs/>
           <w:sz w:val="24"/>
@@ -172,7 +172,7 @@
       </w:r>
       <w:r>
         <w:rPr>
-          <w:rFonts w:ascii="Times New Roman" w:hAnsi="Times New Roman" w:eastAsia="Times New Roman" w:cs="Times New Roman"/>
+          <w:rFonts w:ascii="Times New Roman" w:hAnsi="Times New Roman" w:cs="Times New Roman"/>
           <w:b/>
           <w:bCs/>
           <w:sz w:val="24"/>
@@ -206,7 +206,7 @@
       </w:r>
       <w:r>
         <w:rPr>
-          <w:rFonts w:ascii="Times New Roman" w:hAnsi="Times New Roman" w:eastAsia="Times New Roman" w:cs="Times New Roman"/>
+          <w:rFonts w:ascii="Times New Roman" w:hAnsi="Times New Roman" w:cs="Times New Roman"/>
           <w:b/>
           <w:bCs/>
           <w:sz w:val="24"/>
@@ -215,7 +215,7 @@
       </w:r>
       <w:r>
         <w:rPr>
-          <w:rFonts w:ascii="Times New Roman" w:hAnsi="Times New Roman" w:eastAsia="Times New Roman" w:cs="Times New Roman"/>
+          <w:rFonts w:ascii="Times New Roman" w:hAnsi="Times New Roman" w:cs="Times New Roman"/>
           <w:b/>
           <w:bCs/>
           <w:sz w:val="24"/>
@@ -272,14 +272,14 @@
             </w:r>
             <w:r>
               <w:rPr>
-                <w:rFonts w:ascii="Times New Roman" w:hAnsi="Times New Roman" w:eastAsia="Times New Roman" w:cs="Times New Roman"/>
+                <w:rFonts w:ascii="Times New Roman" w:hAnsi="Times New Roman" w:cs="Times New Roman"/>
                 <w:sz w:val="24"/>
                 <w:szCs w:val="24"/>
               </w:rPr>
             </w:r>
             <w:r>
               <w:rPr>
-                <w:rFonts w:ascii="Times New Roman" w:hAnsi="Times New Roman" w:eastAsia="Times New Roman" w:cs="Times New Roman"/>
+                <w:rFonts w:ascii="Times New Roman" w:hAnsi="Times New Roman" w:cs="Times New Roman"/>
                 <w:sz w:val="24"/>
                 <w:szCs w:val="24"/>
               </w:rPr>
@@ -322,7 +322,7 @@
             </w:r>
             <w:r>
               <w:rPr>
-                <w:rFonts w:ascii="Times New Roman" w:hAnsi="Times New Roman" w:eastAsia="Times New Roman" w:cs="Times New Roman"/>
+                <w:rFonts w:ascii="Times New Roman" w:hAnsi="Times New Roman" w:cs="Times New Roman"/>
                 <w:color w:val="ff0000"/>
                 <w:sz w:val="24"/>
                 <w:szCs w:val="24"/>
@@ -330,7 +330,7 @@
             </w:r>
             <w:r>
               <w:rPr>
-                <w:rFonts w:ascii="Times New Roman" w:hAnsi="Times New Roman" w:eastAsia="Times New Roman" w:cs="Times New Roman"/>
+                <w:rFonts w:ascii="Times New Roman" w:hAnsi="Times New Roman" w:cs="Times New Roman"/>
                 <w:color w:val="ff0000"/>
                 <w:sz w:val="24"/>
                 <w:szCs w:val="24"/>
@@ -361,14 +361,14 @@
       </w:r>
       <w:r>
         <w:rPr>
-          <w:rFonts w:ascii="Times New Roman" w:hAnsi="Times New Roman" w:eastAsia="Times New Roman" w:cs="Times New Roman"/>
-          <w:sz w:val="24"/>
-          <w:szCs w:val="24"/>
-        </w:rPr>
-      </w:r>
-      <w:r>
-        <w:rPr>
-          <w:rFonts w:ascii="Times New Roman" w:hAnsi="Times New Roman" w:eastAsia="Times New Roman" w:cs="Times New Roman"/>
+          <w:rFonts w:ascii="Times New Roman" w:hAnsi="Times New Roman" w:cs="Times New Roman"/>
+          <w:sz w:val="24"/>
+          <w:szCs w:val="24"/>
+        </w:rPr>
+      </w:r>
+      <w:r>
+        <w:rPr>
+          <w:rFonts w:ascii="Times New Roman" w:hAnsi="Times New Roman" w:cs="Times New Roman"/>
           <w:sz w:val="24"/>
           <w:szCs w:val="24"/>
         </w:rPr>
@@ -395,14 +395,14 @@
       </w:r>
       <w:r>
         <w:rPr>
-          <w:rFonts w:ascii="Times New Roman" w:hAnsi="Times New Roman" w:eastAsia="Times New Roman" w:cs="Times New Roman"/>
-          <w:sz w:val="24"/>
-          <w:szCs w:val="24"/>
-        </w:rPr>
-      </w:r>
-      <w:r>
-        <w:rPr>
-          <w:rFonts w:ascii="Times New Roman" w:hAnsi="Times New Roman" w:eastAsia="Times New Roman" w:cs="Times New Roman"/>
+          <w:rFonts w:ascii="Times New Roman" w:hAnsi="Times New Roman" w:cs="Times New Roman"/>
+          <w:sz w:val="24"/>
+          <w:szCs w:val="24"/>
+        </w:rPr>
+      </w:r>
+      <w:r>
+        <w:rPr>
+          <w:rFonts w:ascii="Times New Roman" w:hAnsi="Times New Roman" w:cs="Times New Roman"/>
           <w:sz w:val="24"/>
           <w:szCs w:val="24"/>
         </w:rPr>
@@ -467,14 +467,14 @@
             </w:r>
             <w:r>
               <w:rPr>
-                <w:rFonts w:ascii="Times New Roman" w:hAnsi="Times New Roman" w:eastAsia="Times New Roman" w:cs="Times New Roman"/>
+                <w:rFonts w:ascii="Times New Roman" w:hAnsi="Times New Roman" w:cs="Times New Roman"/>
                 <w:sz w:val="24"/>
                 <w:szCs w:val="24"/>
               </w:rPr>
             </w:r>
             <w:r>
               <w:rPr>
-                <w:rFonts w:ascii="Times New Roman" w:hAnsi="Times New Roman" w:eastAsia="Times New Roman" w:cs="Times New Roman"/>
+                <w:rFonts w:ascii="Times New Roman" w:hAnsi="Times New Roman" w:cs="Times New Roman"/>
                 <w:sz w:val="24"/>
                 <w:szCs w:val="24"/>
               </w:rPr>
@@ -531,7 +531,7 @@
             </w:r>
             <w:r>
               <w:rPr>
-                <w:rFonts w:ascii="Times New Roman" w:hAnsi="Times New Roman" w:eastAsia="Times New Roman" w:cs="Times New Roman"/>
+                <w:rFonts w:ascii="Times New Roman" w:hAnsi="Times New Roman" w:cs="Times New Roman"/>
                 <w:color w:val="0d0d0d" w:themeColor="text1" w:themeTint="F2"/>
                 <w:sz w:val="24"/>
                 <w:szCs w:val="24"/>
@@ -539,7 +539,7 @@
             </w:r>
             <w:r>
               <w:rPr>
-                <w:rFonts w:ascii="Times New Roman" w:hAnsi="Times New Roman" w:eastAsia="Times New Roman" w:cs="Times New Roman"/>
+                <w:rFonts w:ascii="Times New Roman" w:hAnsi="Times New Roman" w:cs="Times New Roman"/>
                 <w:color w:val="0d0d0d" w:themeColor="text1" w:themeTint="F2"/>
                 <w:sz w:val="24"/>
                 <w:szCs w:val="24"/>
@@ -584,7 +584,7 @@
             </w:r>
             <w:r>
               <w:rPr>
-                <w:rFonts w:ascii="Times New Roman" w:hAnsi="Times New Roman" w:eastAsia="Times New Roman" w:cs="Times New Roman"/>
+                <w:rFonts w:ascii="Times New Roman" w:hAnsi="Times New Roman" w:cs="Times New Roman"/>
                 <w:color w:val="ff0000"/>
                 <w:sz w:val="24"/>
                 <w:szCs w:val="24"/>
@@ -592,7 +592,7 @@
             </w:r>
             <w:r>
               <w:rPr>
-                <w:rFonts w:ascii="Times New Roman" w:hAnsi="Times New Roman" w:eastAsia="Times New Roman" w:cs="Times New Roman"/>
+                <w:rFonts w:ascii="Times New Roman" w:hAnsi="Times New Roman" w:cs="Times New Roman"/>
                 <w:color w:val="ff0000"/>
                 <w:sz w:val="24"/>
                 <w:szCs w:val="24"/>
@@ -646,7 +646,7 @@
             </w:r>
             <w:r>
               <w:rPr>
-                <w:rFonts w:ascii="Times New Roman" w:hAnsi="Times New Roman" w:eastAsia="Times New Roman" w:cs="Times New Roman"/>
+                <w:rFonts w:ascii="Times New Roman" w:hAnsi="Times New Roman" w:cs="Times New Roman"/>
                 <w:color w:val="ff0000"/>
                 <w:sz w:val="24"/>
                 <w:szCs w:val="24"/>
@@ -654,7 +654,7 @@
             </w:r>
             <w:r>
               <w:rPr>
-                <w:rFonts w:ascii="Times New Roman" w:hAnsi="Times New Roman" w:eastAsia="Times New Roman" w:cs="Times New Roman"/>
+                <w:rFonts w:ascii="Times New Roman" w:hAnsi="Times New Roman" w:cs="Times New Roman"/>
                 <w:color w:val="ff0000"/>
                 <w:sz w:val="24"/>
                 <w:szCs w:val="24"/>
@@ -685,14 +685,14 @@
       </w:r>
       <w:r>
         <w:rPr>
-          <w:rFonts w:ascii="Times New Roman" w:hAnsi="Times New Roman" w:eastAsia="Times New Roman" w:cs="Times New Roman"/>
-          <w:sz w:val="24"/>
-          <w:szCs w:val="24"/>
-        </w:rPr>
-      </w:r>
-      <w:r>
-        <w:rPr>
-          <w:rFonts w:ascii="Times New Roman" w:hAnsi="Times New Roman" w:eastAsia="Times New Roman" w:cs="Times New Roman"/>
+          <w:rFonts w:ascii="Times New Roman" w:hAnsi="Times New Roman" w:cs="Times New Roman"/>
+          <w:sz w:val="24"/>
+          <w:szCs w:val="24"/>
+        </w:rPr>
+      </w:r>
+      <w:r>
+        <w:rPr>
+          <w:rFonts w:ascii="Times New Roman" w:hAnsi="Times New Roman" w:cs="Times New Roman"/>
           <w:sz w:val="24"/>
           <w:szCs w:val="24"/>
         </w:rPr>
@@ -719,14 +719,14 @@
       </w:r>
       <w:r>
         <w:rPr>
-          <w:rFonts w:ascii="Times New Roman" w:hAnsi="Times New Roman" w:eastAsia="Times New Roman" w:cs="Times New Roman"/>
-          <w:sz w:val="24"/>
-          <w:szCs w:val="24"/>
-        </w:rPr>
-      </w:r>
-      <w:r>
-        <w:rPr>
-          <w:rFonts w:ascii="Times New Roman" w:hAnsi="Times New Roman" w:eastAsia="Times New Roman" w:cs="Times New Roman"/>
+          <w:rFonts w:ascii="Times New Roman" w:hAnsi="Times New Roman" w:cs="Times New Roman"/>
+          <w:sz w:val="24"/>
+          <w:szCs w:val="24"/>
+        </w:rPr>
+      </w:r>
+      <w:r>
+        <w:rPr>
+          <w:rFonts w:ascii="Times New Roman" w:hAnsi="Times New Roman" w:cs="Times New Roman"/>
           <w:sz w:val="24"/>
           <w:szCs w:val="24"/>
         </w:rPr>
@@ -792,14 +792,14 @@
             </w:r>
             <w:r>
               <w:rPr>
-                <w:rFonts w:ascii="Times New Roman" w:hAnsi="Times New Roman" w:eastAsia="Times New Roman" w:cs="Times New Roman"/>
+                <w:rFonts w:ascii="Times New Roman" w:hAnsi="Times New Roman" w:cs="Times New Roman"/>
                 <w:sz w:val="24"/>
                 <w:szCs w:val="24"/>
               </w:rPr>
             </w:r>
             <w:r>
               <w:rPr>
-                <w:rFonts w:ascii="Times New Roman" w:hAnsi="Times New Roman" w:eastAsia="Times New Roman" w:cs="Times New Roman"/>
+                <w:rFonts w:ascii="Times New Roman" w:hAnsi="Times New Roman" w:cs="Times New Roman"/>
                 <w:sz w:val="24"/>
                 <w:szCs w:val="24"/>
               </w:rPr>
@@ -839,14 +839,14 @@
             </w:r>
             <w:r>
               <w:rPr>
-                <w:rFonts w:ascii="Times New Roman" w:hAnsi="Times New Roman" w:eastAsia="Times New Roman" w:cs="Times New Roman"/>
+                <w:rFonts w:ascii="Times New Roman" w:hAnsi="Times New Roman" w:cs="Times New Roman"/>
                 <w:sz w:val="24"/>
                 <w:szCs w:val="24"/>
               </w:rPr>
             </w:r>
             <w:r>
               <w:rPr>
-                <w:rFonts w:ascii="Times New Roman" w:hAnsi="Times New Roman" w:eastAsia="Times New Roman" w:cs="Times New Roman"/>
+                <w:rFonts w:ascii="Times New Roman" w:hAnsi="Times New Roman" w:cs="Times New Roman"/>
                 <w:sz w:val="24"/>
                 <w:szCs w:val="24"/>
               </w:rPr>
@@ -876,14 +876,14 @@
       </w:r>
       <w:r>
         <w:rPr>
-          <w:rFonts w:ascii="Times New Roman" w:hAnsi="Times New Roman" w:eastAsia="Times New Roman" w:cs="Times New Roman"/>
-          <w:sz w:val="24"/>
-          <w:szCs w:val="24"/>
-        </w:rPr>
-      </w:r>
-      <w:r>
-        <w:rPr>
-          <w:rFonts w:ascii="Times New Roman" w:hAnsi="Times New Roman" w:eastAsia="Times New Roman" w:cs="Times New Roman"/>
+          <w:rFonts w:ascii="Times New Roman" w:hAnsi="Times New Roman" w:cs="Times New Roman"/>
+          <w:sz w:val="24"/>
+          <w:szCs w:val="24"/>
+        </w:rPr>
+      </w:r>
+      <w:r>
+        <w:rPr>
+          <w:rFonts w:ascii="Times New Roman" w:hAnsi="Times New Roman" w:cs="Times New Roman"/>
           <w:sz w:val="24"/>
           <w:szCs w:val="24"/>
         </w:rPr>
@@ -910,14 +910,14 @@
       </w:r>
       <w:r>
         <w:rPr>
-          <w:rFonts w:ascii="Times New Roman" w:hAnsi="Times New Roman" w:eastAsia="Times New Roman" w:cs="Times New Roman"/>
-          <w:sz w:val="24"/>
-          <w:szCs w:val="24"/>
-        </w:rPr>
-      </w:r>
-      <w:r>
-        <w:rPr>
-          <w:rFonts w:ascii="Times New Roman" w:hAnsi="Times New Roman" w:eastAsia="Times New Roman" w:cs="Times New Roman"/>
+          <w:rFonts w:ascii="Times New Roman" w:hAnsi="Times New Roman" w:cs="Times New Roman"/>
+          <w:sz w:val="24"/>
+          <w:szCs w:val="24"/>
+        </w:rPr>
+      </w:r>
+      <w:r>
+        <w:rPr>
+          <w:rFonts w:ascii="Times New Roman" w:hAnsi="Times New Roman" w:cs="Times New Roman"/>
           <w:sz w:val="24"/>
           <w:szCs w:val="24"/>
         </w:rPr>
@@ -984,14 +984,14 @@
             </w:r>
             <w:r>
               <w:rPr>
-                <w:rFonts w:ascii="Times New Roman" w:hAnsi="Times New Roman" w:eastAsia="Times New Roman" w:cs="Times New Roman"/>
+                <w:rFonts w:ascii="Times New Roman" w:hAnsi="Times New Roman" w:cs="Times New Roman"/>
                 <w:sz w:val="24"/>
                 <w:szCs w:val="24"/>
               </w:rPr>
             </w:r>
             <w:r>
               <w:rPr>
-                <w:rFonts w:ascii="Times New Roman" w:hAnsi="Times New Roman" w:eastAsia="Times New Roman" w:cs="Times New Roman"/>
+                <w:rFonts w:ascii="Times New Roman" w:hAnsi="Times New Roman" w:cs="Times New Roman"/>
                 <w:sz w:val="24"/>
                 <w:szCs w:val="24"/>
               </w:rPr>
@@ -1027,14 +1027,14 @@
             </w:r>
             <w:r>
               <w:rPr>
-                <w:rFonts w:ascii="Times New Roman" w:hAnsi="Times New Roman" w:eastAsia="Times New Roman" w:cs="Times New Roman"/>
+                <w:rFonts w:ascii="Times New Roman" w:hAnsi="Times New Roman" w:cs="Times New Roman"/>
                 <w:sz w:val="24"/>
                 <w:szCs w:val="24"/>
               </w:rPr>
             </w:r>
             <w:r>
               <w:rPr>
-                <w:rFonts w:ascii="Times New Roman" w:hAnsi="Times New Roman" w:eastAsia="Times New Roman" w:cs="Times New Roman"/>
+                <w:rFonts w:ascii="Times New Roman" w:hAnsi="Times New Roman" w:cs="Times New Roman"/>
                 <w:sz w:val="24"/>
                 <w:szCs w:val="24"/>
               </w:rPr>
@@ -1070,14 +1070,14 @@
             </w:r>
             <w:r>
               <w:rPr>
-                <w:rFonts w:ascii="Times New Roman" w:hAnsi="Times New Roman" w:eastAsia="Times New Roman" w:cs="Times New Roman"/>
+                <w:rFonts w:ascii="Times New Roman" w:hAnsi="Times New Roman" w:cs="Times New Roman"/>
                 <w:sz w:val="24"/>
                 <w:szCs w:val="24"/>
               </w:rPr>
             </w:r>
             <w:r>
               <w:rPr>
-                <w:rFonts w:ascii="Times New Roman" w:hAnsi="Times New Roman" w:eastAsia="Times New Roman" w:cs="Times New Roman"/>
+                <w:rFonts w:ascii="Times New Roman" w:hAnsi="Times New Roman" w:cs="Times New Roman"/>
                 <w:sz w:val="24"/>
                 <w:szCs w:val="24"/>
               </w:rPr>
@@ -1123,32 +1123,6 @@
                 <w:color w:val="000000" w:themeColor="text1"/>
                 <w:sz w:val="24"/>
                 <w:szCs w:val="24"/>
-              </w:rPr>
-            </w:r>
-            <w:r>
-              <w:rPr>
-                <w:rFonts w:ascii="Times New Roman" w:hAnsi="Times New Roman" w:eastAsia="Times New Roman" w:cs="Times New Roman"/>
-                <w:color w:val="000000" w:themeColor="text1"/>
-                <w:sz w:val="24"/>
-                <w:szCs w:val="24"/>
-              </w:rPr>
-            </w:r>
-            <w:r>
-              <w:rPr>
-                <w:rFonts w:ascii="Times New Roman" w:hAnsi="Times New Roman" w:eastAsia="Times New Roman" w:cs="Times New Roman"/>
-                <w:color w:val="000000" w:themeColor="text1"/>
-                <w:sz w:val="24"/>
-                <w:szCs w:val="24"/>
-                <w:highlight w:val="none"/>
-                <w:lang w:val="ru-RU"/>
-              </w:rPr>
-            </w:r>
-            <w:r>
-              <w:rPr>
-                <w:rFonts w:ascii="Times New Roman" w:hAnsi="Times New Roman" w:eastAsia="Times New Roman" w:cs="Times New Roman"/>
-                <w:color w:val="000000" w:themeColor="text1"/>
-                <w:sz w:val="24"/>
-                <w:szCs w:val="24"/>
                 <w:highlight w:val="none"/>
                 <w:lang w:val="ru-RU"/>
               </w:rPr>
@@ -1179,6 +1153,16 @@
                 <w:lang w:val="ru-RU"/>
               </w:rPr>
             </w:pPr>
+            <w:r>
+              <w:rPr>
+                <w:rFonts w:ascii="Times New Roman" w:hAnsi="Times New Roman" w:eastAsia="Times New Roman" w:cs="Times New Roman"/>
+                <w:color w:val="000000" w:themeColor="text1"/>
+                <w:sz w:val="24"/>
+                <w:szCs w:val="24"/>
+                <w:highlight w:val="none"/>
+                <w:lang w:val="ru-RU"/>
+              </w:rPr>
+            </w:r>
             <w:r>
               <w:rPr>
                 <w:rFonts w:ascii="Times New Roman" w:hAnsi="Times New Roman" w:eastAsia="Times New Roman" w:cs="Times New Roman"/>
@@ -1248,14 +1232,14 @@
             </w:r>
             <w:r>
               <w:rPr>
-                <w:rFonts w:ascii="Times New Roman" w:hAnsi="Times New Roman" w:eastAsia="Times New Roman" w:cs="Times New Roman"/>
+                <w:rFonts w:ascii="Times New Roman" w:hAnsi="Times New Roman" w:cs="Times New Roman"/>
                 <w:sz w:val="24"/>
                 <w:szCs w:val="24"/>
               </w:rPr>
             </w:r>
             <w:r>
               <w:rPr>
-                <w:rFonts w:ascii="Times New Roman" w:hAnsi="Times New Roman" w:eastAsia="Times New Roman" w:cs="Times New Roman"/>
+                <w:rFonts w:ascii="Times New Roman" w:hAnsi="Times New Roman" w:cs="Times New Roman"/>
                 <w:sz w:val="24"/>
                 <w:szCs w:val="24"/>
               </w:rPr>
@@ -1309,14 +1293,14 @@
             </w:r>
             <w:r>
               <w:rPr>
-                <w:rFonts w:ascii="Times New Roman" w:hAnsi="Times New Roman" w:eastAsia="Times New Roman" w:cs="Times New Roman"/>
+                <w:rFonts w:ascii="Times New Roman" w:hAnsi="Times New Roman" w:cs="Times New Roman"/>
                 <w:sz w:val="24"/>
                 <w:szCs w:val="24"/>
               </w:rPr>
             </w:r>
             <w:r>
               <w:rPr>
-                <w:rFonts w:ascii="Times New Roman" w:hAnsi="Times New Roman" w:eastAsia="Times New Roman" w:cs="Times New Roman"/>
+                <w:rFonts w:ascii="Times New Roman" w:hAnsi="Times New Roman" w:cs="Times New Roman"/>
                 <w:sz w:val="24"/>
                 <w:szCs w:val="24"/>
               </w:rPr>
@@ -1367,14 +1351,14 @@
             </w:r>
             <w:r>
               <w:rPr>
-                <w:rFonts w:ascii="Times New Roman" w:hAnsi="Times New Roman" w:eastAsia="Times New Roman" w:cs="Times New Roman"/>
+                <w:rFonts w:ascii="Times New Roman" w:hAnsi="Times New Roman" w:cs="Times New Roman"/>
                 <w:sz w:val="24"/>
                 <w:szCs w:val="24"/>
               </w:rPr>
             </w:r>
             <w:r>
               <w:rPr>
-                <w:rFonts w:ascii="Times New Roman" w:hAnsi="Times New Roman" w:eastAsia="Times New Roman" w:cs="Times New Roman"/>
+                <w:rFonts w:ascii="Times New Roman" w:hAnsi="Times New Roman" w:cs="Times New Roman"/>
                 <w:sz w:val="24"/>
                 <w:szCs w:val="24"/>
               </w:rPr>
@@ -1428,14 +1412,14 @@
             </w:r>
             <w:r>
               <w:rPr>
-                <w:rFonts w:ascii="Times New Roman" w:hAnsi="Times New Roman" w:eastAsia="Times New Roman" w:cs="Times New Roman"/>
+                <w:rFonts w:ascii="Times New Roman" w:hAnsi="Times New Roman" w:cs="Times New Roman"/>
                 <w:sz w:val="24"/>
                 <w:szCs w:val="24"/>
               </w:rPr>
             </w:r>
             <w:r>
               <w:rPr>
-                <w:rFonts w:ascii="Times New Roman" w:hAnsi="Times New Roman" w:eastAsia="Times New Roman" w:cs="Times New Roman"/>
+                <w:rFonts w:ascii="Times New Roman" w:hAnsi="Times New Roman" w:cs="Times New Roman"/>
                 <w:sz w:val="24"/>
                 <w:szCs w:val="24"/>
               </w:rPr>
@@ -1480,14 +1464,14 @@
       </w:r>
       <w:r>
         <w:rPr>
-          <w:rFonts w:ascii="Times New Roman" w:hAnsi="Times New Roman" w:eastAsia="Times New Roman" w:cs="Times New Roman"/>
-          <w:sz w:val="24"/>
-          <w:szCs w:val="24"/>
-        </w:rPr>
-      </w:r>
-      <w:r>
-        <w:rPr>
-          <w:rFonts w:ascii="Times New Roman" w:hAnsi="Times New Roman" w:eastAsia="Times New Roman" w:cs="Times New Roman"/>
+          <w:rFonts w:ascii="Times New Roman" w:hAnsi="Times New Roman" w:cs="Times New Roman"/>
+          <w:sz w:val="24"/>
+          <w:szCs w:val="24"/>
+        </w:rPr>
+      </w:r>
+      <w:r>
+        <w:rPr>
+          <w:rFonts w:ascii="Times New Roman" w:hAnsi="Times New Roman" w:cs="Times New Roman"/>
           <w:sz w:val="24"/>
           <w:szCs w:val="24"/>
         </w:rPr>
@@ -1555,14 +1539,14 @@
             </w:r>
             <w:r>
               <w:rPr>
-                <w:rFonts w:ascii="Times New Roman" w:hAnsi="Times New Roman" w:eastAsia="Times New Roman" w:cs="Times New Roman"/>
+                <w:rFonts w:ascii="Times New Roman" w:hAnsi="Times New Roman" w:cs="Times New Roman"/>
                 <w:sz w:val="24"/>
                 <w:szCs w:val="24"/>
               </w:rPr>
             </w:r>
             <w:r>
               <w:rPr>
-                <w:rFonts w:ascii="Times New Roman" w:hAnsi="Times New Roman" w:eastAsia="Times New Roman" w:cs="Times New Roman"/>
+                <w:rFonts w:ascii="Times New Roman" w:hAnsi="Times New Roman" w:cs="Times New Roman"/>
                 <w:sz w:val="24"/>
                 <w:szCs w:val="24"/>
               </w:rPr>
@@ -1602,7 +1586,7 @@
             </w:r>
             <w:r>
               <w:rPr>
-                <w:rFonts w:ascii="Times New Roman" w:hAnsi="Times New Roman" w:eastAsia="Times New Roman" w:cs="Times New Roman"/>
+                <w:rFonts w:ascii="Times New Roman" w:hAnsi="Times New Roman" w:cs="Times New Roman"/>
                 <w:color w:val="000000" w:themeColor="text1"/>
                 <w:sz w:val="24"/>
                 <w:szCs w:val="24"/>
@@ -1610,7 +1594,7 @@
             </w:r>
             <w:r>
               <w:rPr>
-                <w:rFonts w:ascii="Times New Roman" w:hAnsi="Times New Roman" w:eastAsia="Times New Roman" w:cs="Times New Roman"/>
+                <w:rFonts w:ascii="Times New Roman" w:hAnsi="Times New Roman" w:cs="Times New Roman"/>
                 <w:color w:val="000000" w:themeColor="text1"/>
                 <w:sz w:val="24"/>
                 <w:szCs w:val="24"/>
@@ -1647,14 +1631,14 @@
             </w:r>
             <w:r>
               <w:rPr>
-                <w:rFonts w:ascii="Times New Roman" w:hAnsi="Times New Roman" w:eastAsia="Times New Roman" w:cs="Times New Roman"/>
+                <w:rFonts w:ascii="Times New Roman" w:hAnsi="Times New Roman" w:cs="Times New Roman"/>
                 <w:sz w:val="24"/>
                 <w:szCs w:val="24"/>
               </w:rPr>
             </w:r>
             <w:r>
               <w:rPr>
-                <w:rFonts w:ascii="Times New Roman" w:hAnsi="Times New Roman" w:eastAsia="Times New Roman" w:cs="Times New Roman"/>
+                <w:rFonts w:ascii="Times New Roman" w:hAnsi="Times New Roman" w:cs="Times New Roman"/>
                 <w:sz w:val="24"/>
                 <w:szCs w:val="24"/>
               </w:rPr>
@@ -1690,14 +1674,14 @@
             </w:r>
             <w:r>
               <w:rPr>
-                <w:rFonts w:ascii="Times New Roman" w:hAnsi="Times New Roman" w:eastAsia="Times New Roman" w:cs="Times New Roman"/>
+                <w:rFonts w:ascii="Times New Roman" w:hAnsi="Times New Roman" w:cs="Times New Roman"/>
                 <w:sz w:val="24"/>
                 <w:szCs w:val="24"/>
               </w:rPr>
             </w:r>
             <w:r>
               <w:rPr>
-                <w:rFonts w:ascii="Times New Roman" w:hAnsi="Times New Roman" w:eastAsia="Times New Roman" w:cs="Times New Roman"/>
+                <w:rFonts w:ascii="Times New Roman" w:hAnsi="Times New Roman" w:cs="Times New Roman"/>
                 <w:sz w:val="24"/>
                 <w:szCs w:val="24"/>
               </w:rPr>
@@ -1803,7 +1787,7 @@
             </w:r>
             <w:r>
               <w:rPr>
-                <w:rFonts w:ascii="Times New Roman" w:hAnsi="Times New Roman" w:eastAsia="Times New Roman" w:cs="Times New Roman"/>
+                <w:rFonts w:ascii="Times New Roman" w:hAnsi="Times New Roman" w:cs="Times New Roman"/>
                 <w:color w:val="0d0d0d" w:themeColor="text1" w:themeTint="F2"/>
                 <w:sz w:val="24"/>
                 <w:szCs w:val="24"/>
@@ -1811,7 +1795,7 @@
             </w:r>
             <w:r>
               <w:rPr>
-                <w:rFonts w:ascii="Times New Roman" w:hAnsi="Times New Roman" w:eastAsia="Times New Roman" w:cs="Times New Roman"/>
+                <w:rFonts w:ascii="Times New Roman" w:hAnsi="Times New Roman" w:cs="Times New Roman"/>
                 <w:color w:val="0d0d0d" w:themeColor="text1" w:themeTint="F2"/>
                 <w:sz w:val="24"/>
                 <w:szCs w:val="24"/>
@@ -1841,7 +1825,7 @@
             </w:r>
             <w:r>
               <w:rPr>
-                <w:rFonts w:ascii="Times New Roman" w:hAnsi="Times New Roman" w:eastAsia="Times New Roman" w:cs="Times New Roman"/>
+                <w:rFonts w:ascii="Times New Roman" w:hAnsi="Times New Roman" w:cs="Times New Roman"/>
                 <w:color w:val="ff0000"/>
                 <w:sz w:val="24"/>
                 <w:szCs w:val="24"/>
@@ -1849,7 +1833,7 @@
             </w:r>
             <w:r>
               <w:rPr>
-                <w:rFonts w:ascii="Times New Roman" w:hAnsi="Times New Roman" w:eastAsia="Times New Roman" w:cs="Times New Roman"/>
+                <w:rFonts w:ascii="Times New Roman" w:hAnsi="Times New Roman" w:cs="Times New Roman"/>
                 <w:color w:val="ff0000"/>
                 <w:sz w:val="24"/>
                 <w:szCs w:val="24"/>
@@ -1904,14 +1888,14 @@
             </w:r>
             <w:r>
               <w:rPr>
-                <w:rFonts w:ascii="Times New Roman" w:hAnsi="Times New Roman" w:eastAsia="Times New Roman" w:cs="Times New Roman"/>
+                <w:rFonts w:ascii="Times New Roman" w:hAnsi="Times New Roman" w:cs="Times New Roman"/>
                 <w:sz w:val="24"/>
                 <w:szCs w:val="24"/>
               </w:rPr>
             </w:r>
             <w:r>
               <w:rPr>
-                <w:rFonts w:ascii="Times New Roman" w:hAnsi="Times New Roman" w:eastAsia="Times New Roman" w:cs="Times New Roman"/>
+                <w:rFonts w:ascii="Times New Roman" w:hAnsi="Times New Roman" w:cs="Times New Roman"/>
                 <w:sz w:val="24"/>
                 <w:szCs w:val="24"/>
               </w:rPr>
@@ -1965,14 +1949,14 @@
             </w:r>
             <w:r>
               <w:rPr>
-                <w:rFonts w:ascii="Times New Roman" w:hAnsi="Times New Roman" w:eastAsia="Times New Roman" w:cs="Times New Roman"/>
+                <w:rFonts w:ascii="Times New Roman" w:hAnsi="Times New Roman" w:cs="Times New Roman"/>
                 <w:sz w:val="24"/>
                 <w:szCs w:val="24"/>
               </w:rPr>
             </w:r>
             <w:r>
               <w:rPr>
-                <w:rFonts w:ascii="Times New Roman" w:hAnsi="Times New Roman" w:eastAsia="Times New Roman" w:cs="Times New Roman"/>
+                <w:rFonts w:ascii="Times New Roman" w:hAnsi="Times New Roman" w:cs="Times New Roman"/>
                 <w:sz w:val="24"/>
                 <w:szCs w:val="24"/>
               </w:rPr>
@@ -2023,14 +2007,14 @@
             </w:r>
             <w:r>
               <w:rPr>
-                <w:rFonts w:ascii="Times New Roman" w:hAnsi="Times New Roman" w:eastAsia="Times New Roman" w:cs="Times New Roman"/>
+                <w:rFonts w:ascii="Times New Roman" w:hAnsi="Times New Roman" w:cs="Times New Roman"/>
                 <w:sz w:val="24"/>
                 <w:szCs w:val="24"/>
               </w:rPr>
             </w:r>
             <w:r>
               <w:rPr>
-                <w:rFonts w:ascii="Times New Roman" w:hAnsi="Times New Roman" w:eastAsia="Times New Roman" w:cs="Times New Roman"/>
+                <w:rFonts w:ascii="Times New Roman" w:hAnsi="Times New Roman" w:cs="Times New Roman"/>
                 <w:sz w:val="24"/>
                 <w:szCs w:val="24"/>
               </w:rPr>
@@ -2080,14 +2064,14 @@
             </w:r>
             <w:r>
               <w:rPr>
-                <w:rFonts w:ascii="Times New Roman" w:hAnsi="Times New Roman" w:eastAsia="Times New Roman" w:cs="Times New Roman"/>
+                <w:rFonts w:ascii="Times New Roman" w:hAnsi="Times New Roman" w:cs="Times New Roman"/>
                 <w:sz w:val="24"/>
                 <w:szCs w:val="24"/>
               </w:rPr>
             </w:r>
             <w:r>
               <w:rPr>
-                <w:rFonts w:ascii="Times New Roman" w:hAnsi="Times New Roman" w:eastAsia="Times New Roman" w:cs="Times New Roman"/>
+                <w:rFonts w:ascii="Times New Roman" w:hAnsi="Times New Roman" w:cs="Times New Roman"/>
                 <w:sz w:val="24"/>
                 <w:szCs w:val="24"/>
               </w:rPr>
@@ -2140,14 +2124,14 @@
             </w:r>
             <w:r>
               <w:rPr>
-                <w:rFonts w:ascii="Times New Roman" w:hAnsi="Times New Roman" w:eastAsia="Times New Roman" w:cs="Times New Roman"/>
+                <w:rFonts w:ascii="Times New Roman" w:hAnsi="Times New Roman" w:cs="Times New Roman"/>
                 <w:sz w:val="24"/>
                 <w:szCs w:val="24"/>
               </w:rPr>
             </w:r>
             <w:r>
               <w:rPr>
-                <w:rFonts w:ascii="Times New Roman" w:hAnsi="Times New Roman" w:eastAsia="Times New Roman" w:cs="Times New Roman"/>
+                <w:rFonts w:ascii="Times New Roman" w:hAnsi="Times New Roman" w:cs="Times New Roman"/>
                 <w:sz w:val="24"/>
                 <w:szCs w:val="24"/>
               </w:rPr>
@@ -2191,14 +2175,14 @@
       </w:r>
       <w:r>
         <w:rPr>
-          <w:rFonts w:ascii="Times New Roman" w:hAnsi="Times New Roman" w:eastAsia="Times New Roman" w:cs="Times New Roman"/>
-          <w:sz w:val="24"/>
-          <w:szCs w:val="24"/>
-        </w:rPr>
-      </w:r>
-      <w:r>
-        <w:rPr>
-          <w:rFonts w:ascii="Times New Roman" w:hAnsi="Times New Roman" w:eastAsia="Times New Roman" w:cs="Times New Roman"/>
+          <w:rFonts w:ascii="Times New Roman" w:hAnsi="Times New Roman" w:cs="Times New Roman"/>
+          <w:sz w:val="24"/>
+          <w:szCs w:val="24"/>
+        </w:rPr>
+      </w:r>
+      <w:r>
+        <w:rPr>
+          <w:rFonts w:ascii="Times New Roman" w:hAnsi="Times New Roman" w:cs="Times New Roman"/>
           <w:sz w:val="24"/>
           <w:szCs w:val="24"/>
         </w:rPr>
@@ -2307,7 +2291,7 @@
       </w:r>
       <w:r>
         <w:rPr>
-          <w:rFonts w:ascii="Times New Roman" w:hAnsi="Times New Roman" w:eastAsia="Times New Roman" w:cs="Times New Roman"/>
+          <w:rFonts w:ascii="Times New Roman" w:hAnsi="Times New Roman" w:cs="Times New Roman"/>
           <w:sz w:val="24"/>
           <w:szCs w:val="24"/>
           <w:u w:val="single"/>
@@ -2315,7 +2299,7 @@
       </w:r>
       <w:r>
         <w:rPr>
-          <w:rFonts w:ascii="Times New Roman" w:hAnsi="Times New Roman" w:eastAsia="Times New Roman" w:cs="Times New Roman"/>
+          <w:rFonts w:ascii="Times New Roman" w:hAnsi="Times New Roman" w:cs="Times New Roman"/>
           <w:sz w:val="24"/>
           <w:szCs w:val="24"/>
           <w:u w:val="single"/>
@@ -2347,14 +2331,12 @@
       </w:r>
       <w:r>
         <w:rPr>
-          <w:rFonts w:ascii="Times New Roman" w:hAnsi="Times New Roman" w:eastAsia="Times New Roman" w:cs="Times New Roman"/>
-          <w:sz w:val="24"/>
-          <w:szCs w:val="24"/>
-        </w:rPr>
-      </w:r>
-      <w:r>
-        <w:rPr>
-          <w:rFonts w:ascii="Times New Roman" w:hAnsi="Times New Roman" w:eastAsia="Times New Roman" w:cs="Times New Roman"/>
+          <w:rFonts w:ascii="Times New Roman" w:hAnsi="Times New Roman" w:cs="Times New Roman"/>
+        </w:rPr>
+      </w:r>
+      <w:r>
+        <w:rPr>
+          <w:rFonts w:ascii="Times New Roman" w:hAnsi="Times New Roman" w:cs="Times New Roman"/>
         </w:rPr>
       </w:r>
     </w:p>
@@ -2381,12 +2363,16 @@
       </w:r>
       <w:r>
         <w:rPr>
-          <w:rFonts w:ascii="Times New Roman" w:hAnsi="Times New Roman" w:eastAsia="Times New Roman" w:cs="Times New Roman"/>
+          <w:rFonts w:ascii="Times New Roman" w:hAnsi="Times New Roman" w:cs="Times New Roman"/>
           <w:b/>
           <w:bCs/>
-          <w:sz w:val="24"/>
-          <w:szCs w:val="24"/>
-          <w:highlight w:val="none"/>
+        </w:rPr>
+      </w:r>
+      <w:r>
+        <w:rPr>
+          <w:rFonts w:ascii="Times New Roman" w:hAnsi="Times New Roman" w:cs="Times New Roman"/>
+          <w:b/>
+          <w:bCs/>
         </w:rPr>
       </w:r>
     </w:p>
@@ -2419,6 +2405,19 @@
           <w:rFonts w:ascii="Times New Roman" w:hAnsi="Times New Roman" w:eastAsia="Times New Roman" w:cs="Times New Roman"/>
           <w:b/>
           <w:bCs/>
+          <w:sz w:val="24"/>
+          <w:szCs w:val="24"/>
+          <w:highlight w:val="none"/>
+        </w:rPr>
+      </w:r>
+      <w:r>
+        <w:rPr>
+          <w:rFonts w:ascii="Times New Roman" w:hAnsi="Times New Roman" w:eastAsia="Times New Roman" w:cs="Times New Roman"/>
+          <w:b/>
+          <w:bCs/>
+          <w:sz w:val="24"/>
+          <w:szCs w:val="24"/>
+          <w:highlight w:val="none"/>
         </w:rPr>
       </w:r>
     </w:p>
@@ -2444,11 +2443,18 @@
       </w:r>
       <w:r>
         <w:rPr>
-          <w:rFonts w:ascii="Times New Roman" w:hAnsi="Times New Roman" w:eastAsia="Times New Roman" w:cs="Times New Roman"/>
+          <w:rFonts w:ascii="Times New Roman" w:hAnsi="Times New Roman" w:cs="Times New Roman"/>
           <w:b/>
           <w:bCs/>
         </w:rPr>
       </w:r>
+      <w:r>
+        <w:rPr>
+          <w:rFonts w:ascii="Times New Roman" w:hAnsi="Times New Roman" w:cs="Times New Roman"/>
+          <w:b/>
+          <w:bCs/>
+        </w:rPr>
+      </w:r>
     </w:p>
     <w:p>
       <w:pPr>
@@ -2473,11 +2479,18 @@
       </w:r>
       <w:r>
         <w:rPr>
-          <w:rFonts w:ascii="Times New Roman" w:hAnsi="Times New Roman" w:eastAsia="Times New Roman" w:cs="Times New Roman"/>
+          <w:rFonts w:ascii="Times New Roman" w:hAnsi="Times New Roman" w:cs="Times New Roman"/>
           <w:b/>
           <w:bCs/>
         </w:rPr>
       </w:r>
+      <w:r>
+        <w:rPr>
+          <w:rFonts w:ascii="Times New Roman" w:hAnsi="Times New Roman" w:cs="Times New Roman"/>
+          <w:b/>
+          <w:bCs/>
+        </w:rPr>
+      </w:r>
     </w:p>
     <w:p>
       <w:pPr>
@@ -2501,11 +2514,18 @@
       </w:r>
       <w:r>
         <w:rPr>
-          <w:rFonts w:ascii="Times New Roman" w:hAnsi="Times New Roman" w:eastAsia="Times New Roman" w:cs="Times New Roman"/>
+          <w:rFonts w:ascii="Times New Roman" w:hAnsi="Times New Roman" w:cs="Times New Roman"/>
           <w:b/>
           <w:bCs/>
         </w:rPr>
       </w:r>
+      <w:r>
+        <w:rPr>
+          <w:rFonts w:ascii="Times New Roman" w:hAnsi="Times New Roman" w:cs="Times New Roman"/>
+          <w:b/>
+          <w:bCs/>
+        </w:rPr>
+      </w:r>
     </w:p>
     <w:p>
       <w:pPr>
@@ -2530,11 +2550,18 @@
       </w:r>
       <w:r>
         <w:rPr>
-          <w:rFonts w:ascii="Times New Roman" w:hAnsi="Times New Roman" w:eastAsia="Times New Roman" w:cs="Times New Roman"/>
+          <w:rFonts w:ascii="Times New Roman" w:hAnsi="Times New Roman" w:cs="Times New Roman"/>
           <w:b/>
           <w:bCs/>
         </w:rPr>
       </w:r>
+      <w:r>
+        <w:rPr>
+          <w:rFonts w:ascii="Times New Roman" w:hAnsi="Times New Roman" w:cs="Times New Roman"/>
+          <w:b/>
+          <w:bCs/>
+        </w:rPr>
+      </w:r>
     </w:p>
     <w:p>
       <w:pPr>
@@ -2555,7 +2582,12 @@
       </w:r>
       <w:r>
         <w:rPr>
-          <w:rFonts w:ascii="Times New Roman" w:hAnsi="Times New Roman" w:eastAsia="Times New Roman" w:cs="Times New Roman"/>
+          <w:rFonts w:ascii="Times New Roman" w:hAnsi="Times New Roman" w:cs="Times New Roman"/>
+        </w:rPr>
+      </w:r>
+      <w:r>
+        <w:rPr>
+          <w:rFonts w:ascii="Times New Roman" w:hAnsi="Times New Roman" w:cs="Times New Roman"/>
         </w:rPr>
       </w:r>
     </w:p>
@@ -2578,7 +2610,12 @@
       </w:r>
       <w:r>
         <w:rPr>
-          <w:rFonts w:ascii="Times New Roman" w:hAnsi="Times New Roman" w:eastAsia="Times New Roman" w:cs="Times New Roman"/>
+          <w:rFonts w:ascii="Times New Roman" w:hAnsi="Times New Roman" w:cs="Times New Roman"/>
+        </w:rPr>
+      </w:r>
+      <w:r>
+        <w:rPr>
+          <w:rFonts w:ascii="Times New Roman" w:hAnsi="Times New Roman" w:cs="Times New Roman"/>
         </w:rPr>
       </w:r>
     </w:p>
@@ -2601,7 +2638,12 @@
       </w:r>
       <w:r>
         <w:rPr>
-          <w:rFonts w:ascii="Times New Roman" w:hAnsi="Times New Roman" w:eastAsia="Times New Roman" w:cs="Times New Roman"/>
+          <w:rFonts w:ascii="Times New Roman" w:hAnsi="Times New Roman" w:cs="Times New Roman"/>
+        </w:rPr>
+      </w:r>
+      <w:r>
+        <w:rPr>
+          <w:rFonts w:ascii="Times New Roman" w:hAnsi="Times New Roman" w:cs="Times New Roman"/>
         </w:rPr>
       </w:r>
     </w:p>
@@ -2624,7 +2666,12 @@
       </w:r>
       <w:r>
         <w:rPr>
-          <w:rFonts w:ascii="Times New Roman" w:hAnsi="Times New Roman" w:eastAsia="Times New Roman" w:cs="Times New Roman"/>
+          <w:rFonts w:ascii="Times New Roman" w:hAnsi="Times New Roman" w:cs="Times New Roman"/>
+        </w:rPr>
+      </w:r>
+      <w:r>
+        <w:rPr>
+          <w:rFonts w:ascii="Times New Roman" w:hAnsi="Times New Roman" w:cs="Times New Roman"/>
         </w:rPr>
       </w:r>
     </w:p>
@@ -2646,7 +2693,12 @@
       </w:r>
       <w:r>
         <w:rPr>
-          <w:rFonts w:ascii="Times New Roman" w:hAnsi="Times New Roman" w:eastAsia="Times New Roman" w:cs="Times New Roman"/>
+          <w:rFonts w:ascii="Times New Roman" w:hAnsi="Times New Roman" w:cs="Times New Roman"/>
+        </w:rPr>
+      </w:r>
+      <w:r>
+        <w:rPr>
+          <w:rFonts w:ascii="Times New Roman" w:hAnsi="Times New Roman" w:cs="Times New Roman"/>
         </w:rPr>
       </w:r>
     </w:p>
@@ -2673,11 +2725,18 @@
       </w:r>
       <w:r>
         <w:rPr>
-          <w:rFonts w:ascii="Times New Roman" w:hAnsi="Times New Roman" w:eastAsia="Times New Roman" w:cs="Times New Roman"/>
+          <w:rFonts w:ascii="Times New Roman" w:hAnsi="Times New Roman" w:cs="Times New Roman"/>
           <w:b/>
           <w:bCs/>
         </w:rPr>
       </w:r>
+      <w:r>
+        <w:rPr>
+          <w:rFonts w:ascii="Times New Roman" w:hAnsi="Times New Roman" w:cs="Times New Roman"/>
+          <w:b/>
+          <w:bCs/>
+        </w:rPr>
+      </w:r>
     </w:p>
     <w:p>
       <w:pPr>
@@ -2698,7 +2757,12 @@
       </w:r>
       <w:r>
         <w:rPr>
-          <w:rFonts w:ascii="Times New Roman" w:hAnsi="Times New Roman" w:eastAsia="Times New Roman" w:cs="Times New Roman"/>
+          <w:rFonts w:ascii="Times New Roman" w:hAnsi="Times New Roman" w:cs="Times New Roman"/>
+        </w:rPr>
+      </w:r>
+      <w:r>
+        <w:rPr>
+          <w:rFonts w:ascii="Times New Roman" w:hAnsi="Times New Roman" w:cs="Times New Roman"/>
         </w:rPr>
       </w:r>
     </w:p>
@@ -2721,7 +2785,12 @@
       </w:r>
       <w:r>
         <w:rPr>
-          <w:rFonts w:ascii="Times New Roman" w:hAnsi="Times New Roman" w:eastAsia="Times New Roman" w:cs="Times New Roman"/>
+          <w:rFonts w:ascii="Times New Roman" w:hAnsi="Times New Roman" w:cs="Times New Roman"/>
+        </w:rPr>
+      </w:r>
+      <w:r>
+        <w:rPr>
+          <w:rFonts w:ascii="Times New Roman" w:hAnsi="Times New Roman" w:cs="Times New Roman"/>
         </w:rPr>
       </w:r>
     </w:p>
@@ -2744,7 +2813,12 @@
       </w:r>
       <w:r>
         <w:rPr>
-          <w:rFonts w:ascii="Times New Roman" w:hAnsi="Times New Roman" w:eastAsia="Times New Roman" w:cs="Times New Roman"/>
+          <w:rFonts w:ascii="Times New Roman" w:hAnsi="Times New Roman" w:cs="Times New Roman"/>
+        </w:rPr>
+      </w:r>
+      <w:r>
+        <w:rPr>
+          <w:rFonts w:ascii="Times New Roman" w:hAnsi="Times New Roman" w:cs="Times New Roman"/>
         </w:rPr>
       </w:r>
     </w:p>
@@ -2766,7 +2840,12 @@
       </w:r>
       <w:r>
         <w:rPr>
-          <w:rFonts w:ascii="Times New Roman" w:hAnsi="Times New Roman" w:eastAsia="Times New Roman" w:cs="Times New Roman"/>
+          <w:rFonts w:ascii="Times New Roman" w:hAnsi="Times New Roman" w:cs="Times New Roman"/>
+        </w:rPr>
+      </w:r>
+      <w:r>
+        <w:rPr>
+          <w:rFonts w:ascii="Times New Roman" w:hAnsi="Times New Roman" w:cs="Times New Roman"/>
         </w:rPr>
       </w:r>
     </w:p>
@@ -2793,11 +2872,18 @@
       </w:r>
       <w:r>
         <w:rPr>
-          <w:rFonts w:ascii="Times New Roman" w:hAnsi="Times New Roman" w:eastAsia="Times New Roman" w:cs="Times New Roman"/>
+          <w:rFonts w:ascii="Times New Roman" w:hAnsi="Times New Roman" w:cs="Times New Roman"/>
           <w:b/>
           <w:bCs/>
         </w:rPr>
       </w:r>
+      <w:r>
+        <w:rPr>
+          <w:rFonts w:ascii="Times New Roman" w:hAnsi="Times New Roman" w:cs="Times New Roman"/>
+          <w:b/>
+          <w:bCs/>
+        </w:rPr>
+      </w:r>
     </w:p>
     <w:p>
       <w:pPr>
@@ -2818,7 +2904,12 @@
       </w:r>
       <w:r>
         <w:rPr>
-          <w:rFonts w:ascii="Times New Roman" w:hAnsi="Times New Roman" w:eastAsia="Times New Roman" w:cs="Times New Roman"/>
+          <w:rFonts w:ascii="Times New Roman" w:hAnsi="Times New Roman" w:cs="Times New Roman"/>
+        </w:rPr>
+      </w:r>
+      <w:r>
+        <w:rPr>
+          <w:rFonts w:ascii="Times New Roman" w:hAnsi="Times New Roman" w:cs="Times New Roman"/>
         </w:rPr>
       </w:r>
     </w:p>
@@ -2841,7 +2932,12 @@
       </w:r>
       <w:r>
         <w:rPr>
-          <w:rFonts w:ascii="Times New Roman" w:hAnsi="Times New Roman" w:eastAsia="Times New Roman" w:cs="Times New Roman"/>
+          <w:rFonts w:ascii="Times New Roman" w:hAnsi="Times New Roman" w:cs="Times New Roman"/>
+        </w:rPr>
+      </w:r>
+      <w:r>
+        <w:rPr>
+          <w:rFonts w:ascii="Times New Roman" w:hAnsi="Times New Roman" w:cs="Times New Roman"/>
         </w:rPr>
       </w:r>
     </w:p>
@@ -2864,7 +2960,12 @@
       </w:r>
       <w:r>
         <w:rPr>
-          <w:rFonts w:ascii="Times New Roman" w:hAnsi="Times New Roman" w:eastAsia="Times New Roman" w:cs="Times New Roman"/>
+          <w:rFonts w:ascii="Times New Roman" w:hAnsi="Times New Roman" w:cs="Times New Roman"/>
+        </w:rPr>
+      </w:r>
+      <w:r>
+        <w:rPr>
+          <w:rFonts w:ascii="Times New Roman" w:hAnsi="Times New Roman" w:cs="Times New Roman"/>
         </w:rPr>
       </w:r>
     </w:p>
@@ -2890,11 +2991,18 @@
       </w:r>
       <w:r>
         <w:rPr>
-          <w:rFonts w:ascii="Times New Roman" w:hAnsi="Times New Roman" w:eastAsia="Times New Roman" w:cs="Times New Roman"/>
+          <w:rFonts w:ascii="Times New Roman" w:hAnsi="Times New Roman" w:cs="Times New Roman"/>
           <w:b/>
           <w:bCs/>
         </w:rPr>
       </w:r>
+      <w:r>
+        <w:rPr>
+          <w:rFonts w:ascii="Times New Roman" w:hAnsi="Times New Roman" w:cs="Times New Roman"/>
+          <w:b/>
+          <w:bCs/>
+        </w:rPr>
+      </w:r>
     </w:p>
     <w:p>
       <w:pPr>
@@ -2919,11 +3027,18 @@
       </w:r>
       <w:r>
         <w:rPr>
-          <w:rFonts w:ascii="Times New Roman" w:hAnsi="Times New Roman" w:eastAsia="Times New Roman" w:cs="Times New Roman"/>
+          <w:rFonts w:ascii="Times New Roman" w:hAnsi="Times New Roman" w:cs="Times New Roman"/>
           <w:b/>
           <w:bCs/>
         </w:rPr>
       </w:r>
+      <w:r>
+        <w:rPr>
+          <w:rFonts w:ascii="Times New Roman" w:hAnsi="Times New Roman" w:cs="Times New Roman"/>
+          <w:b/>
+          <w:bCs/>
+        </w:rPr>
+      </w:r>
     </w:p>
     <w:p>
       <w:pPr>
@@ -2943,7 +3058,12 @@
       </w:r>
       <w:r>
         <w:rPr>
-          <w:rFonts w:ascii="Times New Roman" w:hAnsi="Times New Roman" w:eastAsia="Times New Roman" w:cs="Times New Roman"/>
+          <w:rFonts w:ascii="Times New Roman" w:hAnsi="Times New Roman" w:cs="Times New Roman"/>
+        </w:rPr>
+      </w:r>
+      <w:r>
+        <w:rPr>
+          <w:rFonts w:ascii="Times New Roman" w:hAnsi="Times New Roman" w:cs="Times New Roman"/>
         </w:rPr>
       </w:r>
     </w:p>
@@ -2970,11 +3090,18 @@
       </w:r>
       <w:r>
         <w:rPr>
-          <w:rFonts w:ascii="Times New Roman" w:hAnsi="Times New Roman" w:eastAsia="Times New Roman" w:cs="Times New Roman"/>
+          <w:rFonts w:ascii="Times New Roman" w:hAnsi="Times New Roman" w:cs="Times New Roman"/>
           <w:b/>
           <w:bCs/>
         </w:rPr>
       </w:r>
+      <w:r>
+        <w:rPr>
+          <w:rFonts w:ascii="Times New Roman" w:hAnsi="Times New Roman" w:cs="Times New Roman"/>
+          <w:b/>
+          <w:bCs/>
+        </w:rPr>
+      </w:r>
     </w:p>
     <w:p>
       <w:pPr>
@@ -2994,7 +3121,12 @@
       </w:r>
       <w:r>
         <w:rPr>
-          <w:rFonts w:ascii="Times New Roman" w:hAnsi="Times New Roman" w:eastAsia="Times New Roman" w:cs="Times New Roman"/>
+          <w:rFonts w:ascii="Times New Roman" w:hAnsi="Times New Roman" w:cs="Times New Roman"/>
+        </w:rPr>
+      </w:r>
+      <w:r>
+        <w:rPr>
+          <w:rFonts w:ascii="Times New Roman" w:hAnsi="Times New Roman" w:cs="Times New Roman"/>
         </w:rPr>
       </w:r>
     </w:p>
@@ -3021,11 +3153,18 @@
       </w:r>
       <w:r>
         <w:rPr>
-          <w:rFonts w:ascii="Times New Roman" w:hAnsi="Times New Roman" w:eastAsia="Times New Roman" w:cs="Times New Roman"/>
+          <w:rFonts w:ascii="Times New Roman" w:hAnsi="Times New Roman" w:cs="Times New Roman"/>
           <w:b/>
           <w:bCs/>
         </w:rPr>
       </w:r>
+      <w:r>
+        <w:rPr>
+          <w:rFonts w:ascii="Times New Roman" w:hAnsi="Times New Roman" w:cs="Times New Roman"/>
+          <w:b/>
+          <w:bCs/>
+        </w:rPr>
+      </w:r>
     </w:p>
     <w:p>
       <w:pPr>
@@ -3046,7 +3185,12 @@
       </w:r>
       <w:r>
         <w:rPr>
-          <w:rFonts w:ascii="Times New Roman" w:hAnsi="Times New Roman" w:eastAsia="Times New Roman" w:cs="Times New Roman"/>
+          <w:rFonts w:ascii="Times New Roman" w:hAnsi="Times New Roman" w:cs="Times New Roman"/>
+        </w:rPr>
+      </w:r>
+      <w:r>
+        <w:rPr>
+          <w:rFonts w:ascii="Times New Roman" w:hAnsi="Times New Roman" w:cs="Times New Roman"/>
         </w:rPr>
       </w:r>
     </w:p>
@@ -3085,7 +3229,12 @@
       </w:r>
       <w:r>
         <w:rPr>
-          <w:rFonts w:ascii="Times New Roman" w:hAnsi="Times New Roman" w:eastAsia="Times New Roman" w:cs="Times New Roman"/>
+          <w:rFonts w:ascii="Times New Roman" w:hAnsi="Times New Roman" w:cs="Times New Roman"/>
+        </w:rPr>
+      </w:r>
+      <w:r>
+        <w:rPr>
+          <w:rFonts w:ascii="Times New Roman" w:hAnsi="Times New Roman" w:cs="Times New Roman"/>
         </w:rPr>
       </w:r>
     </w:p>
@@ -3116,14 +3265,12 @@
       </w:r>
       <w:r>
         <w:rPr>
-          <w:rFonts w:ascii="Times New Roman" w:hAnsi="Times New Roman" w:eastAsia="Times New Roman" w:cs="Times New Roman"/>
-          <w:sz w:val="24"/>
-          <w:szCs w:val="24"/>
-        </w:rPr>
-      </w:r>
-      <w:r>
-        <w:rPr>
-          <w:rFonts w:ascii="Times New Roman" w:hAnsi="Times New Roman" w:eastAsia="Times New Roman" w:cs="Times New Roman"/>
+          <w:rFonts w:ascii="Times New Roman" w:hAnsi="Times New Roman" w:cs="Times New Roman"/>
+        </w:rPr>
+      </w:r>
+      <w:r>
+        <w:rPr>
+          <w:rFonts w:ascii="Times New Roman" w:hAnsi="Times New Roman" w:cs="Times New Roman"/>
         </w:rPr>
       </w:r>
     </w:p>
@@ -3145,7 +3292,12 @@
       </w:r>
       <w:r>
         <w:rPr>
-          <w:rFonts w:ascii="Times New Roman" w:hAnsi="Times New Roman" w:eastAsia="Times New Roman" w:cs="Times New Roman"/>
+          <w:rFonts w:ascii="Times New Roman" w:hAnsi="Times New Roman" w:cs="Times New Roman"/>
+        </w:rPr>
+      </w:r>
+      <w:r>
+        <w:rPr>
+          <w:rFonts w:ascii="Times New Roman" w:hAnsi="Times New Roman" w:cs="Times New Roman"/>
         </w:rPr>
       </w:r>
     </w:p>
@@ -3167,7 +3319,12 @@
       </w:r>
       <w:r>
         <w:rPr>
-          <w:rFonts w:ascii="Times New Roman" w:hAnsi="Times New Roman" w:eastAsia="Times New Roman" w:cs="Times New Roman"/>
+          <w:rFonts w:ascii="Times New Roman" w:hAnsi="Times New Roman" w:cs="Times New Roman"/>
+        </w:rPr>
+      </w:r>
+      <w:r>
+        <w:rPr>
+          <w:rFonts w:ascii="Times New Roman" w:hAnsi="Times New Roman" w:cs="Times New Roman"/>
         </w:rPr>
       </w:r>
     </w:p>
@@ -3194,16 +3351,14 @@
       </w:r>
       <w:r>
         <w:rPr>
-          <w:rFonts w:ascii="Times New Roman" w:hAnsi="Times New Roman" w:eastAsia="Times New Roman" w:cs="Times New Roman"/>
+          <w:rFonts w:ascii="Times New Roman" w:hAnsi="Times New Roman" w:cs="Times New Roman"/>
           <w:b/>
           <w:bCs/>
-          <w:sz w:val="24"/>
-          <w:szCs w:val="24"/>
-        </w:rPr>
-      </w:r>
-      <w:r>
-        <w:rPr>
-          <w:rFonts w:ascii="Times New Roman" w:hAnsi="Times New Roman" w:eastAsia="Times New Roman" w:cs="Times New Roman"/>
+        </w:rPr>
+      </w:r>
+      <w:r>
+        <w:rPr>
+          <w:rFonts w:ascii="Times New Roman" w:hAnsi="Times New Roman" w:cs="Times New Roman"/>
           <w:b/>
           <w:bCs/>
         </w:rPr>
@@ -3227,7 +3382,12 @@
       </w:r>
       <w:r>
         <w:rPr>
-          <w:rFonts w:ascii="Times New Roman" w:hAnsi="Times New Roman" w:eastAsia="Times New Roman" w:cs="Times New Roman"/>
+          <w:rFonts w:ascii="Times New Roman" w:hAnsi="Times New Roman" w:cs="Times New Roman"/>
+        </w:rPr>
+      </w:r>
+      <w:r>
+        <w:rPr>
+          <w:rFonts w:ascii="Times New Roman" w:hAnsi="Times New Roman" w:cs="Times New Roman"/>
         </w:rPr>
       </w:r>
     </w:p>
@@ -3250,7 +3410,12 @@
       </w:r>
       <w:r>
         <w:rPr>
-          <w:rFonts w:ascii="Times New Roman" w:hAnsi="Times New Roman" w:eastAsia="Times New Roman" w:cs="Times New Roman"/>
+          <w:rFonts w:ascii="Times New Roman" w:hAnsi="Times New Roman" w:cs="Times New Roman"/>
+        </w:rPr>
+      </w:r>
+      <w:r>
+        <w:rPr>
+          <w:rFonts w:ascii="Times New Roman" w:hAnsi="Times New Roman" w:cs="Times New Roman"/>
         </w:rPr>
       </w:r>
     </w:p>
@@ -3297,12 +3462,12 @@
       </w:r>
       <w:r>
         <w:rPr>
-          <w:rFonts w:ascii="Times New Roman" w:hAnsi="Times New Roman" w:eastAsia="Times New Roman" w:cs="Times New Roman"/>
-        </w:rPr>
-      </w:r>
-      <w:r>
-        <w:rPr>
-          <w:rFonts w:ascii="Times New Roman" w:hAnsi="Times New Roman" w:eastAsia="Times New Roman" w:cs="Times New Roman"/>
+          <w:rFonts w:ascii="Times New Roman" w:hAnsi="Times New Roman" w:cs="Times New Roman"/>
+        </w:rPr>
+      </w:r>
+      <w:r>
+        <w:rPr>
+          <w:rFonts w:ascii="Times New Roman" w:hAnsi="Times New Roman" w:cs="Times New Roman"/>
         </w:rPr>
       </w:r>
     </w:p>
@@ -3341,12 +3506,12 @@
       </w:r>
       <w:r>
         <w:rPr>
-          <w:rFonts w:ascii="Times New Roman" w:hAnsi="Times New Roman" w:eastAsia="Times New Roman" w:cs="Times New Roman"/>
-        </w:rPr>
-      </w:r>
-      <w:r>
-        <w:rPr>
-          <w:rFonts w:ascii="Times New Roman" w:hAnsi="Times New Roman" w:eastAsia="Times New Roman" w:cs="Times New Roman"/>
+          <w:rFonts w:ascii="Times New Roman" w:hAnsi="Times New Roman" w:cs="Times New Roman"/>
+        </w:rPr>
+      </w:r>
+      <w:r>
+        <w:rPr>
+          <w:rFonts w:ascii="Times New Roman" w:hAnsi="Times New Roman" w:cs="Times New Roman"/>
         </w:rPr>
       </w:r>
     </w:p>
@@ -3369,7 +3534,12 @@
       </w:r>
       <w:r>
         <w:rPr>
-          <w:rFonts w:ascii="Times New Roman" w:hAnsi="Times New Roman" w:eastAsia="Times New Roman" w:cs="Times New Roman"/>
+          <w:rFonts w:ascii="Times New Roman" w:hAnsi="Times New Roman" w:cs="Times New Roman"/>
+        </w:rPr>
+      </w:r>
+      <w:r>
+        <w:rPr>
+          <w:rFonts w:ascii="Times New Roman" w:hAnsi="Times New Roman" w:cs="Times New Roman"/>
         </w:rPr>
       </w:r>
     </w:p>
@@ -3392,7 +3562,12 @@
       </w:r>
       <w:r>
         <w:rPr>
-          <w:rFonts w:ascii="Times New Roman" w:hAnsi="Times New Roman" w:eastAsia="Times New Roman" w:cs="Times New Roman"/>
+          <w:rFonts w:ascii="Times New Roman" w:hAnsi="Times New Roman" w:cs="Times New Roman"/>
+        </w:rPr>
+      </w:r>
+      <w:r>
+        <w:rPr>
+          <w:rFonts w:ascii="Times New Roman" w:hAnsi="Times New Roman" w:cs="Times New Roman"/>
         </w:rPr>
       </w:r>
     </w:p>
@@ -3415,7 +3590,12 @@
       </w:r>
       <w:r>
         <w:rPr>
-          <w:rFonts w:ascii="Times New Roman" w:hAnsi="Times New Roman" w:eastAsia="Times New Roman" w:cs="Times New Roman"/>
+          <w:rFonts w:ascii="Times New Roman" w:hAnsi="Times New Roman" w:cs="Times New Roman"/>
+        </w:rPr>
+      </w:r>
+      <w:r>
+        <w:rPr>
+          <w:rFonts w:ascii="Times New Roman" w:hAnsi="Times New Roman" w:cs="Times New Roman"/>
         </w:rPr>
       </w:r>
     </w:p>
@@ -3438,7 +3618,12 @@
       </w:r>
       <w:r>
         <w:rPr>
-          <w:rFonts w:ascii="Times New Roman" w:hAnsi="Times New Roman" w:eastAsia="Times New Roman" w:cs="Times New Roman"/>
+          <w:rFonts w:ascii="Times New Roman" w:hAnsi="Times New Roman" w:cs="Times New Roman"/>
+        </w:rPr>
+      </w:r>
+      <w:r>
+        <w:rPr>
+          <w:rFonts w:ascii="Times New Roman" w:hAnsi="Times New Roman" w:cs="Times New Roman"/>
         </w:rPr>
       </w:r>
     </w:p>
@@ -3461,7 +3646,12 @@
       </w:r>
       <w:r>
         <w:rPr>
-          <w:rFonts w:ascii="Times New Roman" w:hAnsi="Times New Roman" w:eastAsia="Times New Roman" w:cs="Times New Roman"/>
+          <w:rFonts w:ascii="Times New Roman" w:hAnsi="Times New Roman" w:cs="Times New Roman"/>
+        </w:rPr>
+      </w:r>
+      <w:r>
+        <w:rPr>
+          <w:rFonts w:ascii="Times New Roman" w:hAnsi="Times New Roman" w:cs="Times New Roman"/>
         </w:rPr>
       </w:r>
     </w:p>
@@ -3483,7 +3673,12 @@
       </w:r>
       <w:r>
         <w:rPr>
-          <w:rFonts w:ascii="Times New Roman" w:hAnsi="Times New Roman" w:eastAsia="Times New Roman" w:cs="Times New Roman"/>
+          <w:rFonts w:ascii="Times New Roman" w:hAnsi="Times New Roman" w:cs="Times New Roman"/>
+        </w:rPr>
+      </w:r>
+      <w:r>
+        <w:rPr>
+          <w:rFonts w:ascii="Times New Roman" w:hAnsi="Times New Roman" w:cs="Times New Roman"/>
         </w:rPr>
       </w:r>
     </w:p>
@@ -3506,10 +3701,12 @@
       </w:r>
       <w:r>
         <w:rPr>
-          <w:rFonts w:ascii="Times New Roman" w:hAnsi="Times New Roman" w:eastAsia="Times New Roman" w:cs="Times New Roman"/>
-          <w:sz w:val="24"/>
-          <w:szCs w:val="24"/>
-          <w:highlight w:val="none"/>
+          <w:rFonts w:ascii="Times New Roman" w:hAnsi="Times New Roman" w:cs="Times New Roman"/>
+        </w:rPr>
+      </w:r>
+      <w:r>
+        <w:rPr>
+          <w:rFonts w:ascii="Times New Roman" w:hAnsi="Times New Roman" w:cs="Times New Roman"/>
         </w:rPr>
       </w:r>
     </w:p>
@@ -3535,7 +3732,15 @@
       </w:r>
       <w:r>
         <w:rPr>
-          <w:rFonts w:ascii="Times New Roman" w:hAnsi="Times New Roman" w:eastAsia="Times New Roman" w:cs="Times New Roman"/>
+          <w:rFonts w:ascii="Times New Roman" w:hAnsi="Times New Roman" w:cs="Times New Roman"/>
+          <w:sz w:val="24"/>
+          <w:szCs w:val="24"/>
+          <w:highlight w:val="none"/>
+        </w:rPr>
+      </w:r>
+      <w:r>
+        <w:rPr>
+          <w:rFonts w:ascii="Times New Roman" w:hAnsi="Times New Roman" w:cs="Times New Roman"/>
           <w:sz w:val="24"/>
           <w:szCs w:val="24"/>
           <w:highlight w:val="none"/>
@@ -3564,12 +3769,15 @@
       </w:r>
       <w:r>
         <w:rPr>
-          <w:rFonts w:ascii="Times New Roman" w:hAnsi="Times New Roman" w:eastAsia="Times New Roman" w:cs="Times New Roman"/>
-        </w:rPr>
-      </w:r>
-      <w:r>
-        <w:rPr>
-          <w:rFonts w:ascii="Times New Roman" w:hAnsi="Times New Roman" w:eastAsia="Times New Roman" w:cs="Times New Roman"/>
+          <w:rFonts w:ascii="Times New Roman" w:hAnsi="Times New Roman" w:cs="Times New Roman"/>
+          <w:sz w:val="24"/>
+          <w:szCs w:val="24"/>
+          <w:highlight w:val="none"/>
+        </w:rPr>
+      </w:r>
+      <w:r>
+        <w:rPr>
+          <w:rFonts w:ascii="Times New Roman" w:hAnsi="Times New Roman" w:cs="Times New Roman"/>
           <w:sz w:val="24"/>
           <w:szCs w:val="24"/>
           <w:highlight w:val="none"/>
@@ -3595,7 +3803,12 @@
       </w:r>
       <w:r>
         <w:rPr>
-          <w:rFonts w:ascii="Times New Roman" w:hAnsi="Times New Roman" w:eastAsia="Times New Roman" w:cs="Times New Roman"/>
+          <w:rFonts w:ascii="Times New Roman" w:hAnsi="Times New Roman" w:cs="Times New Roman"/>
+        </w:rPr>
+      </w:r>
+      <w:r>
+        <w:rPr>
+          <w:rFonts w:ascii="Times New Roman" w:hAnsi="Times New Roman" w:cs="Times New Roman"/>
         </w:rPr>
       </w:r>
     </w:p>
@@ -3626,12 +3839,12 @@
       </w:r>
       <w:r>
         <w:rPr>
-          <w:rFonts w:ascii="Times New Roman" w:hAnsi="Times New Roman" w:eastAsia="Times New Roman" w:cs="Times New Roman"/>
-        </w:rPr>
-      </w:r>
-      <w:r>
-        <w:rPr>
-          <w:rFonts w:ascii="Times New Roman" w:hAnsi="Times New Roman" w:eastAsia="Times New Roman" w:cs="Times New Roman"/>
+          <w:rFonts w:ascii="Times New Roman" w:hAnsi="Times New Roman" w:cs="Times New Roman"/>
+        </w:rPr>
+      </w:r>
+      <w:r>
+        <w:rPr>
+          <w:rFonts w:ascii="Times New Roman" w:hAnsi="Times New Roman" w:cs="Times New Roman"/>
         </w:rPr>
       </w:r>
     </w:p>
@@ -3654,7 +3867,12 @@
       </w:r>
       <w:r>
         <w:rPr>
-          <w:rFonts w:ascii="Times New Roman" w:hAnsi="Times New Roman" w:eastAsia="Times New Roman" w:cs="Times New Roman"/>
+          <w:rFonts w:ascii="Times New Roman" w:hAnsi="Times New Roman" w:cs="Times New Roman"/>
+        </w:rPr>
+      </w:r>
+      <w:r>
+        <w:rPr>
+          <w:rFonts w:ascii="Times New Roman" w:hAnsi="Times New Roman" w:cs="Times New Roman"/>
         </w:rPr>
       </w:r>
     </w:p>
@@ -3677,7 +3895,12 @@
       </w:r>
       <w:r>
         <w:rPr>
-          <w:rFonts w:ascii="Times New Roman" w:hAnsi="Times New Roman" w:eastAsia="Times New Roman" w:cs="Times New Roman"/>
+          <w:rFonts w:ascii="Times New Roman" w:hAnsi="Times New Roman" w:cs="Times New Roman"/>
+        </w:rPr>
+      </w:r>
+      <w:r>
+        <w:rPr>
+          <w:rFonts w:ascii="Times New Roman" w:hAnsi="Times New Roman" w:cs="Times New Roman"/>
         </w:rPr>
       </w:r>
     </w:p>
@@ -3700,7 +3923,12 @@
       </w:r>
       <w:r>
         <w:rPr>
-          <w:rFonts w:ascii="Times New Roman" w:hAnsi="Times New Roman" w:eastAsia="Times New Roman" w:cs="Times New Roman"/>
+          <w:rFonts w:ascii="Times New Roman" w:hAnsi="Times New Roman" w:cs="Times New Roman"/>
+        </w:rPr>
+      </w:r>
+      <w:r>
+        <w:rPr>
+          <w:rFonts w:ascii="Times New Roman" w:hAnsi="Times New Roman" w:cs="Times New Roman"/>
         </w:rPr>
       </w:r>
     </w:p>
@@ -3731,12 +3959,12 @@
       </w:r>
       <w:r>
         <w:rPr>
-          <w:rFonts w:ascii="Times New Roman" w:hAnsi="Times New Roman" w:eastAsia="Times New Roman" w:cs="Times New Roman"/>
-        </w:rPr>
-      </w:r>
-      <w:r>
-        <w:rPr>
-          <w:rFonts w:ascii="Times New Roman" w:hAnsi="Times New Roman" w:eastAsia="Times New Roman" w:cs="Times New Roman"/>
+          <w:rFonts w:ascii="Times New Roman" w:hAnsi="Times New Roman" w:cs="Times New Roman"/>
+        </w:rPr>
+      </w:r>
+      <w:r>
+        <w:rPr>
+          <w:rFonts w:ascii="Times New Roman" w:hAnsi="Times New Roman" w:cs="Times New Roman"/>
         </w:rPr>
       </w:r>
     </w:p>
@@ -3762,7 +3990,18 @@
       </w:r>
       <w:r>
         <w:rPr>
-          <w:rFonts w:ascii="Times New Roman" w:hAnsi="Times New Roman" w:eastAsia="Times New Roman" w:cs="Times New Roman"/>
+          <w:rFonts w:ascii="Times New Roman" w:hAnsi="Times New Roman" w:cs="Times New Roman"/>
+          <w:sz w:val="24"/>
+          <w:szCs w:val="24"/>
+          <w:highlight w:val="none"/>
+        </w:rPr>
+      </w:r>
+      <w:r>
+        <w:rPr>
+          <w:rFonts w:ascii="Times New Roman" w:hAnsi="Times New Roman" w:cs="Times New Roman"/>
+          <w:sz w:val="24"/>
+          <w:szCs w:val="24"/>
+          <w:highlight w:val="none"/>
         </w:rPr>
       </w:r>
     </w:p>
@@ -3785,10 +4024,12 @@
       </w:r>
       <w:r>
         <w:rPr>
-          <w:rFonts w:ascii="Times New Roman" w:hAnsi="Times New Roman" w:eastAsia="Times New Roman" w:cs="Times New Roman"/>
-          <w:sz w:val="24"/>
-          <w:szCs w:val="24"/>
-          <w:highlight w:val="none"/>
+          <w:rFonts w:ascii="Times New Roman" w:hAnsi="Times New Roman" w:cs="Times New Roman"/>
+        </w:rPr>
+      </w:r>
+      <w:r>
+        <w:rPr>
+          <w:rFonts w:ascii="Times New Roman" w:hAnsi="Times New Roman" w:cs="Times New Roman"/>
         </w:rPr>
       </w:r>
     </w:p>
@@ -3811,12 +4052,12 @@
       </w:r>
       <w:r>
         <w:rPr>
-          <w:rFonts w:ascii="Times New Roman" w:hAnsi="Times New Roman" w:eastAsia="Times New Roman" w:cs="Times New Roman"/>
-        </w:rPr>
-      </w:r>
-      <w:r>
-        <w:rPr>
-          <w:rFonts w:ascii="Times New Roman" w:hAnsi="Times New Roman" w:eastAsia="Times New Roman" w:cs="Times New Roman"/>
+          <w:rFonts w:ascii="Times New Roman" w:hAnsi="Times New Roman" w:cs="Times New Roman"/>
+        </w:rPr>
+      </w:r>
+      <w:r>
+        <w:rPr>
+          <w:rFonts w:ascii="Times New Roman" w:hAnsi="Times New Roman" w:cs="Times New Roman"/>
         </w:rPr>
       </w:r>
     </w:p>
@@ -3847,12 +4088,12 @@
       </w:r>
       <w:r>
         <w:rPr>
-          <w:rFonts w:ascii="Times New Roman" w:hAnsi="Times New Roman" w:eastAsia="Times New Roman" w:cs="Times New Roman"/>
-        </w:rPr>
-      </w:r>
-      <w:r>
-        <w:rPr>
-          <w:rFonts w:ascii="Times New Roman" w:hAnsi="Times New Roman" w:eastAsia="Times New Roman" w:cs="Times New Roman"/>
+          <w:rFonts w:ascii="Times New Roman" w:hAnsi="Times New Roman" w:cs="Times New Roman"/>
+        </w:rPr>
+      </w:r>
+      <w:r>
+        <w:rPr>
+          <w:rFonts w:ascii="Times New Roman" w:hAnsi="Times New Roman" w:cs="Times New Roman"/>
         </w:rPr>
       </w:r>
     </w:p>
@@ -3907,12 +4148,12 @@
       </w:r>
       <w:r>
         <w:rPr>
-          <w:rFonts w:ascii="Times New Roman" w:hAnsi="Times New Roman" w:eastAsia="Times New Roman" w:cs="Times New Roman"/>
-        </w:rPr>
-      </w:r>
-      <w:r>
-        <w:rPr>
-          <w:rFonts w:ascii="Times New Roman" w:hAnsi="Times New Roman" w:eastAsia="Times New Roman" w:cs="Times New Roman"/>
+          <w:rFonts w:ascii="Times New Roman" w:hAnsi="Times New Roman" w:cs="Times New Roman"/>
+        </w:rPr>
+      </w:r>
+      <w:r>
+        <w:rPr>
+          <w:rFonts w:ascii="Times New Roman" w:hAnsi="Times New Roman" w:cs="Times New Roman"/>
         </w:rPr>
       </w:r>
     </w:p>
@@ -3936,11 +4177,6 @@
       <w:r>
         <w:rPr>
           <w:rFonts w:ascii="Times New Roman" w:hAnsi="Times New Roman" w:eastAsia="Times New Roman" w:cs="Times New Roman"/>
-        </w:rPr>
-      </w:r>
-      <w:r>
-        <w:rPr>
-          <w:rFonts w:ascii="Times New Roman" w:hAnsi="Times New Roman" w:eastAsia="Times New Roman" w:cs="Times New Roman"/>
           <w:sz w:val="24"/>
           <w:szCs w:val="24"/>
         </w:rPr>
@@ -3949,11 +4185,6 @@
       <w:r>
         <w:rPr>
           <w:rFonts w:ascii="Times New Roman" w:hAnsi="Times New Roman" w:eastAsia="Times New Roman" w:cs="Times New Roman"/>
-        </w:rPr>
-      </w:r>
-      <w:r>
-        <w:rPr>
-          <w:rFonts w:ascii="Times New Roman" w:hAnsi="Times New Roman" w:eastAsia="Times New Roman" w:cs="Times New Roman"/>
           <w:sz w:val="24"/>
           <w:szCs w:val="24"/>
         </w:rPr>
@@ -4006,16 +4237,6 @@
           <w:szCs w:val="24"/>
         </w:rPr>
         <w:t xml:space="preserve">сценариев.</w:t>
-      </w:r>
-      <w:r>
-        <w:rPr>
-          <w:rFonts w:ascii="Times New Roman" w:hAnsi="Times New Roman" w:eastAsia="Times New Roman" w:cs="Times New Roman"/>
-        </w:rPr>
-      </w:r>
-      <w:r>
-        <w:rPr>
-          <w:rFonts w:ascii="Times New Roman" w:hAnsi="Times New Roman" w:eastAsia="Times New Roman" w:cs="Times New Roman"/>
-        </w:rPr>
       </w:r>
       <w:r>
         <w:rPr>
@@ -4051,12 +4272,16 @@
       </w:r>
       <w:r>
         <w:rPr>
-          <w:rFonts w:ascii="Times New Roman" w:hAnsi="Times New Roman" w:eastAsia="Times New Roman" w:cs="Times New Roman"/>
+          <w:rFonts w:ascii="Times New Roman" w:hAnsi="Times New Roman" w:cs="Times New Roman"/>
           <w:b/>
           <w:bCs/>
-          <w:sz w:val="24"/>
-          <w:szCs w:val="24"/>
-          <w:highlight w:val="none"/>
+        </w:rPr>
+      </w:r>
+      <w:r>
+        <w:rPr>
+          <w:rFonts w:ascii="Times New Roman" w:hAnsi="Times New Roman" w:cs="Times New Roman"/>
+          <w:b/>
+          <w:bCs/>
         </w:rPr>
       </w:r>
     </w:p>
@@ -4089,6 +4314,19 @@
           <w:rFonts w:ascii="Times New Roman" w:hAnsi="Times New Roman" w:eastAsia="Times New Roman" w:cs="Times New Roman"/>
           <w:b/>
           <w:bCs/>
+          <w:sz w:val="24"/>
+          <w:szCs w:val="24"/>
+          <w:highlight w:val="none"/>
+        </w:rPr>
+      </w:r>
+      <w:r>
+        <w:rPr>
+          <w:rFonts w:ascii="Times New Roman" w:hAnsi="Times New Roman" w:eastAsia="Times New Roman" w:cs="Times New Roman"/>
+          <w:b/>
+          <w:bCs/>
+          <w:sz w:val="24"/>
+          <w:szCs w:val="24"/>
+          <w:highlight w:val="none"/>
         </w:rPr>
       </w:r>
     </w:p>
@@ -4110,7 +4348,12 @@
       </w:r>
       <w:r>
         <w:rPr>
-          <w:rFonts w:ascii="Times New Roman" w:hAnsi="Times New Roman" w:eastAsia="Times New Roman" w:cs="Times New Roman"/>
+          <w:rFonts w:ascii="Times New Roman" w:hAnsi="Times New Roman" w:cs="Times New Roman"/>
+        </w:rPr>
+      </w:r>
+      <w:r>
+        <w:rPr>
+          <w:rFonts w:ascii="Times New Roman" w:hAnsi="Times New Roman" w:cs="Times New Roman"/>
         </w:rPr>
       </w:r>
     </w:p>
@@ -4137,11 +4380,18 @@
       </w:r>
       <w:r>
         <w:rPr>
-          <w:rFonts w:ascii="Times New Roman" w:hAnsi="Times New Roman" w:eastAsia="Times New Roman" w:cs="Times New Roman"/>
+          <w:rFonts w:ascii="Times New Roman" w:hAnsi="Times New Roman" w:cs="Times New Roman"/>
           <w:b/>
           <w:bCs/>
         </w:rPr>
       </w:r>
+      <w:r>
+        <w:rPr>
+          <w:rFonts w:ascii="Times New Roman" w:hAnsi="Times New Roman" w:cs="Times New Roman"/>
+          <w:b/>
+          <w:bCs/>
+        </w:rPr>
+      </w:r>
     </w:p>
     <w:p>
       <w:pPr>
@@ -4161,7 +4411,12 @@
       </w:r>
       <w:r>
         <w:rPr>
-          <w:rFonts w:ascii="Times New Roman" w:hAnsi="Times New Roman" w:eastAsia="Times New Roman" w:cs="Times New Roman"/>
+          <w:rFonts w:ascii="Times New Roman" w:hAnsi="Times New Roman" w:cs="Times New Roman"/>
+        </w:rPr>
+      </w:r>
+      <w:r>
+        <w:rPr>
+          <w:rFonts w:ascii="Times New Roman" w:hAnsi="Times New Roman" w:cs="Times New Roman"/>
         </w:rPr>
       </w:r>
     </w:p>
@@ -4208,12 +4463,12 @@
       </w:r>
       <w:r>
         <w:rPr>
-          <w:rFonts w:ascii="Times New Roman" w:hAnsi="Times New Roman" w:eastAsia="Times New Roman" w:cs="Times New Roman"/>
-        </w:rPr>
-      </w:r>
-      <w:r>
-        <w:rPr>
-          <w:rFonts w:ascii="Times New Roman" w:hAnsi="Times New Roman" w:eastAsia="Times New Roman" w:cs="Times New Roman"/>
+          <w:rFonts w:ascii="Times New Roman" w:hAnsi="Times New Roman" w:cs="Times New Roman"/>
+        </w:rPr>
+      </w:r>
+      <w:r>
+        <w:rPr>
+          <w:rFonts w:ascii="Times New Roman" w:hAnsi="Times New Roman" w:cs="Times New Roman"/>
         </w:rPr>
       </w:r>
     </w:p>
@@ -4326,12 +4581,14 @@
       </w:r>
       <w:r>
         <w:rPr>
-          <w:rFonts w:ascii="Times New Roman" w:hAnsi="Times New Roman" w:eastAsia="Times New Roman" w:cs="Times New Roman"/>
-        </w:rPr>
-      </w:r>
-      <w:r>
-        <w:rPr>
-          <w:rFonts w:ascii="Times New Roman" w:hAnsi="Times New Roman" w:eastAsia="Times New Roman" w:cs="Times New Roman"/>
+          <w:rFonts w:ascii="Times New Roman" w:hAnsi="Times New Roman" w:cs="Times New Roman"/>
+          <w:sz w:val="24"/>
+          <w:szCs w:val="24"/>
+        </w:rPr>
+      </w:r>
+      <w:r>
+        <w:rPr>
+          <w:rFonts w:ascii="Times New Roman" w:hAnsi="Times New Roman" w:cs="Times New Roman"/>
           <w:sz w:val="24"/>
           <w:szCs w:val="24"/>
         </w:rPr>
@@ -4356,7 +4613,12 @@
       </w:r>
       <w:r>
         <w:rPr>
-          <w:rFonts w:ascii="Times New Roman" w:hAnsi="Times New Roman" w:eastAsia="Times New Roman" w:cs="Times New Roman"/>
+          <w:rFonts w:ascii="Times New Roman" w:hAnsi="Times New Roman" w:cs="Times New Roman"/>
+        </w:rPr>
+      </w:r>
+      <w:r>
+        <w:rPr>
+          <w:rFonts w:ascii="Times New Roman" w:hAnsi="Times New Roman" w:cs="Times New Roman"/>
         </w:rPr>
       </w:r>
     </w:p>
@@ -4379,7 +4641,12 @@
       </w:r>
       <w:r>
         <w:rPr>
-          <w:rFonts w:ascii="Times New Roman" w:hAnsi="Times New Roman" w:eastAsia="Times New Roman" w:cs="Times New Roman"/>
+          <w:rFonts w:ascii="Times New Roman" w:hAnsi="Times New Roman" w:cs="Times New Roman"/>
+        </w:rPr>
+      </w:r>
+      <w:r>
+        <w:rPr>
+          <w:rFonts w:ascii="Times New Roman" w:hAnsi="Times New Roman" w:cs="Times New Roman"/>
         </w:rPr>
       </w:r>
     </w:p>
@@ -4403,11 +4670,6 @@
       <w:r>
         <w:rPr>
           <w:rFonts w:ascii="Times New Roman" w:hAnsi="Times New Roman" w:eastAsia="Times New Roman" w:cs="Times New Roman"/>
-        </w:rPr>
-      </w:r>
-      <w:r>
-        <w:rPr>
-          <w:rFonts w:ascii="Times New Roman" w:hAnsi="Times New Roman" w:eastAsia="Times New Roman" w:cs="Times New Roman"/>
           <w:sz w:val="24"/>
           <w:szCs w:val="24"/>
         </w:rPr>
@@ -4415,7 +4677,7 @@
       </w:r>
       <w:r>
         <w:rPr>
-          <w:rFonts w:ascii="Times New Roman" w:hAnsi="Times New Roman" w:eastAsia="Times New Roman" w:cs="Times New Roman"/>
+          <w:rFonts w:ascii="Times New Roman" w:hAnsi="Times New Roman" w:cs="Times New Roman"/>
         </w:rPr>
       </w:r>
       <w:r>
@@ -4444,11 +4706,6 @@
       <w:r>
         <w:rPr>
           <w:rFonts w:ascii="Times New Roman" w:hAnsi="Times New Roman" w:eastAsia="Times New Roman" w:cs="Times New Roman"/>
-        </w:rPr>
-      </w:r>
-      <w:r>
-        <w:rPr>
-          <w:rFonts w:ascii="Times New Roman" w:hAnsi="Times New Roman" w:eastAsia="Times New Roman" w:cs="Times New Roman"/>
           <w:sz w:val="24"/>
           <w:szCs w:val="24"/>
         </w:rPr>
@@ -4456,7 +4713,7 @@
       </w:r>
       <w:r>
         <w:rPr>
-          <w:rFonts w:ascii="Times New Roman" w:hAnsi="Times New Roman" w:eastAsia="Times New Roman" w:cs="Times New Roman"/>
+          <w:rFonts w:ascii="Times New Roman" w:hAnsi="Times New Roman" w:cs="Times New Roman"/>
         </w:rPr>
       </w:r>
       <w:r>
@@ -4484,7 +4741,12 @@
       </w:r>
       <w:r>
         <w:rPr>
-          <w:rFonts w:ascii="Times New Roman" w:hAnsi="Times New Roman" w:eastAsia="Times New Roman" w:cs="Times New Roman"/>
+          <w:rFonts w:ascii="Times New Roman" w:hAnsi="Times New Roman" w:cs="Times New Roman"/>
+        </w:rPr>
+      </w:r>
+      <w:r>
+        <w:rPr>
+          <w:rFonts w:ascii="Times New Roman" w:hAnsi="Times New Roman" w:cs="Times New Roman"/>
         </w:rPr>
       </w:r>
     </w:p>
@@ -4506,7 +4768,12 @@
       </w:r>
       <w:r>
         <w:rPr>
-          <w:rFonts w:ascii="Times New Roman" w:hAnsi="Times New Roman" w:eastAsia="Times New Roman" w:cs="Times New Roman"/>
+          <w:rFonts w:ascii="Times New Roman" w:hAnsi="Times New Roman" w:cs="Times New Roman"/>
+        </w:rPr>
+      </w:r>
+      <w:r>
+        <w:rPr>
+          <w:rFonts w:ascii="Times New Roman" w:hAnsi="Times New Roman" w:cs="Times New Roman"/>
         </w:rPr>
       </w:r>
     </w:p>
@@ -4533,11 +4800,18 @@
       </w:r>
       <w:r>
         <w:rPr>
-          <w:rFonts w:ascii="Times New Roman" w:hAnsi="Times New Roman" w:eastAsia="Times New Roman" w:cs="Times New Roman"/>
+          <w:rFonts w:ascii="Times New Roman" w:hAnsi="Times New Roman" w:cs="Times New Roman"/>
           <w:b/>
           <w:bCs/>
         </w:rPr>
       </w:r>
+      <w:r>
+        <w:rPr>
+          <w:rFonts w:ascii="Times New Roman" w:hAnsi="Times New Roman" w:cs="Times New Roman"/>
+          <w:b/>
+          <w:bCs/>
+        </w:rPr>
+      </w:r>
     </w:p>
     <w:p>
       <w:pPr>
@@ -4557,7 +4831,12 @@
       </w:r>
       <w:r>
         <w:rPr>
-          <w:rFonts w:ascii="Times New Roman" w:hAnsi="Times New Roman" w:eastAsia="Times New Roman" w:cs="Times New Roman"/>
+          <w:rFonts w:ascii="Times New Roman" w:hAnsi="Times New Roman" w:cs="Times New Roman"/>
+        </w:rPr>
+      </w:r>
+      <w:r>
+        <w:rPr>
+          <w:rFonts w:ascii="Times New Roman" w:hAnsi="Times New Roman" w:cs="Times New Roman"/>
         </w:rPr>
       </w:r>
     </w:p>
@@ -4567,7 +4846,10 @@
         <w:spacing w:line="360" w:lineRule="auto"/>
         <w:ind/>
         <w:rPr>
-          <w:rFonts w:ascii="Times New Roman" w:hAnsi="Times New Roman" w:cs="Times New Roman"/>
+          <w:rFonts w:ascii="Times New Roman" w:hAnsi="Times New Roman" w:eastAsia="Times New Roman" w:cs="Times New Roman"/>
+          <w:sz w:val="24"/>
+          <w:szCs w:val="24"/>
+          <w:highlight w:val="none"/>
         </w:rPr>
       </w:pPr>
       <w:r>
@@ -4592,16 +4874,46 @@
           <w:sz w:val="24"/>
           <w:szCs w:val="24"/>
         </w:rPr>
-        <w:t xml:space="preserve">систем учёта личных финансов: CoinKeeper, ZenMoney и «Дзен-мани».</w:t>
-      </w:r>
-      <w:r>
-        <w:rPr>
-          <w:rFonts w:ascii="Times New Roman" w:hAnsi="Times New Roman" w:eastAsia="Times New Roman" w:cs="Times New Roman"/>
-        </w:rPr>
-      </w:r>
-      <w:r>
-        <w:rPr>
-          <w:rFonts w:ascii="Times New Roman" w:hAnsi="Times New Roman" w:eastAsia="Times New Roman" w:cs="Times New Roman"/>
+        <w:t xml:space="preserve">систем учёта личных финансов: CoinKeeper</w:t>
+      </w:r>
+      <w:r>
+        <w:rPr>
+          <w:rFonts w:ascii="Times New Roman" w:hAnsi="Times New Roman" w:eastAsia="Times New Roman" w:cs="Times New Roman"/>
+          <w:sz w:val="24"/>
+          <w:szCs w:val="24"/>
+          <w:lang w:val="en-US"/>
+        </w:rPr>
+        <w:t xml:space="preserve"> </w:t>
+      </w:r>
+      <w:r>
+        <w:rPr>
+          <w:rFonts w:ascii="Times New Roman" w:hAnsi="Times New Roman" w:eastAsia="Times New Roman" w:cs="Times New Roman"/>
+          <w:sz w:val="24"/>
+          <w:szCs w:val="24"/>
+        </w:rPr>
+        <w:t xml:space="preserve">и ZenMoney</w:t>
+      </w:r>
+      <w:r>
+        <w:rPr>
+          <w:rFonts w:ascii="Times New Roman" w:hAnsi="Times New Roman" w:cs="Times New Roman"/>
+          <w:lang w:val="en-US"/>
+        </w:rPr>
+        <w:t xml:space="preserve">.</w:t>
+      </w:r>
+      <w:r>
+        <w:rPr>
+          <w:rFonts w:ascii="Times New Roman" w:hAnsi="Times New Roman" w:eastAsia="Times New Roman" w:cs="Times New Roman"/>
+          <w:sz w:val="24"/>
+          <w:szCs w:val="24"/>
+          <w:highlight w:val="none"/>
+        </w:rPr>
+      </w:r>
+      <w:r>
+        <w:rPr>
+          <w:rFonts w:ascii="Times New Roman" w:hAnsi="Times New Roman" w:eastAsia="Times New Roman" w:cs="Times New Roman"/>
+          <w:sz w:val="24"/>
+          <w:szCs w:val="24"/>
+          <w:highlight w:val="none"/>
         </w:rPr>
       </w:r>
     </w:p>
@@ -4619,11 +4931,17 @@
           <w:rFonts w:ascii="Times New Roman" w:hAnsi="Times New Roman" w:eastAsia="Times New Roman" w:cs="Times New Roman"/>
           <w:sz w:val="24"/>
           <w:szCs w:val="24"/>
-        </w:rPr>
-      </w:r>
-      <w:r>
-        <w:rPr>
-          <w:rFonts w:ascii="Times New Roman" w:hAnsi="Times New Roman" w:eastAsia="Times New Roman" w:cs="Times New Roman"/>
+          <w:highlight w:val="none"/>
+        </w:rPr>
+      </w:r>
+      <w:r>
+        <w:rPr>
+          <w:rFonts w:ascii="Times New Roman" w:hAnsi="Times New Roman" w:cs="Times New Roman"/>
+        </w:rPr>
+      </w:r>
+      <w:r>
+        <w:rPr>
+          <w:rFonts w:ascii="Times New Roman" w:hAnsi="Times New Roman" w:cs="Times New Roman"/>
         </w:rPr>
       </w:r>
     </w:p>
@@ -4678,12 +4996,12 @@
       </w:r>
       <w:r>
         <w:rPr>
-          <w:rFonts w:ascii="Times New Roman" w:hAnsi="Times New Roman" w:eastAsia="Times New Roman" w:cs="Times New Roman"/>
-        </w:rPr>
-      </w:r>
-      <w:r>
-        <w:rPr>
-          <w:rFonts w:ascii="Times New Roman" w:hAnsi="Times New Roman" w:eastAsia="Times New Roman" w:cs="Times New Roman"/>
+          <w:rFonts w:ascii="Times New Roman" w:hAnsi="Times New Roman" w:cs="Times New Roman"/>
+        </w:rPr>
+      </w:r>
+      <w:r>
+        <w:rPr>
+          <w:rFonts w:ascii="Times New Roman" w:hAnsi="Times New Roman" w:cs="Times New Roman"/>
         </w:rPr>
       </w:r>
     </w:p>
@@ -4738,12 +5056,12 @@
       </w:r>
       <w:r>
         <w:rPr>
-          <w:rFonts w:ascii="Times New Roman" w:hAnsi="Times New Roman" w:eastAsia="Times New Roman" w:cs="Times New Roman"/>
-        </w:rPr>
-      </w:r>
-      <w:r>
-        <w:rPr>
-          <w:rFonts w:ascii="Times New Roman" w:hAnsi="Times New Roman" w:eastAsia="Times New Roman" w:cs="Times New Roman"/>
+          <w:rFonts w:ascii="Times New Roman" w:hAnsi="Times New Roman" w:cs="Times New Roman"/>
+        </w:rPr>
+      </w:r>
+      <w:r>
+        <w:rPr>
+          <w:rFonts w:ascii="Times New Roman" w:hAnsi="Times New Roman" w:cs="Times New Roman"/>
         </w:rPr>
       </w:r>
     </w:p>
@@ -4762,32 +5080,15 @@
           <w:sz w:val="24"/>
           <w:szCs w:val="24"/>
         </w:rPr>
-        <w:t xml:space="preserve">«Дзен-мани» — это бесплатное приложение с базовым набором функций. Оно не требует </w:t>
-      </w:r>
-      <w:r>
-        <w:rPr>
-          <w:rFonts w:ascii="Times New Roman" w:hAnsi="Times New Roman" w:eastAsia="Times New Roman" w:cs="Times New Roman"/>
-          <w:sz w:val="24"/>
-          <w:szCs w:val="24"/>
-        </w:rPr>
-        <w:t xml:space="preserve">оплаты, но содержит рекламу и также нуждается в регистрации. По функциональности </w:t>
-      </w:r>
-      <w:r>
-        <w:rPr>
-          <w:rFonts w:ascii="Times New Roman" w:hAnsi="Times New Roman" w:eastAsia="Times New Roman" w:cs="Times New Roman"/>
-          <w:sz w:val="24"/>
-          <w:szCs w:val="24"/>
-        </w:rPr>
-        <w:t xml:space="preserve">оно уступает платным аналогам, особенно в части автоматизации и отчётности.</w:t>
-      </w:r>
-      <w:r>
-        <w:rPr>
-          <w:rFonts w:ascii="Times New Roman" w:hAnsi="Times New Roman" w:eastAsia="Times New Roman" w:cs="Times New Roman"/>
-        </w:rPr>
-      </w:r>
-      <w:r>
-        <w:rPr>
-          <w:rFonts w:ascii="Times New Roman" w:hAnsi="Times New Roman" w:eastAsia="Times New Roman" w:cs="Times New Roman"/>
+      </w:r>
+      <w:r>
+        <w:rPr>
+          <w:rFonts w:ascii="Times New Roman" w:hAnsi="Times New Roman" w:cs="Times New Roman"/>
+        </w:rPr>
+      </w:r>
+      <w:r>
+        <w:rPr>
+          <w:rFonts w:ascii="Times New Roman" w:hAnsi="Times New Roman" w:cs="Times New Roman"/>
         </w:rPr>
       </w:r>
     </w:p>
@@ -4806,10 +5107,38 @@
           <w:sz w:val="24"/>
           <w:szCs w:val="24"/>
         </w:rPr>
-      </w:r>
-      <w:r>
-        <w:rPr>
-          <w:rFonts w:ascii="Times New Roman" w:hAnsi="Times New Roman" w:eastAsia="Times New Roman" w:cs="Times New Roman"/>
+        <w:t xml:space="preserve">Выводы по анализу аналогов:</w:t>
+      </w:r>
+      <w:r>
+        <w:rPr>
+          <w:rFonts w:ascii="Times New Roman" w:hAnsi="Times New Roman" w:cs="Times New Roman"/>
+        </w:rPr>
+      </w:r>
+      <w:r>
+        <w:rPr>
+          <w:rFonts w:ascii="Times New Roman" w:hAnsi="Times New Roman" w:cs="Times New Roman"/>
+        </w:rPr>
+      </w:r>
+      <w:r>
+        <w:rPr>
+          <w:rFonts w:ascii="Times New Roman" w:hAnsi="Times New Roman" w:eastAsia="Times New Roman" w:cs="Times New Roman"/>
+          <w:sz w:val="24"/>
+          <w:szCs w:val="24"/>
+        </w:rPr>
+      </w:r>
+      <w:r>
+        <w:rPr>
+          <w:rFonts w:ascii="Times New Roman" w:hAnsi="Times New Roman" w:cs="Times New Roman"/>
+        </w:rPr>
+      </w:r>
+      <w:r>
+        <w:rPr>
+          <w:rFonts w:ascii="Times New Roman" w:hAnsi="Times New Roman" w:cs="Times New Roman"/>
+        </w:rPr>
+      </w:r>
+      <w:r>
+        <w:rPr>
+          <w:rFonts w:ascii="Times New Roman" w:hAnsi="Times New Roman" w:cs="Times New Roman"/>
         </w:rPr>
       </w:r>
     </w:p>
@@ -4828,11 +5157,103 @@
           <w:sz w:val="24"/>
           <w:szCs w:val="24"/>
         </w:rPr>
-        <w:t xml:space="preserve">Выводы по анализу аналогов:</w:t>
-      </w:r>
-      <w:r>
-        <w:rPr>
-          <w:rFonts w:ascii="Times New Roman" w:hAnsi="Times New Roman" w:eastAsia="Times New Roman" w:cs="Times New Roman"/>
+        <w:t xml:space="preserve">Платные сервисы предлагают богатую функциональность, но требуют регулярных </w:t>
+      </w:r>
+      <w:r>
+        <w:rPr>
+          <w:rFonts w:ascii="Times New Roman" w:hAnsi="Times New Roman" w:cs="Times New Roman"/>
+        </w:rPr>
+      </w:r>
+      <w:r>
+        <w:rPr>
+          <w:rFonts w:ascii="Times New Roman" w:hAnsi="Times New Roman" w:cs="Times New Roman"/>
+        </w:rPr>
+      </w:r>
+      <w:r>
+        <w:rPr>
+          <w:rFonts w:ascii="Times New Roman" w:hAnsi="Times New Roman" w:eastAsia="Times New Roman" w:cs="Times New Roman"/>
+          <w:sz w:val="24"/>
+          <w:szCs w:val="24"/>
+        </w:rPr>
+        <w:t xml:space="preserve">платежей и передают данные на внешние серверы. </w:t>
+      </w:r>
+      <w:r>
+        <w:rPr>
+          <w:rFonts w:ascii="Times New Roman" w:hAnsi="Times New Roman" w:cs="Times New Roman"/>
+        </w:rPr>
+      </w:r>
+      <w:r>
+        <w:rPr>
+          <w:rFonts w:ascii="Times New Roman" w:hAnsi="Times New Roman" w:eastAsia="Times New Roman" w:cs="Times New Roman"/>
+          <w:sz w:val="24"/>
+          <w:szCs w:val="24"/>
+        </w:rPr>
+        <w:t xml:space="preserve">Бесплатные аналоги часто содержат рекламу и имеют </w:t>
+      </w:r>
+      <w:r>
+        <w:rPr>
+          <w:rFonts w:ascii="Times New Roman" w:hAnsi="Times New Roman" w:cs="Times New Roman"/>
+        </w:rPr>
+      </w:r>
+      <w:r>
+        <w:rPr>
+          <w:rFonts w:ascii="Times New Roman" w:hAnsi="Times New Roman" w:cs="Times New Roman"/>
+        </w:rPr>
+      </w:r>
+      <w:r>
+        <w:rPr>
+          <w:rFonts w:ascii="Times New Roman" w:hAnsi="Times New Roman" w:cs="Times New Roman"/>
+        </w:rPr>
+      </w:r>
+      <w:r>
+        <w:rPr>
+          <w:rFonts w:ascii="Times New Roman" w:hAnsi="Times New Roman" w:eastAsia="Times New Roman" w:cs="Times New Roman"/>
+          <w:sz w:val="24"/>
+          <w:szCs w:val="24"/>
+        </w:rPr>
+        <w:t xml:space="preserve">ограниченный набор функций. Кроме того, все рассмотренные сервисы требуют </w:t>
+      </w:r>
+      <w:r>
+        <w:rPr>
+          <w:rFonts w:ascii="Times New Roman" w:hAnsi="Times New Roman" w:cs="Times New Roman"/>
+        </w:rPr>
+      </w:r>
+      <w:r>
+        <w:rPr>
+          <w:rFonts w:ascii="Times New Roman" w:hAnsi="Times New Roman" w:cs="Times New Roman"/>
+        </w:rPr>
+      </w:r>
+      <w:r>
+        <w:rPr>
+          <w:rFonts w:ascii="Times New Roman" w:hAnsi="Times New Roman" w:cs="Times New Roman"/>
+        </w:rPr>
+      </w:r>
+      <w:r>
+        <w:rPr>
+          <w:rFonts w:ascii="Times New Roman" w:hAnsi="Times New Roman" w:eastAsia="Times New Roman" w:cs="Times New Roman"/>
+          <w:sz w:val="24"/>
+          <w:szCs w:val="24"/>
+        </w:rPr>
+        <w:t xml:space="preserve">регистрации и доступа к интернету.</w:t>
+      </w:r>
+      <w:r>
+        <w:rPr>
+          <w:rFonts w:ascii="Times New Roman" w:hAnsi="Times New Roman" w:cs="Times New Roman"/>
+        </w:rPr>
+      </w:r>
+      <w:r>
+        <w:rPr>
+          <w:rFonts w:ascii="Times New Roman" w:hAnsi="Times New Roman" w:cs="Times New Roman"/>
+        </w:rPr>
+      </w:r>
+      <w:r>
+        <w:rPr>
+          <w:rFonts w:ascii="Times New Roman" w:hAnsi="Times New Roman" w:cs="Times New Roman"/>
+        </w:rPr>
+      </w:r>
+      <w:r>
+        <w:rPr>
+          <w:rFonts w:ascii="Times New Roman" w:hAnsi="Times New Roman" w:cs="Times New Roman"/>
         </w:rPr>
       </w:r>
     </w:p>
@@ -4854,7 +5275,12 @@
       </w:r>
       <w:r>
         <w:rPr>
-          <w:rFonts w:ascii="Times New Roman" w:hAnsi="Times New Roman" w:eastAsia="Times New Roman" w:cs="Times New Roman"/>
+          <w:rFonts w:ascii="Times New Roman" w:hAnsi="Times New Roman" w:cs="Times New Roman"/>
+        </w:rPr>
+      </w:r>
+      <w:r>
+        <w:rPr>
+          <w:rFonts w:ascii="Times New Roman" w:hAnsi="Times New Roman" w:cs="Times New Roman"/>
         </w:rPr>
       </w:r>
     </w:p>
@@ -4873,11 +5299,16 @@
           <w:sz w:val="24"/>
           <w:szCs w:val="24"/>
         </w:rPr>
-        <w:t xml:space="preserve">Платные сервисы предлагают богатую функциональность, но требуют регулярных</w:t>
-      </w:r>
-      <w:r>
-        <w:rPr>
-          <w:rFonts w:ascii="Times New Roman" w:hAnsi="Times New Roman" w:eastAsia="Times New Roman" w:cs="Times New Roman"/>
+        <w:t xml:space="preserve">Преимущества разрабатываемого проекта:</w:t>
+      </w:r>
+      <w:r>
+        <w:rPr>
+          <w:rFonts w:ascii="Times New Roman" w:hAnsi="Times New Roman" w:cs="Times New Roman"/>
+        </w:rPr>
+      </w:r>
+      <w:r>
+        <w:rPr>
+          <w:rFonts w:ascii="Times New Roman" w:hAnsi="Times New Roman" w:cs="Times New Roman"/>
         </w:rPr>
       </w:r>
     </w:p>
@@ -4896,11 +5327,15 @@
           <w:sz w:val="24"/>
           <w:szCs w:val="24"/>
         </w:rPr>
-        <w:t xml:space="preserve">платежей и передают данные на внешние серверы, что создаёт риски для</w:t>
-      </w:r>
-      <w:r>
-        <w:rPr>
-          <w:rFonts w:ascii="Times New Roman" w:hAnsi="Times New Roman" w:eastAsia="Times New Roman" w:cs="Times New Roman"/>
+      </w:r>
+      <w:r>
+        <w:rPr>
+          <w:rFonts w:ascii="Times New Roman" w:hAnsi="Times New Roman" w:cs="Times New Roman"/>
+        </w:rPr>
+      </w:r>
+      <w:r>
+        <w:rPr>
+          <w:rFonts w:ascii="Times New Roman" w:hAnsi="Times New Roman" w:cs="Times New Roman"/>
         </w:rPr>
       </w:r>
     </w:p>
@@ -4919,11 +5354,16 @@
           <w:sz w:val="24"/>
           <w:szCs w:val="24"/>
         </w:rPr>
-        <w:t xml:space="preserve">конфиденциальности. Бесплатные аналоги часто содержат рекламу и имеют</w:t>
-      </w:r>
-      <w:r>
-        <w:rPr>
-          <w:rFonts w:ascii="Times New Roman" w:hAnsi="Times New Roman" w:eastAsia="Times New Roman" w:cs="Times New Roman"/>
+        <w:t xml:space="preserve">— полная автономность — не требует интернета после загрузки;</w:t>
+      </w:r>
+      <w:r>
+        <w:rPr>
+          <w:rFonts w:ascii="Times New Roman" w:hAnsi="Times New Roman" w:cs="Times New Roman"/>
+        </w:rPr>
+      </w:r>
+      <w:r>
+        <w:rPr>
+          <w:rFonts w:ascii="Times New Roman" w:hAnsi="Times New Roman" w:cs="Times New Roman"/>
         </w:rPr>
       </w:r>
     </w:p>
@@ -4942,11 +5382,16 @@
           <w:sz w:val="24"/>
           <w:szCs w:val="24"/>
         </w:rPr>
-        <w:t xml:space="preserve">ограниченный набор функций. Кроме того, все рассмотренные сервисы требуют</w:t>
-      </w:r>
-      <w:r>
-        <w:rPr>
-          <w:rFonts w:ascii="Times New Roman" w:hAnsi="Times New Roman" w:eastAsia="Times New Roman" w:cs="Times New Roman"/>
+        <w:t xml:space="preserve">— данные хранятся только на устройстве пользователя;</w:t>
+      </w:r>
+      <w:r>
+        <w:rPr>
+          <w:rFonts w:ascii="Times New Roman" w:hAnsi="Times New Roman" w:cs="Times New Roman"/>
+        </w:rPr>
+      </w:r>
+      <w:r>
+        <w:rPr>
+          <w:rFonts w:ascii="Times New Roman" w:hAnsi="Times New Roman" w:cs="Times New Roman"/>
         </w:rPr>
       </w:r>
     </w:p>
@@ -4965,11 +5410,16 @@
           <w:sz w:val="24"/>
           <w:szCs w:val="24"/>
         </w:rPr>
-        <w:t xml:space="preserve">регистрации и доступа к интернету.</w:t>
-      </w:r>
-      <w:r>
-        <w:rPr>
-          <w:rFonts w:ascii="Times New Roman" w:hAnsi="Times New Roman" w:eastAsia="Times New Roman" w:cs="Times New Roman"/>
+        <w:t xml:space="preserve">— не требуется регистрация и оплата;</w:t>
+      </w:r>
+      <w:r>
+        <w:rPr>
+          <w:rFonts w:ascii="Times New Roman" w:hAnsi="Times New Roman" w:cs="Times New Roman"/>
+        </w:rPr>
+      </w:r>
+      <w:r>
+        <w:rPr>
+          <w:rFonts w:ascii="Times New Roman" w:hAnsi="Times New Roman" w:cs="Times New Roman"/>
         </w:rPr>
       </w:r>
     </w:p>
@@ -4988,10 +5438,16 @@
           <w:sz w:val="24"/>
           <w:szCs w:val="24"/>
         </w:rPr>
-      </w:r>
-      <w:r>
-        <w:rPr>
-          <w:rFonts w:ascii="Times New Roman" w:hAnsi="Times New Roman" w:eastAsia="Times New Roman" w:cs="Times New Roman"/>
+        <w:t xml:space="preserve">— простой и интуитивно понятный интерфейс;</w:t>
+      </w:r>
+      <w:r>
+        <w:rPr>
+          <w:rFonts w:ascii="Times New Roman" w:hAnsi="Times New Roman" w:cs="Times New Roman"/>
+        </w:rPr>
+      </w:r>
+      <w:r>
+        <w:rPr>
+          <w:rFonts w:ascii="Times New Roman" w:hAnsi="Times New Roman" w:cs="Times New Roman"/>
         </w:rPr>
       </w:r>
     </w:p>
@@ -5010,11 +5466,16 @@
           <w:sz w:val="24"/>
           <w:szCs w:val="24"/>
         </w:rPr>
-        <w:t xml:space="preserve">Преимущества разрабатываемого проекта:</w:t>
-      </w:r>
-      <w:r>
-        <w:rPr>
-          <w:rFonts w:ascii="Times New Roman" w:hAnsi="Times New Roman" w:eastAsia="Times New Roman" w:cs="Times New Roman"/>
+        <w:t xml:space="preserve">— возможность экспорта данных в CSV.</w:t>
+      </w:r>
+      <w:r>
+        <w:rPr>
+          <w:rFonts w:ascii="Times New Roman" w:hAnsi="Times New Roman" w:cs="Times New Roman"/>
+        </w:rPr>
+      </w:r>
+      <w:r>
+        <w:rPr>
+          <w:rFonts w:ascii="Times New Roman" w:hAnsi="Times New Roman" w:cs="Times New Roman"/>
         </w:rPr>
       </w:r>
     </w:p>
@@ -5036,7 +5497,12 @@
       </w:r>
       <w:r>
         <w:rPr>
-          <w:rFonts w:ascii="Times New Roman" w:hAnsi="Times New Roman" w:eastAsia="Times New Roman" w:cs="Times New Roman"/>
+          <w:rFonts w:ascii="Times New Roman" w:hAnsi="Times New Roman" w:cs="Times New Roman"/>
+        </w:rPr>
+      </w:r>
+      <w:r>
+        <w:rPr>
+          <w:rFonts w:ascii="Times New Roman" w:hAnsi="Times New Roman" w:cs="Times New Roman"/>
         </w:rPr>
       </w:r>
     </w:p>
@@ -5047,19 +5513,32 @@
         <w:ind/>
         <w:rPr>
           <w:rFonts w:ascii="Times New Roman" w:hAnsi="Times New Roman" w:cs="Times New Roman"/>
-        </w:rPr>
-      </w:pPr>
-      <w:r>
-        <w:rPr>
-          <w:rFonts w:ascii="Times New Roman" w:hAnsi="Times New Roman" w:eastAsia="Times New Roman" w:cs="Times New Roman"/>
-          <w:sz w:val="24"/>
-          <w:szCs w:val="24"/>
-        </w:rPr>
-        <w:t xml:space="preserve">— полная автономность — не требует интернета после загрузки;</w:t>
-      </w:r>
-      <w:r>
-        <w:rPr>
-          <w:rFonts w:ascii="Times New Roman" w:hAnsi="Times New Roman" w:eastAsia="Times New Roman" w:cs="Times New Roman"/>
+          <w:b/>
+          <w:bCs/>
+        </w:rPr>
+      </w:pPr>
+      <w:r>
+        <w:rPr>
+          <w:rFonts w:ascii="Times New Roman" w:hAnsi="Times New Roman" w:eastAsia="Times New Roman" w:cs="Times New Roman"/>
+          <w:b/>
+          <w:bCs/>
+          <w:sz w:val="24"/>
+          <w:szCs w:val="24"/>
+        </w:rPr>
+        <w:t xml:space="preserve">1.3 Техническое задание на разработку</w:t>
+      </w:r>
+      <w:r>
+        <w:rPr>
+          <w:rFonts w:ascii="Times New Roman" w:hAnsi="Times New Roman" w:cs="Times New Roman"/>
+          <w:b/>
+          <w:bCs/>
+        </w:rPr>
+      </w:r>
+      <w:r>
+        <w:rPr>
+          <w:rFonts w:ascii="Times New Roman" w:hAnsi="Times New Roman" w:cs="Times New Roman"/>
+          <w:b/>
+          <w:bCs/>
         </w:rPr>
       </w:r>
     </w:p>
@@ -5078,11 +5557,15 @@
           <w:sz w:val="24"/>
           <w:szCs w:val="24"/>
         </w:rPr>
-        <w:t xml:space="preserve">— данные хранятся только на устройстве пользователя;</w:t>
-      </w:r>
-      <w:r>
-        <w:rPr>
-          <w:rFonts w:ascii="Times New Roman" w:hAnsi="Times New Roman" w:eastAsia="Times New Roman" w:cs="Times New Roman"/>
+      </w:r>
+      <w:r>
+        <w:rPr>
+          <w:rFonts w:ascii="Times New Roman" w:hAnsi="Times New Roman" w:cs="Times New Roman"/>
+        </w:rPr>
+      </w:r>
+      <w:r>
+        <w:rPr>
+          <w:rFonts w:ascii="Times New Roman" w:hAnsi="Times New Roman" w:cs="Times New Roman"/>
         </w:rPr>
       </w:r>
     </w:p>
@@ -5101,11 +5584,16 @@
           <w:sz w:val="24"/>
           <w:szCs w:val="24"/>
         </w:rPr>
-        <w:t xml:space="preserve">— не требуется регистрация и оплата;</w:t>
-      </w:r>
-      <w:r>
-        <w:rPr>
-          <w:rFonts w:ascii="Times New Roman" w:hAnsi="Times New Roman" w:eastAsia="Times New Roman" w:cs="Times New Roman"/>
+        <w:t xml:space="preserve">Наименование программного продукта: «Калькулятор личных финансов».</w:t>
+      </w:r>
+      <w:r>
+        <w:rPr>
+          <w:rFonts w:ascii="Times New Roman" w:hAnsi="Times New Roman" w:cs="Times New Roman"/>
+        </w:rPr>
+      </w:r>
+      <w:r>
+        <w:rPr>
+          <w:rFonts w:ascii="Times New Roman" w:hAnsi="Times New Roman" w:cs="Times New Roman"/>
         </w:rPr>
       </w:r>
     </w:p>
@@ -5124,11 +5612,16 @@
           <w:sz w:val="24"/>
           <w:szCs w:val="24"/>
         </w:rPr>
-        <w:t xml:space="preserve">— простой и интуитивно понятный интерфейс;</w:t>
-      </w:r>
-      <w:r>
-        <w:rPr>
-          <w:rFonts w:ascii="Times New Roman" w:hAnsi="Times New Roman" w:eastAsia="Times New Roman" w:cs="Times New Roman"/>
+        <w:t xml:space="preserve">Программный продукт предназначен для учёта личных доходов и расходов конечными</w:t>
+      </w:r>
+      <w:r>
+        <w:rPr>
+          <w:rFonts w:ascii="Times New Roman" w:hAnsi="Times New Roman" w:cs="Times New Roman"/>
+        </w:rPr>
+      </w:r>
+      <w:r>
+        <w:rPr>
+          <w:rFonts w:ascii="Times New Roman" w:hAnsi="Times New Roman" w:cs="Times New Roman"/>
         </w:rPr>
       </w:r>
     </w:p>
@@ -5147,11 +5640,16 @@
           <w:sz w:val="24"/>
           <w:szCs w:val="24"/>
         </w:rPr>
-        <w:t xml:space="preserve">— возможность экспорта данных в CSV.</w:t>
-      </w:r>
-      <w:r>
-        <w:rPr>
-          <w:rFonts w:ascii="Times New Roman" w:hAnsi="Times New Roman" w:eastAsia="Times New Roman" w:cs="Times New Roman"/>
+        <w:t xml:space="preserve">пользователями — частными лицами, желающими систематизировать свои финансы.</w:t>
+      </w:r>
+      <w:r>
+        <w:rPr>
+          <w:rFonts w:ascii="Times New Roman" w:hAnsi="Times New Roman" w:cs="Times New Roman"/>
+        </w:rPr>
+      </w:r>
+      <w:r>
+        <w:rPr>
+          <w:rFonts w:ascii="Times New Roman" w:hAnsi="Times New Roman" w:cs="Times New Roman"/>
         </w:rPr>
       </w:r>
     </w:p>
@@ -5173,7 +5671,12 @@
       </w:r>
       <w:r>
         <w:rPr>
-          <w:rFonts w:ascii="Times New Roman" w:hAnsi="Times New Roman" w:eastAsia="Times New Roman" w:cs="Times New Roman"/>
+          <w:rFonts w:ascii="Times New Roman" w:hAnsi="Times New Roman" w:cs="Times New Roman"/>
+        </w:rPr>
+      </w:r>
+      <w:r>
+        <w:rPr>
+          <w:rFonts w:ascii="Times New Roman" w:hAnsi="Times New Roman" w:cs="Times New Roman"/>
         </w:rPr>
       </w:r>
     </w:p>
@@ -5184,6 +5687,1196 @@
         <w:ind/>
         <w:rPr>
           <w:rFonts w:ascii="Times New Roman" w:hAnsi="Times New Roman" w:cs="Times New Roman"/>
+        </w:rPr>
+      </w:pPr>
+      <w:r>
+        <w:rPr>
+          <w:rFonts w:ascii="Times New Roman" w:hAnsi="Times New Roman" w:eastAsia="Times New Roman" w:cs="Times New Roman"/>
+          <w:sz w:val="24"/>
+          <w:szCs w:val="24"/>
+        </w:rPr>
+        <w:t xml:space="preserve">Целями создания являются:</w:t>
+      </w:r>
+      <w:r>
+        <w:rPr>
+          <w:rFonts w:ascii="Times New Roman" w:hAnsi="Times New Roman" w:cs="Times New Roman"/>
+        </w:rPr>
+      </w:r>
+      <w:r>
+        <w:rPr>
+          <w:rFonts w:ascii="Times New Roman" w:hAnsi="Times New Roman" w:cs="Times New Roman"/>
+        </w:rPr>
+      </w:r>
+    </w:p>
+    <w:p>
+      <w:pPr>
+        <w:pBdr/>
+        <w:spacing w:line="360" w:lineRule="auto"/>
+        <w:ind/>
+        <w:rPr>
+          <w:rFonts w:ascii="Times New Roman" w:hAnsi="Times New Roman" w:cs="Times New Roman"/>
+        </w:rPr>
+      </w:pPr>
+      <w:r>
+        <w:rPr>
+          <w:rFonts w:ascii="Times New Roman" w:hAnsi="Times New Roman" w:eastAsia="Times New Roman" w:cs="Times New Roman"/>
+          <w:sz w:val="24"/>
+          <w:szCs w:val="24"/>
+        </w:rPr>
+      </w:r>
+      <w:r>
+        <w:rPr>
+          <w:rFonts w:ascii="Times New Roman" w:hAnsi="Times New Roman" w:cs="Times New Roman"/>
+        </w:rPr>
+      </w:r>
+      <w:r>
+        <w:rPr>
+          <w:rFonts w:ascii="Times New Roman" w:hAnsi="Times New Roman" w:cs="Times New Roman"/>
+        </w:rPr>
+      </w:r>
+    </w:p>
+    <w:p>
+      <w:pPr>
+        <w:pBdr/>
+        <w:spacing w:line="360" w:lineRule="auto"/>
+        <w:ind/>
+        <w:rPr>
+          <w:rFonts w:ascii="Times New Roman" w:hAnsi="Times New Roman" w:cs="Times New Roman"/>
+        </w:rPr>
+      </w:pPr>
+      <w:r>
+        <w:rPr>
+          <w:rFonts w:ascii="Times New Roman" w:hAnsi="Times New Roman" w:eastAsia="Times New Roman" w:cs="Times New Roman"/>
+          <w:sz w:val="24"/>
+          <w:szCs w:val="24"/>
+        </w:rPr>
+        <w:t xml:space="preserve">— предоставление пользователю удобного инструмента для фиксации финансовых операций;</w:t>
+      </w:r>
+      <w:r>
+        <w:rPr>
+          <w:rFonts w:ascii="Times New Roman" w:hAnsi="Times New Roman" w:cs="Times New Roman"/>
+        </w:rPr>
+      </w:r>
+      <w:r>
+        <w:rPr>
+          <w:rFonts w:ascii="Times New Roman" w:hAnsi="Times New Roman" w:cs="Times New Roman"/>
+        </w:rPr>
+      </w:r>
+    </w:p>
+    <w:p>
+      <w:pPr>
+        <w:pBdr/>
+        <w:spacing w:line="360" w:lineRule="auto"/>
+        <w:ind/>
+        <w:rPr>
+          <w:rFonts w:ascii="Times New Roman" w:hAnsi="Times New Roman" w:cs="Times New Roman"/>
+        </w:rPr>
+      </w:pPr>
+      <w:r>
+        <w:rPr>
+          <w:rFonts w:ascii="Times New Roman" w:hAnsi="Times New Roman" w:eastAsia="Times New Roman" w:cs="Times New Roman"/>
+          <w:sz w:val="24"/>
+          <w:szCs w:val="24"/>
+        </w:rPr>
+        <w:t xml:space="preserve">— автоматический расчёт баланса и общей суммы доходов и расходов;</w:t>
+      </w:r>
+      <w:r>
+        <w:rPr>
+          <w:rFonts w:ascii="Times New Roman" w:hAnsi="Times New Roman" w:cs="Times New Roman"/>
+        </w:rPr>
+      </w:r>
+      <w:r>
+        <w:rPr>
+          <w:rFonts w:ascii="Times New Roman" w:hAnsi="Times New Roman" w:cs="Times New Roman"/>
+        </w:rPr>
+      </w:r>
+    </w:p>
+    <w:p>
+      <w:pPr>
+        <w:pBdr/>
+        <w:spacing w:line="360" w:lineRule="auto"/>
+        <w:ind/>
+        <w:rPr>
+          <w:rFonts w:ascii="Times New Roman" w:hAnsi="Times New Roman" w:cs="Times New Roman"/>
+        </w:rPr>
+      </w:pPr>
+      <w:r>
+        <w:rPr>
+          <w:rFonts w:ascii="Times New Roman" w:hAnsi="Times New Roman" w:eastAsia="Times New Roman" w:cs="Times New Roman"/>
+          <w:sz w:val="24"/>
+          <w:szCs w:val="24"/>
+        </w:rPr>
+        <w:t xml:space="preserve">— визуализация распределения расходов по категориям;</w:t>
+      </w:r>
+      <w:r>
+        <w:rPr>
+          <w:rFonts w:ascii="Times New Roman" w:hAnsi="Times New Roman" w:cs="Times New Roman"/>
+        </w:rPr>
+      </w:r>
+      <w:r>
+        <w:rPr>
+          <w:rFonts w:ascii="Times New Roman" w:hAnsi="Times New Roman" w:cs="Times New Roman"/>
+        </w:rPr>
+      </w:r>
+    </w:p>
+    <w:p>
+      <w:pPr>
+        <w:pBdr/>
+        <w:spacing w:line="360" w:lineRule="auto"/>
+        <w:ind/>
+        <w:rPr>
+          <w:rFonts w:ascii="Times New Roman" w:hAnsi="Times New Roman" w:cs="Times New Roman"/>
+        </w:rPr>
+      </w:pPr>
+      <w:r>
+        <w:rPr>
+          <w:rFonts w:ascii="Times New Roman" w:hAnsi="Times New Roman" w:eastAsia="Times New Roman" w:cs="Times New Roman"/>
+          <w:sz w:val="24"/>
+          <w:szCs w:val="24"/>
+        </w:rPr>
+        <w:t xml:space="preserve">— обеспечение сохранности данных между сеансами работы.</w:t>
+      </w:r>
+      <w:r>
+        <w:rPr>
+          <w:rFonts w:ascii="Times New Roman" w:hAnsi="Times New Roman" w:cs="Times New Roman"/>
+        </w:rPr>
+      </w:r>
+      <w:r>
+        <w:rPr>
+          <w:rFonts w:ascii="Times New Roman" w:hAnsi="Times New Roman" w:cs="Times New Roman"/>
+        </w:rPr>
+      </w:r>
+    </w:p>
+    <w:p>
+      <w:pPr>
+        <w:pBdr/>
+        <w:spacing w:line="360" w:lineRule="auto"/>
+        <w:ind/>
+        <w:rPr>
+          <w:rFonts w:ascii="Times New Roman" w:hAnsi="Times New Roman" w:cs="Times New Roman"/>
+        </w:rPr>
+      </w:pPr>
+      <w:r>
+        <w:rPr>
+          <w:rFonts w:ascii="Times New Roman" w:hAnsi="Times New Roman" w:eastAsia="Times New Roman" w:cs="Times New Roman"/>
+          <w:sz w:val="24"/>
+          <w:szCs w:val="24"/>
+        </w:rPr>
+      </w:r>
+      <w:r>
+        <w:rPr>
+          <w:rFonts w:ascii="Times New Roman" w:hAnsi="Times New Roman" w:cs="Times New Roman"/>
+        </w:rPr>
+      </w:r>
+      <w:r>
+        <w:rPr>
+          <w:rFonts w:ascii="Times New Roman" w:hAnsi="Times New Roman" w:cs="Times New Roman"/>
+        </w:rPr>
+      </w:r>
+    </w:p>
+    <w:p>
+      <w:pPr>
+        <w:pBdr/>
+        <w:spacing w:line="360" w:lineRule="auto"/>
+        <w:ind/>
+        <w:rPr>
+          <w:rFonts w:ascii="Times New Roman" w:hAnsi="Times New Roman" w:cs="Times New Roman"/>
+        </w:rPr>
+      </w:pPr>
+      <w:r>
+        <w:rPr>
+          <w:rFonts w:ascii="Times New Roman" w:hAnsi="Times New Roman" w:eastAsia="Times New Roman" w:cs="Times New Roman"/>
+          <w:sz w:val="24"/>
+          <w:szCs w:val="24"/>
+          <w:highlight w:val="none"/>
+        </w:rPr>
+      </w:r>
+      <w:r>
+        <w:rPr>
+          <w:rFonts w:ascii="Times New Roman" w:hAnsi="Times New Roman" w:cs="Times New Roman"/>
+        </w:rPr>
+      </w:r>
+      <w:r>
+        <w:rPr>
+          <w:rFonts w:ascii="Times New Roman" w:hAnsi="Times New Roman" w:cs="Times New Roman"/>
+        </w:rPr>
+      </w:r>
+    </w:p>
+    <w:p>
+      <w:pPr>
+        <w:pBdr/>
+        <w:spacing w:line="360" w:lineRule="auto"/>
+        <w:ind/>
+        <w:rPr>
+          <w:rFonts w:ascii="Times New Roman" w:hAnsi="Times New Roman" w:eastAsia="Times New Roman" w:cs="Times New Roman"/>
+          <w:sz w:val="24"/>
+          <w:szCs w:val="24"/>
+          <w:highlight w:val="none"/>
+        </w:rPr>
+      </w:pPr>
+      <w:r>
+        <w:rPr>
+          <w:rFonts w:ascii="Times New Roman" w:hAnsi="Times New Roman" w:eastAsia="Times New Roman" w:cs="Times New Roman"/>
+          <w:sz w:val="24"/>
+          <w:szCs w:val="24"/>
+          <w:highlight w:val="none"/>
+        </w:rPr>
+      </w:r>
+      <w:r>
+        <w:rPr>
+          <w:rFonts w:ascii="Times New Roman" w:hAnsi="Times New Roman" w:eastAsia="Times New Roman" w:cs="Times New Roman"/>
+          <w:sz w:val="24"/>
+          <w:szCs w:val="24"/>
+          <w:highlight w:val="none"/>
+        </w:rPr>
+      </w:r>
+      <w:r>
+        <w:rPr>
+          <w:rFonts w:ascii="Times New Roman" w:hAnsi="Times New Roman" w:eastAsia="Times New Roman" w:cs="Times New Roman"/>
+          <w:sz w:val="24"/>
+          <w:szCs w:val="24"/>
+          <w:highlight w:val="none"/>
+        </w:rPr>
+      </w:r>
+    </w:p>
+    <w:p>
+      <w:pPr>
+        <w:pBdr/>
+        <w:spacing w:line="360" w:lineRule="auto"/>
+        <w:ind/>
+        <w:rPr>
+          <w:rFonts w:ascii="Times New Roman" w:hAnsi="Times New Roman" w:eastAsia="Times New Roman" w:cs="Times New Roman"/>
+          <w:sz w:val="24"/>
+          <w:szCs w:val="24"/>
+          <w:highlight w:val="none"/>
+        </w:rPr>
+      </w:pPr>
+      <w:r>
+        <w:rPr>
+          <w:rFonts w:ascii="Times New Roman" w:hAnsi="Times New Roman" w:eastAsia="Times New Roman" w:cs="Times New Roman"/>
+          <w:sz w:val="24"/>
+          <w:szCs w:val="24"/>
+          <w:highlight w:val="none"/>
+        </w:rPr>
+      </w:r>
+      <w:r>
+        <w:rPr>
+          <w:rFonts w:ascii="Times New Roman" w:hAnsi="Times New Roman" w:eastAsia="Times New Roman" w:cs="Times New Roman"/>
+          <w:sz w:val="24"/>
+          <w:szCs w:val="24"/>
+          <w:highlight w:val="none"/>
+        </w:rPr>
+      </w:r>
+      <w:r>
+        <w:rPr>
+          <w:rFonts w:ascii="Times New Roman" w:hAnsi="Times New Roman" w:eastAsia="Times New Roman" w:cs="Times New Roman"/>
+          <w:sz w:val="24"/>
+          <w:szCs w:val="24"/>
+          <w:highlight w:val="none"/>
+        </w:rPr>
+      </w:r>
+    </w:p>
+    <w:p>
+      <w:pPr>
+        <w:pBdr/>
+        <w:spacing w:line="360" w:lineRule="auto"/>
+        <w:ind/>
+        <w:rPr>
+          <w:rFonts w:ascii="Times New Roman" w:hAnsi="Times New Roman" w:eastAsia="Times New Roman" w:cs="Times New Roman"/>
+          <w:sz w:val="24"/>
+          <w:szCs w:val="24"/>
+          <w:highlight w:val="none"/>
+        </w:rPr>
+      </w:pPr>
+      <w:r>
+        <w:rPr>
+          <w:rFonts w:ascii="Times New Roman" w:hAnsi="Times New Roman" w:eastAsia="Times New Roman" w:cs="Times New Roman"/>
+          <w:sz w:val="24"/>
+          <w:szCs w:val="24"/>
+        </w:rPr>
+        <w:t xml:space="preserve">Функциональные требования:</w:t>
+      </w:r>
+      <w:r>
+        <w:rPr>
+          <w:rFonts w:ascii="Times New Roman" w:hAnsi="Times New Roman" w:eastAsia="Times New Roman" w:cs="Times New Roman"/>
+          <w:sz w:val="24"/>
+          <w:szCs w:val="24"/>
+          <w:highlight w:val="none"/>
+        </w:rPr>
+      </w:r>
+      <w:r>
+        <w:rPr>
+          <w:rFonts w:ascii="Times New Roman" w:hAnsi="Times New Roman" w:eastAsia="Times New Roman" w:cs="Times New Roman"/>
+          <w:sz w:val="24"/>
+          <w:szCs w:val="24"/>
+          <w:highlight w:val="none"/>
+        </w:rPr>
+      </w:r>
+    </w:p>
+    <w:p>
+      <w:pPr>
+        <w:pBdr/>
+        <w:spacing w:line="360" w:lineRule="auto"/>
+        <w:ind/>
+        <w:rPr>
+          <w:rFonts w:ascii="Times New Roman" w:hAnsi="Times New Roman" w:eastAsia="Times New Roman" w:cs="Times New Roman"/>
+          <w:sz w:val="24"/>
+          <w:szCs w:val="24"/>
+          <w:highlight w:val="none"/>
+        </w:rPr>
+      </w:pPr>
+      <w:r>
+        <w:rPr>
+          <w:rFonts w:ascii="Times New Roman" w:hAnsi="Times New Roman" w:eastAsia="Times New Roman" w:cs="Times New Roman"/>
+          <w:sz w:val="24"/>
+          <w:szCs w:val="24"/>
+        </w:rPr>
+        <w:t xml:space="preserve">1. Добавление транзакций:</w:t>
+      </w:r>
+      <w:r>
+        <w:rPr>
+          <w:rFonts w:ascii="Times New Roman" w:hAnsi="Times New Roman" w:eastAsia="Times New Roman" w:cs="Times New Roman"/>
+          <w:sz w:val="24"/>
+          <w:szCs w:val="24"/>
+          <w:highlight w:val="none"/>
+        </w:rPr>
+      </w:r>
+      <w:r>
+        <w:rPr>
+          <w:rFonts w:ascii="Times New Roman" w:hAnsi="Times New Roman" w:eastAsia="Times New Roman" w:cs="Times New Roman"/>
+          <w:sz w:val="24"/>
+          <w:szCs w:val="24"/>
+          <w:highlight w:val="none"/>
+        </w:rPr>
+      </w:r>
+    </w:p>
+    <w:p>
+      <w:pPr>
+        <w:pBdr/>
+        <w:spacing w:line="360" w:lineRule="auto"/>
+        <w:ind/>
+        <w:rPr>
+          <w:rFonts w:ascii="Times New Roman" w:hAnsi="Times New Roman" w:cs="Times New Roman"/>
+        </w:rPr>
+      </w:pPr>
+      <w:r>
+        <w:rPr>
+          <w:rFonts w:ascii="Times New Roman" w:hAnsi="Times New Roman" w:eastAsia="Times New Roman" w:cs="Times New Roman"/>
+          <w:sz w:val="24"/>
+          <w:szCs w:val="24"/>
+        </w:rPr>
+        <w:t xml:space="preserve">   — ввод суммы (положительное число);</w:t>
+      </w:r>
+      <w:r>
+        <w:rPr>
+          <w:rFonts w:ascii="Times New Roman" w:hAnsi="Times New Roman" w:cs="Times New Roman"/>
+        </w:rPr>
+      </w:r>
+      <w:r>
+        <w:rPr>
+          <w:rFonts w:ascii="Times New Roman" w:hAnsi="Times New Roman" w:cs="Times New Roman"/>
+        </w:rPr>
+      </w:r>
+    </w:p>
+    <w:p>
+      <w:pPr>
+        <w:pBdr/>
+        <w:spacing w:line="360" w:lineRule="auto"/>
+        <w:ind/>
+        <w:rPr>
+          <w:rFonts w:ascii="Times New Roman" w:hAnsi="Times New Roman" w:cs="Times New Roman"/>
+        </w:rPr>
+      </w:pPr>
+      <w:r>
+        <w:rPr>
+          <w:rFonts w:ascii="Times New Roman" w:hAnsi="Times New Roman" w:eastAsia="Times New Roman" w:cs="Times New Roman"/>
+          <w:sz w:val="24"/>
+          <w:szCs w:val="24"/>
+        </w:rPr>
+        <w:t xml:space="preserve">   — выбор типа: «Доход» или «Расход»;</w:t>
+      </w:r>
+      <w:r>
+        <w:rPr>
+          <w:rFonts w:ascii="Times New Roman" w:hAnsi="Times New Roman" w:cs="Times New Roman"/>
+        </w:rPr>
+      </w:r>
+      <w:r>
+        <w:rPr>
+          <w:rFonts w:ascii="Times New Roman" w:hAnsi="Times New Roman" w:cs="Times New Roman"/>
+        </w:rPr>
+      </w:r>
+    </w:p>
+    <w:p>
+      <w:pPr>
+        <w:pBdr/>
+        <w:spacing w:line="360" w:lineRule="auto"/>
+        <w:ind/>
+        <w:rPr>
+          <w:rFonts w:ascii="Times New Roman" w:hAnsi="Times New Roman" w:cs="Times New Roman"/>
+        </w:rPr>
+      </w:pPr>
+      <w:r>
+        <w:rPr>
+          <w:rFonts w:ascii="Times New Roman" w:hAnsi="Times New Roman" w:eastAsia="Times New Roman" w:cs="Times New Roman"/>
+          <w:sz w:val="24"/>
+          <w:szCs w:val="24"/>
+        </w:rPr>
+        <w:t xml:space="preserve">   — выбор категории из предустановленного списка;</w:t>
+      </w:r>
+      <w:r>
+        <w:rPr>
+          <w:rFonts w:ascii="Times New Roman" w:hAnsi="Times New Roman" w:cs="Times New Roman"/>
+        </w:rPr>
+      </w:r>
+      <w:r>
+        <w:rPr>
+          <w:rFonts w:ascii="Times New Roman" w:hAnsi="Times New Roman" w:cs="Times New Roman"/>
+        </w:rPr>
+      </w:r>
+    </w:p>
+    <w:p>
+      <w:pPr>
+        <w:pBdr/>
+        <w:spacing w:line="360" w:lineRule="auto"/>
+        <w:ind/>
+        <w:rPr>
+          <w:rFonts w:ascii="Times New Roman" w:hAnsi="Times New Roman" w:cs="Times New Roman"/>
+        </w:rPr>
+      </w:pPr>
+      <w:r>
+        <w:rPr>
+          <w:rFonts w:ascii="Times New Roman" w:hAnsi="Times New Roman" w:eastAsia="Times New Roman" w:cs="Times New Roman"/>
+          <w:sz w:val="24"/>
+          <w:szCs w:val="24"/>
+        </w:rPr>
+        <w:t xml:space="preserve">   — выбор даты (по умолчанию — текущая);</w:t>
+      </w:r>
+      <w:r>
+        <w:rPr>
+          <w:rFonts w:ascii="Times New Roman" w:hAnsi="Times New Roman" w:cs="Times New Roman"/>
+        </w:rPr>
+      </w:r>
+      <w:r>
+        <w:rPr>
+          <w:rFonts w:ascii="Times New Roman" w:hAnsi="Times New Roman" w:cs="Times New Roman"/>
+        </w:rPr>
+      </w:r>
+    </w:p>
+    <w:p>
+      <w:pPr>
+        <w:pBdr/>
+        <w:spacing w:line="360" w:lineRule="auto"/>
+        <w:ind/>
+        <w:rPr>
+          <w:rFonts w:ascii="Times New Roman" w:hAnsi="Times New Roman" w:cs="Times New Roman"/>
+        </w:rPr>
+      </w:pPr>
+      <w:r>
+        <w:rPr>
+          <w:rFonts w:ascii="Times New Roman" w:hAnsi="Times New Roman" w:eastAsia="Times New Roman" w:cs="Times New Roman"/>
+          <w:sz w:val="24"/>
+          <w:szCs w:val="24"/>
+        </w:rPr>
+        <w:t xml:space="preserve">   — необязательный текстовый комментарий.</w:t>
+      </w:r>
+      <w:r>
+        <w:rPr>
+          <w:rFonts w:ascii="Times New Roman" w:hAnsi="Times New Roman" w:cs="Times New Roman"/>
+        </w:rPr>
+      </w:r>
+      <w:r>
+        <w:rPr>
+          <w:rFonts w:ascii="Times New Roman" w:hAnsi="Times New Roman" w:cs="Times New Roman"/>
+        </w:rPr>
+      </w:r>
+    </w:p>
+    <w:p>
+      <w:pPr>
+        <w:pBdr/>
+        <w:spacing w:line="360" w:lineRule="auto"/>
+        <w:ind/>
+        <w:rPr>
+          <w:rFonts w:ascii="Times New Roman" w:hAnsi="Times New Roman" w:cs="Times New Roman"/>
+        </w:rPr>
+      </w:pPr>
+      <w:r>
+        <w:rPr>
+          <w:rFonts w:ascii="Times New Roman" w:hAnsi="Times New Roman" w:eastAsia="Times New Roman" w:cs="Times New Roman"/>
+          <w:sz w:val="24"/>
+          <w:szCs w:val="24"/>
+        </w:rPr>
+        <w:t xml:space="preserve">2. Хранение данных:</w:t>
+      </w:r>
+      <w:r>
+        <w:rPr>
+          <w:rFonts w:ascii="Times New Roman" w:hAnsi="Times New Roman" w:cs="Times New Roman"/>
+        </w:rPr>
+      </w:r>
+      <w:r>
+        <w:rPr>
+          <w:rFonts w:ascii="Times New Roman" w:hAnsi="Times New Roman" w:cs="Times New Roman"/>
+        </w:rPr>
+      </w:r>
+    </w:p>
+    <w:p>
+      <w:pPr>
+        <w:pBdr/>
+        <w:spacing w:line="360" w:lineRule="auto"/>
+        <w:ind/>
+        <w:rPr>
+          <w:rFonts w:ascii="Times New Roman" w:hAnsi="Times New Roman" w:cs="Times New Roman"/>
+        </w:rPr>
+      </w:pPr>
+      <w:r>
+        <w:rPr>
+          <w:rFonts w:ascii="Times New Roman" w:hAnsi="Times New Roman" w:eastAsia="Times New Roman" w:cs="Times New Roman"/>
+          <w:sz w:val="24"/>
+          <w:szCs w:val="24"/>
+        </w:rPr>
+        <w:t xml:space="preserve">   — все транзакции сохраняются в массиве объектов;</w:t>
+      </w:r>
+      <w:r>
+        <w:rPr>
+          <w:rFonts w:ascii="Times New Roman" w:hAnsi="Times New Roman" w:cs="Times New Roman"/>
+        </w:rPr>
+      </w:r>
+      <w:r>
+        <w:rPr>
+          <w:rFonts w:ascii="Times New Roman" w:hAnsi="Times New Roman" w:cs="Times New Roman"/>
+        </w:rPr>
+      </w:r>
+    </w:p>
+    <w:p>
+      <w:pPr>
+        <w:pBdr/>
+        <w:spacing w:line="360" w:lineRule="auto"/>
+        <w:ind/>
+        <w:rPr>
+          <w:rFonts w:ascii="Times New Roman" w:hAnsi="Times New Roman" w:cs="Times New Roman"/>
+        </w:rPr>
+      </w:pPr>
+      <w:r>
+        <w:rPr>
+          <w:rFonts w:ascii="Times New Roman" w:hAnsi="Times New Roman" w:eastAsia="Times New Roman" w:cs="Times New Roman"/>
+          <w:sz w:val="24"/>
+          <w:szCs w:val="24"/>
+        </w:rPr>
+        <w:t xml:space="preserve">   — массив сериализуется в JSON и сохраняется в localStorage;</w:t>
+      </w:r>
+      <w:r>
+        <w:rPr>
+          <w:rFonts w:ascii="Times New Roman" w:hAnsi="Times New Roman" w:cs="Times New Roman"/>
+        </w:rPr>
+      </w:r>
+      <w:r>
+        <w:rPr>
+          <w:rFonts w:ascii="Times New Roman" w:hAnsi="Times New Roman" w:cs="Times New Roman"/>
+        </w:rPr>
+      </w:r>
+    </w:p>
+    <w:p>
+      <w:pPr>
+        <w:pBdr/>
+        <w:spacing w:line="360" w:lineRule="auto"/>
+        <w:ind/>
+        <w:rPr>
+          <w:rFonts w:ascii="Times New Roman" w:hAnsi="Times New Roman" w:cs="Times New Roman"/>
+        </w:rPr>
+      </w:pPr>
+      <w:r>
+        <w:rPr>
+          <w:rFonts w:ascii="Times New Roman" w:hAnsi="Times New Roman" w:eastAsia="Times New Roman" w:cs="Times New Roman"/>
+          <w:sz w:val="24"/>
+          <w:szCs w:val="24"/>
+        </w:rPr>
+        <w:t xml:space="preserve">   — при загрузке страницы данные автоматически восстанавливаются.</w:t>
+      </w:r>
+      <w:r>
+        <w:rPr>
+          <w:rFonts w:ascii="Times New Roman" w:hAnsi="Times New Roman" w:cs="Times New Roman"/>
+        </w:rPr>
+      </w:r>
+      <w:r>
+        <w:rPr>
+          <w:rFonts w:ascii="Times New Roman" w:hAnsi="Times New Roman" w:cs="Times New Roman"/>
+        </w:rPr>
+      </w:r>
+    </w:p>
+    <w:p>
+      <w:pPr>
+        <w:pBdr/>
+        <w:spacing w:line="360" w:lineRule="auto"/>
+        <w:ind/>
+        <w:rPr>
+          <w:rFonts w:ascii="Times New Roman" w:hAnsi="Times New Roman" w:cs="Times New Roman"/>
+        </w:rPr>
+      </w:pPr>
+      <w:r>
+        <w:rPr>
+          <w:rFonts w:ascii="Times New Roman" w:hAnsi="Times New Roman" w:eastAsia="Times New Roman" w:cs="Times New Roman"/>
+          <w:sz w:val="24"/>
+          <w:szCs w:val="24"/>
+        </w:rPr>
+        <w:t xml:space="preserve">3. Просмотр и фильтрация:</w:t>
+      </w:r>
+      <w:r>
+        <w:rPr>
+          <w:rFonts w:ascii="Times New Roman" w:hAnsi="Times New Roman" w:cs="Times New Roman"/>
+        </w:rPr>
+      </w:r>
+      <w:r>
+        <w:rPr>
+          <w:rFonts w:ascii="Times New Roman" w:hAnsi="Times New Roman" w:cs="Times New Roman"/>
+        </w:rPr>
+      </w:r>
+    </w:p>
+    <w:p>
+      <w:pPr>
+        <w:pBdr/>
+        <w:spacing w:line="360" w:lineRule="auto"/>
+        <w:ind/>
+        <w:rPr>
+          <w:rFonts w:ascii="Times New Roman" w:hAnsi="Times New Roman" w:cs="Times New Roman"/>
+        </w:rPr>
+      </w:pPr>
+      <w:r>
+        <w:rPr>
+          <w:rFonts w:ascii="Times New Roman" w:hAnsi="Times New Roman" w:eastAsia="Times New Roman" w:cs="Times New Roman"/>
+          <w:sz w:val="24"/>
+          <w:szCs w:val="24"/>
+        </w:rPr>
+        <w:t xml:space="preserve">   — отображение всех транзакций в таблице;</w:t>
+      </w:r>
+      <w:r>
+        <w:rPr>
+          <w:rFonts w:ascii="Times New Roman" w:hAnsi="Times New Roman" w:cs="Times New Roman"/>
+        </w:rPr>
+      </w:r>
+      <w:r>
+        <w:rPr>
+          <w:rFonts w:ascii="Times New Roman" w:hAnsi="Times New Roman" w:cs="Times New Roman"/>
+        </w:rPr>
+      </w:r>
+    </w:p>
+    <w:p>
+      <w:pPr>
+        <w:pBdr/>
+        <w:spacing w:line="360" w:lineRule="auto"/>
+        <w:ind/>
+        <w:rPr>
+          <w:rFonts w:ascii="Times New Roman" w:hAnsi="Times New Roman" w:cs="Times New Roman"/>
+        </w:rPr>
+      </w:pPr>
+      <w:r>
+        <w:rPr>
+          <w:rFonts w:ascii="Times New Roman" w:hAnsi="Times New Roman" w:eastAsia="Times New Roman" w:cs="Times New Roman"/>
+          <w:sz w:val="24"/>
+          <w:szCs w:val="24"/>
+        </w:rPr>
+        <w:t xml:space="preserve">   — фильтрация по типу, категории и дате;</w:t>
+      </w:r>
+      <w:r>
+        <w:rPr>
+          <w:rFonts w:ascii="Times New Roman" w:hAnsi="Times New Roman" w:cs="Times New Roman"/>
+        </w:rPr>
+      </w:r>
+      <w:r>
+        <w:rPr>
+          <w:rFonts w:ascii="Times New Roman" w:hAnsi="Times New Roman" w:cs="Times New Roman"/>
+        </w:rPr>
+      </w:r>
+    </w:p>
+    <w:p>
+      <w:pPr>
+        <w:pBdr/>
+        <w:spacing w:line="360" w:lineRule="auto"/>
+        <w:ind/>
+        <w:rPr>
+          <w:rFonts w:ascii="Times New Roman" w:hAnsi="Times New Roman" w:cs="Times New Roman"/>
+        </w:rPr>
+      </w:pPr>
+      <w:r>
+        <w:rPr>
+          <w:rFonts w:ascii="Times New Roman" w:hAnsi="Times New Roman" w:eastAsia="Times New Roman" w:cs="Times New Roman"/>
+          <w:sz w:val="24"/>
+          <w:szCs w:val="24"/>
+        </w:rPr>
+        <w:t xml:space="preserve">   — поиск по тексту комментария.</w:t>
+      </w:r>
+      <w:r>
+        <w:rPr>
+          <w:rFonts w:ascii="Times New Roman" w:hAnsi="Times New Roman" w:cs="Times New Roman"/>
+        </w:rPr>
+      </w:r>
+      <w:r>
+        <w:rPr>
+          <w:rFonts w:ascii="Times New Roman" w:hAnsi="Times New Roman" w:cs="Times New Roman"/>
+        </w:rPr>
+      </w:r>
+    </w:p>
+    <w:p>
+      <w:pPr>
+        <w:pBdr/>
+        <w:spacing w:line="360" w:lineRule="auto"/>
+        <w:ind/>
+        <w:rPr>
+          <w:rFonts w:ascii="Times New Roman" w:hAnsi="Times New Roman" w:cs="Times New Roman"/>
+        </w:rPr>
+      </w:pPr>
+      <w:r>
+        <w:rPr>
+          <w:rFonts w:ascii="Times New Roman" w:hAnsi="Times New Roman" w:eastAsia="Times New Roman" w:cs="Times New Roman"/>
+          <w:sz w:val="24"/>
+          <w:szCs w:val="24"/>
+        </w:rPr>
+        <w:t xml:space="preserve">4. Статистика и аналитика:</w:t>
+      </w:r>
+      <w:r>
+        <w:rPr>
+          <w:rFonts w:ascii="Times New Roman" w:hAnsi="Times New Roman" w:cs="Times New Roman"/>
+        </w:rPr>
+      </w:r>
+      <w:r>
+        <w:rPr>
+          <w:rFonts w:ascii="Times New Roman" w:hAnsi="Times New Roman" w:cs="Times New Roman"/>
+        </w:rPr>
+      </w:r>
+    </w:p>
+    <w:p>
+      <w:pPr>
+        <w:pBdr/>
+        <w:spacing w:line="360" w:lineRule="auto"/>
+        <w:ind/>
+        <w:rPr>
+          <w:rFonts w:ascii="Times New Roman" w:hAnsi="Times New Roman" w:cs="Times New Roman"/>
+        </w:rPr>
+      </w:pPr>
+      <w:r>
+        <w:rPr>
+          <w:rFonts w:ascii="Times New Roman" w:hAnsi="Times New Roman" w:eastAsia="Times New Roman" w:cs="Times New Roman"/>
+          <w:sz w:val="24"/>
+          <w:szCs w:val="24"/>
+        </w:rPr>
+        <w:t xml:space="preserve">   — отображение текущего баланса;</w:t>
+      </w:r>
+      <w:r>
+        <w:rPr>
+          <w:rFonts w:ascii="Times New Roman" w:hAnsi="Times New Roman" w:cs="Times New Roman"/>
+        </w:rPr>
+      </w:r>
+      <w:r>
+        <w:rPr>
+          <w:rFonts w:ascii="Times New Roman" w:hAnsi="Times New Roman" w:cs="Times New Roman"/>
+        </w:rPr>
+      </w:r>
+    </w:p>
+    <w:p>
+      <w:pPr>
+        <w:pBdr/>
+        <w:spacing w:line="360" w:lineRule="auto"/>
+        <w:ind/>
+        <w:rPr>
+          <w:rFonts w:ascii="Times New Roman" w:hAnsi="Times New Roman" w:cs="Times New Roman"/>
+        </w:rPr>
+      </w:pPr>
+      <w:r>
+        <w:rPr>
+          <w:rFonts w:ascii="Times New Roman" w:hAnsi="Times New Roman" w:eastAsia="Times New Roman" w:cs="Times New Roman"/>
+          <w:sz w:val="24"/>
+          <w:szCs w:val="24"/>
+        </w:rPr>
+        <w:t xml:space="preserve">   — отображение общей суммы доходов и расходов;</w:t>
+      </w:r>
+      <w:r>
+        <w:rPr>
+          <w:rFonts w:ascii="Times New Roman" w:hAnsi="Times New Roman" w:cs="Times New Roman"/>
+        </w:rPr>
+      </w:r>
+      <w:r>
+        <w:rPr>
+          <w:rFonts w:ascii="Times New Roman" w:hAnsi="Times New Roman" w:cs="Times New Roman"/>
+        </w:rPr>
+      </w:r>
+    </w:p>
+    <w:p>
+      <w:pPr>
+        <w:pBdr/>
+        <w:spacing w:line="360" w:lineRule="auto"/>
+        <w:ind/>
+        <w:rPr>
+          <w:rFonts w:ascii="Times New Roman" w:hAnsi="Times New Roman" w:cs="Times New Roman"/>
+        </w:rPr>
+      </w:pPr>
+      <w:r>
+        <w:rPr>
+          <w:rFonts w:ascii="Times New Roman" w:hAnsi="Times New Roman" w:eastAsia="Times New Roman" w:cs="Times New Roman"/>
+          <w:sz w:val="24"/>
+          <w:szCs w:val="24"/>
+        </w:rPr>
+        <w:t xml:space="preserve">   — текстовая диаграмма распределения расходов по категориям;</w:t>
+      </w:r>
+      <w:r>
+        <w:rPr>
+          <w:rFonts w:ascii="Times New Roman" w:hAnsi="Times New Roman" w:cs="Times New Roman"/>
+        </w:rPr>
+      </w:r>
+      <w:r>
+        <w:rPr>
+          <w:rFonts w:ascii="Times New Roman" w:hAnsi="Times New Roman" w:cs="Times New Roman"/>
+        </w:rPr>
+      </w:r>
+    </w:p>
+    <w:p>
+      <w:pPr>
+        <w:pBdr/>
+        <w:spacing w:line="360" w:lineRule="auto"/>
+        <w:ind/>
+        <w:rPr>
+          <w:rFonts w:ascii="Times New Roman" w:hAnsi="Times New Roman" w:eastAsia="Times New Roman" w:cs="Times New Roman"/>
+          <w:sz w:val="24"/>
+          <w:szCs w:val="24"/>
+          <w:highlight w:val="none"/>
+        </w:rPr>
+      </w:pPr>
+      <w:r>
+        <w:rPr>
+          <w:rFonts w:ascii="Times New Roman" w:hAnsi="Times New Roman" w:eastAsia="Times New Roman" w:cs="Times New Roman"/>
+          <w:sz w:val="24"/>
+          <w:szCs w:val="24"/>
+        </w:rPr>
+        <w:t xml:space="preserve">   — экспорт данных в CSV-файл.</w:t>
+      </w:r>
+      <w:r>
+        <w:rPr>
+          <w:rFonts w:ascii="Times New Roman" w:hAnsi="Times New Roman" w:eastAsia="Times New Roman" w:cs="Times New Roman"/>
+          <w:sz w:val="24"/>
+          <w:szCs w:val="24"/>
+          <w:highlight w:val="none"/>
+        </w:rPr>
+      </w:r>
+      <w:r>
+        <w:rPr>
+          <w:rFonts w:ascii="Times New Roman" w:hAnsi="Times New Roman" w:eastAsia="Times New Roman" w:cs="Times New Roman"/>
+          <w:sz w:val="24"/>
+          <w:szCs w:val="24"/>
+          <w:highlight w:val="none"/>
+        </w:rPr>
+      </w:r>
+    </w:p>
+    <w:p>
+      <w:pPr>
+        <w:pBdr/>
+        <w:spacing w:line="360" w:lineRule="auto"/>
+        <w:ind/>
+        <w:rPr>
+          <w:rFonts w:ascii="Times New Roman" w:hAnsi="Times New Roman" w:cs="Times New Roman"/>
+        </w:rPr>
+      </w:pPr>
+      <w:r>
+        <w:rPr>
+          <w:rFonts w:ascii="Times New Roman" w:hAnsi="Times New Roman" w:cs="Times New Roman"/>
+        </w:rPr>
+      </w:r>
+      <w:r>
+        <w:rPr>
+          <w:rFonts w:ascii="Times New Roman" w:hAnsi="Times New Roman" w:cs="Times New Roman"/>
+        </w:rPr>
+      </w:r>
+      <w:r>
+        <w:rPr>
+          <w:rFonts w:ascii="Times New Roman" w:hAnsi="Times New Roman" w:cs="Times New Roman"/>
+        </w:rPr>
+      </w:r>
+    </w:p>
+    <w:p>
+      <w:pPr>
+        <w:pBdr/>
+        <w:spacing w:line="360" w:lineRule="auto"/>
+        <w:ind/>
+        <w:rPr>
+          <w:rFonts w:ascii="Times New Roman" w:hAnsi="Times New Roman" w:cs="Times New Roman"/>
+        </w:rPr>
+      </w:pPr>
+      <w:r>
+        <w:rPr>
+          <w:rFonts w:ascii="Times New Roman" w:hAnsi="Times New Roman" w:cs="Times New Roman"/>
+        </w:rPr>
+      </w:r>
+      <w:r>
+        <w:rPr>
+          <w:rFonts w:ascii="Times New Roman" w:hAnsi="Times New Roman" w:cs="Times New Roman"/>
+        </w:rPr>
+      </w:r>
+      <w:r>
+        <w:rPr>
+          <w:rFonts w:ascii="Times New Roman" w:hAnsi="Times New Roman" w:cs="Times New Roman"/>
+        </w:rPr>
+      </w:r>
+    </w:p>
+    <w:p>
+      <w:pPr>
+        <w:pBdr/>
+        <w:spacing w:line="360" w:lineRule="auto"/>
+        <w:ind/>
+        <w:rPr>
+          <w:rFonts w:ascii="Times New Roman" w:hAnsi="Times New Roman" w:cs="Times New Roman"/>
+        </w:rPr>
+      </w:pPr>
+      <w:r>
+        <w:rPr>
+          <w:rFonts w:ascii="Times New Roman" w:hAnsi="Times New Roman" w:cs="Times New Roman"/>
+        </w:rPr>
+      </w:r>
+      <w:r>
+        <w:rPr>
+          <w:rFonts w:ascii="Times New Roman" w:hAnsi="Times New Roman" w:cs="Times New Roman"/>
+        </w:rPr>
+      </w:r>
+      <w:r>
+        <w:rPr>
+          <w:rFonts w:ascii="Times New Roman" w:hAnsi="Times New Roman" w:cs="Times New Roman"/>
+        </w:rPr>
+      </w:r>
+    </w:p>
+    <w:p>
+      <w:pPr>
+        <w:pBdr/>
+        <w:spacing w:line="360" w:lineRule="auto"/>
+        <w:ind/>
+        <w:rPr>
+          <w:rFonts w:ascii="Times New Roman" w:hAnsi="Times New Roman" w:cs="Times New Roman"/>
+        </w:rPr>
+      </w:pPr>
+      <w:r>
+        <w:rPr>
+          <w:rFonts w:ascii="Times New Roman" w:hAnsi="Times New Roman" w:eastAsia="Times New Roman" w:cs="Times New Roman"/>
+          <w:sz w:val="24"/>
+          <w:szCs w:val="24"/>
+          <w:highlight w:val="none"/>
+        </w:rPr>
+      </w:r>
+      <w:r>
+        <w:rPr>
+          <w:rFonts w:ascii="Times New Roman" w:hAnsi="Times New Roman" w:cs="Times New Roman"/>
+        </w:rPr>
+      </w:r>
+      <w:r>
+        <w:rPr>
+          <w:rFonts w:ascii="Times New Roman" w:hAnsi="Times New Roman" w:cs="Times New Roman"/>
+        </w:rPr>
+      </w:r>
+    </w:p>
+    <w:p>
+      <w:pPr>
+        <w:pBdr/>
+        <w:spacing w:line="360" w:lineRule="auto"/>
+        <w:ind/>
+        <w:rPr>
+          <w:rFonts w:ascii="Times New Roman" w:hAnsi="Times New Roman" w:eastAsia="Times New Roman" w:cs="Times New Roman"/>
+          <w:sz w:val="24"/>
+          <w:szCs w:val="24"/>
+          <w:highlight w:val="none"/>
+        </w:rPr>
+      </w:pPr>
+      <w:r>
+        <w:rPr>
+          <w:rFonts w:ascii="Times New Roman" w:hAnsi="Times New Roman" w:eastAsia="Times New Roman" w:cs="Times New Roman"/>
+          <w:sz w:val="24"/>
+          <w:szCs w:val="24"/>
+        </w:rPr>
+        <w:t xml:space="preserve">Нефункциональные требования:</w:t>
+      </w:r>
+      <w:r>
+        <w:rPr>
+          <w:rFonts w:ascii="Times New Roman" w:hAnsi="Times New Roman" w:eastAsia="Times New Roman" w:cs="Times New Roman"/>
+          <w:sz w:val="24"/>
+          <w:szCs w:val="24"/>
+          <w:highlight w:val="none"/>
+        </w:rPr>
+      </w:r>
+      <w:r>
+        <w:rPr>
+          <w:rFonts w:ascii="Times New Roman" w:hAnsi="Times New Roman" w:eastAsia="Times New Roman" w:cs="Times New Roman"/>
+          <w:sz w:val="24"/>
+          <w:szCs w:val="24"/>
+          <w:highlight w:val="none"/>
+        </w:rPr>
+      </w:r>
+    </w:p>
+    <w:p>
+      <w:pPr>
+        <w:pBdr/>
+        <w:spacing w:line="360" w:lineRule="auto"/>
+        <w:ind/>
+        <w:rPr>
+          <w:rFonts w:ascii="Times New Roman" w:hAnsi="Times New Roman" w:cs="Times New Roman"/>
+        </w:rPr>
+      </w:pPr>
+      <w:r>
+        <w:rPr>
+          <w:rFonts w:ascii="Times New Roman" w:hAnsi="Times New Roman" w:eastAsia="Times New Roman" w:cs="Times New Roman"/>
+          <w:sz w:val="24"/>
+          <w:szCs w:val="24"/>
+        </w:rPr>
+        <w:t xml:space="preserve">— полная клиентская реализация без серверной части;</w:t>
+      </w:r>
+      <w:r>
+        <w:rPr>
+          <w:rFonts w:ascii="Times New Roman" w:hAnsi="Times New Roman" w:cs="Times New Roman"/>
+        </w:rPr>
+      </w:r>
+      <w:r>
+        <w:rPr>
+          <w:rFonts w:ascii="Times New Roman" w:hAnsi="Times New Roman" w:cs="Times New Roman"/>
+        </w:rPr>
+      </w:r>
+    </w:p>
+    <w:p>
+      <w:pPr>
+        <w:pBdr/>
+        <w:spacing w:line="360" w:lineRule="auto"/>
+        <w:ind/>
+        <w:rPr>
+          <w:rFonts w:ascii="Times New Roman" w:hAnsi="Times New Roman" w:cs="Times New Roman"/>
+        </w:rPr>
+      </w:pPr>
+      <w:r>
+        <w:rPr>
+          <w:rFonts w:ascii="Times New Roman" w:hAnsi="Times New Roman" w:eastAsia="Times New Roman" w:cs="Times New Roman"/>
+          <w:sz w:val="24"/>
+          <w:szCs w:val="24"/>
+        </w:rPr>
+        <w:t xml:space="preserve">— использование localStorage для хранения данных;</w:t>
+      </w:r>
+      <w:r>
+        <w:rPr>
+          <w:rFonts w:ascii="Times New Roman" w:hAnsi="Times New Roman" w:cs="Times New Roman"/>
+        </w:rPr>
+      </w:r>
+      <w:r>
+        <w:rPr>
+          <w:rFonts w:ascii="Times New Roman" w:hAnsi="Times New Roman" w:cs="Times New Roman"/>
+        </w:rPr>
+      </w:r>
+    </w:p>
+    <w:p>
+      <w:pPr>
+        <w:pBdr/>
+        <w:spacing w:line="360" w:lineRule="auto"/>
+        <w:ind/>
+        <w:rPr>
+          <w:rFonts w:ascii="Times New Roman" w:hAnsi="Times New Roman" w:cs="Times New Roman"/>
+        </w:rPr>
+      </w:pPr>
+      <w:r>
+        <w:rPr>
+          <w:rFonts w:ascii="Times New Roman" w:hAnsi="Times New Roman" w:eastAsia="Times New Roman" w:cs="Times New Roman"/>
+          <w:sz w:val="24"/>
+          <w:szCs w:val="24"/>
+        </w:rPr>
+        <w:t xml:space="preserve">— адаптивный интерфейс для экранов от 320 до 1200 пикселей;</w:t>
+      </w:r>
+      <w:r>
+        <w:rPr>
+          <w:rFonts w:ascii="Times New Roman" w:hAnsi="Times New Roman" w:cs="Times New Roman"/>
+        </w:rPr>
+      </w:r>
+      <w:r>
+        <w:rPr>
+          <w:rFonts w:ascii="Times New Roman" w:hAnsi="Times New Roman" w:cs="Times New Roman"/>
+        </w:rPr>
+      </w:r>
+    </w:p>
+    <w:p>
+      <w:pPr>
+        <w:pBdr/>
+        <w:spacing w:line="360" w:lineRule="auto"/>
+        <w:ind/>
+        <w:rPr>
+          <w:rFonts w:ascii="Times New Roman" w:hAnsi="Times New Roman" w:cs="Times New Roman"/>
+        </w:rPr>
+      </w:pPr>
+      <w:r>
+        <w:rPr>
+          <w:rFonts w:ascii="Times New Roman" w:hAnsi="Times New Roman" w:eastAsia="Times New Roman" w:cs="Times New Roman"/>
+          <w:sz w:val="24"/>
+          <w:szCs w:val="24"/>
+        </w:rPr>
+        <w:t xml:space="preserve">— кросс-браузерная совместимость;</w:t>
+      </w:r>
+      <w:r>
+        <w:rPr>
+          <w:rFonts w:ascii="Times New Roman" w:hAnsi="Times New Roman" w:cs="Times New Roman"/>
+        </w:rPr>
+      </w:r>
+      <w:r>
+        <w:rPr>
+          <w:rFonts w:ascii="Times New Roman" w:hAnsi="Times New Roman" w:cs="Times New Roman"/>
+        </w:rPr>
+      </w:r>
+    </w:p>
+    <w:p>
+      <w:pPr>
+        <w:pBdr/>
+        <w:spacing w:line="360" w:lineRule="auto"/>
+        <w:ind/>
+        <w:rPr>
+          <w:rFonts w:ascii="Times New Roman" w:hAnsi="Times New Roman" w:cs="Times New Roman"/>
+        </w:rPr>
+      </w:pPr>
+      <w:r>
+        <w:rPr>
+          <w:rFonts w:ascii="Times New Roman" w:hAnsi="Times New Roman" w:eastAsia="Times New Roman" w:cs="Times New Roman"/>
+          <w:sz w:val="24"/>
+          <w:szCs w:val="24"/>
+        </w:rPr>
+        <w:t xml:space="preserve">— интуитивно понятный интерфейс с обратной связью.</w:t>
+      </w:r>
+      <w:r>
+        <w:rPr>
+          <w:rFonts w:ascii="Times New Roman" w:hAnsi="Times New Roman" w:cs="Times New Roman"/>
+        </w:rPr>
+      </w:r>
+      <w:r>
+        <w:rPr>
+          <w:rFonts w:ascii="Times New Roman" w:hAnsi="Times New Roman" w:cs="Times New Roman"/>
+        </w:rPr>
+      </w:r>
+    </w:p>
+    <w:p>
+      <w:pPr>
+        <w:pBdr/>
+        <w:spacing w:line="360" w:lineRule="auto"/>
+        <w:ind/>
+        <w:rPr>
+          <w:rFonts w:ascii="Times New Roman" w:hAnsi="Times New Roman" w:cs="Times New Roman"/>
+        </w:rPr>
+      </w:pPr>
+      <w:r>
+        <w:rPr>
+          <w:rFonts w:ascii="Times New Roman" w:hAnsi="Times New Roman" w:eastAsia="Times New Roman" w:cs="Times New Roman"/>
+          <w:sz w:val="24"/>
+          <w:szCs w:val="24"/>
+        </w:rPr>
+      </w:r>
+      <w:r>
+        <w:rPr>
+          <w:rFonts w:ascii="Times New Roman" w:hAnsi="Times New Roman" w:cs="Times New Roman"/>
+        </w:rPr>
+      </w:r>
+      <w:r>
+        <w:rPr>
+          <w:rFonts w:ascii="Times New Roman" w:hAnsi="Times New Roman" w:cs="Times New Roman"/>
+        </w:rPr>
+      </w:r>
+    </w:p>
+    <w:p>
+      <w:pPr>
+        <w:pBdr/>
+        <w:spacing w:line="360" w:lineRule="auto"/>
+        <w:ind/>
+        <w:rPr>
+          <w:rFonts w:ascii="Times New Roman" w:hAnsi="Times New Roman" w:cs="Times New Roman"/>
           <w:b/>
           <w:bCs/>
         </w:rPr>
@@ -5196,15 +6889,22 @@
           <w:sz w:val="24"/>
           <w:szCs w:val="24"/>
         </w:rPr>
-        <w:t xml:space="preserve">1.3 Техническое задание на разработку</w:t>
-      </w:r>
-      <w:r>
-        <w:rPr>
-          <w:rFonts w:ascii="Times New Roman" w:hAnsi="Times New Roman" w:eastAsia="Times New Roman" w:cs="Times New Roman"/>
+        <w:t xml:space="preserve">1.4 Обоснование выбора технологий и инструментальных средств</w:t>
+      </w:r>
+      <w:r>
+        <w:rPr>
+          <w:rFonts w:ascii="Times New Roman" w:hAnsi="Times New Roman" w:cs="Times New Roman"/>
           <w:b/>
           <w:bCs/>
         </w:rPr>
       </w:r>
+      <w:r>
+        <w:rPr>
+          <w:rFonts w:ascii="Times New Roman" w:hAnsi="Times New Roman" w:cs="Times New Roman"/>
+          <w:b/>
+          <w:bCs/>
+        </w:rPr>
+      </w:r>
     </w:p>
     <w:p>
       <w:pPr>
@@ -5224,7 +6924,12 @@
       </w:r>
       <w:r>
         <w:rPr>
-          <w:rFonts w:ascii="Times New Roman" w:hAnsi="Times New Roman" w:eastAsia="Times New Roman" w:cs="Times New Roman"/>
+          <w:rFonts w:ascii="Times New Roman" w:hAnsi="Times New Roman" w:cs="Times New Roman"/>
+        </w:rPr>
+      </w:r>
+      <w:r>
+        <w:rPr>
+          <w:rFonts w:ascii="Times New Roman" w:hAnsi="Times New Roman" w:cs="Times New Roman"/>
         </w:rPr>
       </w:r>
     </w:p>
@@ -5243,16 +6948,32 @@
           <w:sz w:val="24"/>
           <w:szCs w:val="24"/>
         </w:rPr>
-        <w:t xml:space="preserve">Наименование программного продукта: «Калькулятор личных финансов».</w:t>
-      </w:r>
-      <w:r>
-        <w:rPr>
-          <w:rFonts w:ascii="Times New Roman" w:hAnsi="Times New Roman" w:eastAsia="Times New Roman" w:cs="Times New Roman"/>
-        </w:rPr>
-      </w:r>
-      <w:r>
-        <w:rPr>
-          <w:rFonts w:ascii="Times New Roman" w:hAnsi="Times New Roman" w:eastAsia="Times New Roman" w:cs="Times New Roman"/>
+        <w:t xml:space="preserve">HTML5 используется для структуры и семантической разметки страницы. Это стандарт </w:t>
+      </w:r>
+      <w:r>
+        <w:rPr>
+          <w:rFonts w:ascii="Times New Roman" w:hAnsi="Times New Roman" w:eastAsia="Times New Roman" w:cs="Times New Roman"/>
+          <w:sz w:val="24"/>
+          <w:szCs w:val="24"/>
+        </w:rPr>
+        <w:t xml:space="preserve">веб-разработки, обеспечивающий доступность и совместимость со всеми современными </w:t>
+      </w:r>
+      <w:r>
+        <w:rPr>
+          <w:rFonts w:ascii="Times New Roman" w:hAnsi="Times New Roman" w:eastAsia="Times New Roman" w:cs="Times New Roman"/>
+          <w:sz w:val="24"/>
+          <w:szCs w:val="24"/>
+        </w:rPr>
+        <w:t xml:space="preserve">браузерами.</w:t>
+      </w:r>
+      <w:r>
+        <w:rPr>
+          <w:rFonts w:ascii="Times New Roman" w:hAnsi="Times New Roman" w:cs="Times New Roman"/>
+        </w:rPr>
+      </w:r>
+      <w:r>
+        <w:rPr>
+          <w:rFonts w:ascii="Times New Roman" w:hAnsi="Times New Roman" w:cs="Times New Roman"/>
         </w:rPr>
       </w:r>
     </w:p>
@@ -5271,11 +6992,32 @@
           <w:sz w:val="24"/>
           <w:szCs w:val="24"/>
         </w:rPr>
-        <w:t xml:space="preserve">Программный продукт предназначен для учёта личных доходов и расходов конечными</w:t>
-      </w:r>
-      <w:r>
-        <w:rPr>
-          <w:rFonts w:ascii="Times New Roman" w:hAnsi="Times New Roman" w:eastAsia="Times New Roman" w:cs="Times New Roman"/>
+        <w:t xml:space="preserve">CSS3 применяется для стилизации и создания адаптивного дизайна. Медиа-запросы </w:t>
+      </w:r>
+      <w:r>
+        <w:rPr>
+          <w:rFonts w:ascii="Times New Roman" w:hAnsi="Times New Roman" w:eastAsia="Times New Roman" w:cs="Times New Roman"/>
+          <w:sz w:val="24"/>
+          <w:szCs w:val="24"/>
+        </w:rPr>
+        <w:t xml:space="preserve">позволяют корректно отображать интерфейс на экранах разных размеров — от </w:t>
+      </w:r>
+      <w:r>
+        <w:rPr>
+          <w:rFonts w:ascii="Times New Roman" w:hAnsi="Times New Roman" w:eastAsia="Times New Roman" w:cs="Times New Roman"/>
+          <w:sz w:val="24"/>
+          <w:szCs w:val="24"/>
+        </w:rPr>
+        <w:t xml:space="preserve">мобильных телефонов до десктопов.</w:t>
+      </w:r>
+      <w:r>
+        <w:rPr>
+          <w:rFonts w:ascii="Times New Roman" w:hAnsi="Times New Roman" w:cs="Times New Roman"/>
+        </w:rPr>
+      </w:r>
+      <w:r>
+        <w:rPr>
+          <w:rFonts w:ascii="Times New Roman" w:hAnsi="Times New Roman" w:cs="Times New Roman"/>
         </w:rPr>
       </w:r>
     </w:p>
@@ -5294,11 +7036,32 @@
           <w:sz w:val="24"/>
           <w:szCs w:val="24"/>
         </w:rPr>
-        <w:t xml:space="preserve">пользователями — частными лицами, желающими систематизировать свои финансы.</w:t>
-      </w:r>
-      <w:r>
-        <w:rPr>
-          <w:rFonts w:ascii="Times New Roman" w:hAnsi="Times New Roman" w:eastAsia="Times New Roman" w:cs="Times New Roman"/>
+        <w:t xml:space="preserve">JavaScript отвечает за всю логику приложения: манипуляции с DOM, работу с данными, </w:t>
+      </w:r>
+      <w:r>
+        <w:rPr>
+          <w:rFonts w:ascii="Times New Roman" w:hAnsi="Times New Roman" w:eastAsia="Times New Roman" w:cs="Times New Roman"/>
+          <w:sz w:val="24"/>
+          <w:szCs w:val="24"/>
+        </w:rPr>
+        <w:t xml:space="preserve">фильтрацию, расчёт статистики. Это универсальный язык клиентской разработки с </w:t>
+      </w:r>
+      <w:r>
+        <w:rPr>
+          <w:rFonts w:ascii="Times New Roman" w:hAnsi="Times New Roman" w:eastAsia="Times New Roman" w:cs="Times New Roman"/>
+          <w:sz w:val="24"/>
+          <w:szCs w:val="24"/>
+        </w:rPr>
+        <w:t xml:space="preserve">мощными средствами работы с массивами и объектами.</w:t>
+      </w:r>
+      <w:r>
+        <w:rPr>
+          <w:rFonts w:ascii="Times New Roman" w:hAnsi="Times New Roman" w:cs="Times New Roman"/>
+        </w:rPr>
+      </w:r>
+      <w:r>
+        <w:rPr>
+          <w:rFonts w:ascii="Times New Roman" w:hAnsi="Times New Roman" w:cs="Times New Roman"/>
         </w:rPr>
       </w:r>
     </w:p>
@@ -5317,10 +7080,32 @@
           <w:sz w:val="24"/>
           <w:szCs w:val="24"/>
         </w:rPr>
-      </w:r>
-      <w:r>
-        <w:rPr>
-          <w:rFonts w:ascii="Times New Roman" w:hAnsi="Times New Roman" w:eastAsia="Times New Roman" w:cs="Times New Roman"/>
+        <w:t xml:space="preserve">localStorage используется для хранения данных между сеансами. Это простое и </w:t>
+      </w:r>
+      <w:r>
+        <w:rPr>
+          <w:rFonts w:ascii="Times New Roman" w:hAnsi="Times New Roman" w:eastAsia="Times New Roman" w:cs="Times New Roman"/>
+          <w:sz w:val="24"/>
+          <w:szCs w:val="24"/>
+        </w:rPr>
+        <w:t xml:space="preserve">надёжное решение, не требующее сервера. Данные не теряются после закрытия браузера </w:t>
+      </w:r>
+      <w:r>
+        <w:rPr>
+          <w:rFonts w:ascii="Times New Roman" w:hAnsi="Times New Roman" w:eastAsia="Times New Roman" w:cs="Times New Roman"/>
+          <w:sz w:val="24"/>
+          <w:szCs w:val="24"/>
+        </w:rPr>
+        <w:t xml:space="preserve">и остаются на устройстве пользователя.</w:t>
+      </w:r>
+      <w:r>
+        <w:rPr>
+          <w:rFonts w:ascii="Times New Roman" w:hAnsi="Times New Roman" w:cs="Times New Roman"/>
+        </w:rPr>
+      </w:r>
+      <w:r>
+        <w:rPr>
+          <w:rFonts w:ascii="Times New Roman" w:hAnsi="Times New Roman" w:cs="Times New Roman"/>
         </w:rPr>
       </w:r>
     </w:p>
@@ -5338,12 +7123,20 @@
           <w:rFonts w:ascii="Times New Roman" w:hAnsi="Times New Roman" w:eastAsia="Times New Roman" w:cs="Times New Roman"/>
           <w:sz w:val="24"/>
           <w:szCs w:val="24"/>
-        </w:rPr>
-        <w:t xml:space="preserve">Целями создания являются:</w:t>
-      </w:r>
-      <w:r>
-        <w:rPr>
-          <w:rFonts w:ascii="Times New Roman" w:hAnsi="Times New Roman" w:eastAsia="Times New Roman" w:cs="Times New Roman"/>
+          <w:highlight w:val="none"/>
+        </w:rPr>
+      </w:r>
+      <w:r>
+        <w:rPr>
+          <w:rFonts w:ascii="Times New Roman" w:hAnsi="Times New Roman" w:eastAsia="Times New Roman" w:cs="Times New Roman"/>
+          <w:sz w:val="24"/>
+          <w:szCs w:val="24"/>
+          <w:highlight w:val="none"/>
+        </w:rPr>
+      </w:r>
+      <w:r>
+        <w:rPr>
+          <w:rFonts w:ascii="Times New Roman" w:hAnsi="Times New Roman" w:cs="Times New Roman"/>
         </w:rPr>
       </w:r>
     </w:p>
@@ -5353,19 +7146,34 @@
         <w:spacing w:line="360" w:lineRule="auto"/>
         <w:ind/>
         <w:rPr>
-          <w:rFonts w:ascii="Times New Roman" w:hAnsi="Times New Roman" w:cs="Times New Roman"/>
-        </w:rPr>
-      </w:pPr>
-      <w:r>
-        <w:rPr>
-          <w:rFonts w:ascii="Times New Roman" w:hAnsi="Times New Roman" w:eastAsia="Times New Roman" w:cs="Times New Roman"/>
-          <w:sz w:val="24"/>
-          <w:szCs w:val="24"/>
-        </w:rPr>
-      </w:r>
-      <w:r>
-        <w:rPr>
-          <w:rFonts w:ascii="Times New Roman" w:hAnsi="Times New Roman" w:eastAsia="Times New Roman" w:cs="Times New Roman"/>
+          <w:rFonts w:ascii="Times New Roman" w:hAnsi="Times New Roman" w:eastAsia="Times New Roman" w:cs="Times New Roman"/>
+          <w:sz w:val="24"/>
+          <w:szCs w:val="24"/>
+          <w:highlight w:val="none"/>
+        </w:rPr>
+      </w:pPr>
+      <w:r>
+        <w:rPr>
+          <w:rFonts w:ascii="Times New Roman" w:hAnsi="Times New Roman" w:eastAsia="Times New Roman" w:cs="Times New Roman"/>
+          <w:sz w:val="24"/>
+          <w:szCs w:val="24"/>
+          <w:highlight w:val="none"/>
+        </w:rPr>
+      </w:r>
+      <w:r>
+        <w:rPr>
+          <w:rFonts w:ascii="Times New Roman" w:hAnsi="Times New Roman" w:eastAsia="Times New Roman" w:cs="Times New Roman"/>
+          <w:sz w:val="24"/>
+          <w:szCs w:val="24"/>
+          <w:highlight w:val="none"/>
+        </w:rPr>
+      </w:r>
+      <w:r>
+        <w:rPr>
+          <w:rFonts w:ascii="Times New Roman" w:hAnsi="Times New Roman" w:eastAsia="Times New Roman" w:cs="Times New Roman"/>
+          <w:sz w:val="24"/>
+          <w:szCs w:val="24"/>
+          <w:highlight w:val="none"/>
         </w:rPr>
       </w:r>
     </w:p>
@@ -5375,20 +7183,38 @@
         <w:spacing w:line="360" w:lineRule="auto"/>
         <w:ind/>
         <w:rPr>
-          <w:rFonts w:ascii="Times New Roman" w:hAnsi="Times New Roman" w:cs="Times New Roman"/>
-        </w:rPr>
-      </w:pPr>
-      <w:r>
-        <w:rPr>
-          <w:rFonts w:ascii="Times New Roman" w:hAnsi="Times New Roman" w:eastAsia="Times New Roman" w:cs="Times New Roman"/>
-          <w:sz w:val="24"/>
-          <w:szCs w:val="24"/>
-        </w:rPr>
-        <w:t xml:space="preserve">— предоставление пользователю удобного инструмента для фиксации финансовых операций;</w:t>
-      </w:r>
-      <w:r>
-        <w:rPr>
-          <w:rFonts w:ascii="Times New Roman" w:hAnsi="Times New Roman" w:eastAsia="Times New Roman" w:cs="Times New Roman"/>
+          <w:rFonts w:ascii="Times New Roman" w:hAnsi="Times New Roman" w:eastAsia="Times New Roman" w:cs="Times New Roman"/>
+          <w:sz w:val="24"/>
+          <w:szCs w:val="24"/>
+          <w:highlight w:val="none"/>
+        </w:rPr>
+      </w:pPr>
+      <w:r>
+        <w:rPr>
+          <w:rFonts w:ascii="Times New Roman" w:hAnsi="Times New Roman" w:eastAsia="Times New Roman" w:cs="Times New Roman"/>
+          <w:sz w:val="24"/>
+          <w:szCs w:val="24"/>
+        </w:rPr>
+      </w:r>
+      <w:r>
+        <w:rPr>
+          <w:rFonts w:ascii="Times New Roman" w:hAnsi="Times New Roman" w:eastAsia="Times New Roman" w:cs="Times New Roman"/>
+          <w:sz w:val="24"/>
+          <w:szCs w:val="24"/>
+        </w:rPr>
+        <w:t xml:space="preserve">. </w:t>
+      </w:r>
+      <w:r>
+        <w:rPr>
+          <w:rFonts w:ascii="Times New Roman" w:hAnsi="Times New Roman" w:cs="Times New Roman"/>
+        </w:rPr>
+      </w:r>
+      <w:r>
+        <w:rPr>
+          <w:rFonts w:ascii="Times New Roman" w:hAnsi="Times New Roman" w:eastAsia="Times New Roman" w:cs="Times New Roman"/>
+          <w:sz w:val="24"/>
+          <w:szCs w:val="24"/>
+          <w:highlight w:val="none"/>
         </w:rPr>
       </w:r>
     </w:p>
@@ -5403,15 +7229,17 @@
       </w:pPr>
       <w:r>
         <w:rPr>
-          <w:rFonts w:ascii="Times New Roman" w:hAnsi="Times New Roman" w:eastAsia="Times New Roman" w:cs="Times New Roman"/>
-          <w:sz w:val="24"/>
-          <w:szCs w:val="24"/>
-        </w:rPr>
-        <w:t xml:space="preserve">— автоматический расчёт баланса и общей суммы доходов и расходов;</w:t>
-      </w:r>
-      <w:r>
-        <w:rPr>
-          <w:rFonts w:ascii="Times New Roman" w:hAnsi="Times New Roman" w:eastAsia="Times New Roman" w:cs="Times New Roman"/>
+          <w:rFonts w:ascii="Times New Roman" w:hAnsi="Times New Roman" w:cs="Times New Roman"/>
+        </w:rPr>
+      </w:r>
+      <w:r>
+        <w:rPr>
+          <w:rFonts w:ascii="Times New Roman" w:hAnsi="Times New Roman" w:cs="Times New Roman"/>
+        </w:rPr>
+      </w:r>
+      <w:r>
+        <w:rPr>
+          <w:rFonts w:ascii="Times New Roman" w:hAnsi="Times New Roman" w:cs="Times New Roman"/>
         </w:rPr>
       </w:r>
     </w:p>
@@ -5426,15 +7254,17 @@
       </w:pPr>
       <w:r>
         <w:rPr>
-          <w:rFonts w:ascii="Times New Roman" w:hAnsi="Times New Roman" w:eastAsia="Times New Roman" w:cs="Times New Roman"/>
-          <w:sz w:val="24"/>
-          <w:szCs w:val="24"/>
-        </w:rPr>
-        <w:t xml:space="preserve">— визуализация распределения расходов по категориям;</w:t>
-      </w:r>
-      <w:r>
-        <w:rPr>
-          <w:rFonts w:ascii="Times New Roman" w:hAnsi="Times New Roman" w:eastAsia="Times New Roman" w:cs="Times New Roman"/>
+          <w:rFonts w:ascii="Times New Roman" w:hAnsi="Times New Roman" w:cs="Times New Roman"/>
+        </w:rPr>
+      </w:r>
+      <w:r>
+        <w:rPr>
+          <w:rFonts w:ascii="Times New Roman" w:hAnsi="Times New Roman" w:cs="Times New Roman"/>
+        </w:rPr>
+      </w:r>
+      <w:r>
+        <w:rPr>
+          <w:rFonts w:ascii="Times New Roman" w:hAnsi="Times New Roman" w:cs="Times New Roman"/>
         </w:rPr>
       </w:r>
     </w:p>
@@ -5452,12 +7282,17 @@
           <w:rFonts w:ascii="Times New Roman" w:hAnsi="Times New Roman" w:eastAsia="Times New Roman" w:cs="Times New Roman"/>
           <w:sz w:val="24"/>
           <w:szCs w:val="24"/>
-        </w:rPr>
-        <w:t xml:space="preserve">— обеспечение сохранности данных между сеансами работы.</w:t>
-      </w:r>
-      <w:r>
-        <w:rPr>
-          <w:rFonts w:ascii="Times New Roman" w:hAnsi="Times New Roman" w:eastAsia="Times New Roman" w:cs="Times New Roman"/>
+          <w:highlight w:val="none"/>
+        </w:rPr>
+      </w:r>
+      <w:r>
+        <w:rPr>
+          <w:rFonts w:ascii="Times New Roman" w:hAnsi="Times New Roman" w:cs="Times New Roman"/>
+        </w:rPr>
+      </w:r>
+      <w:r>
+        <w:rPr>
+          <w:rFonts w:ascii="Times New Roman" w:hAnsi="Times New Roman" w:cs="Times New Roman"/>
         </w:rPr>
       </w:r>
     </w:p>
@@ -5468,18 +7303,33 @@
         <w:ind/>
         <w:rPr>
           <w:rFonts w:ascii="Times New Roman" w:hAnsi="Times New Roman" w:cs="Times New Roman"/>
-        </w:rPr>
-      </w:pPr>
-      <w:r>
-        <w:rPr>
-          <w:rFonts w:ascii="Times New Roman" w:hAnsi="Times New Roman" w:eastAsia="Times New Roman" w:cs="Times New Roman"/>
-          <w:sz w:val="24"/>
-          <w:szCs w:val="24"/>
-        </w:rPr>
-      </w:r>
-      <w:r>
-        <w:rPr>
-          <w:rFonts w:ascii="Times New Roman" w:hAnsi="Times New Roman" w:eastAsia="Times New Roman" w:cs="Times New Roman"/>
+          <w:sz w:val="24"/>
+          <w:szCs w:val="24"/>
+          <w:highlight w:val="none"/>
+        </w:rPr>
+      </w:pPr>
+      <w:r>
+        <w:rPr>
+          <w:rFonts w:ascii="Times New Roman" w:hAnsi="Times New Roman" w:eastAsia="Times New Roman" w:cs="Times New Roman"/>
+          <w:sz w:val="24"/>
+          <w:szCs w:val="24"/>
+          <w:highlight w:val="none"/>
+        </w:rPr>
+      </w:r>
+      <w:r>
+        <w:rPr>
+          <w:rFonts w:ascii="Times New Roman" w:hAnsi="Times New Roman" w:cs="Times New Roman"/>
+          <w:sz w:val="24"/>
+          <w:szCs w:val="24"/>
+          <w:highlight w:val="none"/>
+        </w:rPr>
+      </w:r>
+      <w:r>
+        <w:rPr>
+          <w:rFonts w:ascii="Times New Roman" w:hAnsi="Times New Roman" w:cs="Times New Roman"/>
+          <w:sz w:val="24"/>
+          <w:szCs w:val="24"/>
+          <w:highlight w:val="none"/>
         </w:rPr>
       </w:r>
     </w:p>
@@ -5489,9 +7339,20 @@
         <w:spacing w:line="360" w:lineRule="auto"/>
         <w:ind/>
         <w:rPr>
-          <w:rFonts w:ascii="Times New Roman" w:hAnsi="Times New Roman" w:cs="Times New Roman"/>
-        </w:rPr>
-      </w:pPr>
+          <w:rFonts w:ascii="Times New Roman" w:hAnsi="Times New Roman" w:eastAsia="Times New Roman" w:cs="Times New Roman"/>
+          <w:sz w:val="24"/>
+          <w:szCs w:val="24"/>
+          <w:highlight w:val="none"/>
+        </w:rPr>
+      </w:pPr>
+      <w:r>
+        <w:rPr>
+          <w:rFonts w:ascii="Times New Roman" w:hAnsi="Times New Roman" w:eastAsia="Times New Roman" w:cs="Times New Roman"/>
+          <w:sz w:val="24"/>
+          <w:szCs w:val="24"/>
+        </w:rPr>
+        <w:t xml:space="preserve">Инструментальные средства разработки:</w:t>
+      </w:r>
       <w:r>
         <w:rPr>
           <w:rFonts w:ascii="Times New Roman" w:hAnsi="Times New Roman" w:eastAsia="Times New Roman" w:cs="Times New Roman"/>
@@ -5515,26 +7376,25 @@
         <w:spacing w:line="360" w:lineRule="auto"/>
         <w:ind/>
         <w:rPr>
-          <w:rFonts w:ascii="Times New Roman" w:hAnsi="Times New Roman" w:eastAsia="Times New Roman" w:cs="Times New Roman"/>
-          <w:sz w:val="24"/>
-          <w:szCs w:val="24"/>
-          <w:highlight w:val="none"/>
-        </w:rPr>
-      </w:pPr>
-      <w:r>
-        <w:rPr>
-          <w:rFonts w:ascii="Times New Roman" w:hAnsi="Times New Roman" w:eastAsia="Times New Roman" w:cs="Times New Roman"/>
-          <w:sz w:val="24"/>
-          <w:szCs w:val="24"/>
-          <w:highlight w:val="none"/>
-        </w:rPr>
-      </w:r>
-      <w:r>
-        <w:rPr>
-          <w:rFonts w:ascii="Times New Roman" w:hAnsi="Times New Roman" w:eastAsia="Times New Roman" w:cs="Times New Roman"/>
-          <w:sz w:val="24"/>
-          <w:szCs w:val="24"/>
-          <w:highlight w:val="none"/>
+          <w:rFonts w:ascii="Times New Roman" w:hAnsi="Times New Roman" w:cs="Times New Roman"/>
+        </w:rPr>
+      </w:pPr>
+      <w:r>
+        <w:rPr>
+          <w:rFonts w:ascii="Times New Roman" w:hAnsi="Times New Roman" w:eastAsia="Times New Roman" w:cs="Times New Roman"/>
+          <w:sz w:val="24"/>
+          <w:szCs w:val="24"/>
+        </w:rPr>
+        <w:t xml:space="preserve">— Visual Studio Code — редактор кода;</w:t>
+      </w:r>
+      <w:r>
+        <w:rPr>
+          <w:rFonts w:ascii="Times New Roman" w:hAnsi="Times New Roman" w:cs="Times New Roman"/>
+        </w:rPr>
+      </w:r>
+      <w:r>
+        <w:rPr>
+          <w:rFonts w:ascii="Times New Roman" w:hAnsi="Times New Roman" w:cs="Times New Roman"/>
         </w:rPr>
       </w:r>
     </w:p>
@@ -5544,26 +7404,25 @@
         <w:spacing w:line="360" w:lineRule="auto"/>
         <w:ind/>
         <w:rPr>
-          <w:rFonts w:ascii="Times New Roman" w:hAnsi="Times New Roman" w:eastAsia="Times New Roman" w:cs="Times New Roman"/>
-          <w:sz w:val="24"/>
-          <w:szCs w:val="24"/>
-          <w:highlight w:val="none"/>
-        </w:rPr>
-      </w:pPr>
-      <w:r>
-        <w:rPr>
-          <w:rFonts w:ascii="Times New Roman" w:hAnsi="Times New Roman" w:eastAsia="Times New Roman" w:cs="Times New Roman"/>
-          <w:sz w:val="24"/>
-          <w:szCs w:val="24"/>
-          <w:highlight w:val="none"/>
-        </w:rPr>
-      </w:r>
-      <w:r>
-        <w:rPr>
-          <w:rFonts w:ascii="Times New Roman" w:hAnsi="Times New Roman" w:eastAsia="Times New Roman" w:cs="Times New Roman"/>
-          <w:sz w:val="24"/>
-          <w:szCs w:val="24"/>
-          <w:highlight w:val="none"/>
+          <w:rFonts w:ascii="Times New Roman" w:hAnsi="Times New Roman" w:cs="Times New Roman"/>
+        </w:rPr>
+      </w:pPr>
+      <w:r>
+        <w:rPr>
+          <w:rFonts w:ascii="Times New Roman" w:hAnsi="Times New Roman" w:eastAsia="Times New Roman" w:cs="Times New Roman"/>
+          <w:sz w:val="24"/>
+          <w:szCs w:val="24"/>
+        </w:rPr>
+        <w:t xml:space="preserve">— Git — система контроля версий;</w:t>
+      </w:r>
+      <w:r>
+        <w:rPr>
+          <w:rFonts w:ascii="Times New Roman" w:hAnsi="Times New Roman" w:cs="Times New Roman"/>
+        </w:rPr>
+      </w:r>
+      <w:r>
+        <w:rPr>
+          <w:rFonts w:ascii="Times New Roman" w:hAnsi="Times New Roman" w:cs="Times New Roman"/>
         </w:rPr>
       </w:r>
     </w:p>
@@ -5573,47 +7432,25 @@
         <w:spacing w:line="360" w:lineRule="auto"/>
         <w:ind/>
         <w:rPr>
-          <w:rFonts w:ascii="Times New Roman" w:hAnsi="Times New Roman" w:eastAsia="Times New Roman" w:cs="Times New Roman"/>
-          <w:sz w:val="24"/>
-          <w:szCs w:val="24"/>
-          <w:highlight w:val="none"/>
-        </w:rPr>
-      </w:pPr>
-      <w:r>
-        <w:rPr>
-          <w:rFonts w:ascii="Times New Roman" w:hAnsi="Times New Roman" w:eastAsia="Times New Roman" w:cs="Times New Roman"/>
-          <w:sz w:val="24"/>
-          <w:szCs w:val="24"/>
-        </w:rPr>
-        <w:t xml:space="preserve">Функциональные требования:</w:t>
-      </w:r>
-      <w:r>
-        <w:rPr>
-          <w:rFonts w:ascii="Times New Roman" w:hAnsi="Times New Roman" w:eastAsia="Times New Roman" w:cs="Times New Roman"/>
-        </w:rPr>
-      </w:r>
-      <w:r>
-        <w:rPr>
-          <w:rFonts w:ascii="Times New Roman" w:hAnsi="Times New Roman" w:eastAsia="Times New Roman" w:cs="Times New Roman"/>
-          <w:sz w:val="24"/>
-          <w:szCs w:val="24"/>
-          <w:highlight w:val="none"/>
-        </w:rPr>
-      </w:r>
-      <w:r>
-        <w:rPr>
-          <w:rFonts w:ascii="Times New Roman" w:hAnsi="Times New Roman" w:eastAsia="Times New Roman" w:cs="Times New Roman"/>
-          <w:sz w:val="24"/>
-          <w:szCs w:val="24"/>
-          <w:highlight w:val="none"/>
-        </w:rPr>
-      </w:r>
-      <w:r>
-        <w:rPr>
-          <w:rFonts w:ascii="Times New Roman" w:hAnsi="Times New Roman" w:eastAsia="Times New Roman" w:cs="Times New Roman"/>
-          <w:sz w:val="24"/>
-          <w:szCs w:val="24"/>
-          <w:highlight w:val="none"/>
+          <w:rFonts w:ascii="Times New Roman" w:hAnsi="Times New Roman" w:cs="Times New Roman"/>
+        </w:rPr>
+      </w:pPr>
+      <w:r>
+        <w:rPr>
+          <w:rFonts w:ascii="Times New Roman" w:hAnsi="Times New Roman" w:eastAsia="Times New Roman" w:cs="Times New Roman"/>
+          <w:sz w:val="24"/>
+          <w:szCs w:val="24"/>
+        </w:rPr>
+        <w:t xml:space="preserve">— GitHub — хостинг репозитория и публикация приложения;</w:t>
+      </w:r>
+      <w:r>
+        <w:rPr>
+          <w:rFonts w:ascii="Times New Roman" w:hAnsi="Times New Roman" w:cs="Times New Roman"/>
+        </w:rPr>
+      </w:r>
+      <w:r>
+        <w:rPr>
+          <w:rFonts w:ascii="Times New Roman" w:hAnsi="Times New Roman" w:cs="Times New Roman"/>
         </w:rPr>
       </w:r>
     </w:p>
@@ -5623,23 +7460,25 @@
         <w:spacing w:line="360" w:lineRule="auto"/>
         <w:ind/>
         <w:rPr>
-          <w:rFonts w:ascii="Times New Roman" w:hAnsi="Times New Roman" w:eastAsia="Times New Roman" w:cs="Times New Roman"/>
-          <w:sz w:val="24"/>
-          <w:szCs w:val="24"/>
-          <w:highlight w:val="none"/>
-        </w:rPr>
-      </w:pPr>
-      <w:r>
-        <w:rPr>
-          <w:rFonts w:ascii="Times New Roman" w:hAnsi="Times New Roman" w:eastAsia="Times New Roman" w:cs="Times New Roman"/>
-          <w:sz w:val="24"/>
-          <w:szCs w:val="24"/>
-        </w:rPr>
-        <w:t xml:space="preserve">1. Добавление транзакций:</w:t>
-      </w:r>
-      <w:r>
-        <w:rPr>
-          <w:rFonts w:ascii="Times New Roman" w:hAnsi="Times New Roman" w:eastAsia="Times New Roman" w:cs="Times New Roman"/>
+          <w:rFonts w:ascii="Times New Roman" w:hAnsi="Times New Roman" w:cs="Times New Roman"/>
+        </w:rPr>
+      </w:pPr>
+      <w:r>
+        <w:rPr>
+          <w:rFonts w:ascii="Times New Roman" w:hAnsi="Times New Roman" w:eastAsia="Times New Roman" w:cs="Times New Roman"/>
+          <w:sz w:val="24"/>
+          <w:szCs w:val="24"/>
+        </w:rPr>
+        <w:t xml:space="preserve">— Chrome DevTools — отладка и проверка адаптивности.</w:t>
+      </w:r>
+      <w:r>
+        <w:rPr>
+          <w:rFonts w:ascii="Times New Roman" w:hAnsi="Times New Roman" w:cs="Times New Roman"/>
+        </w:rPr>
+      </w:r>
+      <w:r>
+        <w:rPr>
+          <w:rFonts w:ascii="Times New Roman" w:hAnsi="Times New Roman" w:cs="Times New Roman"/>
         </w:rPr>
       </w:r>
     </w:p>
@@ -5658,11 +7497,15 @@
           <w:sz w:val="24"/>
           <w:szCs w:val="24"/>
         </w:rPr>
-        <w:t xml:space="preserve">   — ввод суммы (положительное число);</w:t>
-      </w:r>
-      <w:r>
-        <w:rPr>
-          <w:rFonts w:ascii="Times New Roman" w:hAnsi="Times New Roman" w:eastAsia="Times New Roman" w:cs="Times New Roman"/>
+      </w:r>
+      <w:r>
+        <w:rPr>
+          <w:rFonts w:ascii="Times New Roman" w:hAnsi="Times New Roman" w:cs="Times New Roman"/>
+        </w:rPr>
+      </w:r>
+      <w:r>
+        <w:rPr>
+          <w:rFonts w:ascii="Times New Roman" w:hAnsi="Times New Roman" w:cs="Times New Roman"/>
         </w:rPr>
       </w:r>
     </w:p>
@@ -5673,19 +7516,32 @@
         <w:ind/>
         <w:rPr>
           <w:rFonts w:ascii="Times New Roman" w:hAnsi="Times New Roman" w:cs="Times New Roman"/>
-        </w:rPr>
-      </w:pPr>
-      <w:r>
-        <w:rPr>
-          <w:rFonts w:ascii="Times New Roman" w:hAnsi="Times New Roman" w:eastAsia="Times New Roman" w:cs="Times New Roman"/>
-          <w:sz w:val="24"/>
-          <w:szCs w:val="24"/>
-        </w:rPr>
-        <w:t xml:space="preserve">   — выбор типа: «Доход» или «Расход»;</w:t>
-      </w:r>
-      <w:r>
-        <w:rPr>
-          <w:rFonts w:ascii="Times New Roman" w:hAnsi="Times New Roman" w:eastAsia="Times New Roman" w:cs="Times New Roman"/>
+          <w:b/>
+          <w:bCs/>
+        </w:rPr>
+      </w:pPr>
+      <w:r>
+        <w:rPr>
+          <w:rFonts w:ascii="Times New Roman" w:hAnsi="Times New Roman" w:eastAsia="Times New Roman" w:cs="Times New Roman"/>
+          <w:b/>
+          <w:bCs/>
+          <w:sz w:val="24"/>
+          <w:szCs w:val="24"/>
+        </w:rPr>
+        <w:t xml:space="preserve">2. ПРОЕКТНАЯ ЧАСТЬ</w:t>
+      </w:r>
+      <w:r>
+        <w:rPr>
+          <w:rFonts w:ascii="Times New Roman" w:hAnsi="Times New Roman" w:cs="Times New Roman"/>
+          <w:b/>
+          <w:bCs/>
+        </w:rPr>
+      </w:r>
+      <w:r>
+        <w:rPr>
+          <w:rFonts w:ascii="Times New Roman" w:hAnsi="Times New Roman" w:cs="Times New Roman"/>
+          <w:b/>
+          <w:bCs/>
         </w:rPr>
       </w:r>
     </w:p>
@@ -5704,11 +7560,15 @@
           <w:sz w:val="24"/>
           <w:szCs w:val="24"/>
         </w:rPr>
-        <w:t xml:space="preserve">   — выбор категории из предустановленного списка;</w:t>
-      </w:r>
-      <w:r>
-        <w:rPr>
-          <w:rFonts w:ascii="Times New Roman" w:hAnsi="Times New Roman" w:eastAsia="Times New Roman" w:cs="Times New Roman"/>
+      </w:r>
+      <w:r>
+        <w:rPr>
+          <w:rFonts w:ascii="Times New Roman" w:hAnsi="Times New Roman" w:cs="Times New Roman"/>
+        </w:rPr>
+      </w:r>
+      <w:r>
+        <w:rPr>
+          <w:rFonts w:ascii="Times New Roman" w:hAnsi="Times New Roman" w:cs="Times New Roman"/>
         </w:rPr>
       </w:r>
     </w:p>
@@ -5719,19 +7579,32 @@
         <w:ind/>
         <w:rPr>
           <w:rFonts w:ascii="Times New Roman" w:hAnsi="Times New Roman" w:cs="Times New Roman"/>
-        </w:rPr>
-      </w:pPr>
-      <w:r>
-        <w:rPr>
-          <w:rFonts w:ascii="Times New Roman" w:hAnsi="Times New Roman" w:eastAsia="Times New Roman" w:cs="Times New Roman"/>
-          <w:sz w:val="24"/>
-          <w:szCs w:val="24"/>
-        </w:rPr>
-        <w:t xml:space="preserve">   — выбор даты (по умолчанию — текущая);</w:t>
-      </w:r>
-      <w:r>
-        <w:rPr>
-          <w:rFonts w:ascii="Times New Roman" w:hAnsi="Times New Roman" w:eastAsia="Times New Roman" w:cs="Times New Roman"/>
+          <w:b/>
+          <w:bCs/>
+        </w:rPr>
+      </w:pPr>
+      <w:r>
+        <w:rPr>
+          <w:rFonts w:ascii="Times New Roman" w:hAnsi="Times New Roman" w:eastAsia="Times New Roman" w:cs="Times New Roman"/>
+          <w:b/>
+          <w:bCs/>
+          <w:sz w:val="24"/>
+          <w:szCs w:val="24"/>
+        </w:rPr>
+        <w:t xml:space="preserve">2.1 Проектирование модели данных</w:t>
+      </w:r>
+      <w:r>
+        <w:rPr>
+          <w:rFonts w:ascii="Times New Roman" w:hAnsi="Times New Roman" w:cs="Times New Roman"/>
+          <w:b/>
+          <w:bCs/>
+        </w:rPr>
+      </w:r>
+      <w:r>
+        <w:rPr>
+          <w:rFonts w:ascii="Times New Roman" w:hAnsi="Times New Roman" w:cs="Times New Roman"/>
+          <w:b/>
+          <w:bCs/>
         </w:rPr>
       </w:r>
     </w:p>
@@ -5750,23 +7623,10 @@
           <w:sz w:val="24"/>
           <w:szCs w:val="24"/>
         </w:rPr>
-        <w:t xml:space="preserve">   — необязательный текстовый комментарий.</w:t>
-      </w:r>
-      <w:r>
-        <w:rPr>
-          <w:rFonts w:ascii="Times New Roman" w:hAnsi="Times New Roman" w:eastAsia="Times New Roman" w:cs="Times New Roman"/>
-        </w:rPr>
-      </w:r>
-      <w:r>
-        <w:rPr>
-          <w:rFonts w:ascii="Times New Roman" w:hAnsi="Times New Roman" w:eastAsia="Times New Roman" w:cs="Times New Roman"/>
-          <w:sz w:val="24"/>
-          <w:szCs w:val="24"/>
-        </w:rPr>
-      </w:r>
-      <w:r>
-        <w:rPr>
-          <w:rFonts w:ascii="Times New Roman" w:hAnsi="Times New Roman" w:eastAsia="Times New Roman" w:cs="Times New Roman"/>
+      </w:r>
+      <w:r>
+        <w:rPr>
+          <w:rFonts w:ascii="Times New Roman" w:hAnsi="Times New Roman" w:cs="Times New Roman"/>
         </w:rPr>
       </w:r>
       <w:r>
@@ -5790,11 +7650,136 @@
           <w:sz w:val="24"/>
           <w:szCs w:val="24"/>
         </w:rPr>
-        <w:t xml:space="preserve">2. Хранение данных:</w:t>
-      </w:r>
-      <w:r>
-        <w:rPr>
-          <w:rFonts w:ascii="Times New Roman" w:hAnsi="Times New Roman" w:eastAsia="Times New Roman" w:cs="Times New Roman"/>
+        <w:t xml:space="preserve">Основной сущностью приложения является транзакция — запись о финансовой операции, </w:t>
+      </w:r>
+      <w:r>
+        <w:rPr>
+          <w:rFonts w:ascii="Times New Roman" w:hAnsi="Times New Roman" w:eastAsia="Times New Roman" w:cs="Times New Roman"/>
+          <w:sz w:val="24"/>
+          <w:szCs w:val="24"/>
+        </w:rPr>
+        <w:t xml:space="preserve">доходе или расходе. Модель данных представлена объектом с шестью полями. </w:t>
+      </w:r>
+      <w:r>
+        <w:rPr>
+          <w:rFonts w:ascii="Times New Roman" w:hAnsi="Times New Roman" w:eastAsia="Times New Roman" w:cs="Times New Roman"/>
+          <w:sz w:val="24"/>
+          <w:szCs w:val="24"/>
+        </w:rPr>
+        <w:t xml:space="preserve">Поле id имеет числовой тип и является обязательным. Это уникальный идентификатор, </w:t>
+      </w:r>
+      <w:r>
+        <w:rPr>
+          <w:rFonts w:ascii="Times New Roman" w:hAnsi="Times New Roman" w:eastAsia="Times New Roman" w:cs="Times New Roman"/>
+          <w:sz w:val="24"/>
+          <w:szCs w:val="24"/>
+        </w:rPr>
+        <w:t xml:space="preserve">который формируется как временная метка. </w:t>
+      </w:r>
+      <w:r>
+        <w:rPr>
+          <w:rFonts w:ascii="Times New Roman" w:hAnsi="Times New Roman" w:eastAsia="Times New Roman" w:cs="Times New Roman"/>
+          <w:sz w:val="24"/>
+          <w:szCs w:val="24"/>
+        </w:rPr>
+        <w:t xml:space="preserve">Поле amount имеет числовой тип и является обязательным. Это сумма операции, </w:t>
+      </w:r>
+      <w:r>
+        <w:rPr>
+          <w:rFonts w:ascii="Times New Roman" w:hAnsi="Times New Roman" w:eastAsia="Times New Roman" w:cs="Times New Roman"/>
+          <w:sz w:val="24"/>
+          <w:szCs w:val="24"/>
+        </w:rPr>
+        <w:t xml:space="preserve">которая должна быть больше нуля. </w:t>
+      </w:r>
+      <w:r>
+        <w:rPr>
+          <w:rFonts w:ascii="Times New Roman" w:hAnsi="Times New Roman" w:eastAsia="Times New Roman" w:cs="Times New Roman"/>
+          <w:sz w:val="24"/>
+          <w:szCs w:val="24"/>
+        </w:rPr>
+        <w:t xml:space="preserve">Поле type имеет строковый тип и является обязательным. Оно определяет, является </w:t>
+      </w:r>
+      <w:r>
+        <w:rPr>
+          <w:rFonts w:ascii="Times New Roman" w:hAnsi="Times New Roman" w:eastAsia="Times New Roman" w:cs="Times New Roman"/>
+          <w:sz w:val="24"/>
+          <w:szCs w:val="24"/>
+        </w:rPr>
+        <w:t xml:space="preserve">операция доходом или расходом. </w:t>
+      </w:r>
+      <w:r>
+        <w:rPr>
+          <w:rFonts w:ascii="Times New Roman" w:hAnsi="Times New Roman" w:eastAsia="Times New Roman" w:cs="Times New Roman"/>
+          <w:sz w:val="24"/>
+          <w:szCs w:val="24"/>
+        </w:rPr>
+        <w:t xml:space="preserve">Поле category имеет строковый тип и является обязательным. Это категория операции, </w:t>
+      </w:r>
+      <w:r>
+        <w:rPr>
+          <w:rFonts w:ascii="Times New Roman" w:hAnsi="Times New Roman" w:eastAsia="Times New Roman" w:cs="Times New Roman"/>
+          <w:sz w:val="24"/>
+          <w:szCs w:val="24"/>
+        </w:rPr>
+        <w:t xml:space="preserve">которая зависит от выбранного типа. Для доходов предусмотрены категории:</w:t>
+      </w:r>
+      <w:r>
+        <w:rPr>
+          <w:rFonts w:ascii="Times New Roman" w:hAnsi="Times New Roman" w:eastAsia="Times New Roman" w:cs="Times New Roman"/>
+          <w:sz w:val="24"/>
+          <w:szCs w:val="24"/>
+        </w:rPr>
+        <w:t xml:space="preserve">«Зарплата», «Премия», «Подработка», «Подарок», «Инвестиции», «Другие». </w:t>
+      </w:r>
+      <w:r>
+        <w:rPr>
+          <w:rFonts w:ascii="Times New Roman" w:hAnsi="Times New Roman" w:eastAsia="Times New Roman" w:cs="Times New Roman"/>
+          <w:sz w:val="24"/>
+          <w:szCs w:val="24"/>
+        </w:rPr>
+        <w:t xml:space="preserve">Для расходов: «Еда», «Транспорт», «Жильё», «Развлечения», «Здоровье», «Другие». </w:t>
+      </w:r>
+      <w:r>
+        <w:rPr>
+          <w:rFonts w:ascii="Times New Roman" w:hAnsi="Times New Roman" w:eastAsia="Times New Roman" w:cs="Times New Roman"/>
+          <w:sz w:val="24"/>
+          <w:szCs w:val="24"/>
+        </w:rPr>
+        <w:t xml:space="preserve">Поле date имеет строковый тип и является обязательным. Это дата операции в формате </w:t>
+      </w:r>
+      <w:r>
+        <w:rPr>
+          <w:rFonts w:ascii="Times New Roman" w:hAnsi="Times New Roman" w:eastAsia="Times New Roman" w:cs="Times New Roman"/>
+          <w:sz w:val="24"/>
+          <w:szCs w:val="24"/>
+        </w:rPr>
+        <w:t xml:space="preserve">«год-месяц-число». </w:t>
+      </w:r>
+      <w:r>
+        <w:rPr>
+          <w:rFonts w:ascii="Times New Roman" w:hAnsi="Times New Roman" w:eastAsia="Times New Roman" w:cs="Times New Roman"/>
+          <w:sz w:val="24"/>
+          <w:szCs w:val="24"/>
+        </w:rPr>
+        <w:t xml:space="preserve">Поле comment имеет строковый тип и является необязательным. Это произвольный </w:t>
+      </w:r>
+      <w:r>
+        <w:rPr>
+          <w:rFonts w:ascii="Times New Roman" w:hAnsi="Times New Roman" w:eastAsia="Times New Roman" w:cs="Times New Roman"/>
+          <w:sz w:val="24"/>
+          <w:szCs w:val="24"/>
+        </w:rPr>
+        <w:t xml:space="preserve">текстовый комментарий пользователя.</w:t>
+      </w:r>
+      <w:r>
+        <w:rPr>
+          <w:rFonts w:ascii="Times New Roman" w:hAnsi="Times New Roman" w:cs="Times New Roman"/>
+        </w:rPr>
+      </w:r>
+      <w:r>
+        <w:rPr>
+          <w:rFonts w:ascii="Times New Roman" w:hAnsi="Times New Roman" w:cs="Times New Roman"/>
         </w:rPr>
       </w:r>
     </w:p>
@@ -5805,19 +7790,38 @@
         <w:ind/>
         <w:rPr>
           <w:rFonts w:ascii="Times New Roman" w:hAnsi="Times New Roman" w:cs="Times New Roman"/>
-        </w:rPr>
-      </w:pPr>
-      <w:r>
-        <w:rPr>
-          <w:rFonts w:ascii="Times New Roman" w:hAnsi="Times New Roman" w:eastAsia="Times New Roman" w:cs="Times New Roman"/>
-          <w:sz w:val="24"/>
-          <w:szCs w:val="24"/>
-        </w:rPr>
-        <w:t xml:space="preserve">   — все транзакции сохраняются в массиве объектов;</w:t>
-      </w:r>
-      <w:r>
-        <w:rPr>
-          <w:rFonts w:ascii="Times New Roman" w:hAnsi="Times New Roman" w:eastAsia="Times New Roman" w:cs="Times New Roman"/>
+          <w:b/>
+          <w:bCs/>
+          <w:sz w:val="24"/>
+          <w:szCs w:val="24"/>
+        </w:rPr>
+      </w:pPr>
+      <w:r>
+        <w:rPr>
+          <w:rFonts w:ascii="Times New Roman" w:hAnsi="Times New Roman" w:eastAsia="Times New Roman" w:cs="Times New Roman"/>
+          <w:b/>
+          <w:bCs/>
+          <w:sz w:val="24"/>
+          <w:szCs w:val="24"/>
+        </w:rPr>
+        <w:t xml:space="preserve">2.2 Архитектура приложения</w:t>
+      </w:r>
+      <w:r>
+        <w:rPr>
+          <w:rFonts w:ascii="Times New Roman" w:hAnsi="Times New Roman" w:cs="Times New Roman"/>
+          <w:b/>
+          <w:bCs/>
+          <w:sz w:val="24"/>
+          <w:szCs w:val="24"/>
+        </w:rPr>
+      </w:r>
+      <w:r>
+        <w:rPr>
+          <w:rFonts w:ascii="Times New Roman" w:hAnsi="Times New Roman" w:cs="Times New Roman"/>
+          <w:b/>
+          <w:bCs/>
+          <w:sz w:val="24"/>
+          <w:szCs w:val="24"/>
         </w:rPr>
       </w:r>
     </w:p>
@@ -5828,19 +7832,45 @@
         <w:ind/>
         <w:rPr>
           <w:rFonts w:ascii="Times New Roman" w:hAnsi="Times New Roman" w:cs="Times New Roman"/>
-        </w:rPr>
-      </w:pPr>
-      <w:r>
-        <w:rPr>
-          <w:rFonts w:ascii="Times New Roman" w:hAnsi="Times New Roman" w:eastAsia="Times New Roman" w:cs="Times New Roman"/>
-          <w:sz w:val="24"/>
-          <w:szCs w:val="24"/>
-        </w:rPr>
-        <w:t xml:space="preserve">   — массив сериализуется в JSON и сохраняется в localStorage;</w:t>
-      </w:r>
-      <w:r>
-        <w:rPr>
-          <w:rFonts w:ascii="Times New Roman" w:hAnsi="Times New Roman" w:eastAsia="Times New Roman" w:cs="Times New Roman"/>
+          <w:sz w:val="24"/>
+          <w:szCs w:val="24"/>
+        </w:rPr>
+      </w:pPr>
+      <w:r>
+        <w:rPr>
+          <w:rFonts w:ascii="Times New Roman" w:hAnsi="Times New Roman" w:eastAsia="Times New Roman" w:cs="Times New Roman"/>
+          <w:sz w:val="24"/>
+          <w:szCs w:val="24"/>
+        </w:rPr>
+      </w:r>
+      <w:r>
+        <w:rPr>
+          <w:rFonts w:ascii="Times New Roman" w:hAnsi="Times New Roman" w:eastAsia="Times New Roman" w:cs="Times New Roman"/>
+          <w:sz w:val="24"/>
+          <w:szCs w:val="24"/>
+        </w:rPr>
+        <w:t xml:space="preserve">Приложение построено по модульному принципу. Каждый модуль отвечает за свою </w:t>
+      </w:r>
+      <w:r>
+        <w:rPr>
+          <w:rFonts w:ascii="Times New Roman" w:hAnsi="Times New Roman" w:eastAsia="Times New Roman" w:cs="Times New Roman"/>
+          <w:sz w:val="24"/>
+          <w:szCs w:val="24"/>
+        </w:rPr>
+        <w:t xml:space="preserve">область ответственности.</w:t>
+      </w:r>
+      <w:r>
+        <w:rPr>
+          <w:rFonts w:ascii="Times New Roman" w:hAnsi="Times New Roman" w:cs="Times New Roman"/>
+          <w:sz w:val="24"/>
+          <w:szCs w:val="24"/>
+        </w:rPr>
+      </w:r>
+      <w:r>
+        <w:rPr>
+          <w:rFonts w:ascii="Times New Roman" w:hAnsi="Times New Roman" w:cs="Times New Roman"/>
+          <w:sz w:val="24"/>
+          <w:szCs w:val="24"/>
         </w:rPr>
       </w:r>
     </w:p>
@@ -5859,23 +7889,11 @@
           <w:sz w:val="24"/>
           <w:szCs w:val="24"/>
         </w:rPr>
-        <w:t xml:space="preserve">   — при загрузке страницы данные автоматически восстанавливаются.</w:t>
-      </w:r>
-      <w:r>
-        <w:rPr>
-          <w:rFonts w:ascii="Times New Roman" w:hAnsi="Times New Roman" w:eastAsia="Times New Roman" w:cs="Times New Roman"/>
-        </w:rPr>
-      </w:r>
-      <w:r>
-        <w:rPr>
-          <w:rFonts w:ascii="Times New Roman" w:hAnsi="Times New Roman" w:eastAsia="Times New Roman" w:cs="Times New Roman"/>
-          <w:sz w:val="24"/>
-          <w:szCs w:val="24"/>
-        </w:rPr>
-      </w:r>
-      <w:r>
-        <w:rPr>
-          <w:rFonts w:ascii="Times New Roman" w:hAnsi="Times New Roman" w:eastAsia="Times New Roman" w:cs="Times New Roman"/>
+        <w:t xml:space="preserve">Модуль storage.js отвечает за сохранение и загрузку данных из localStorage.</w:t>
+      </w:r>
+      <w:r>
+        <w:rPr>
+          <w:rFonts w:ascii="Times New Roman" w:hAnsi="Times New Roman" w:cs="Times New Roman"/>
         </w:rPr>
       </w:r>
       <w:r>
@@ -5899,11 +7917,16 @@
           <w:sz w:val="24"/>
           <w:szCs w:val="24"/>
         </w:rPr>
-        <w:t xml:space="preserve">3. Просмотр и фильтрация:</w:t>
-      </w:r>
-      <w:r>
-        <w:rPr>
-          <w:rFonts w:ascii="Times New Roman" w:hAnsi="Times New Roman" w:eastAsia="Times New Roman" w:cs="Times New Roman"/>
+        <w:t xml:space="preserve">Модуль transactions.js реализует добавление и удаление транзакций.</w:t>
+      </w:r>
+      <w:r>
+        <w:rPr>
+          <w:rFonts w:ascii="Times New Roman" w:hAnsi="Times New Roman" w:cs="Times New Roman"/>
+        </w:rPr>
+      </w:r>
+      <w:r>
+        <w:rPr>
+          <w:rFonts w:ascii="Times New Roman" w:hAnsi="Times New Roman" w:cs="Times New Roman"/>
         </w:rPr>
       </w:r>
     </w:p>
@@ -5922,11 +7945,16 @@
           <w:sz w:val="24"/>
           <w:szCs w:val="24"/>
         </w:rPr>
-        <w:t xml:space="preserve">   — отображение всех транзакций в таблице;</w:t>
-      </w:r>
-      <w:r>
-        <w:rPr>
-          <w:rFonts w:ascii="Times New Roman" w:hAnsi="Times New Roman" w:eastAsia="Times New Roman" w:cs="Times New Roman"/>
+        <w:t xml:space="preserve">Модуль filters.js выполняет фильтрацию массива транзакций по заданным критериям.</w:t>
+      </w:r>
+      <w:r>
+        <w:rPr>
+          <w:rFonts w:ascii="Times New Roman" w:hAnsi="Times New Roman" w:cs="Times New Roman"/>
+        </w:rPr>
+      </w:r>
+      <w:r>
+        <w:rPr>
+          <w:rFonts w:ascii="Times New Roman" w:hAnsi="Times New Roman" w:cs="Times New Roman"/>
         </w:rPr>
       </w:r>
     </w:p>
@@ -5945,11 +7973,16 @@
           <w:sz w:val="24"/>
           <w:szCs w:val="24"/>
         </w:rPr>
-        <w:t xml:space="preserve">   — фильтрация по типу, категории и дате;</w:t>
-      </w:r>
-      <w:r>
-        <w:rPr>
-          <w:rFonts w:ascii="Times New Roman" w:hAnsi="Times New Roman" w:eastAsia="Times New Roman" w:cs="Times New Roman"/>
+        <w:t xml:space="preserve">Модуль statistics.js рассчитывает финансовые показатели и строит текстовую</w:t>
+      </w:r>
+      <w:r>
+        <w:rPr>
+          <w:rFonts w:ascii="Times New Roman" w:hAnsi="Times New Roman" w:cs="Times New Roman"/>
+        </w:rPr>
+      </w:r>
+      <w:r>
+        <w:rPr>
+          <w:rFonts w:ascii="Times New Roman" w:hAnsi="Times New Roman" w:cs="Times New Roman"/>
         </w:rPr>
       </w:r>
     </w:p>
@@ -5968,23 +8001,11 @@
           <w:sz w:val="24"/>
           <w:szCs w:val="24"/>
         </w:rPr>
-        <w:t xml:space="preserve">   — поиск по тексту комментария.</w:t>
-      </w:r>
-      <w:r>
-        <w:rPr>
-          <w:rFonts w:ascii="Times New Roman" w:hAnsi="Times New Roman" w:eastAsia="Times New Roman" w:cs="Times New Roman"/>
-        </w:rPr>
-      </w:r>
-      <w:r>
-        <w:rPr>
-          <w:rFonts w:ascii="Times New Roman" w:hAnsi="Times New Roman" w:eastAsia="Times New Roman" w:cs="Times New Roman"/>
-          <w:sz w:val="24"/>
-          <w:szCs w:val="24"/>
-        </w:rPr>
-      </w:r>
-      <w:r>
-        <w:rPr>
-          <w:rFonts w:ascii="Times New Roman" w:hAnsi="Times New Roman" w:eastAsia="Times New Roman" w:cs="Times New Roman"/>
+        <w:t xml:space="preserve">диаграмму.</w:t>
+      </w:r>
+      <w:r>
+        <w:rPr>
+          <w:rFonts w:ascii="Times New Roman" w:hAnsi="Times New Roman" w:cs="Times New Roman"/>
         </w:rPr>
       </w:r>
       <w:r>
@@ -6008,11 +8029,16 @@
           <w:sz w:val="24"/>
           <w:szCs w:val="24"/>
         </w:rPr>
-        <w:t xml:space="preserve">4. Статистика и аналитика:</w:t>
-      </w:r>
-      <w:r>
-        <w:rPr>
-          <w:rFonts w:ascii="Times New Roman" w:hAnsi="Times New Roman" w:eastAsia="Times New Roman" w:cs="Times New Roman"/>
+        <w:t xml:space="preserve">Модуль ui.js отвечает за отрисовку таблицы, обновление статистики и вывод</w:t>
+      </w:r>
+      <w:r>
+        <w:rPr>
+          <w:rFonts w:ascii="Times New Roman" w:hAnsi="Times New Roman" w:cs="Times New Roman"/>
+        </w:rPr>
+      </w:r>
+      <w:r>
+        <w:rPr>
+          <w:rFonts w:ascii="Times New Roman" w:hAnsi="Times New Roman" w:cs="Times New Roman"/>
         </w:rPr>
       </w:r>
     </w:p>
@@ -6031,11 +8057,16 @@
           <w:sz w:val="24"/>
           <w:szCs w:val="24"/>
         </w:rPr>
-        <w:t xml:space="preserve">   — отображение текущего баланса;</w:t>
-      </w:r>
-      <w:r>
-        <w:rPr>
-          <w:rFonts w:ascii="Times New Roman" w:hAnsi="Times New Roman" w:eastAsia="Times New Roman" w:cs="Times New Roman"/>
+        <w:t xml:space="preserve">сообщений пользователю.</w:t>
+      </w:r>
+      <w:r>
+        <w:rPr>
+          <w:rFonts w:ascii="Times New Roman" w:hAnsi="Times New Roman" w:cs="Times New Roman"/>
+        </w:rPr>
+      </w:r>
+      <w:r>
+        <w:rPr>
+          <w:rFonts w:ascii="Times New Roman" w:hAnsi="Times New Roman" w:cs="Times New Roman"/>
         </w:rPr>
       </w:r>
     </w:p>
@@ -6054,11 +8085,16 @@
           <w:sz w:val="24"/>
           <w:szCs w:val="24"/>
         </w:rPr>
-        <w:t xml:space="preserve">   — отображение общей суммы доходов и расходов;</w:t>
-      </w:r>
-      <w:r>
-        <w:rPr>
-          <w:rFonts w:ascii="Times New Roman" w:hAnsi="Times New Roman" w:eastAsia="Times New Roman" w:cs="Times New Roman"/>
+        <w:t xml:space="preserve">Модуль app.js является главным — он инициализирует приложение, связывает</w:t>
+      </w:r>
+      <w:r>
+        <w:rPr>
+          <w:rFonts w:ascii="Times New Roman" w:hAnsi="Times New Roman" w:cs="Times New Roman"/>
+        </w:rPr>
+      </w:r>
+      <w:r>
+        <w:rPr>
+          <w:rFonts w:ascii="Times New Roman" w:hAnsi="Times New Roman" w:cs="Times New Roman"/>
         </w:rPr>
       </w:r>
     </w:p>
@@ -6077,11 +8113,16 @@
           <w:sz w:val="24"/>
           <w:szCs w:val="24"/>
         </w:rPr>
-        <w:t xml:space="preserve">   — текстовая диаграмма распределения расходов по категориям;</w:t>
-      </w:r>
-      <w:r>
-        <w:rPr>
-          <w:rFonts w:ascii="Times New Roman" w:hAnsi="Times New Roman" w:eastAsia="Times New Roman" w:cs="Times New Roman"/>
+        <w:t xml:space="preserve">остальные модули между собой и обрабатывает события.</w:t>
+      </w:r>
+      <w:r>
+        <w:rPr>
+          <w:rFonts w:ascii="Times New Roman" w:hAnsi="Times New Roman" w:cs="Times New Roman"/>
+        </w:rPr>
+      </w:r>
+      <w:r>
+        <w:rPr>
+          <w:rFonts w:ascii="Times New Roman" w:hAnsi="Times New Roman" w:cs="Times New Roman"/>
         </w:rPr>
       </w:r>
     </w:p>
@@ -6091,39 +8132,19 @@
         <w:spacing w:line="360" w:lineRule="auto"/>
         <w:ind/>
         <w:rPr>
-          <w:rFonts w:ascii="Times New Roman" w:hAnsi="Times New Roman" w:eastAsia="Times New Roman" w:cs="Times New Roman"/>
-          <w:sz w:val="24"/>
-          <w:szCs w:val="24"/>
-          <w:highlight w:val="none"/>
-        </w:rPr>
-      </w:pPr>
-      <w:r>
-        <w:rPr>
-          <w:rFonts w:ascii="Times New Roman" w:hAnsi="Times New Roman" w:eastAsia="Times New Roman" w:cs="Times New Roman"/>
-          <w:sz w:val="24"/>
-          <w:szCs w:val="24"/>
-        </w:rPr>
-        <w:t xml:space="preserve">   — экспорт данных в CSV-файл.</w:t>
-      </w:r>
-      <w:r>
-        <w:rPr>
-          <w:rFonts w:ascii="Times New Roman" w:hAnsi="Times New Roman" w:eastAsia="Times New Roman" w:cs="Times New Roman"/>
-        </w:rPr>
-      </w:r>
-      <w:r>
-        <w:rPr>
-          <w:rFonts w:ascii="Times New Roman" w:hAnsi="Times New Roman" w:eastAsia="Times New Roman" w:cs="Times New Roman"/>
-          <w:sz w:val="24"/>
-          <w:szCs w:val="24"/>
-          <w:highlight w:val="none"/>
-        </w:rPr>
-      </w:r>
-      <w:r>
-        <w:rPr>
-          <w:rFonts w:ascii="Times New Roman" w:hAnsi="Times New Roman" w:eastAsia="Times New Roman" w:cs="Times New Roman"/>
-          <w:sz w:val="24"/>
-          <w:szCs w:val="24"/>
-          <w:highlight w:val="none"/>
+          <w:rFonts w:ascii="Times New Roman" w:hAnsi="Times New Roman" w:cs="Times New Roman"/>
+        </w:rPr>
+      </w:pPr>
+      <w:r>
+        <w:rPr>
+          <w:rFonts w:ascii="Times New Roman" w:hAnsi="Times New Roman" w:eastAsia="Times New Roman" w:cs="Times New Roman"/>
+          <w:sz w:val="24"/>
+          <w:szCs w:val="24"/>
+        </w:rPr>
+      </w:r>
+      <w:r>
+        <w:rPr>
+          <w:rFonts w:ascii="Times New Roman" w:hAnsi="Times New Roman" w:cs="Times New Roman"/>
         </w:rPr>
       </w:r>
       <w:r>
@@ -6143,6 +8164,22 @@
       </w:pPr>
       <w:r>
         <w:rPr>
+          <w:rFonts w:ascii="Times New Roman" w:hAnsi="Times New Roman" w:eastAsia="Times New Roman" w:cs="Times New Roman"/>
+          <w:sz w:val="24"/>
+          <w:szCs w:val="24"/>
+        </w:rPr>
+        <w:t xml:space="preserve">Такая модульная архитектура делает код читаемым, удобным для сопровождения и </w:t>
+      </w:r>
+      <w:r>
+        <w:rPr>
+          <w:rFonts w:ascii="Times New Roman" w:hAnsi="Times New Roman" w:eastAsia="Times New Roman" w:cs="Times New Roman"/>
+          <w:sz w:val="24"/>
+          <w:szCs w:val="24"/>
+        </w:rPr>
+        <w:t xml:space="preserve">дальнейшего развития.</w:t>
+      </w:r>
+      <w:r>
+        <w:rPr>
           <w:rFonts w:ascii="Times New Roman" w:hAnsi="Times New Roman" w:cs="Times New Roman"/>
         </w:rPr>
       </w:r>
@@ -6159,16 +8196,32 @@
         <w:ind/>
         <w:rPr>
           <w:rFonts w:ascii="Times New Roman" w:hAnsi="Times New Roman" w:cs="Times New Roman"/>
-        </w:rPr>
-      </w:pPr>
-      <w:r>
-        <w:rPr>
-          <w:rFonts w:ascii="Times New Roman" w:hAnsi="Times New Roman" w:cs="Times New Roman"/>
-        </w:rPr>
-      </w:r>
-      <w:r>
-        <w:rPr>
-          <w:rFonts w:ascii="Times New Roman" w:hAnsi="Times New Roman" w:cs="Times New Roman"/>
+          <w:b/>
+          <w:bCs/>
+        </w:rPr>
+      </w:pPr>
+      <w:r>
+        <w:rPr>
+          <w:rFonts w:ascii="Times New Roman" w:hAnsi="Times New Roman" w:eastAsia="Times New Roman" w:cs="Times New Roman"/>
+          <w:b/>
+          <w:bCs/>
+          <w:sz w:val="24"/>
+          <w:szCs w:val="24"/>
+        </w:rPr>
+        <w:t xml:space="preserve">2.3 Алгоритмы обработки данных</w:t>
+      </w:r>
+      <w:r>
+        <w:rPr>
+          <w:rFonts w:ascii="Times New Roman" w:hAnsi="Times New Roman" w:cs="Times New Roman"/>
+          <w:b/>
+          <w:bCs/>
+        </w:rPr>
+      </w:r>
+      <w:r>
+        <w:rPr>
+          <w:rFonts w:ascii="Times New Roman" w:hAnsi="Times New Roman" w:cs="Times New Roman"/>
+          <w:b/>
+          <w:bCs/>
         </w:rPr>
       </w:r>
     </w:p>
@@ -6183,6 +8236,14 @@
       </w:pPr>
       <w:r>
         <w:rPr>
+          <w:rFonts w:ascii="Times New Roman" w:hAnsi="Times New Roman" w:eastAsia="Times New Roman" w:cs="Times New Roman"/>
+          <w:sz w:val="24"/>
+          <w:szCs w:val="24"/>
+        </w:rPr>
+        <w:t xml:space="preserve">Алгоритм фильтрации выполняется последовательно. Сначала создаётся копия массива</w:t>
+      </w:r>
+      <w:r>
+        <w:rPr>
           <w:rFonts w:ascii="Times New Roman" w:hAnsi="Times New Roman" w:cs="Times New Roman"/>
         </w:rPr>
       </w:r>
@@ -6206,15 +8267,17 @@
           <w:rFonts w:ascii="Times New Roman" w:hAnsi="Times New Roman" w:eastAsia="Times New Roman" w:cs="Times New Roman"/>
           <w:sz w:val="24"/>
           <w:szCs w:val="24"/>
-          <w:highlight w:val="none"/>
-        </w:rPr>
-      </w:r>
-      <w:r>
-        <w:rPr>
-          <w:rFonts w:ascii="Times New Roman" w:hAnsi="Times New Roman" w:eastAsia="Times New Roman" w:cs="Times New Roman"/>
-          <w:sz w:val="24"/>
-          <w:szCs w:val="24"/>
-          <w:highlight w:val="none"/>
+        </w:rPr>
+        <w:t xml:space="preserve">транзакций. Если выбран не «Все типы», массив фильтруется по типу операции.</w:t>
+      </w:r>
+      <w:r>
+        <w:rPr>
+          <w:rFonts w:ascii="Times New Roman" w:hAnsi="Times New Roman" w:cs="Times New Roman"/>
+        </w:rPr>
+      </w:r>
+      <w:r>
+        <w:rPr>
+          <w:rFonts w:ascii="Times New Roman" w:hAnsi="Times New Roman" w:cs="Times New Roman"/>
         </w:rPr>
       </w:r>
     </w:p>
@@ -6224,43 +8287,25 @@
         <w:spacing w:line="360" w:lineRule="auto"/>
         <w:ind/>
         <w:rPr>
-          <w:rFonts w:ascii="Times New Roman" w:hAnsi="Times New Roman" w:eastAsia="Times New Roman" w:cs="Times New Roman"/>
-          <w:sz w:val="24"/>
-          <w:szCs w:val="24"/>
-          <w:highlight w:val="none"/>
-        </w:rPr>
-      </w:pPr>
-      <w:r>
-        <w:rPr>
-          <w:rFonts w:ascii="Times New Roman" w:hAnsi="Times New Roman" w:eastAsia="Times New Roman" w:cs="Times New Roman"/>
-          <w:sz w:val="24"/>
-          <w:szCs w:val="24"/>
-        </w:rPr>
-        <w:t xml:space="preserve">Нефункциональные требования:</w:t>
-      </w:r>
-      <w:r>
-        <w:rPr>
-          <w:rFonts w:ascii="Times New Roman" w:hAnsi="Times New Roman" w:eastAsia="Times New Roman" w:cs="Times New Roman"/>
-        </w:rPr>
-      </w:r>
-      <w:r>
-        <w:rPr>
-          <w:rFonts w:ascii="Times New Roman" w:hAnsi="Times New Roman" w:eastAsia="Times New Roman" w:cs="Times New Roman"/>
-          <w:sz w:val="24"/>
-          <w:szCs w:val="24"/>
-        </w:rPr>
-      </w:r>
-      <w:r>
-        <w:rPr>
-          <w:rFonts w:ascii="Times New Roman" w:hAnsi="Times New Roman" w:eastAsia="Times New Roman" w:cs="Times New Roman"/>
-        </w:rPr>
-      </w:r>
-      <w:r>
-        <w:rPr>
-          <w:rFonts w:ascii="Times New Roman" w:hAnsi="Times New Roman" w:eastAsia="Times New Roman" w:cs="Times New Roman"/>
-          <w:sz w:val="24"/>
-          <w:szCs w:val="24"/>
-          <w:highlight w:val="none"/>
+          <w:rFonts w:ascii="Times New Roman" w:hAnsi="Times New Roman" w:cs="Times New Roman"/>
+        </w:rPr>
+      </w:pPr>
+      <w:r>
+        <w:rPr>
+          <w:rFonts w:ascii="Times New Roman" w:hAnsi="Times New Roman" w:eastAsia="Times New Roman" w:cs="Times New Roman"/>
+          <w:sz w:val="24"/>
+          <w:szCs w:val="24"/>
+        </w:rPr>
+        <w:t xml:space="preserve">Если выбрана не «Все категории», массив фильтруется по категории.</w:t>
+      </w:r>
+      <w:r>
+        <w:rPr>
+          <w:rFonts w:ascii="Times New Roman" w:hAnsi="Times New Roman" w:cs="Times New Roman"/>
+        </w:rPr>
+      </w:r>
+      <w:r>
+        <w:rPr>
+          <w:rFonts w:ascii="Times New Roman" w:hAnsi="Times New Roman" w:cs="Times New Roman"/>
         </w:rPr>
       </w:r>
     </w:p>
@@ -6279,11 +8324,16 @@
           <w:sz w:val="24"/>
           <w:szCs w:val="24"/>
         </w:rPr>
-        <w:t xml:space="preserve">— полная клиентская реализация без серверной части;</w:t>
-      </w:r>
-      <w:r>
-        <w:rPr>
-          <w:rFonts w:ascii="Times New Roman" w:hAnsi="Times New Roman" w:eastAsia="Times New Roman" w:cs="Times New Roman"/>
+        <w:t xml:space="preserve">Если указана дата, массив фильтруется по дате. Фильтры можно комбинировать.</w:t>
+      </w:r>
+      <w:r>
+        <w:rPr>
+          <w:rFonts w:ascii="Times New Roman" w:hAnsi="Times New Roman" w:cs="Times New Roman"/>
+        </w:rPr>
+      </w:r>
+      <w:r>
+        <w:rPr>
+          <w:rFonts w:ascii="Times New Roman" w:hAnsi="Times New Roman" w:cs="Times New Roman"/>
         </w:rPr>
       </w:r>
     </w:p>
@@ -6302,11 +8352,24 @@
           <w:sz w:val="24"/>
           <w:szCs w:val="24"/>
         </w:rPr>
-        <w:t xml:space="preserve">— использование localStorage для хранения данных;</w:t>
-      </w:r>
-      <w:r>
-        <w:rPr>
-          <w:rFonts w:ascii="Times New Roman" w:hAnsi="Times New Roman" w:eastAsia="Times New Roman" w:cs="Times New Roman"/>
+        <w:t xml:space="preserve">Алгоритм расчёта статистики включает суммирование всех доходов, суммирование </w:t>
+      </w:r>
+      <w:r>
+        <w:rPr>
+          <w:rFonts w:ascii="Times New Roman" w:hAnsi="Times New Roman" w:eastAsia="Times New Roman" w:cs="Times New Roman"/>
+          <w:sz w:val="24"/>
+          <w:szCs w:val="24"/>
+        </w:rPr>
+        <w:t xml:space="preserve">всех расходов и вычисление баланса как разницы между доходами и расходами.</w:t>
+      </w:r>
+      <w:r>
+        <w:rPr>
+          <w:rFonts w:ascii="Times New Roman" w:hAnsi="Times New Roman" w:cs="Times New Roman"/>
+        </w:rPr>
+      </w:r>
+      <w:r>
+        <w:rPr>
+          <w:rFonts w:ascii="Times New Roman" w:hAnsi="Times New Roman" w:cs="Times New Roman"/>
         </w:rPr>
       </w:r>
     </w:p>
@@ -6325,11 +8388,16 @@
           <w:sz w:val="24"/>
           <w:szCs w:val="24"/>
         </w:rPr>
-        <w:t xml:space="preserve">— адаптивный интерфейс для экранов от 320 до 1200 пикселей;</w:t>
-      </w:r>
-      <w:r>
-        <w:rPr>
-          <w:rFonts w:ascii="Times New Roman" w:hAnsi="Times New Roman" w:eastAsia="Times New Roman" w:cs="Times New Roman"/>
+        <w:t xml:space="preserve">Алгоритм построения текстовой диаграммы распределения расходов включает</w:t>
+      </w:r>
+      <w:r>
+        <w:rPr>
+          <w:rFonts w:ascii="Times New Roman" w:hAnsi="Times New Roman" w:cs="Times New Roman"/>
+        </w:rPr>
+      </w:r>
+      <w:r>
+        <w:rPr>
+          <w:rFonts w:ascii="Times New Roman" w:hAnsi="Times New Roman" w:cs="Times New Roman"/>
         </w:rPr>
       </w:r>
     </w:p>
@@ -6348,11 +8416,40 @@
           <w:sz w:val="24"/>
           <w:szCs w:val="24"/>
         </w:rPr>
-        <w:t xml:space="preserve">— кросс-браузерная совместимость;</w:t>
-      </w:r>
-      <w:r>
-        <w:rPr>
-          <w:rFonts w:ascii="Times New Roman" w:hAnsi="Times New Roman" w:eastAsia="Times New Roman" w:cs="Times New Roman"/>
+        <w:t xml:space="preserve">группировку расходов по категориям, вычисление суммы расходов по каждой категории, </w:t>
+      </w:r>
+      <w:r>
+        <w:rPr>
+          <w:rFonts w:ascii="Times New Roman" w:hAnsi="Times New Roman" w:eastAsia="Times New Roman" w:cs="Times New Roman"/>
+          <w:sz w:val="24"/>
+          <w:szCs w:val="24"/>
+        </w:rPr>
+        <w:t xml:space="preserve">вычисление общей суммы расходов. Затем для каждой категории рассчитывается </w:t>
+      </w:r>
+      <w:r>
+        <w:rPr>
+          <w:rFonts w:ascii="Times New Roman" w:hAnsi="Times New Roman" w:eastAsia="Times New Roman" w:cs="Times New Roman"/>
+          <w:sz w:val="24"/>
+          <w:szCs w:val="24"/>
+        </w:rPr>
+        <w:t xml:space="preserve">процент от общей суммы и формируется визуальное представление, где каждый символ </w:t>
+      </w:r>
+      <w:r>
+        <w:rPr>
+          <w:rFonts w:ascii="Times New Roman" w:hAnsi="Times New Roman" w:eastAsia="Times New Roman" w:cs="Times New Roman"/>
+          <w:sz w:val="24"/>
+          <w:szCs w:val="24"/>
+        </w:rPr>
+        <w:t xml:space="preserve">«█» соответствует пяти процентам.</w:t>
+      </w:r>
+      <w:r>
+        <w:rPr>
+          <w:rFonts w:ascii="Times New Roman" w:hAnsi="Times New Roman" w:cs="Times New Roman"/>
+        </w:rPr>
+      </w:r>
+      <w:r>
+        <w:rPr>
+          <w:rFonts w:ascii="Times New Roman" w:hAnsi="Times New Roman" w:cs="Times New Roman"/>
         </w:rPr>
       </w:r>
     </w:p>
@@ -6370,12 +8467,17 @@
           <w:rFonts w:ascii="Times New Roman" w:hAnsi="Times New Roman" w:eastAsia="Times New Roman" w:cs="Times New Roman"/>
           <w:sz w:val="24"/>
           <w:szCs w:val="24"/>
-        </w:rPr>
-        <w:t xml:space="preserve">— интуитивно понятный интерфейс с обратной связью.</w:t>
-      </w:r>
-      <w:r>
-        <w:rPr>
-          <w:rFonts w:ascii="Times New Roman" w:hAnsi="Times New Roman" w:eastAsia="Times New Roman" w:cs="Times New Roman"/>
+          <w:highlight w:val="none"/>
+        </w:rPr>
+      </w:r>
+      <w:r>
+        <w:rPr>
+          <w:rFonts w:ascii="Times New Roman" w:hAnsi="Times New Roman" w:cs="Times New Roman"/>
+        </w:rPr>
+      </w:r>
+      <w:r>
+        <w:rPr>
+          <w:rFonts w:ascii="Times New Roman" w:hAnsi="Times New Roman" w:cs="Times New Roman"/>
         </w:rPr>
       </w:r>
     </w:p>
@@ -6385,19 +8487,34 @@
         <w:spacing w:line="360" w:lineRule="auto"/>
         <w:ind/>
         <w:rPr>
-          <w:rFonts w:ascii="Times New Roman" w:hAnsi="Times New Roman" w:cs="Times New Roman"/>
-        </w:rPr>
-      </w:pPr>
-      <w:r>
-        <w:rPr>
-          <w:rFonts w:ascii="Times New Roman" w:hAnsi="Times New Roman" w:eastAsia="Times New Roman" w:cs="Times New Roman"/>
-          <w:sz w:val="24"/>
-          <w:szCs w:val="24"/>
-        </w:rPr>
-      </w:r>
-      <w:r>
-        <w:rPr>
-          <w:rFonts w:ascii="Times New Roman" w:hAnsi="Times New Roman" w:eastAsia="Times New Roman" w:cs="Times New Roman"/>
+          <w:rFonts w:ascii="Times New Roman" w:hAnsi="Times New Roman" w:eastAsia="Times New Roman" w:cs="Times New Roman"/>
+          <w:sz w:val="24"/>
+          <w:szCs w:val="24"/>
+          <w:highlight w:val="none"/>
+        </w:rPr>
+      </w:pPr>
+      <w:r>
+        <w:rPr>
+          <w:rFonts w:ascii="Times New Roman" w:hAnsi="Times New Roman" w:eastAsia="Times New Roman" w:cs="Times New Roman"/>
+          <w:sz w:val="24"/>
+          <w:szCs w:val="24"/>
+          <w:highlight w:val="none"/>
+        </w:rPr>
+      </w:r>
+      <w:r>
+        <w:rPr>
+          <w:rFonts w:ascii="Times New Roman" w:hAnsi="Times New Roman" w:eastAsia="Times New Roman" w:cs="Times New Roman"/>
+          <w:sz w:val="24"/>
+          <w:szCs w:val="24"/>
+          <w:highlight w:val="none"/>
+        </w:rPr>
+      </w:r>
+      <w:r>
+        <w:rPr>
+          <w:rFonts w:ascii="Times New Roman" w:hAnsi="Times New Roman" w:eastAsia="Times New Roman" w:cs="Times New Roman"/>
+          <w:sz w:val="24"/>
+          <w:szCs w:val="24"/>
+          <w:highlight w:val="none"/>
         </w:rPr>
       </w:r>
     </w:p>
@@ -6407,9 +8524,291 @@
         <w:spacing w:line="360" w:lineRule="auto"/>
         <w:ind/>
         <w:rPr>
+          <w:rFonts w:ascii="Times New Roman" w:hAnsi="Times New Roman" w:eastAsia="Times New Roman" w:cs="Times New Roman"/>
+          <w:sz w:val="24"/>
+          <w:szCs w:val="24"/>
+          <w:highlight w:val="none"/>
+        </w:rPr>
+      </w:pPr>
+      <w:r>
+        <w:rPr>
+          <w:rFonts w:ascii="Times New Roman" w:hAnsi="Times New Roman" w:eastAsia="Times New Roman" w:cs="Times New Roman"/>
+          <w:sz w:val="24"/>
+          <w:szCs w:val="24"/>
+          <w:highlight w:val="none"/>
+        </w:rPr>
+      </w:r>
+      <w:r>
+        <w:rPr>
+          <w:rFonts w:ascii="Times New Roman" w:hAnsi="Times New Roman" w:eastAsia="Times New Roman" w:cs="Times New Roman"/>
+          <w:sz w:val="24"/>
+          <w:szCs w:val="24"/>
+          <w:highlight w:val="none"/>
+        </w:rPr>
+      </w:r>
+      <w:r>
+        <w:rPr>
+          <w:rFonts w:ascii="Times New Roman" w:hAnsi="Times New Roman" w:eastAsia="Times New Roman" w:cs="Times New Roman"/>
+          <w:sz w:val="24"/>
+          <w:szCs w:val="24"/>
+          <w:highlight w:val="none"/>
+        </w:rPr>
+      </w:r>
+    </w:p>
+    <w:p>
+      <w:pPr>
+        <w:pBdr/>
+        <w:spacing w:line="360" w:lineRule="auto"/>
+        <w:ind/>
+        <w:rPr>
+          <w:rFonts w:ascii="Times New Roman" w:hAnsi="Times New Roman" w:eastAsia="Times New Roman" w:cs="Times New Roman"/>
+          <w:sz w:val="24"/>
+          <w:szCs w:val="24"/>
+          <w:highlight w:val="none"/>
+        </w:rPr>
+      </w:pPr>
+      <w:r>
+        <w:rPr>
+          <w:rFonts w:ascii="Times New Roman" w:hAnsi="Times New Roman" w:eastAsia="Times New Roman" w:cs="Times New Roman"/>
+          <w:sz w:val="24"/>
+          <w:szCs w:val="24"/>
+        </w:rPr>
+        <w:t xml:space="preserve">Пример вывода текстовой диаграммы:</w:t>
+      </w:r>
+      <w:r>
+        <w:rPr>
+          <w:rFonts w:ascii="Times New Roman" w:hAnsi="Times New Roman" w:eastAsia="Times New Roman" w:cs="Times New Roman"/>
+          <w:sz w:val="24"/>
+          <w:szCs w:val="24"/>
+          <w:highlight w:val="none"/>
+        </w:rPr>
+      </w:r>
+      <w:r>
+        <w:rPr>
+          <w:rFonts w:ascii="Times New Roman" w:hAnsi="Times New Roman" w:eastAsia="Times New Roman" w:cs="Times New Roman"/>
+          <w:sz w:val="24"/>
+          <w:szCs w:val="24"/>
+          <w:highlight w:val="none"/>
+        </w:rPr>
+      </w:r>
+    </w:p>
+    <w:p>
+      <w:pPr>
+        <w:pBdr/>
+        <w:spacing w:line="360" w:lineRule="auto"/>
+        <w:ind/>
+        <w:rPr>
+          <w:rFonts w:ascii="Times New Roman" w:hAnsi="Times New Roman" w:cs="Times New Roman"/>
+        </w:rPr>
+      </w:pPr>
+      <w:r>
+        <w:rPr>
+          <w:rFonts w:ascii="Times New Roman" w:hAnsi="Times New Roman" w:eastAsia="Times New Roman" w:cs="Times New Roman"/>
+          <w:sz w:val="24"/>
+          <w:szCs w:val="24"/>
+        </w:rPr>
+        <w:t xml:space="preserve">Еда</w:t>
+      </w:r>
+      <w:r>
+        <w:rPr>
+          <w:rFonts w:ascii="Times New Roman" w:hAnsi="Times New Roman" w:cs="Times New Roman"/>
+        </w:rPr>
+      </w:r>
+      <w:r>
+        <w:rPr>
+          <w:rFonts w:ascii="Times New Roman" w:hAnsi="Times New Roman" w:cs="Times New Roman"/>
+        </w:rPr>
+      </w:r>
+    </w:p>
+    <w:p>
+      <w:pPr>
+        <w:pBdr/>
+        <w:spacing w:line="360" w:lineRule="auto"/>
+        <w:ind/>
+        <w:rPr>
+          <w:rFonts w:ascii="Times New Roman" w:hAnsi="Times New Roman" w:cs="Times New Roman"/>
+        </w:rPr>
+      </w:pPr>
+      <w:r>
+        <w:rPr>
+          <w:rFonts w:ascii="Times New Roman" w:hAnsi="Times New Roman" w:eastAsia="Times New Roman" w:cs="Times New Roman"/>
+          <w:sz w:val="24"/>
+          <w:szCs w:val="24"/>
+        </w:rPr>
+        <w:t xml:space="preserve">████████ 40.0% (4000 ₽)</w:t>
+      </w:r>
+      <w:r>
+        <w:rPr>
+          <w:rFonts w:ascii="Times New Roman" w:hAnsi="Times New Roman" w:cs="Times New Roman"/>
+        </w:rPr>
+      </w:r>
+      <w:r>
+        <w:rPr>
+          <w:rFonts w:ascii="Times New Roman" w:hAnsi="Times New Roman" w:cs="Times New Roman"/>
+        </w:rPr>
+      </w:r>
+    </w:p>
+    <w:p>
+      <w:pPr>
+        <w:pBdr/>
+        <w:spacing w:line="360" w:lineRule="auto"/>
+        <w:ind/>
+        <w:rPr>
+          <w:rFonts w:ascii="Times New Roman" w:hAnsi="Times New Roman" w:cs="Times New Roman"/>
+        </w:rPr>
+      </w:pPr>
+      <w:r>
+        <w:rPr>
+          <w:rFonts w:ascii="Times New Roman" w:hAnsi="Times New Roman" w:eastAsia="Times New Roman" w:cs="Times New Roman"/>
+          <w:sz w:val="24"/>
+          <w:szCs w:val="24"/>
+        </w:rPr>
+        <w:t xml:space="preserve">Транспорт</w:t>
+      </w:r>
+      <w:r>
+        <w:rPr>
+          <w:rFonts w:ascii="Times New Roman" w:hAnsi="Times New Roman" w:cs="Times New Roman"/>
+        </w:rPr>
+      </w:r>
+      <w:r>
+        <w:rPr>
+          <w:rFonts w:ascii="Times New Roman" w:hAnsi="Times New Roman" w:cs="Times New Roman"/>
+        </w:rPr>
+      </w:r>
+    </w:p>
+    <w:p>
+      <w:pPr>
+        <w:pBdr/>
+        <w:spacing w:line="360" w:lineRule="auto"/>
+        <w:ind/>
+        <w:rPr>
+          <w:rFonts w:ascii="Times New Roman" w:hAnsi="Times New Roman" w:cs="Times New Roman"/>
+        </w:rPr>
+      </w:pPr>
+      <w:r>
+        <w:rPr>
+          <w:rFonts w:ascii="Times New Roman" w:hAnsi="Times New Roman" w:eastAsia="Times New Roman" w:cs="Times New Roman"/>
+          <w:sz w:val="24"/>
+          <w:szCs w:val="24"/>
+        </w:rPr>
+        <w:t xml:space="preserve">████ 20.0% (2000 ₽)</w:t>
+      </w:r>
+      <w:r>
+        <w:rPr>
+          <w:rFonts w:ascii="Times New Roman" w:hAnsi="Times New Roman" w:cs="Times New Roman"/>
+        </w:rPr>
+      </w:r>
+      <w:r>
+        <w:rPr>
+          <w:rFonts w:ascii="Times New Roman" w:hAnsi="Times New Roman" w:cs="Times New Roman"/>
+        </w:rPr>
+      </w:r>
+    </w:p>
+    <w:p>
+      <w:pPr>
+        <w:pBdr/>
+        <w:spacing w:line="360" w:lineRule="auto"/>
+        <w:ind/>
+        <w:rPr>
+          <w:rFonts w:ascii="Times New Roman" w:hAnsi="Times New Roman" w:cs="Times New Roman"/>
+        </w:rPr>
+      </w:pPr>
+      <w:r>
+        <w:rPr>
+          <w:rFonts w:ascii="Times New Roman" w:hAnsi="Times New Roman" w:eastAsia="Times New Roman" w:cs="Times New Roman"/>
+          <w:sz w:val="24"/>
+          <w:szCs w:val="24"/>
+        </w:rPr>
+        <w:t xml:space="preserve">Жильё</w:t>
+      </w:r>
+      <w:r>
+        <w:rPr>
+          <w:rFonts w:ascii="Times New Roman" w:hAnsi="Times New Roman" w:cs="Times New Roman"/>
+        </w:rPr>
+      </w:r>
+      <w:r>
+        <w:rPr>
+          <w:rFonts w:ascii="Times New Roman" w:hAnsi="Times New Roman" w:cs="Times New Roman"/>
+        </w:rPr>
+      </w:r>
+    </w:p>
+    <w:p>
+      <w:pPr>
+        <w:pBdr/>
+        <w:spacing w:line="360" w:lineRule="auto"/>
+        <w:ind/>
+        <w:rPr>
+          <w:rFonts w:ascii="Times New Roman" w:hAnsi="Times New Roman" w:eastAsia="Times New Roman" w:cs="Times New Roman"/>
+          <w:sz w:val="24"/>
+          <w:szCs w:val="24"/>
+          <w:highlight w:val="none"/>
+        </w:rPr>
+      </w:pPr>
+      <w:r>
+        <w:rPr>
+          <w:rFonts w:ascii="Times New Roman" w:hAnsi="Times New Roman" w:eastAsia="Times New Roman" w:cs="Times New Roman"/>
+          <w:sz w:val="24"/>
+          <w:szCs w:val="24"/>
+        </w:rPr>
+        <w:t xml:space="preserve">████████ 40.0% (4000 ₽)</w:t>
+      </w:r>
+      <w:r>
+        <w:rPr>
+          <w:rFonts w:ascii="Times New Roman" w:hAnsi="Times New Roman" w:eastAsia="Times New Roman" w:cs="Times New Roman"/>
+          <w:sz w:val="24"/>
+          <w:szCs w:val="24"/>
+          <w:highlight w:val="none"/>
+        </w:rPr>
+      </w:r>
+      <w:r>
+        <w:rPr>
+          <w:rFonts w:ascii="Times New Roman" w:hAnsi="Times New Roman" w:eastAsia="Times New Roman" w:cs="Times New Roman"/>
+          <w:sz w:val="24"/>
+          <w:szCs w:val="24"/>
+          <w:highlight w:val="none"/>
+        </w:rPr>
+      </w:r>
+    </w:p>
+    <w:p>
+      <w:pPr>
+        <w:pBdr/>
+        <w:spacing w:line="360" w:lineRule="auto"/>
+        <w:ind/>
+        <w:rPr>
+          <w:rFonts w:ascii="Times New Roman" w:hAnsi="Times New Roman" w:cs="Times New Roman"/>
+        </w:rPr>
+      </w:pPr>
+      <w:r>
+        <w:rPr>
+          <w:rFonts w:ascii="Times New Roman" w:hAnsi="Times New Roman" w:eastAsia="Times New Roman" w:cs="Times New Roman"/>
+          <w:sz w:val="24"/>
+          <w:szCs w:val="24"/>
+          <w:highlight w:val="none"/>
+        </w:rPr>
+      </w:r>
+      <w:r>
+        <w:rPr>
+          <w:rFonts w:ascii="Times New Roman" w:hAnsi="Times New Roman" w:cs="Times New Roman"/>
+        </w:rPr>
+      </w:r>
+      <w:r>
+        <w:rPr>
+          <w:rFonts w:ascii="Times New Roman" w:hAnsi="Times New Roman" w:cs="Times New Roman"/>
+        </w:rPr>
+      </w:r>
+    </w:p>
+    <w:p>
+      <w:pPr>
+        <w:pBdr/>
+        <w:spacing w:line="360" w:lineRule="auto"/>
+        <w:ind/>
+        <w:rPr>
           <w:rFonts w:ascii="Times New Roman" w:hAnsi="Times New Roman" w:cs="Times New Roman"/>
           <w:b/>
           <w:bCs/>
+          <w:sz w:val="24"/>
+          <w:szCs w:val="24"/>
+          <w:highlight w:val="none"/>
         </w:rPr>
       </w:pPr>
       <w:r>
@@ -6420,13 +8819,26 @@
           <w:sz w:val="24"/>
           <w:szCs w:val="24"/>
         </w:rPr>
-        <w:t xml:space="preserve">1.4 Обоснование выбора технологий и инструментальных средств</w:t>
-      </w:r>
-      <w:r>
-        <w:rPr>
-          <w:rFonts w:ascii="Times New Roman" w:hAnsi="Times New Roman" w:eastAsia="Times New Roman" w:cs="Times New Roman"/>
+        <w:t xml:space="preserve">3. РЕАЛИЗАЦИЯ И ТЕСТИРОВАНИЕ</w:t>
+      </w:r>
+      <w:r>
+        <w:rPr>
+          <w:rFonts w:ascii="Times New Roman" w:hAnsi="Times New Roman" w:cs="Times New Roman"/>
           <w:b/>
           <w:bCs/>
+          <w:sz w:val="24"/>
+          <w:szCs w:val="24"/>
+          <w:highlight w:val="none"/>
+        </w:rPr>
+      </w:r>
+      <w:r>
+        <w:rPr>
+          <w:rFonts w:ascii="Times New Roman" w:hAnsi="Times New Roman" w:cs="Times New Roman"/>
+          <w:b/>
+          <w:bCs/>
+          <w:sz w:val="24"/>
+          <w:szCs w:val="24"/>
+          <w:highlight w:val="none"/>
         </w:rPr>
       </w:r>
     </w:p>
@@ -6437,18 +8849,30 @@
         <w:ind/>
         <w:rPr>
           <w:rFonts w:ascii="Times New Roman" w:hAnsi="Times New Roman" w:cs="Times New Roman"/>
-        </w:rPr>
-      </w:pPr>
-      <w:r>
-        <w:rPr>
-          <w:rFonts w:ascii="Times New Roman" w:hAnsi="Times New Roman" w:eastAsia="Times New Roman" w:cs="Times New Roman"/>
-          <w:sz w:val="24"/>
-          <w:szCs w:val="24"/>
-        </w:rPr>
-      </w:r>
-      <w:r>
-        <w:rPr>
-          <w:rFonts w:ascii="Times New Roman" w:hAnsi="Times New Roman" w:eastAsia="Times New Roman" w:cs="Times New Roman"/>
+          <w:sz w:val="24"/>
+          <w:szCs w:val="24"/>
+        </w:rPr>
+      </w:pPr>
+      <w:r>
+        <w:rPr>
+          <w:rFonts w:ascii="Times New Roman" w:hAnsi="Times New Roman" w:eastAsia="Times New Roman" w:cs="Times New Roman"/>
+          <w:sz w:val="24"/>
+          <w:szCs w:val="24"/>
+          <w:highlight w:val="none"/>
+        </w:rPr>
+      </w:r>
+      <w:r>
+        <w:rPr>
+          <w:rFonts w:ascii="Times New Roman" w:hAnsi="Times New Roman" w:cs="Times New Roman"/>
+          <w:sz w:val="24"/>
+          <w:szCs w:val="24"/>
+        </w:rPr>
+      </w:r>
+      <w:r>
+        <w:rPr>
+          <w:rFonts w:ascii="Times New Roman" w:hAnsi="Times New Roman" w:cs="Times New Roman"/>
+          <w:sz w:val="24"/>
+          <w:szCs w:val="24"/>
         </w:rPr>
       </w:r>
     </w:p>
@@ -6459,40 +8883,32 @@
         <w:ind/>
         <w:rPr>
           <w:rFonts w:ascii="Times New Roman" w:hAnsi="Times New Roman" w:cs="Times New Roman"/>
-        </w:rPr>
-      </w:pPr>
-      <w:r>
-        <w:rPr>
-          <w:rFonts w:ascii="Times New Roman" w:hAnsi="Times New Roman" w:eastAsia="Times New Roman" w:cs="Times New Roman"/>
-          <w:sz w:val="24"/>
-          <w:szCs w:val="24"/>
-        </w:rPr>
-        <w:t xml:space="preserve">HTML5 используется для структуры и семантической разметки страницы. Это стандарт </w:t>
-      </w:r>
-      <w:r>
-        <w:rPr>
-          <w:rFonts w:ascii="Times New Roman" w:hAnsi="Times New Roman" w:eastAsia="Times New Roman" w:cs="Times New Roman"/>
-          <w:sz w:val="24"/>
-          <w:szCs w:val="24"/>
-        </w:rPr>
-        <w:t xml:space="preserve">веб-разработки, обеспечивающий доступность и совместимость со всеми современными </w:t>
-      </w:r>
-      <w:r>
-        <w:rPr>
-          <w:rFonts w:ascii="Times New Roman" w:hAnsi="Times New Roman" w:eastAsia="Times New Roman" w:cs="Times New Roman"/>
-          <w:sz w:val="24"/>
-          <w:szCs w:val="24"/>
-        </w:rPr>
-        <w:t xml:space="preserve">браузерами.</w:t>
-      </w:r>
-      <w:r>
-        <w:rPr>
-          <w:rFonts w:ascii="Times New Roman" w:hAnsi="Times New Roman" w:eastAsia="Times New Roman" w:cs="Times New Roman"/>
-        </w:rPr>
-      </w:r>
-      <w:r>
-        <w:rPr>
-          <w:rFonts w:ascii="Times New Roman" w:hAnsi="Times New Roman" w:eastAsia="Times New Roman" w:cs="Times New Roman"/>
+          <w:b/>
+          <w:bCs/>
+        </w:rPr>
+      </w:pPr>
+      <w:r>
+        <w:rPr>
+          <w:rFonts w:ascii="Times New Roman" w:hAnsi="Times New Roman" w:eastAsia="Times New Roman" w:cs="Times New Roman"/>
+          <w:b/>
+          <w:bCs/>
+          <w:sz w:val="24"/>
+          <w:szCs w:val="24"/>
+        </w:rPr>
+        <w:t xml:space="preserve">3.1 Интеграция программных модулей</w:t>
+      </w:r>
+      <w:r>
+        <w:rPr>
+          <w:rFonts w:ascii="Times New Roman" w:hAnsi="Times New Roman" w:cs="Times New Roman"/>
+          <w:b/>
+          <w:bCs/>
+        </w:rPr>
+      </w:r>
+      <w:r>
+        <w:rPr>
+          <w:rFonts w:ascii="Times New Roman" w:hAnsi="Times New Roman" w:cs="Times New Roman"/>
+          <w:b/>
+          <w:bCs/>
         </w:rPr>
       </w:r>
     </w:p>
@@ -6511,32 +8927,40 @@
           <w:sz w:val="24"/>
           <w:szCs w:val="24"/>
         </w:rPr>
-        <w:t xml:space="preserve">CSS3 применяется для стилизации и создания адаптивного дизайна. Медиа-запросы </w:t>
-      </w:r>
-      <w:r>
-        <w:rPr>
-          <w:rFonts w:ascii="Times New Roman" w:hAnsi="Times New Roman" w:eastAsia="Times New Roman" w:cs="Times New Roman"/>
-          <w:sz w:val="24"/>
-          <w:szCs w:val="24"/>
-        </w:rPr>
-        <w:t xml:space="preserve">позволяют корректно отображать интерфейс на экранах разных размеров — от </w:t>
-      </w:r>
-      <w:r>
-        <w:rPr>
-          <w:rFonts w:ascii="Times New Roman" w:hAnsi="Times New Roman" w:eastAsia="Times New Roman" w:cs="Times New Roman"/>
-          <w:sz w:val="24"/>
-          <w:szCs w:val="24"/>
-        </w:rPr>
-        <w:t xml:space="preserve">мобильных телефонов до десктопов.</w:t>
-      </w:r>
-      <w:r>
-        <w:rPr>
-          <w:rFonts w:ascii="Times New Roman" w:hAnsi="Times New Roman" w:eastAsia="Times New Roman" w:cs="Times New Roman"/>
-        </w:rPr>
-      </w:r>
-      <w:r>
-        <w:rPr>
-          <w:rFonts w:ascii="Times New Roman" w:hAnsi="Times New Roman" w:eastAsia="Times New Roman" w:cs="Times New Roman"/>
+        <w:t xml:space="preserve">Интеграция модулей выполняется в файле index.html, где подключаются все скрипты </w:t>
+      </w:r>
+      <w:r>
+        <w:rPr>
+          <w:rFonts w:ascii="Times New Roman" w:hAnsi="Times New Roman" w:eastAsia="Times New Roman" w:cs="Times New Roman"/>
+          <w:sz w:val="24"/>
+          <w:szCs w:val="24"/>
+        </w:rPr>
+        <w:t xml:space="preserve">в правильном порядке. Сначала подключаются модули, объявляющие функции, затем </w:t>
+      </w:r>
+      <w:r>
+        <w:rPr>
+          <w:rFonts w:ascii="Times New Roman" w:hAnsi="Times New Roman" w:eastAsia="Times New Roman" w:cs="Times New Roman"/>
+          <w:sz w:val="24"/>
+          <w:szCs w:val="24"/>
+        </w:rPr>
+        <w:t xml:space="preserve">модули, использующие эти функции, и в последнюю очередь — главный модуль, </w:t>
+      </w:r>
+      <w:r>
+        <w:rPr>
+          <w:rFonts w:ascii="Times New Roman" w:hAnsi="Times New Roman" w:eastAsia="Times New Roman" w:cs="Times New Roman"/>
+          <w:sz w:val="24"/>
+          <w:szCs w:val="24"/>
+        </w:rPr>
+        <w:t xml:space="preserve">который инициализирует приложение.</w:t>
+      </w:r>
+      <w:r>
+        <w:rPr>
+          <w:rFonts w:ascii="Times New Roman" w:hAnsi="Times New Roman" w:cs="Times New Roman"/>
+        </w:rPr>
+      </w:r>
+      <w:r>
+        <w:rPr>
+          <w:rFonts w:ascii="Times New Roman" w:hAnsi="Times New Roman" w:cs="Times New Roman"/>
         </w:rPr>
       </w:r>
     </w:p>
@@ -6555,1697 +8979,15 @@
           <w:sz w:val="24"/>
           <w:szCs w:val="24"/>
         </w:rPr>
-        <w:t xml:space="preserve">JavaScript отвечает за всю логику приложения: манипуляции с DOM, работу с данными, </w:t>
-      </w:r>
-      <w:r>
-        <w:rPr>
-          <w:rFonts w:ascii="Times New Roman" w:hAnsi="Times New Roman" w:eastAsia="Times New Roman" w:cs="Times New Roman"/>
-          <w:sz w:val="24"/>
-          <w:szCs w:val="24"/>
-        </w:rPr>
-        <w:t xml:space="preserve">фильтрацию, расчёт статистики. Это универсальный язык клиентской разработки с </w:t>
-      </w:r>
-      <w:r>
-        <w:rPr>
-          <w:rFonts w:ascii="Times New Roman" w:hAnsi="Times New Roman" w:eastAsia="Times New Roman" w:cs="Times New Roman"/>
-          <w:sz w:val="24"/>
-          <w:szCs w:val="24"/>
-        </w:rPr>
-        <w:t xml:space="preserve">мощными средствами работы с массивами и объектами.</w:t>
-      </w:r>
-      <w:r>
-        <w:rPr>
-          <w:rFonts w:ascii="Times New Roman" w:hAnsi="Times New Roman" w:eastAsia="Times New Roman" w:cs="Times New Roman"/>
-        </w:rPr>
-      </w:r>
-      <w:r>
-        <w:rPr>
-          <w:rFonts w:ascii="Times New Roman" w:hAnsi="Times New Roman" w:eastAsia="Times New Roman" w:cs="Times New Roman"/>
-        </w:rPr>
-      </w:r>
-    </w:p>
-    <w:p>
-      <w:pPr>
-        <w:pBdr/>
-        <w:spacing w:line="360" w:lineRule="auto"/>
-        <w:ind/>
-        <w:rPr>
-          <w:rFonts w:ascii="Times New Roman" w:hAnsi="Times New Roman" w:cs="Times New Roman"/>
-        </w:rPr>
-      </w:pPr>
-      <w:r>
-        <w:rPr>
-          <w:rFonts w:ascii="Times New Roman" w:hAnsi="Times New Roman" w:eastAsia="Times New Roman" w:cs="Times New Roman"/>
-          <w:sz w:val="24"/>
-          <w:szCs w:val="24"/>
-        </w:rPr>
-        <w:t xml:space="preserve">localStorage используется для хранения данных между сеансами. Это простое и </w:t>
-      </w:r>
-      <w:r>
-        <w:rPr>
-          <w:rFonts w:ascii="Times New Roman" w:hAnsi="Times New Roman" w:eastAsia="Times New Roman" w:cs="Times New Roman"/>
-          <w:sz w:val="24"/>
-          <w:szCs w:val="24"/>
-        </w:rPr>
-        <w:t xml:space="preserve">надёжное решение, не требующее сервера. Данные не теряются после закрытия браузера </w:t>
-      </w:r>
-      <w:r>
-        <w:rPr>
-          <w:rFonts w:ascii="Times New Roman" w:hAnsi="Times New Roman" w:eastAsia="Times New Roman" w:cs="Times New Roman"/>
-          <w:sz w:val="24"/>
-          <w:szCs w:val="24"/>
-        </w:rPr>
-        <w:t xml:space="preserve">и остаются на устройстве пользователя.</w:t>
-      </w:r>
-      <w:r>
-        <w:rPr>
-          <w:rFonts w:ascii="Times New Roman" w:hAnsi="Times New Roman" w:eastAsia="Times New Roman" w:cs="Times New Roman"/>
-        </w:rPr>
-      </w:r>
-      <w:r>
-        <w:rPr>
-          <w:rFonts w:ascii="Times New Roman" w:hAnsi="Times New Roman" w:eastAsia="Times New Roman" w:cs="Times New Roman"/>
-        </w:rPr>
-      </w:r>
-    </w:p>
-    <w:p>
-      <w:pPr>
-        <w:pBdr/>
-        <w:spacing w:line="360" w:lineRule="auto"/>
-        <w:ind/>
-        <w:rPr>
-          <w:rFonts w:ascii="Times New Roman" w:hAnsi="Times New Roman" w:cs="Times New Roman"/>
-        </w:rPr>
-      </w:pPr>
-      <w:r>
-        <w:rPr>
-          <w:rFonts w:ascii="Times New Roman" w:hAnsi="Times New Roman" w:eastAsia="Times New Roman" w:cs="Times New Roman"/>
-          <w:sz w:val="24"/>
-          <w:szCs w:val="24"/>
-        </w:rPr>
-      </w:r>
-      <w:r>
-        <w:rPr>
-          <w:rFonts w:ascii="Times New Roman" w:hAnsi="Times New Roman" w:eastAsia="Times New Roman" w:cs="Times New Roman"/>
-        </w:rPr>
-      </w:r>
-    </w:p>
-    <w:p>
-      <w:pPr>
-        <w:pBdr/>
-        <w:spacing w:line="360" w:lineRule="auto"/>
-        <w:ind/>
-        <w:rPr>
-          <w:rFonts w:ascii="Times New Roman" w:hAnsi="Times New Roman" w:cs="Times New Roman"/>
-        </w:rPr>
-      </w:pPr>
-      <w:r>
-        <w:rPr>
-          <w:rFonts w:ascii="Times New Roman" w:hAnsi="Times New Roman" w:eastAsia="Times New Roman" w:cs="Times New Roman"/>
-          <w:sz w:val="24"/>
-          <w:szCs w:val="24"/>
-        </w:rPr>
-        <w:t xml:space="preserve">Отказ от сервера обеспечивает полную конфиденциальность данных пользователя и </w:t>
-      </w:r>
-      <w:r>
-        <w:rPr>
-          <w:rFonts w:ascii="Times New Roman" w:hAnsi="Times New Roman" w:eastAsia="Times New Roman" w:cs="Times New Roman"/>
-          <w:sz w:val="24"/>
-          <w:szCs w:val="24"/>
-        </w:rPr>
-        <w:t xml:space="preserve">упрощает развёртывание приложения. Отказ от фреймворков позволяет сохранить код </w:t>
-      </w:r>
-      <w:r>
-        <w:rPr>
-          <w:rFonts w:ascii="Times New Roman" w:hAnsi="Times New Roman" w:eastAsia="Times New Roman" w:cs="Times New Roman"/>
-          <w:sz w:val="24"/>
-          <w:szCs w:val="24"/>
-        </w:rPr>
-        <w:t xml:space="preserve">лёгким, прозрачным и понятным.</w:t>
-      </w:r>
-      <w:r>
-        <w:rPr>
-          <w:rFonts w:ascii="Times New Roman" w:hAnsi="Times New Roman" w:eastAsia="Times New Roman" w:cs="Times New Roman"/>
-        </w:rPr>
-      </w:r>
-      <w:r>
-        <w:rPr>
-          <w:rFonts w:ascii="Times New Roman" w:hAnsi="Times New Roman" w:eastAsia="Times New Roman" w:cs="Times New Roman"/>
-        </w:rPr>
-      </w:r>
-    </w:p>
-    <w:p>
-      <w:pPr>
-        <w:pBdr/>
-        <w:spacing w:line="360" w:lineRule="auto"/>
-        <w:ind/>
-        <w:rPr>
-          <w:rFonts w:ascii="Times New Roman" w:hAnsi="Times New Roman" w:cs="Times New Roman"/>
-        </w:rPr>
-      </w:pPr>
-      <w:r>
-        <w:rPr>
-          <w:rFonts w:ascii="Times New Roman" w:hAnsi="Times New Roman" w:eastAsia="Times New Roman" w:cs="Times New Roman"/>
-          <w:sz w:val="24"/>
-          <w:szCs w:val="24"/>
-          <w:highlight w:val="none"/>
-        </w:rPr>
-      </w:r>
-      <w:r>
-        <w:rPr>
-          <w:rFonts w:ascii="Times New Roman" w:hAnsi="Times New Roman" w:eastAsia="Times New Roman" w:cs="Times New Roman"/>
-          <w:sz w:val="24"/>
-          <w:szCs w:val="24"/>
-          <w:highlight w:val="none"/>
-        </w:rPr>
-      </w:r>
-    </w:p>
-    <w:p>
-      <w:pPr>
-        <w:pBdr/>
-        <w:spacing w:line="360" w:lineRule="auto"/>
-        <w:ind/>
-        <w:rPr>
-          <w:rFonts w:ascii="Times New Roman" w:hAnsi="Times New Roman" w:cs="Times New Roman"/>
-          <w:sz w:val="24"/>
-          <w:szCs w:val="24"/>
-          <w:highlight w:val="none"/>
-        </w:rPr>
-      </w:pPr>
-      <w:r>
-        <w:rPr>
-          <w:rFonts w:ascii="Times New Roman" w:hAnsi="Times New Roman" w:eastAsia="Times New Roman" w:cs="Times New Roman"/>
-          <w:sz w:val="24"/>
-          <w:szCs w:val="24"/>
-          <w:highlight w:val="none"/>
-        </w:rPr>
-      </w:r>
-      <w:r>
-        <w:rPr>
-          <w:rFonts w:ascii="Times New Roman" w:hAnsi="Times New Roman" w:eastAsia="Times New Roman" w:cs="Times New Roman"/>
-          <w:sz w:val="24"/>
-          <w:szCs w:val="24"/>
-          <w:highlight w:val="none"/>
-        </w:rPr>
-      </w:r>
-    </w:p>
-    <w:p>
-      <w:pPr>
-        <w:pBdr/>
-        <w:spacing w:line="360" w:lineRule="auto"/>
-        <w:ind/>
-        <w:rPr>
-          <w:rFonts w:ascii="Times New Roman" w:hAnsi="Times New Roman" w:eastAsia="Times New Roman" w:cs="Times New Roman"/>
-          <w:sz w:val="24"/>
-          <w:szCs w:val="24"/>
-          <w:highlight w:val="none"/>
-        </w:rPr>
-      </w:pPr>
-      <w:r>
-        <w:rPr>
-          <w:rFonts w:ascii="Times New Roman" w:hAnsi="Times New Roman" w:eastAsia="Times New Roman" w:cs="Times New Roman"/>
-          <w:sz w:val="24"/>
-          <w:szCs w:val="24"/>
-        </w:rPr>
-        <w:t xml:space="preserve">Инструментальные средства разработки:</w:t>
-      </w:r>
-      <w:r>
-        <w:rPr>
-          <w:rFonts w:ascii="Times New Roman" w:hAnsi="Times New Roman" w:eastAsia="Times New Roman" w:cs="Times New Roman"/>
-        </w:rPr>
-      </w:r>
-      <w:r>
-        <w:rPr>
-          <w:rFonts w:ascii="Times New Roman" w:hAnsi="Times New Roman" w:eastAsia="Times New Roman" w:cs="Times New Roman"/>
-          <w:sz w:val="24"/>
-          <w:szCs w:val="24"/>
-        </w:rPr>
-      </w:r>
-      <w:r>
-        <w:rPr>
-          <w:rFonts w:ascii="Times New Roman" w:hAnsi="Times New Roman" w:eastAsia="Times New Roman" w:cs="Times New Roman"/>
-        </w:rPr>
-      </w:r>
-      <w:r>
-        <w:rPr>
-          <w:rFonts w:ascii="Times New Roman" w:hAnsi="Times New Roman" w:eastAsia="Times New Roman" w:cs="Times New Roman"/>
-          <w:sz w:val="24"/>
-          <w:szCs w:val="24"/>
-          <w:highlight w:val="none"/>
-        </w:rPr>
-      </w:r>
-    </w:p>
-    <w:p>
-      <w:pPr>
-        <w:pBdr/>
-        <w:spacing w:line="360" w:lineRule="auto"/>
-        <w:ind/>
-        <w:rPr>
-          <w:rFonts w:ascii="Times New Roman" w:hAnsi="Times New Roman" w:cs="Times New Roman"/>
-        </w:rPr>
-      </w:pPr>
-      <w:r>
-        <w:rPr>
-          <w:rFonts w:ascii="Times New Roman" w:hAnsi="Times New Roman" w:eastAsia="Times New Roman" w:cs="Times New Roman"/>
-          <w:sz w:val="24"/>
-          <w:szCs w:val="24"/>
-        </w:rPr>
-        <w:t xml:space="preserve">— Visual Studio Code — редактор кода;</w:t>
-      </w:r>
-      <w:r>
-        <w:rPr>
-          <w:rFonts w:ascii="Times New Roman" w:hAnsi="Times New Roman" w:eastAsia="Times New Roman" w:cs="Times New Roman"/>
-        </w:rPr>
-      </w:r>
-    </w:p>
-    <w:p>
-      <w:pPr>
-        <w:pBdr/>
-        <w:spacing w:line="360" w:lineRule="auto"/>
-        <w:ind/>
-        <w:rPr>
-          <w:rFonts w:ascii="Times New Roman" w:hAnsi="Times New Roman" w:cs="Times New Roman"/>
-        </w:rPr>
-      </w:pPr>
-      <w:r>
-        <w:rPr>
-          <w:rFonts w:ascii="Times New Roman" w:hAnsi="Times New Roman" w:eastAsia="Times New Roman" w:cs="Times New Roman"/>
-          <w:sz w:val="24"/>
-          <w:szCs w:val="24"/>
-        </w:rPr>
-        <w:t xml:space="preserve">— Git — система контроля версий;</w:t>
-      </w:r>
-      <w:r>
-        <w:rPr>
-          <w:rFonts w:ascii="Times New Roman" w:hAnsi="Times New Roman" w:eastAsia="Times New Roman" w:cs="Times New Roman"/>
-        </w:rPr>
-      </w:r>
-    </w:p>
-    <w:p>
-      <w:pPr>
-        <w:pBdr/>
-        <w:spacing w:line="360" w:lineRule="auto"/>
-        <w:ind/>
-        <w:rPr>
-          <w:rFonts w:ascii="Times New Roman" w:hAnsi="Times New Roman" w:cs="Times New Roman"/>
-        </w:rPr>
-      </w:pPr>
-      <w:r>
-        <w:rPr>
-          <w:rFonts w:ascii="Times New Roman" w:hAnsi="Times New Roman" w:eastAsia="Times New Roman" w:cs="Times New Roman"/>
-          <w:sz w:val="24"/>
-          <w:szCs w:val="24"/>
-        </w:rPr>
-        <w:t xml:space="preserve">— GitHub — хостинг репозитория и публикация приложения;</w:t>
-      </w:r>
-      <w:r>
-        <w:rPr>
-          <w:rFonts w:ascii="Times New Roman" w:hAnsi="Times New Roman" w:eastAsia="Times New Roman" w:cs="Times New Roman"/>
-        </w:rPr>
-      </w:r>
-    </w:p>
-    <w:p>
-      <w:pPr>
-        <w:pBdr/>
-        <w:spacing w:line="360" w:lineRule="auto"/>
-        <w:ind/>
-        <w:rPr>
-          <w:rFonts w:ascii="Times New Roman" w:hAnsi="Times New Roman" w:cs="Times New Roman"/>
-        </w:rPr>
-      </w:pPr>
-      <w:r>
-        <w:rPr>
-          <w:rFonts w:ascii="Times New Roman" w:hAnsi="Times New Roman" w:eastAsia="Times New Roman" w:cs="Times New Roman"/>
-          <w:sz w:val="24"/>
-          <w:szCs w:val="24"/>
-        </w:rPr>
-        <w:t xml:space="preserve">— Chrome DevTools — отладка и проверка адаптивности.</w:t>
-      </w:r>
-      <w:r>
-        <w:rPr>
-          <w:rFonts w:ascii="Times New Roman" w:hAnsi="Times New Roman" w:eastAsia="Times New Roman" w:cs="Times New Roman"/>
-        </w:rPr>
-      </w:r>
-    </w:p>
-    <w:p>
-      <w:pPr>
-        <w:pBdr/>
-        <w:spacing w:line="360" w:lineRule="auto"/>
-        <w:ind/>
-        <w:rPr>
-          <w:rFonts w:ascii="Times New Roman" w:hAnsi="Times New Roman" w:cs="Times New Roman"/>
-        </w:rPr>
-      </w:pPr>
-      <w:r>
-        <w:rPr>
-          <w:rFonts w:ascii="Times New Roman" w:hAnsi="Times New Roman" w:eastAsia="Times New Roman" w:cs="Times New Roman"/>
-          <w:sz w:val="24"/>
-          <w:szCs w:val="24"/>
-        </w:rPr>
-      </w:r>
-      <w:r>
-        <w:rPr>
-          <w:rFonts w:ascii="Times New Roman" w:hAnsi="Times New Roman" w:eastAsia="Times New Roman" w:cs="Times New Roman"/>
-        </w:rPr>
-      </w:r>
-    </w:p>
-    <w:p>
-      <w:pPr>
-        <w:pBdr/>
-        <w:spacing w:line="360" w:lineRule="auto"/>
-        <w:ind/>
-        <w:rPr>
-          <w:rFonts w:ascii="Times New Roman" w:hAnsi="Times New Roman" w:cs="Times New Roman"/>
-          <w:b/>
-          <w:bCs/>
-        </w:rPr>
-      </w:pPr>
-      <w:r>
-        <w:rPr>
-          <w:rFonts w:ascii="Times New Roman" w:hAnsi="Times New Roman" w:eastAsia="Times New Roman" w:cs="Times New Roman"/>
-          <w:b/>
-          <w:bCs/>
-          <w:sz w:val="24"/>
-          <w:szCs w:val="24"/>
-        </w:rPr>
-        <w:t xml:space="preserve">2. ПРОЕКТНАЯ ЧАСТЬ</w:t>
-      </w:r>
-      <w:r>
-        <w:rPr>
-          <w:rFonts w:ascii="Times New Roman" w:hAnsi="Times New Roman" w:eastAsia="Times New Roman" w:cs="Times New Roman"/>
-          <w:b/>
-          <w:bCs/>
-        </w:rPr>
-      </w:r>
-    </w:p>
-    <w:p>
-      <w:pPr>
-        <w:pBdr/>
-        <w:spacing w:line="360" w:lineRule="auto"/>
-        <w:ind/>
-        <w:rPr>
-          <w:rFonts w:ascii="Times New Roman" w:hAnsi="Times New Roman" w:cs="Times New Roman"/>
-        </w:rPr>
-      </w:pPr>
-      <w:r>
-        <w:rPr>
-          <w:rFonts w:ascii="Times New Roman" w:hAnsi="Times New Roman" w:eastAsia="Times New Roman" w:cs="Times New Roman"/>
-          <w:sz w:val="24"/>
-          <w:szCs w:val="24"/>
-        </w:rPr>
-      </w:r>
-      <w:r>
-        <w:rPr>
-          <w:rFonts w:ascii="Times New Roman" w:hAnsi="Times New Roman" w:eastAsia="Times New Roman" w:cs="Times New Roman"/>
-        </w:rPr>
-      </w:r>
-    </w:p>
-    <w:p>
-      <w:pPr>
-        <w:pBdr/>
-        <w:spacing w:line="360" w:lineRule="auto"/>
-        <w:ind/>
-        <w:rPr>
-          <w:rFonts w:ascii="Times New Roman" w:hAnsi="Times New Roman" w:cs="Times New Roman"/>
-          <w:b/>
-          <w:bCs/>
-        </w:rPr>
-      </w:pPr>
-      <w:r>
-        <w:rPr>
-          <w:rFonts w:ascii="Times New Roman" w:hAnsi="Times New Roman" w:eastAsia="Times New Roman" w:cs="Times New Roman"/>
-          <w:b/>
-          <w:bCs/>
-          <w:sz w:val="24"/>
-          <w:szCs w:val="24"/>
-        </w:rPr>
-        <w:t xml:space="preserve">2.1 Проектирование модели данных</w:t>
-      </w:r>
-      <w:r>
-        <w:rPr>
-          <w:rFonts w:ascii="Times New Roman" w:hAnsi="Times New Roman" w:eastAsia="Times New Roman" w:cs="Times New Roman"/>
-          <w:b/>
-          <w:bCs/>
-        </w:rPr>
-      </w:r>
-    </w:p>
-    <w:p>
-      <w:pPr>
-        <w:pBdr/>
-        <w:spacing w:line="360" w:lineRule="auto"/>
-        <w:ind/>
-        <w:rPr>
-          <w:rFonts w:ascii="Times New Roman" w:hAnsi="Times New Roman" w:cs="Times New Roman"/>
-        </w:rPr>
-      </w:pPr>
-      <w:r>
-        <w:rPr>
-          <w:rFonts w:ascii="Times New Roman" w:hAnsi="Times New Roman" w:eastAsia="Times New Roman" w:cs="Times New Roman"/>
-          <w:sz w:val="24"/>
-          <w:szCs w:val="24"/>
-        </w:rPr>
-      </w:r>
-      <w:r>
-        <w:rPr>
-          <w:rFonts w:ascii="Times New Roman" w:hAnsi="Times New Roman" w:eastAsia="Times New Roman" w:cs="Times New Roman"/>
-        </w:rPr>
-      </w:r>
-    </w:p>
-    <w:p>
-      <w:pPr>
-        <w:pBdr/>
-        <w:spacing w:line="360" w:lineRule="auto"/>
-        <w:ind/>
-        <w:rPr>
-          <w:rFonts w:ascii="Times New Roman" w:hAnsi="Times New Roman" w:cs="Times New Roman"/>
-        </w:rPr>
-      </w:pPr>
-      <w:r>
-        <w:rPr>
-          <w:rFonts w:ascii="Times New Roman" w:hAnsi="Times New Roman" w:eastAsia="Times New Roman" w:cs="Times New Roman"/>
-          <w:sz w:val="24"/>
-          <w:szCs w:val="24"/>
-        </w:rPr>
-        <w:t xml:space="preserve">Основной сущностью приложения является транзакция — запись о финансовой операции, </w:t>
-      </w:r>
-      <w:r>
-        <w:rPr>
-          <w:rFonts w:ascii="Times New Roman" w:hAnsi="Times New Roman" w:eastAsia="Times New Roman" w:cs="Times New Roman"/>
-          <w:sz w:val="24"/>
-          <w:szCs w:val="24"/>
-        </w:rPr>
-        <w:t xml:space="preserve">доходе или расходе. Модель данных представлена объектом с шестью полями. </w:t>
-      </w:r>
-      <w:r>
-        <w:rPr>
-          <w:rFonts w:ascii="Times New Roman" w:hAnsi="Times New Roman" w:eastAsia="Times New Roman" w:cs="Times New Roman"/>
-          <w:sz w:val="24"/>
-          <w:szCs w:val="24"/>
-        </w:rPr>
-        <w:t xml:space="preserve">Поле id имеет числовой тип и является обязательным. Это уникальный идентификатор, </w:t>
-      </w:r>
-      <w:r>
-        <w:rPr>
-          <w:rFonts w:ascii="Times New Roman" w:hAnsi="Times New Roman" w:eastAsia="Times New Roman" w:cs="Times New Roman"/>
-          <w:sz w:val="24"/>
-          <w:szCs w:val="24"/>
-        </w:rPr>
-        <w:t xml:space="preserve">который формируется как временная метка. </w:t>
-      </w:r>
-      <w:r>
-        <w:rPr>
-          <w:rFonts w:ascii="Times New Roman" w:hAnsi="Times New Roman" w:eastAsia="Times New Roman" w:cs="Times New Roman"/>
-          <w:sz w:val="24"/>
-          <w:szCs w:val="24"/>
-        </w:rPr>
-        <w:t xml:space="preserve">Поле amount имеет числовой тип и является обязательным. Это сумма операции, </w:t>
-      </w:r>
-      <w:r>
-        <w:rPr>
-          <w:rFonts w:ascii="Times New Roman" w:hAnsi="Times New Roman" w:eastAsia="Times New Roman" w:cs="Times New Roman"/>
-          <w:sz w:val="24"/>
-          <w:szCs w:val="24"/>
-        </w:rPr>
-        <w:t xml:space="preserve">которая должна быть больше нуля. </w:t>
-      </w:r>
-      <w:r>
-        <w:rPr>
-          <w:rFonts w:ascii="Times New Roman" w:hAnsi="Times New Roman" w:eastAsia="Times New Roman" w:cs="Times New Roman"/>
-          <w:sz w:val="24"/>
-          <w:szCs w:val="24"/>
-        </w:rPr>
-        <w:t xml:space="preserve">Поле type имеет строковый тип и является обязательным. Оно определяет, является </w:t>
-      </w:r>
-      <w:r>
-        <w:rPr>
-          <w:rFonts w:ascii="Times New Roman" w:hAnsi="Times New Roman" w:eastAsia="Times New Roman" w:cs="Times New Roman"/>
-          <w:sz w:val="24"/>
-          <w:szCs w:val="24"/>
-        </w:rPr>
-        <w:t xml:space="preserve">операция доходом или расходом. </w:t>
-      </w:r>
-      <w:r>
-        <w:rPr>
-          <w:rFonts w:ascii="Times New Roman" w:hAnsi="Times New Roman" w:eastAsia="Times New Roman" w:cs="Times New Roman"/>
-          <w:sz w:val="24"/>
-          <w:szCs w:val="24"/>
-        </w:rPr>
-        <w:t xml:space="preserve">Поле category имеет строковый тип и является обязательным. Это категория операции, </w:t>
-      </w:r>
-      <w:r>
-        <w:rPr>
-          <w:rFonts w:ascii="Times New Roman" w:hAnsi="Times New Roman" w:eastAsia="Times New Roman" w:cs="Times New Roman"/>
-          <w:sz w:val="24"/>
-          <w:szCs w:val="24"/>
-        </w:rPr>
-        <w:t xml:space="preserve">которая зависит от выбранного типа. Для доходов предусмотрены категории:</w:t>
-      </w:r>
-      <w:r>
-        <w:rPr>
-          <w:rFonts w:ascii="Times New Roman" w:hAnsi="Times New Roman" w:eastAsia="Times New Roman" w:cs="Times New Roman"/>
-          <w:sz w:val="24"/>
-          <w:szCs w:val="24"/>
-        </w:rPr>
-        <w:t xml:space="preserve">«Зарплата», «Премия», «Подработка», «Подарок», «Инвестиции», «Другие». </w:t>
-      </w:r>
-      <w:r>
-        <w:rPr>
-          <w:rFonts w:ascii="Times New Roman" w:hAnsi="Times New Roman" w:eastAsia="Times New Roman" w:cs="Times New Roman"/>
-          <w:sz w:val="24"/>
-          <w:szCs w:val="24"/>
-        </w:rPr>
-        <w:t xml:space="preserve">Для расходов: «Еда», «Транспорт», «Жильё», «Развлечения», «Здоровье», «Другие». </w:t>
-      </w:r>
-      <w:r>
-        <w:rPr>
-          <w:rFonts w:ascii="Times New Roman" w:hAnsi="Times New Roman" w:eastAsia="Times New Roman" w:cs="Times New Roman"/>
-          <w:sz w:val="24"/>
-          <w:szCs w:val="24"/>
-        </w:rPr>
-        <w:t xml:space="preserve">Поле date имеет строковый тип и является обязательным. Это дата операции в формате </w:t>
-      </w:r>
-      <w:r>
-        <w:rPr>
-          <w:rFonts w:ascii="Times New Roman" w:hAnsi="Times New Roman" w:eastAsia="Times New Roman" w:cs="Times New Roman"/>
-          <w:sz w:val="24"/>
-          <w:szCs w:val="24"/>
-        </w:rPr>
-        <w:t xml:space="preserve">«год-месяц-число». </w:t>
-      </w:r>
-      <w:r>
-        <w:rPr>
-          <w:rFonts w:ascii="Times New Roman" w:hAnsi="Times New Roman" w:eastAsia="Times New Roman" w:cs="Times New Roman"/>
-          <w:sz w:val="24"/>
-          <w:szCs w:val="24"/>
-        </w:rPr>
-        <w:t xml:space="preserve">Поле comment имеет строковый тип и является необязательным. Это произвольный </w:t>
-      </w:r>
-      <w:r>
-        <w:rPr>
-          <w:rFonts w:ascii="Times New Roman" w:hAnsi="Times New Roman" w:eastAsia="Times New Roman" w:cs="Times New Roman"/>
-          <w:sz w:val="24"/>
-          <w:szCs w:val="24"/>
-        </w:rPr>
-        <w:t xml:space="preserve">текстовый комментарий пользователя.</w:t>
-      </w:r>
-      <w:r>
-        <w:rPr>
-          <w:rFonts w:ascii="Times New Roman" w:hAnsi="Times New Roman" w:eastAsia="Times New Roman" w:cs="Times New Roman"/>
-          <w:sz w:val="24"/>
-          <w:szCs w:val="24"/>
-        </w:rPr>
-      </w:r>
-      <w:r>
-        <w:rPr>
-          <w:rFonts w:ascii="Times New Roman" w:hAnsi="Times New Roman" w:eastAsia="Times New Roman" w:cs="Times New Roman"/>
-        </w:rPr>
-      </w:r>
-    </w:p>
-    <w:p>
-      <w:pPr>
-        <w:pBdr/>
-        <w:spacing w:line="360" w:lineRule="auto"/>
-        <w:ind/>
-        <w:rPr>
-          <w:rFonts w:ascii="Times New Roman" w:hAnsi="Times New Roman" w:cs="Times New Roman"/>
-          <w:b/>
-          <w:bCs/>
-          <w:sz w:val="24"/>
-          <w:szCs w:val="24"/>
-        </w:rPr>
-      </w:pPr>
-      <w:r>
-        <w:rPr>
-          <w:rFonts w:ascii="Times New Roman" w:hAnsi="Times New Roman" w:eastAsia="Times New Roman" w:cs="Times New Roman"/>
-          <w:b/>
-          <w:bCs/>
-          <w:sz w:val="24"/>
-          <w:szCs w:val="24"/>
-        </w:rPr>
-        <w:t xml:space="preserve">2.2 Архитектура приложения</w:t>
-      </w:r>
-      <w:r>
-        <w:rPr>
-          <w:rFonts w:ascii="Times New Roman" w:hAnsi="Times New Roman" w:eastAsia="Times New Roman" w:cs="Times New Roman"/>
-          <w:b/>
-          <w:bCs/>
-          <w:sz w:val="24"/>
-          <w:szCs w:val="24"/>
-        </w:rPr>
-      </w:r>
-      <w:r>
-        <w:rPr>
-          <w:rFonts w:ascii="Times New Roman" w:hAnsi="Times New Roman" w:eastAsia="Times New Roman" w:cs="Times New Roman"/>
-          <w:b/>
-          <w:bCs/>
-          <w:sz w:val="24"/>
-          <w:szCs w:val="24"/>
-        </w:rPr>
-      </w:r>
-    </w:p>
-    <w:p>
-      <w:pPr>
-        <w:pBdr/>
-        <w:spacing w:line="360" w:lineRule="auto"/>
-        <w:ind/>
-        <w:rPr>
-          <w:rFonts w:ascii="Times New Roman" w:hAnsi="Times New Roman" w:cs="Times New Roman"/>
-          <w:sz w:val="24"/>
-          <w:szCs w:val="24"/>
-        </w:rPr>
-      </w:pPr>
-      <w:r>
-        <w:rPr>
-          <w:rFonts w:ascii="Times New Roman" w:hAnsi="Times New Roman" w:eastAsia="Times New Roman" w:cs="Times New Roman"/>
-          <w:sz w:val="24"/>
-          <w:szCs w:val="24"/>
-        </w:rPr>
-      </w:r>
-      <w:r>
-        <w:rPr>
-          <w:rFonts w:ascii="Times New Roman" w:hAnsi="Times New Roman" w:eastAsia="Times New Roman" w:cs="Times New Roman"/>
-          <w:sz w:val="24"/>
-          <w:szCs w:val="24"/>
-        </w:rPr>
-        <w:t xml:space="preserve">Приложение построено по модульному принципу. Каждый модуль отвечает за свою </w:t>
-      </w:r>
-      <w:r>
-        <w:rPr>
-          <w:rFonts w:ascii="Times New Roman" w:hAnsi="Times New Roman" w:eastAsia="Times New Roman" w:cs="Times New Roman"/>
-          <w:sz w:val="24"/>
-          <w:szCs w:val="24"/>
-        </w:rPr>
-        <w:t xml:space="preserve">область ответственности.</w:t>
-      </w:r>
-      <w:r>
-        <w:rPr>
-          <w:rFonts w:ascii="Times New Roman" w:hAnsi="Times New Roman" w:eastAsia="Times New Roman" w:cs="Times New Roman"/>
-          <w:sz w:val="24"/>
-          <w:szCs w:val="24"/>
-        </w:rPr>
-      </w:r>
-      <w:r>
-        <w:rPr>
-          <w:rFonts w:ascii="Times New Roman" w:hAnsi="Times New Roman" w:eastAsia="Times New Roman" w:cs="Times New Roman"/>
-          <w:sz w:val="24"/>
-          <w:szCs w:val="24"/>
-        </w:rPr>
-      </w:r>
-    </w:p>
-    <w:p>
-      <w:pPr>
-        <w:pBdr/>
-        <w:spacing w:line="360" w:lineRule="auto"/>
-        <w:ind/>
-        <w:rPr>
-          <w:rFonts w:ascii="Times New Roman" w:hAnsi="Times New Roman" w:cs="Times New Roman"/>
-        </w:rPr>
-      </w:pPr>
-      <w:r>
-        <w:rPr>
-          <w:rFonts w:ascii="Times New Roman" w:hAnsi="Times New Roman" w:eastAsia="Times New Roman" w:cs="Times New Roman"/>
-          <w:sz w:val="24"/>
-          <w:szCs w:val="24"/>
-        </w:rPr>
-        <w:t xml:space="preserve">Модуль storage.js отвечает за сохранение и загрузку данных из localStorage.</w:t>
-      </w:r>
-      <w:r>
-        <w:rPr>
-          <w:rFonts w:ascii="Times New Roman" w:hAnsi="Times New Roman" w:eastAsia="Times New Roman" w:cs="Times New Roman"/>
-        </w:rPr>
-      </w:r>
-    </w:p>
-    <w:p>
-      <w:pPr>
-        <w:pBdr/>
-        <w:spacing w:line="360" w:lineRule="auto"/>
-        <w:ind/>
-        <w:rPr>
-          <w:rFonts w:ascii="Times New Roman" w:hAnsi="Times New Roman" w:cs="Times New Roman"/>
-        </w:rPr>
-      </w:pPr>
-      <w:r>
-        <w:rPr>
-          <w:rFonts w:ascii="Times New Roman" w:hAnsi="Times New Roman" w:eastAsia="Times New Roman" w:cs="Times New Roman"/>
-          <w:sz w:val="24"/>
-          <w:szCs w:val="24"/>
-        </w:rPr>
-        <w:t xml:space="preserve">Модуль transactions.js реализует добавление и удаление транзакций.</w:t>
-      </w:r>
-      <w:r>
-        <w:rPr>
-          <w:rFonts w:ascii="Times New Roman" w:hAnsi="Times New Roman" w:eastAsia="Times New Roman" w:cs="Times New Roman"/>
-        </w:rPr>
-      </w:r>
-    </w:p>
-    <w:p>
-      <w:pPr>
-        <w:pBdr/>
-        <w:spacing w:line="360" w:lineRule="auto"/>
-        <w:ind/>
-        <w:rPr>
-          <w:rFonts w:ascii="Times New Roman" w:hAnsi="Times New Roman" w:cs="Times New Roman"/>
-        </w:rPr>
-      </w:pPr>
-      <w:r>
-        <w:rPr>
-          <w:rFonts w:ascii="Times New Roman" w:hAnsi="Times New Roman" w:eastAsia="Times New Roman" w:cs="Times New Roman"/>
-          <w:sz w:val="24"/>
-          <w:szCs w:val="24"/>
-        </w:rPr>
-        <w:t xml:space="preserve">Модуль filters.js выполняет фильтрацию массива транзакций по заданным критериям.</w:t>
-      </w:r>
-      <w:r>
-        <w:rPr>
-          <w:rFonts w:ascii="Times New Roman" w:hAnsi="Times New Roman" w:eastAsia="Times New Roman" w:cs="Times New Roman"/>
-        </w:rPr>
-      </w:r>
-    </w:p>
-    <w:p>
-      <w:pPr>
-        <w:pBdr/>
-        <w:spacing w:line="360" w:lineRule="auto"/>
-        <w:ind/>
-        <w:rPr>
-          <w:rFonts w:ascii="Times New Roman" w:hAnsi="Times New Roman" w:cs="Times New Roman"/>
-        </w:rPr>
-      </w:pPr>
-      <w:r>
-        <w:rPr>
-          <w:rFonts w:ascii="Times New Roman" w:hAnsi="Times New Roman" w:eastAsia="Times New Roman" w:cs="Times New Roman"/>
-          <w:sz w:val="24"/>
-          <w:szCs w:val="24"/>
-        </w:rPr>
-        <w:t xml:space="preserve">Модуль statistics.js рассчитывает финансовые показатели и строит текстовую</w:t>
-      </w:r>
-      <w:r>
-        <w:rPr>
-          <w:rFonts w:ascii="Times New Roman" w:hAnsi="Times New Roman" w:eastAsia="Times New Roman" w:cs="Times New Roman"/>
-        </w:rPr>
-      </w:r>
-    </w:p>
-    <w:p>
-      <w:pPr>
-        <w:pBdr/>
-        <w:spacing w:line="360" w:lineRule="auto"/>
-        <w:ind/>
-        <w:rPr>
-          <w:rFonts w:ascii="Times New Roman" w:hAnsi="Times New Roman" w:cs="Times New Roman"/>
-        </w:rPr>
-      </w:pPr>
-      <w:r>
-        <w:rPr>
-          <w:rFonts w:ascii="Times New Roman" w:hAnsi="Times New Roman" w:eastAsia="Times New Roman" w:cs="Times New Roman"/>
-          <w:sz w:val="24"/>
-          <w:szCs w:val="24"/>
-        </w:rPr>
-        <w:t xml:space="preserve">диаграмму.</w:t>
-      </w:r>
-      <w:r>
-        <w:rPr>
-          <w:rFonts w:ascii="Times New Roman" w:hAnsi="Times New Roman" w:eastAsia="Times New Roman" w:cs="Times New Roman"/>
-        </w:rPr>
-      </w:r>
-    </w:p>
-    <w:p>
-      <w:pPr>
-        <w:pBdr/>
-        <w:spacing w:line="360" w:lineRule="auto"/>
-        <w:ind/>
-        <w:rPr>
-          <w:rFonts w:ascii="Times New Roman" w:hAnsi="Times New Roman" w:cs="Times New Roman"/>
-        </w:rPr>
-      </w:pPr>
-      <w:r>
-        <w:rPr>
-          <w:rFonts w:ascii="Times New Roman" w:hAnsi="Times New Roman" w:eastAsia="Times New Roman" w:cs="Times New Roman"/>
-          <w:sz w:val="24"/>
-          <w:szCs w:val="24"/>
-        </w:rPr>
-        <w:t xml:space="preserve">Модуль ui.js отвечает за отрисовку таблицы, обновление статистики и вывод</w:t>
-      </w:r>
-      <w:r>
-        <w:rPr>
-          <w:rFonts w:ascii="Times New Roman" w:hAnsi="Times New Roman" w:eastAsia="Times New Roman" w:cs="Times New Roman"/>
-        </w:rPr>
-      </w:r>
-    </w:p>
-    <w:p>
-      <w:pPr>
-        <w:pBdr/>
-        <w:spacing w:line="360" w:lineRule="auto"/>
-        <w:ind/>
-        <w:rPr>
-          <w:rFonts w:ascii="Times New Roman" w:hAnsi="Times New Roman" w:cs="Times New Roman"/>
-        </w:rPr>
-      </w:pPr>
-      <w:r>
-        <w:rPr>
-          <w:rFonts w:ascii="Times New Roman" w:hAnsi="Times New Roman" w:eastAsia="Times New Roman" w:cs="Times New Roman"/>
-          <w:sz w:val="24"/>
-          <w:szCs w:val="24"/>
-        </w:rPr>
-        <w:t xml:space="preserve">сообщений пользователю.</w:t>
-      </w:r>
-      <w:r>
-        <w:rPr>
-          <w:rFonts w:ascii="Times New Roman" w:hAnsi="Times New Roman" w:eastAsia="Times New Roman" w:cs="Times New Roman"/>
-        </w:rPr>
-      </w:r>
-    </w:p>
-    <w:p>
-      <w:pPr>
-        <w:pBdr/>
-        <w:spacing w:line="360" w:lineRule="auto"/>
-        <w:ind/>
-        <w:rPr>
-          <w:rFonts w:ascii="Times New Roman" w:hAnsi="Times New Roman" w:cs="Times New Roman"/>
-        </w:rPr>
-      </w:pPr>
-      <w:r>
-        <w:rPr>
-          <w:rFonts w:ascii="Times New Roman" w:hAnsi="Times New Roman" w:eastAsia="Times New Roman" w:cs="Times New Roman"/>
-          <w:sz w:val="24"/>
-          <w:szCs w:val="24"/>
-        </w:rPr>
-        <w:t xml:space="preserve">Модуль app.js является главным — он инициализирует приложение, связывает</w:t>
-      </w:r>
-      <w:r>
-        <w:rPr>
-          <w:rFonts w:ascii="Times New Roman" w:hAnsi="Times New Roman" w:eastAsia="Times New Roman" w:cs="Times New Roman"/>
-        </w:rPr>
-      </w:r>
-    </w:p>
-    <w:p>
-      <w:pPr>
-        <w:pBdr/>
-        <w:spacing w:line="360" w:lineRule="auto"/>
-        <w:ind/>
-        <w:rPr>
-          <w:rFonts w:ascii="Times New Roman" w:hAnsi="Times New Roman" w:cs="Times New Roman"/>
-        </w:rPr>
-      </w:pPr>
-      <w:r>
-        <w:rPr>
-          <w:rFonts w:ascii="Times New Roman" w:hAnsi="Times New Roman" w:eastAsia="Times New Roman" w:cs="Times New Roman"/>
-          <w:sz w:val="24"/>
-          <w:szCs w:val="24"/>
-        </w:rPr>
-        <w:t xml:space="preserve">остальные модули между собой и обрабатывает события.</w:t>
-      </w:r>
-      <w:r>
-        <w:rPr>
-          <w:rFonts w:ascii="Times New Roman" w:hAnsi="Times New Roman" w:eastAsia="Times New Roman" w:cs="Times New Roman"/>
-        </w:rPr>
-      </w:r>
-    </w:p>
-    <w:p>
-      <w:pPr>
-        <w:pBdr/>
-        <w:spacing w:line="360" w:lineRule="auto"/>
-        <w:ind/>
-        <w:rPr>
-          <w:rFonts w:ascii="Times New Roman" w:hAnsi="Times New Roman" w:cs="Times New Roman"/>
-        </w:rPr>
-      </w:pPr>
-      <w:r>
-        <w:rPr>
-          <w:rFonts w:ascii="Times New Roman" w:hAnsi="Times New Roman" w:eastAsia="Times New Roman" w:cs="Times New Roman"/>
-          <w:sz w:val="24"/>
-          <w:szCs w:val="24"/>
-        </w:rPr>
-      </w:r>
-      <w:r>
-        <w:rPr>
-          <w:rFonts w:ascii="Times New Roman" w:hAnsi="Times New Roman" w:eastAsia="Times New Roman" w:cs="Times New Roman"/>
-        </w:rPr>
-      </w:r>
-    </w:p>
-    <w:p>
-      <w:pPr>
-        <w:pBdr/>
-        <w:spacing w:line="360" w:lineRule="auto"/>
-        <w:ind/>
-        <w:rPr>
-          <w:rFonts w:ascii="Times New Roman" w:hAnsi="Times New Roman" w:cs="Times New Roman"/>
-        </w:rPr>
-      </w:pPr>
-      <w:r>
-        <w:rPr>
-          <w:rFonts w:ascii="Times New Roman" w:hAnsi="Times New Roman" w:eastAsia="Times New Roman" w:cs="Times New Roman"/>
-          <w:sz w:val="24"/>
-          <w:szCs w:val="24"/>
-        </w:rPr>
-        <w:t xml:space="preserve">Такая модульная архитектура делает код читаемым, удобным для сопровождения и </w:t>
-      </w:r>
-      <w:r>
-        <w:rPr>
-          <w:rFonts w:ascii="Times New Roman" w:hAnsi="Times New Roman" w:eastAsia="Times New Roman" w:cs="Times New Roman"/>
-          <w:sz w:val="24"/>
-          <w:szCs w:val="24"/>
-        </w:rPr>
-        <w:t xml:space="preserve">дальнейшего развития.</w:t>
-      </w:r>
-      <w:r>
-        <w:rPr>
-          <w:rFonts w:ascii="Times New Roman" w:hAnsi="Times New Roman" w:eastAsia="Times New Roman" w:cs="Times New Roman"/>
-          <w:sz w:val="24"/>
-          <w:szCs w:val="24"/>
-        </w:rPr>
-      </w:r>
-      <w:r>
-        <w:rPr>
-          <w:rFonts w:ascii="Times New Roman" w:hAnsi="Times New Roman" w:eastAsia="Times New Roman" w:cs="Times New Roman"/>
-        </w:rPr>
-      </w:r>
-    </w:p>
-    <w:p>
-      <w:pPr>
-        <w:pBdr/>
-        <w:spacing w:line="360" w:lineRule="auto"/>
-        <w:ind/>
-        <w:rPr>
-          <w:rFonts w:ascii="Times New Roman" w:hAnsi="Times New Roman" w:cs="Times New Roman"/>
-          <w:b/>
-          <w:bCs/>
-        </w:rPr>
-      </w:pPr>
-      <w:r>
-        <w:rPr>
-          <w:rFonts w:ascii="Times New Roman" w:hAnsi="Times New Roman" w:eastAsia="Times New Roman" w:cs="Times New Roman"/>
-          <w:b/>
-          <w:bCs/>
-          <w:sz w:val="24"/>
-          <w:szCs w:val="24"/>
-        </w:rPr>
-        <w:t xml:space="preserve">2.3 Алгоритмы обработки данных</w:t>
-      </w:r>
-      <w:r>
-        <w:rPr>
-          <w:rFonts w:ascii="Times New Roman" w:hAnsi="Times New Roman" w:eastAsia="Times New Roman" w:cs="Times New Roman"/>
-          <w:b/>
-          <w:bCs/>
-        </w:rPr>
-      </w:r>
-    </w:p>
-    <w:p>
-      <w:pPr>
-        <w:pBdr/>
-        <w:spacing w:line="360" w:lineRule="auto"/>
-        <w:ind/>
-        <w:rPr>
-          <w:rFonts w:ascii="Times New Roman" w:hAnsi="Times New Roman" w:cs="Times New Roman"/>
-        </w:rPr>
-      </w:pPr>
-      <w:r>
-        <w:rPr>
-          <w:rFonts w:ascii="Times New Roman" w:hAnsi="Times New Roman" w:eastAsia="Times New Roman" w:cs="Times New Roman"/>
-          <w:sz w:val="24"/>
-          <w:szCs w:val="24"/>
-        </w:rPr>
-        <w:t xml:space="preserve">Алгоритм фильтрации выполняется последовательно. Сначала создаётся копия массива</w:t>
-      </w:r>
-      <w:r>
-        <w:rPr>
-          <w:rFonts w:ascii="Times New Roman" w:hAnsi="Times New Roman" w:eastAsia="Times New Roman" w:cs="Times New Roman"/>
-        </w:rPr>
-      </w:r>
-    </w:p>
-    <w:p>
-      <w:pPr>
-        <w:pBdr/>
-        <w:spacing w:line="360" w:lineRule="auto"/>
-        <w:ind/>
-        <w:rPr>
-          <w:rFonts w:ascii="Times New Roman" w:hAnsi="Times New Roman" w:cs="Times New Roman"/>
-        </w:rPr>
-      </w:pPr>
-      <w:r>
-        <w:rPr>
-          <w:rFonts w:ascii="Times New Roman" w:hAnsi="Times New Roman" w:eastAsia="Times New Roman" w:cs="Times New Roman"/>
-          <w:sz w:val="24"/>
-          <w:szCs w:val="24"/>
-        </w:rPr>
-        <w:t xml:space="preserve">транзакций. Если выбран не «Все типы», массив фильтруется по типу операции.</w:t>
-      </w:r>
-      <w:r>
-        <w:rPr>
-          <w:rFonts w:ascii="Times New Roman" w:hAnsi="Times New Roman" w:eastAsia="Times New Roman" w:cs="Times New Roman"/>
-        </w:rPr>
-      </w:r>
-    </w:p>
-    <w:p>
-      <w:pPr>
-        <w:pBdr/>
-        <w:spacing w:line="360" w:lineRule="auto"/>
-        <w:ind/>
-        <w:rPr>
-          <w:rFonts w:ascii="Times New Roman" w:hAnsi="Times New Roman" w:cs="Times New Roman"/>
-        </w:rPr>
-      </w:pPr>
-      <w:r>
-        <w:rPr>
-          <w:rFonts w:ascii="Times New Roman" w:hAnsi="Times New Roman" w:eastAsia="Times New Roman" w:cs="Times New Roman"/>
-          <w:sz w:val="24"/>
-          <w:szCs w:val="24"/>
-        </w:rPr>
-        <w:t xml:space="preserve">Если выбрана не «Все категории», массив фильтруется по категории.</w:t>
-      </w:r>
-      <w:r>
-        <w:rPr>
-          <w:rFonts w:ascii="Times New Roman" w:hAnsi="Times New Roman" w:eastAsia="Times New Roman" w:cs="Times New Roman"/>
-        </w:rPr>
-      </w:r>
-    </w:p>
-    <w:p>
-      <w:pPr>
-        <w:pBdr/>
-        <w:spacing w:line="360" w:lineRule="auto"/>
-        <w:ind/>
-        <w:rPr>
-          <w:rFonts w:ascii="Times New Roman" w:hAnsi="Times New Roman" w:cs="Times New Roman"/>
-        </w:rPr>
-      </w:pPr>
-      <w:r>
-        <w:rPr>
-          <w:rFonts w:ascii="Times New Roman" w:hAnsi="Times New Roman" w:eastAsia="Times New Roman" w:cs="Times New Roman"/>
-          <w:sz w:val="24"/>
-          <w:szCs w:val="24"/>
-        </w:rPr>
-        <w:t xml:space="preserve">Если указана дата, массив фильтруется по дате. Фильтры можно комбинировать.</w:t>
-      </w:r>
-      <w:r>
-        <w:rPr>
-          <w:rFonts w:ascii="Times New Roman" w:hAnsi="Times New Roman" w:eastAsia="Times New Roman" w:cs="Times New Roman"/>
-        </w:rPr>
-      </w:r>
-    </w:p>
-    <w:p>
-      <w:pPr>
-        <w:pBdr/>
-        <w:spacing w:line="360" w:lineRule="auto"/>
-        <w:ind/>
-        <w:rPr>
-          <w:rFonts w:ascii="Times New Roman" w:hAnsi="Times New Roman" w:cs="Times New Roman"/>
-        </w:rPr>
-      </w:pPr>
-      <w:r>
-        <w:rPr>
-          <w:rFonts w:ascii="Times New Roman" w:hAnsi="Times New Roman" w:eastAsia="Times New Roman" w:cs="Times New Roman"/>
-          <w:sz w:val="24"/>
-          <w:szCs w:val="24"/>
-        </w:rPr>
-        <w:t xml:space="preserve">Алгоритм расчёта статистики включает суммирование всех доходов, суммирование </w:t>
-      </w:r>
-      <w:r>
-        <w:rPr>
-          <w:rFonts w:ascii="Times New Roman" w:hAnsi="Times New Roman" w:eastAsia="Times New Roman" w:cs="Times New Roman"/>
-          <w:sz w:val="24"/>
-          <w:szCs w:val="24"/>
-        </w:rPr>
-        <w:t xml:space="preserve">всех расходов и вычисление баланса как разницы между доходами и расходами.</w:t>
-      </w:r>
-      <w:r>
-        <w:rPr>
-          <w:rFonts w:ascii="Times New Roman" w:hAnsi="Times New Roman" w:eastAsia="Times New Roman" w:cs="Times New Roman"/>
-        </w:rPr>
-      </w:r>
-      <w:r>
-        <w:rPr>
-          <w:rFonts w:ascii="Times New Roman" w:hAnsi="Times New Roman" w:eastAsia="Times New Roman" w:cs="Times New Roman"/>
-        </w:rPr>
-      </w:r>
-    </w:p>
-    <w:p>
-      <w:pPr>
-        <w:pBdr/>
-        <w:spacing w:line="360" w:lineRule="auto"/>
-        <w:ind/>
-        <w:rPr>
-          <w:rFonts w:ascii="Times New Roman" w:hAnsi="Times New Roman" w:cs="Times New Roman"/>
-        </w:rPr>
-      </w:pPr>
-      <w:r>
-        <w:rPr>
-          <w:rFonts w:ascii="Times New Roman" w:hAnsi="Times New Roman" w:eastAsia="Times New Roman" w:cs="Times New Roman"/>
-          <w:sz w:val="24"/>
-          <w:szCs w:val="24"/>
-        </w:rPr>
-        <w:t xml:space="preserve">Алгоритм построения текстовой диаграммы распределения расходов включает</w:t>
-      </w:r>
-      <w:r>
-        <w:rPr>
-          <w:rFonts w:ascii="Times New Roman" w:hAnsi="Times New Roman" w:eastAsia="Times New Roman" w:cs="Times New Roman"/>
-        </w:rPr>
-      </w:r>
-    </w:p>
-    <w:p>
-      <w:pPr>
-        <w:pBdr/>
-        <w:spacing w:line="360" w:lineRule="auto"/>
-        <w:ind/>
-        <w:rPr>
-          <w:rFonts w:ascii="Times New Roman" w:hAnsi="Times New Roman" w:cs="Times New Roman"/>
-        </w:rPr>
-      </w:pPr>
-      <w:r>
-        <w:rPr>
-          <w:rFonts w:ascii="Times New Roman" w:hAnsi="Times New Roman" w:eastAsia="Times New Roman" w:cs="Times New Roman"/>
-          <w:sz w:val="24"/>
-          <w:szCs w:val="24"/>
-        </w:rPr>
-        <w:t xml:space="preserve">группировку расходов по категориям, вычисление суммы расходов по каждой категории, </w:t>
-      </w:r>
-      <w:r>
-        <w:rPr>
-          <w:rFonts w:ascii="Times New Roman" w:hAnsi="Times New Roman" w:eastAsia="Times New Roman" w:cs="Times New Roman"/>
-          <w:sz w:val="24"/>
-          <w:szCs w:val="24"/>
-        </w:rPr>
-        <w:t xml:space="preserve">вычисление общей суммы расходов. Затем для каждой категории рассчитывается </w:t>
-      </w:r>
-      <w:r>
-        <w:rPr>
-          <w:rFonts w:ascii="Times New Roman" w:hAnsi="Times New Roman" w:eastAsia="Times New Roman" w:cs="Times New Roman"/>
-          <w:sz w:val="24"/>
-          <w:szCs w:val="24"/>
-        </w:rPr>
-        <w:t xml:space="preserve">процент от общей суммы и формируется визуальное представление, где каждый символ </w:t>
-      </w:r>
-      <w:r>
-        <w:rPr>
-          <w:rFonts w:ascii="Times New Roman" w:hAnsi="Times New Roman" w:eastAsia="Times New Roman" w:cs="Times New Roman"/>
-          <w:sz w:val="24"/>
-          <w:szCs w:val="24"/>
-        </w:rPr>
-        <w:t xml:space="preserve">«█» соответствует пяти процентам.</w:t>
-      </w:r>
-      <w:r>
-        <w:rPr>
-          <w:rFonts w:ascii="Times New Roman" w:hAnsi="Times New Roman" w:eastAsia="Times New Roman" w:cs="Times New Roman"/>
-        </w:rPr>
-      </w:r>
-      <w:r>
-        <w:rPr>
-          <w:rFonts w:ascii="Times New Roman" w:hAnsi="Times New Roman" w:eastAsia="Times New Roman" w:cs="Times New Roman"/>
-        </w:rPr>
-      </w:r>
-    </w:p>
-    <w:p>
-      <w:pPr>
-        <w:pBdr/>
-        <w:spacing w:line="360" w:lineRule="auto"/>
-        <w:ind/>
-        <w:rPr>
-          <w:rFonts w:ascii="Times New Roman" w:hAnsi="Times New Roman" w:cs="Times New Roman"/>
-        </w:rPr>
-      </w:pPr>
-      <w:r>
-        <w:rPr>
-          <w:rFonts w:ascii="Times New Roman" w:hAnsi="Times New Roman" w:eastAsia="Times New Roman" w:cs="Times New Roman"/>
-          <w:sz w:val="24"/>
-          <w:szCs w:val="24"/>
-          <w:highlight w:val="none"/>
-        </w:rPr>
-      </w:r>
-      <w:r>
-        <w:rPr>
-          <w:rFonts w:ascii="Times New Roman" w:hAnsi="Times New Roman" w:eastAsia="Times New Roman" w:cs="Times New Roman"/>
-          <w:sz w:val="24"/>
-          <w:szCs w:val="24"/>
-          <w:highlight w:val="none"/>
-        </w:rPr>
-      </w:r>
-    </w:p>
-    <w:p>
-      <w:pPr>
-        <w:pBdr/>
-        <w:spacing w:line="360" w:lineRule="auto"/>
-        <w:ind/>
-        <w:rPr>
-          <w:rFonts w:ascii="Times New Roman" w:hAnsi="Times New Roman" w:eastAsia="Times New Roman" w:cs="Times New Roman"/>
-          <w:sz w:val="24"/>
-          <w:szCs w:val="24"/>
-          <w:highlight w:val="none"/>
-        </w:rPr>
-      </w:pPr>
-      <w:r>
-        <w:rPr>
-          <w:rFonts w:ascii="Times New Roman" w:hAnsi="Times New Roman" w:eastAsia="Times New Roman" w:cs="Times New Roman"/>
-          <w:sz w:val="24"/>
-          <w:szCs w:val="24"/>
-          <w:highlight w:val="none"/>
-        </w:rPr>
-      </w:r>
-      <w:r>
-        <w:rPr>
-          <w:rFonts w:ascii="Times New Roman" w:hAnsi="Times New Roman" w:eastAsia="Times New Roman" w:cs="Times New Roman"/>
-          <w:sz w:val="24"/>
-          <w:szCs w:val="24"/>
-          <w:highlight w:val="none"/>
-        </w:rPr>
-      </w:r>
-    </w:p>
-    <w:p>
-      <w:pPr>
-        <w:pBdr/>
-        <w:spacing w:line="360" w:lineRule="auto"/>
-        <w:ind/>
-        <w:rPr>
-          <w:rFonts w:ascii="Times New Roman" w:hAnsi="Times New Roman" w:eastAsia="Times New Roman" w:cs="Times New Roman"/>
-          <w:sz w:val="24"/>
-          <w:szCs w:val="24"/>
-          <w:highlight w:val="none"/>
-        </w:rPr>
-      </w:pPr>
-      <w:r>
-        <w:rPr>
-          <w:rFonts w:ascii="Times New Roman" w:hAnsi="Times New Roman" w:eastAsia="Times New Roman" w:cs="Times New Roman"/>
-          <w:sz w:val="24"/>
-          <w:szCs w:val="24"/>
-          <w:highlight w:val="none"/>
-        </w:rPr>
-      </w:r>
-      <w:r>
-        <w:rPr>
-          <w:rFonts w:ascii="Times New Roman" w:hAnsi="Times New Roman" w:eastAsia="Times New Roman" w:cs="Times New Roman"/>
-          <w:sz w:val="24"/>
-          <w:szCs w:val="24"/>
-          <w:highlight w:val="none"/>
-        </w:rPr>
-      </w:r>
-    </w:p>
-    <w:p>
-      <w:pPr>
-        <w:pBdr/>
-        <w:spacing w:line="360" w:lineRule="auto"/>
-        <w:ind/>
-        <w:rPr>
-          <w:rFonts w:ascii="Times New Roman" w:hAnsi="Times New Roman" w:eastAsia="Times New Roman" w:cs="Times New Roman"/>
-          <w:sz w:val="24"/>
-          <w:szCs w:val="24"/>
-          <w:highlight w:val="none"/>
-        </w:rPr>
-      </w:pPr>
-      <w:r>
-        <w:rPr>
-          <w:rFonts w:ascii="Times New Roman" w:hAnsi="Times New Roman" w:eastAsia="Times New Roman" w:cs="Times New Roman"/>
-          <w:sz w:val="24"/>
-          <w:szCs w:val="24"/>
-        </w:rPr>
-        <w:t xml:space="preserve">Пример вывода текстовой диаграммы:</w:t>
-      </w:r>
-      <w:r>
-        <w:rPr>
-          <w:rFonts w:ascii="Times New Roman" w:hAnsi="Times New Roman" w:eastAsia="Times New Roman" w:cs="Times New Roman"/>
-        </w:rPr>
-      </w:r>
-    </w:p>
-    <w:p>
-      <w:pPr>
-        <w:pBdr/>
-        <w:spacing w:line="360" w:lineRule="auto"/>
-        <w:ind/>
-        <w:rPr>
-          <w:rFonts w:ascii="Times New Roman" w:hAnsi="Times New Roman" w:cs="Times New Roman"/>
-        </w:rPr>
-      </w:pPr>
-      <w:r>
-        <w:rPr>
-          <w:rFonts w:ascii="Times New Roman" w:hAnsi="Times New Roman" w:eastAsia="Times New Roman" w:cs="Times New Roman"/>
-          <w:sz w:val="24"/>
-          <w:szCs w:val="24"/>
-        </w:rPr>
-        <w:t xml:space="preserve">Еда</w:t>
-      </w:r>
-      <w:r>
-        <w:rPr>
-          <w:rFonts w:ascii="Times New Roman" w:hAnsi="Times New Roman" w:eastAsia="Times New Roman" w:cs="Times New Roman"/>
-        </w:rPr>
-      </w:r>
-    </w:p>
-    <w:p>
-      <w:pPr>
-        <w:pBdr/>
-        <w:spacing w:line="360" w:lineRule="auto"/>
-        <w:ind/>
-        <w:rPr>
-          <w:rFonts w:ascii="Times New Roman" w:hAnsi="Times New Roman" w:cs="Times New Roman"/>
-        </w:rPr>
-      </w:pPr>
-      <w:r>
-        <w:rPr>
-          <w:rFonts w:ascii="Times New Roman" w:hAnsi="Times New Roman" w:eastAsia="Times New Roman" w:cs="Times New Roman"/>
-          <w:sz w:val="24"/>
-          <w:szCs w:val="24"/>
-        </w:rPr>
-        <w:t xml:space="preserve">████████ 40.0% (4000 ₽)</w:t>
-      </w:r>
-      <w:r>
-        <w:rPr>
-          <w:rFonts w:ascii="Times New Roman" w:hAnsi="Times New Roman" w:eastAsia="Times New Roman" w:cs="Times New Roman"/>
-        </w:rPr>
-      </w:r>
-    </w:p>
-    <w:p>
-      <w:pPr>
-        <w:pBdr/>
-        <w:spacing w:line="360" w:lineRule="auto"/>
-        <w:ind/>
-        <w:rPr>
-          <w:rFonts w:ascii="Times New Roman" w:hAnsi="Times New Roman" w:cs="Times New Roman"/>
-        </w:rPr>
-      </w:pPr>
-      <w:r>
-        <w:rPr>
-          <w:rFonts w:ascii="Times New Roman" w:hAnsi="Times New Roman" w:eastAsia="Times New Roman" w:cs="Times New Roman"/>
-          <w:sz w:val="24"/>
-          <w:szCs w:val="24"/>
-        </w:rPr>
-        <w:t xml:space="preserve">Транспорт</w:t>
-      </w:r>
-      <w:r>
-        <w:rPr>
-          <w:rFonts w:ascii="Times New Roman" w:hAnsi="Times New Roman" w:eastAsia="Times New Roman" w:cs="Times New Roman"/>
-        </w:rPr>
-      </w:r>
-    </w:p>
-    <w:p>
-      <w:pPr>
-        <w:pBdr/>
-        <w:spacing w:line="360" w:lineRule="auto"/>
-        <w:ind/>
-        <w:rPr>
-          <w:rFonts w:ascii="Times New Roman" w:hAnsi="Times New Roman" w:cs="Times New Roman"/>
-        </w:rPr>
-      </w:pPr>
-      <w:r>
-        <w:rPr>
-          <w:rFonts w:ascii="Times New Roman" w:hAnsi="Times New Roman" w:eastAsia="Times New Roman" w:cs="Times New Roman"/>
-          <w:sz w:val="24"/>
-          <w:szCs w:val="24"/>
-        </w:rPr>
-        <w:t xml:space="preserve">████ 20.0% (2000 ₽)</w:t>
-      </w:r>
-      <w:r>
-        <w:rPr>
-          <w:rFonts w:ascii="Times New Roman" w:hAnsi="Times New Roman" w:eastAsia="Times New Roman" w:cs="Times New Roman"/>
-        </w:rPr>
-      </w:r>
-    </w:p>
-    <w:p>
-      <w:pPr>
-        <w:pBdr/>
-        <w:spacing w:line="360" w:lineRule="auto"/>
-        <w:ind/>
-        <w:rPr>
-          <w:rFonts w:ascii="Times New Roman" w:hAnsi="Times New Roman" w:cs="Times New Roman"/>
-        </w:rPr>
-      </w:pPr>
-      <w:r>
-        <w:rPr>
-          <w:rFonts w:ascii="Times New Roman" w:hAnsi="Times New Roman" w:eastAsia="Times New Roman" w:cs="Times New Roman"/>
-          <w:sz w:val="24"/>
-          <w:szCs w:val="24"/>
-        </w:rPr>
-        <w:t xml:space="preserve">Жильё</w:t>
-      </w:r>
-      <w:r>
-        <w:rPr>
-          <w:rFonts w:ascii="Times New Roman" w:hAnsi="Times New Roman" w:eastAsia="Times New Roman" w:cs="Times New Roman"/>
-        </w:rPr>
-      </w:r>
-    </w:p>
-    <w:p>
-      <w:pPr>
-        <w:pBdr/>
-        <w:spacing w:line="360" w:lineRule="auto"/>
-        <w:ind/>
-        <w:rPr>
-          <w:rFonts w:ascii="Times New Roman" w:hAnsi="Times New Roman" w:eastAsia="Times New Roman" w:cs="Times New Roman"/>
-          <w:sz w:val="24"/>
-          <w:szCs w:val="24"/>
-          <w:highlight w:val="none"/>
-        </w:rPr>
-      </w:pPr>
-      <w:r>
-        <w:rPr>
-          <w:rFonts w:ascii="Times New Roman" w:hAnsi="Times New Roman" w:eastAsia="Times New Roman" w:cs="Times New Roman"/>
-          <w:sz w:val="24"/>
-          <w:szCs w:val="24"/>
-        </w:rPr>
-        <w:t xml:space="preserve">████████ 40.0% (4000 ₽)</w:t>
-      </w:r>
-      <w:r>
-        <w:rPr>
-          <w:rFonts w:ascii="Times New Roman" w:hAnsi="Times New Roman" w:eastAsia="Times New Roman" w:cs="Times New Roman"/>
-        </w:rPr>
-      </w:r>
-      <w:r>
-        <w:rPr>
-          <w:rFonts w:ascii="Times New Roman" w:hAnsi="Times New Roman" w:eastAsia="Times New Roman" w:cs="Times New Roman"/>
-          <w:b/>
-          <w:bCs/>
-          <w:sz w:val="24"/>
-          <w:szCs w:val="24"/>
-        </w:rPr>
-      </w:r>
-      <w:r>
-        <w:rPr>
-          <w:rFonts w:ascii="Times New Roman" w:hAnsi="Times New Roman" w:eastAsia="Times New Roman" w:cs="Times New Roman"/>
-          <w:b/>
-          <w:bCs/>
-        </w:rPr>
-      </w:r>
-      <w:r>
-        <w:rPr>
-          <w:rFonts w:ascii="Times New Roman" w:hAnsi="Times New Roman" w:eastAsia="Times New Roman" w:cs="Times New Roman"/>
-          <w:b/>
-          <w:bCs/>
-        </w:rPr>
-      </w:r>
-      <w:r>
-        <w:rPr>
-          <w:rFonts w:ascii="Times New Roman" w:hAnsi="Times New Roman" w:cs="Times New Roman"/>
-        </w:rPr>
-      </w:r>
-    </w:p>
-    <w:p>
-      <w:pPr>
-        <w:pBdr/>
-        <w:spacing w:line="360" w:lineRule="auto"/>
-        <w:ind/>
-        <w:rPr>
-          <w:rFonts w:ascii="Times New Roman" w:hAnsi="Times New Roman" w:cs="Times New Roman"/>
-        </w:rPr>
-      </w:pPr>
-      <w:r>
-        <w:rPr>
-          <w:rFonts w:ascii="Times New Roman" w:hAnsi="Times New Roman" w:eastAsia="Times New Roman" w:cs="Times New Roman"/>
-          <w:sz w:val="24"/>
-          <w:szCs w:val="24"/>
-          <w:highlight w:val="none"/>
-        </w:rPr>
-      </w:r>
-      <w:r>
-        <w:rPr>
-          <w:rFonts w:ascii="Times New Roman" w:hAnsi="Times New Roman" w:eastAsia="Times New Roman" w:cs="Times New Roman"/>
-          <w:sz w:val="24"/>
-          <w:szCs w:val="24"/>
-          <w:highlight w:val="none"/>
-        </w:rPr>
-      </w:r>
-    </w:p>
-    <w:p>
-      <w:pPr>
-        <w:pBdr/>
-        <w:spacing w:line="360" w:lineRule="auto"/>
-        <w:ind/>
-        <w:rPr>
-          <w:rFonts w:ascii="Times New Roman" w:hAnsi="Times New Roman" w:cs="Times New Roman"/>
-          <w:b/>
-          <w:bCs/>
-          <w:sz w:val="24"/>
-          <w:szCs w:val="24"/>
-          <w:highlight w:val="none"/>
-        </w:rPr>
-      </w:pPr>
-      <w:r>
-        <w:rPr>
-          <w:rFonts w:ascii="Times New Roman" w:hAnsi="Times New Roman" w:eastAsia="Times New Roman" w:cs="Times New Roman"/>
-          <w:b/>
-          <w:bCs/>
-          <w:sz w:val="24"/>
-          <w:szCs w:val="24"/>
-        </w:rPr>
-        <w:t xml:space="preserve">3. РЕАЛИЗАЦИЯ И ТЕСТИРОВАНИЕ</w:t>
-      </w:r>
-      <w:r>
-        <w:rPr>
-          <w:rFonts w:ascii="Times New Roman" w:hAnsi="Times New Roman" w:eastAsia="Times New Roman" w:cs="Times New Roman"/>
-          <w:b/>
-          <w:bCs/>
-          <w:sz w:val="24"/>
-          <w:szCs w:val="24"/>
-        </w:rPr>
-      </w:r>
-      <w:r>
-        <w:rPr>
-          <w:rFonts w:ascii="Times New Roman" w:hAnsi="Times New Roman" w:eastAsia="Times New Roman" w:cs="Times New Roman"/>
-          <w:b/>
-          <w:bCs/>
-          <w:sz w:val="24"/>
-          <w:szCs w:val="24"/>
-          <w:highlight w:val="none"/>
-        </w:rPr>
-      </w:r>
-    </w:p>
-    <w:p>
-      <w:pPr>
-        <w:pBdr/>
-        <w:spacing w:line="360" w:lineRule="auto"/>
-        <w:ind/>
-        <w:rPr>
-          <w:rFonts w:ascii="Times New Roman" w:hAnsi="Times New Roman" w:cs="Times New Roman"/>
-          <w:sz w:val="24"/>
-          <w:szCs w:val="24"/>
-        </w:rPr>
-      </w:pPr>
-      <w:r>
-        <w:rPr>
-          <w:rFonts w:ascii="Times New Roman" w:hAnsi="Times New Roman" w:eastAsia="Times New Roman" w:cs="Times New Roman"/>
-          <w:sz w:val="24"/>
-          <w:szCs w:val="24"/>
-          <w:highlight w:val="none"/>
-        </w:rPr>
-      </w:r>
-      <w:r>
-        <w:rPr>
-          <w:rFonts w:ascii="Times New Roman" w:hAnsi="Times New Roman" w:eastAsia="Times New Roman" w:cs="Times New Roman"/>
-          <w:sz w:val="24"/>
-          <w:szCs w:val="24"/>
-          <w:highlight w:val="none"/>
-        </w:rPr>
-      </w:r>
-      <w:r>
-        <w:rPr>
-          <w:rFonts w:ascii="Times New Roman" w:hAnsi="Times New Roman" w:eastAsia="Times New Roman" w:cs="Times New Roman"/>
-          <w:sz w:val="24"/>
-          <w:szCs w:val="24"/>
-        </w:rPr>
-      </w:r>
-    </w:p>
-    <w:p>
-      <w:pPr>
-        <w:pBdr/>
-        <w:spacing w:line="360" w:lineRule="auto"/>
-        <w:ind/>
-        <w:rPr>
-          <w:rFonts w:ascii="Times New Roman" w:hAnsi="Times New Roman" w:cs="Times New Roman"/>
-          <w:b/>
-          <w:bCs/>
-        </w:rPr>
-      </w:pPr>
-      <w:r>
-        <w:rPr>
-          <w:rFonts w:ascii="Times New Roman" w:hAnsi="Times New Roman" w:eastAsia="Times New Roman" w:cs="Times New Roman"/>
-          <w:b/>
-          <w:bCs/>
-          <w:sz w:val="24"/>
-          <w:szCs w:val="24"/>
-        </w:rPr>
-        <w:t xml:space="preserve">3.1 Интеграция программных модулей</w:t>
-      </w:r>
-      <w:r>
-        <w:rPr>
-          <w:rFonts w:ascii="Times New Roman" w:hAnsi="Times New Roman" w:eastAsia="Times New Roman" w:cs="Times New Roman"/>
-          <w:b/>
-          <w:bCs/>
-          <w:sz w:val="24"/>
-          <w:szCs w:val="24"/>
-        </w:rPr>
-      </w:r>
-      <w:r>
-        <w:rPr>
-          <w:rFonts w:ascii="Times New Roman" w:hAnsi="Times New Roman" w:eastAsia="Times New Roman" w:cs="Times New Roman"/>
-          <w:b/>
-          <w:bCs/>
-        </w:rPr>
-      </w:r>
-    </w:p>
-    <w:p>
-      <w:pPr>
-        <w:pBdr/>
-        <w:spacing w:line="360" w:lineRule="auto"/>
-        <w:ind/>
-        <w:rPr>
-          <w:rFonts w:ascii="Times New Roman" w:hAnsi="Times New Roman" w:cs="Times New Roman"/>
-        </w:rPr>
-      </w:pPr>
-      <w:r>
-        <w:rPr>
-          <w:rFonts w:ascii="Times New Roman" w:hAnsi="Times New Roman" w:eastAsia="Times New Roman" w:cs="Times New Roman"/>
-          <w:sz w:val="24"/>
-          <w:szCs w:val="24"/>
-        </w:rPr>
-        <w:t xml:space="preserve">Интеграция модулей выполняется в файле index.html, где подключаются все скрипты </w:t>
-      </w:r>
-      <w:r>
-        <w:rPr>
-          <w:rFonts w:ascii="Times New Roman" w:hAnsi="Times New Roman" w:eastAsia="Times New Roman" w:cs="Times New Roman"/>
-          <w:sz w:val="24"/>
-          <w:szCs w:val="24"/>
-        </w:rPr>
-        <w:t xml:space="preserve">в правильном порядке. Сначала подключаются модули, объявляющие функции, затем </w:t>
-      </w:r>
-      <w:r>
-        <w:rPr>
-          <w:rFonts w:ascii="Times New Roman" w:hAnsi="Times New Roman" w:eastAsia="Times New Roman" w:cs="Times New Roman"/>
-          <w:sz w:val="24"/>
-          <w:szCs w:val="24"/>
-        </w:rPr>
-        <w:t xml:space="preserve">модули, использующие эти функции, и в последнюю очередь — главный модуль, </w:t>
-      </w:r>
-      <w:r>
-        <w:rPr>
-          <w:rFonts w:ascii="Times New Roman" w:hAnsi="Times New Roman" w:eastAsia="Times New Roman" w:cs="Times New Roman"/>
-          <w:sz w:val="24"/>
-          <w:szCs w:val="24"/>
-        </w:rPr>
-        <w:t xml:space="preserve">который инициализирует приложение.</w:t>
-      </w:r>
-      <w:r>
-        <w:rPr>
-          <w:rFonts w:ascii="Times New Roman" w:hAnsi="Times New Roman" w:eastAsia="Times New Roman" w:cs="Times New Roman"/>
-          <w:sz w:val="24"/>
-          <w:szCs w:val="24"/>
-        </w:rPr>
-      </w:r>
-      <w:r>
-        <w:rPr>
-          <w:rFonts w:ascii="Times New Roman" w:hAnsi="Times New Roman" w:eastAsia="Times New Roman" w:cs="Times New Roman"/>
-        </w:rPr>
-      </w:r>
-    </w:p>
-    <w:p>
-      <w:pPr>
-        <w:pBdr/>
-        <w:spacing w:line="360" w:lineRule="auto"/>
-        <w:ind/>
-        <w:rPr>
-          <w:rFonts w:ascii="Times New Roman" w:hAnsi="Times New Roman" w:cs="Times New Roman"/>
-        </w:rPr>
-      </w:pPr>
-      <w:r>
-        <w:rPr>
-          <w:rFonts w:ascii="Times New Roman" w:hAnsi="Times New Roman" w:eastAsia="Times New Roman" w:cs="Times New Roman"/>
-          <w:sz w:val="24"/>
-          <w:szCs w:val="24"/>
-        </w:rPr>
-      </w:r>
-      <w:r>
-        <w:rPr>
-          <w:rFonts w:ascii="Times New Roman" w:hAnsi="Times New Roman" w:eastAsia="Times New Roman" w:cs="Times New Roman"/>
+      </w:r>
+      <w:r>
+        <w:rPr>
+          <w:rFonts w:ascii="Times New Roman" w:hAnsi="Times New Roman" w:cs="Times New Roman"/>
+        </w:rPr>
+      </w:r>
+      <w:r>
+        <w:rPr>
+          <w:rFonts w:ascii="Times New Roman" w:hAnsi="Times New Roman" w:cs="Times New Roman"/>
         </w:rPr>
       </w:r>
     </w:p>
@@ -8295,39 +9037,32 @@
       </w:r>
       <w:r>
         <w:rPr>
-          <w:rFonts w:ascii="Times New Roman" w:hAnsi="Times New Roman" w:eastAsia="Times New Roman" w:cs="Times New Roman"/>
-          <w:sz w:val="24"/>
-          <w:szCs w:val="24"/>
-        </w:rPr>
-      </w:r>
-      <w:r>
-        <w:rPr>
-          <w:rFonts w:ascii="Times New Roman" w:hAnsi="Times New Roman" w:eastAsia="Times New Roman" w:cs="Times New Roman"/>
+          <w:rFonts w:ascii="Times New Roman" w:hAnsi="Times New Roman" w:cs="Times New Roman"/>
           <w:b/>
           <w:bCs/>
           <w:highlight w:val="none"/>
         </w:rPr>
       </w:r>
-    </w:p>
-    <w:p>
-      <w:pPr>
-        <w:pBdr/>
-        <w:spacing w:line="360" w:lineRule="auto"/>
-        <w:ind/>
-        <w:rPr>
-          <w:rFonts w:ascii="Times New Roman" w:hAnsi="Times New Roman" w:cs="Times New Roman"/>
-          <w:sz w:val="24"/>
-          <w:szCs w:val="24"/>
-        </w:rPr>
-      </w:pPr>
-      <w:r>
-        <w:rPr>
-          <w:rFonts w:ascii="Times New Roman" w:hAnsi="Times New Roman" w:eastAsia="Times New Roman" w:cs="Times New Roman"/>
+      <w:r>
+        <w:rPr>
+          <w:rFonts w:ascii="Times New Roman" w:hAnsi="Times New Roman" w:cs="Times New Roman"/>
           <w:b/>
           <w:bCs/>
           <w:highlight w:val="none"/>
         </w:rPr>
       </w:r>
+    </w:p>
+    <w:p>
+      <w:pPr>
+        <w:pBdr/>
+        <w:spacing w:line="360" w:lineRule="auto"/>
+        <w:ind/>
+        <w:rPr>
+          <w:rFonts w:ascii="Times New Roman" w:hAnsi="Times New Roman" w:cs="Times New Roman"/>
+          <w:sz w:val="24"/>
+          <w:szCs w:val="24"/>
+        </w:rPr>
+      </w:pPr>
       <w:r>
         <w:rPr>
           <w:rFonts w:ascii="Times New Roman" w:hAnsi="Times New Roman" w:eastAsia="Times New Roman" w:cs="Times New Roman"/>
@@ -8338,7 +9073,14 @@
       </w:r>
       <w:r>
         <w:rPr>
-          <w:rFonts w:ascii="Times New Roman" w:hAnsi="Times New Roman" w:eastAsia="Times New Roman" w:cs="Times New Roman"/>
+          <w:rFonts w:ascii="Times New Roman" w:hAnsi="Times New Roman" w:cs="Times New Roman"/>
+          <w:sz w:val="24"/>
+          <w:szCs w:val="24"/>
+        </w:rPr>
+      </w:r>
+      <w:r>
+        <w:rPr>
+          <w:rFonts w:ascii="Times New Roman" w:hAnsi="Times New Roman" w:cs="Times New Roman"/>
           <w:sz w:val="24"/>
           <w:szCs w:val="24"/>
         </w:rPr>
@@ -8367,16 +9109,14 @@
       </w:r>
       <w:r>
         <w:rPr>
-          <w:rFonts w:ascii="Times New Roman" w:hAnsi="Times New Roman" w:eastAsia="Times New Roman" w:cs="Times New Roman"/>
+          <w:rFonts w:ascii="Times New Roman" w:hAnsi="Times New Roman" w:cs="Times New Roman"/>
           <w:b/>
           <w:bCs/>
-          <w:sz w:val="24"/>
-          <w:szCs w:val="24"/>
-        </w:rPr>
-      </w:r>
-      <w:r>
-        <w:rPr>
-          <w:rFonts w:ascii="Times New Roman" w:hAnsi="Times New Roman" w:eastAsia="Times New Roman" w:cs="Times New Roman"/>
+        </w:rPr>
+      </w:r>
+      <w:r>
+        <w:rPr>
+          <w:rFonts w:ascii="Times New Roman" w:hAnsi="Times New Roman" w:cs="Times New Roman"/>
           <w:b/>
           <w:bCs/>
         </w:rPr>
@@ -8402,11 +9142,6 @@
       <w:r>
         <w:rPr>
           <w:rFonts w:ascii="Times New Roman" w:hAnsi="Times New Roman" w:eastAsia="Times New Roman" w:cs="Times New Roman"/>
-        </w:rPr>
-      </w:r>
-      <w:r>
-        <w:rPr>
-          <w:rFonts w:ascii="Times New Roman" w:hAnsi="Times New Roman" w:eastAsia="Times New Roman" w:cs="Times New Roman"/>
           <w:sz w:val="24"/>
           <w:szCs w:val="24"/>
         </w:rPr>
@@ -8415,30 +9150,10 @@
       <w:r>
         <w:rPr>
           <w:rFonts w:ascii="Times New Roman" w:hAnsi="Times New Roman" w:eastAsia="Times New Roman" w:cs="Times New Roman"/>
-        </w:rPr>
-      </w:r>
-      <w:r>
-        <w:rPr>
-          <w:rFonts w:ascii="Times New Roman" w:hAnsi="Times New Roman" w:eastAsia="Times New Roman" w:cs="Times New Roman"/>
           <w:sz w:val="24"/>
           <w:szCs w:val="24"/>
         </w:rPr>
         <w:t xml:space="preserve">localStorage. Все тесты прошли успешно.</w:t>
-      </w:r>
-      <w:r>
-        <w:rPr>
-          <w:rFonts w:ascii="Times New Roman" w:hAnsi="Times New Roman" w:eastAsia="Times New Roman" w:cs="Times New Roman"/>
-          <w:sz w:val="24"/>
-          <w:szCs w:val="24"/>
-        </w:rPr>
-      </w:r>
-      <w:r>
-        <w:rPr>
-          <w:rFonts w:ascii="Times New Roman" w:hAnsi="Times New Roman" w:eastAsia="Times New Roman" w:cs="Times New Roman"/>
-          <w:sz w:val="24"/>
-          <w:szCs w:val="24"/>
-          <w:highlight w:val="none"/>
-        </w:rPr>
       </w:r>
       <w:r>
         <w:rPr>
@@ -8494,14 +9209,12 @@
       </w:r>
       <w:r>
         <w:rPr>
-          <w:rFonts w:ascii="Times New Roman" w:hAnsi="Times New Roman" w:eastAsia="Times New Roman" w:cs="Times New Roman"/>
-          <w:sz w:val="24"/>
-          <w:szCs w:val="24"/>
-        </w:rPr>
-      </w:r>
-      <w:r>
-        <w:rPr>
-          <w:rFonts w:ascii="Times New Roman" w:hAnsi="Times New Roman" w:eastAsia="Times New Roman" w:cs="Times New Roman"/>
+          <w:rFonts w:ascii="Times New Roman" w:hAnsi="Times New Roman" w:cs="Times New Roman"/>
+        </w:rPr>
+      </w:r>
+      <w:r>
+        <w:rPr>
+          <w:rFonts w:ascii="Times New Roman" w:hAnsi="Times New Roman" w:cs="Times New Roman"/>
         </w:rPr>
       </w:r>
     </w:p>
@@ -8548,14 +9261,12 @@
       </w:r>
       <w:r>
         <w:rPr>
-          <w:rFonts w:ascii="Times New Roman" w:hAnsi="Times New Roman" w:eastAsia="Times New Roman" w:cs="Times New Roman"/>
-          <w:sz w:val="24"/>
-          <w:szCs w:val="24"/>
-        </w:rPr>
-      </w:r>
-      <w:r>
-        <w:rPr>
-          <w:rFonts w:ascii="Times New Roman" w:hAnsi="Times New Roman" w:eastAsia="Times New Roman" w:cs="Times New Roman"/>
+          <w:rFonts w:ascii="Times New Roman" w:hAnsi="Times New Roman" w:cs="Times New Roman"/>
+        </w:rPr>
+      </w:r>
+      <w:r>
+        <w:rPr>
+          <w:rFonts w:ascii="Times New Roman" w:hAnsi="Times New Roman" w:cs="Times New Roman"/>
         </w:rPr>
       </w:r>
     </w:p>
@@ -8586,14 +9297,12 @@
       </w:r>
       <w:r>
         <w:rPr>
-          <w:rFonts w:ascii="Times New Roman" w:hAnsi="Times New Roman" w:eastAsia="Times New Roman" w:cs="Times New Roman"/>
-          <w:sz w:val="24"/>
-          <w:szCs w:val="24"/>
-        </w:rPr>
-      </w:r>
-      <w:r>
-        <w:rPr>
-          <w:rFonts w:ascii="Times New Roman" w:hAnsi="Times New Roman" w:eastAsia="Times New Roman" w:cs="Times New Roman"/>
+          <w:rFonts w:ascii="Times New Roman" w:hAnsi="Times New Roman" w:cs="Times New Roman"/>
+        </w:rPr>
+      </w:r>
+      <w:r>
+        <w:rPr>
+          <w:rFonts w:ascii="Times New Roman" w:hAnsi="Times New Roman" w:cs="Times New Roman"/>
         </w:rPr>
       </w:r>
     </w:p>
@@ -8616,7 +9325,12 @@
       </w:r>
       <w:r>
         <w:rPr>
-          <w:rFonts w:ascii="Times New Roman" w:hAnsi="Times New Roman" w:eastAsia="Times New Roman" w:cs="Times New Roman"/>
+          <w:rFonts w:ascii="Times New Roman" w:hAnsi="Times New Roman" w:cs="Times New Roman"/>
+        </w:rPr>
+      </w:r>
+      <w:r>
+        <w:rPr>
+          <w:rFonts w:ascii="Times New Roman" w:hAnsi="Times New Roman" w:cs="Times New Roman"/>
         </w:rPr>
       </w:r>
     </w:p>
@@ -8647,14 +9361,12 @@
       </w:r>
       <w:r>
         <w:rPr>
-          <w:rFonts w:ascii="Times New Roman" w:hAnsi="Times New Roman" w:eastAsia="Times New Roman" w:cs="Times New Roman"/>
-          <w:sz w:val="24"/>
-          <w:szCs w:val="24"/>
-        </w:rPr>
-      </w:r>
-      <w:r>
-        <w:rPr>
-          <w:rFonts w:ascii="Times New Roman" w:hAnsi="Times New Roman" w:eastAsia="Times New Roman" w:cs="Times New Roman"/>
+          <w:rFonts w:ascii="Times New Roman" w:hAnsi="Times New Roman" w:cs="Times New Roman"/>
+        </w:rPr>
+      </w:r>
+      <w:r>
+        <w:rPr>
+          <w:rFonts w:ascii="Times New Roman" w:hAnsi="Times New Roman" w:cs="Times New Roman"/>
         </w:rPr>
       </w:r>
     </w:p>
@@ -8680,11 +9392,18 @@
       </w:r>
       <w:r>
         <w:rPr>
-          <w:rFonts w:ascii="Times New Roman" w:hAnsi="Times New Roman" w:eastAsia="Times New Roman" w:cs="Times New Roman"/>
+          <w:rFonts w:ascii="Times New Roman" w:hAnsi="Times New Roman" w:cs="Times New Roman"/>
           <w:b/>
           <w:bCs/>
         </w:rPr>
       </w:r>
+      <w:r>
+        <w:rPr>
+          <w:rFonts w:ascii="Times New Roman" w:hAnsi="Times New Roman" w:cs="Times New Roman"/>
+          <w:b/>
+          <w:bCs/>
+        </w:rPr>
+      </w:r>
     </w:p>
     <w:p>
       <w:pPr>
@@ -8709,16 +9428,14 @@
       </w:r>
       <w:r>
         <w:rPr>
-          <w:rFonts w:ascii="Times New Roman" w:hAnsi="Times New Roman" w:eastAsia="Times New Roman" w:cs="Times New Roman"/>
+          <w:rFonts w:ascii="Times New Roman" w:hAnsi="Times New Roman" w:cs="Times New Roman"/>
           <w:b/>
           <w:bCs/>
-          <w:sz w:val="24"/>
-          <w:szCs w:val="24"/>
-        </w:rPr>
-      </w:r>
-      <w:r>
-        <w:rPr>
-          <w:rFonts w:ascii="Times New Roman" w:hAnsi="Times New Roman" w:eastAsia="Times New Roman" w:cs="Times New Roman"/>
+        </w:rPr>
+      </w:r>
+      <w:r>
+        <w:rPr>
+          <w:rFonts w:ascii="Times New Roman" w:hAnsi="Times New Roman" w:cs="Times New Roman"/>
           <w:b/>
           <w:bCs/>
         </w:rPr>
@@ -8759,14 +9476,12 @@
       </w:r>
       <w:r>
         <w:rPr>
-          <w:rFonts w:ascii="Times New Roman" w:hAnsi="Times New Roman" w:eastAsia="Times New Roman" w:cs="Times New Roman"/>
-          <w:sz w:val="24"/>
-          <w:szCs w:val="24"/>
-        </w:rPr>
-      </w:r>
-      <w:r>
-        <w:rPr>
-          <w:rFonts w:ascii="Times New Roman" w:hAnsi="Times New Roman" w:eastAsia="Times New Roman" w:cs="Times New Roman"/>
+          <w:rFonts w:ascii="Times New Roman" w:hAnsi="Times New Roman" w:cs="Times New Roman"/>
+        </w:rPr>
+      </w:r>
+      <w:r>
+        <w:rPr>
+          <w:rFonts w:ascii="Times New Roman" w:hAnsi="Times New Roman" w:cs="Times New Roman"/>
         </w:rPr>
       </w:r>
     </w:p>
@@ -8790,11 +9505,6 @@
       <w:r>
         <w:rPr>
           <w:rFonts w:ascii="Times New Roman" w:hAnsi="Times New Roman" w:eastAsia="Times New Roman" w:cs="Times New Roman"/>
-        </w:rPr>
-      </w:r>
-      <w:r>
-        <w:rPr>
-          <w:rFonts w:ascii="Times New Roman" w:hAnsi="Times New Roman" w:eastAsia="Times New Roman" w:cs="Times New Roman"/>
           <w:sz w:val="24"/>
           <w:szCs w:val="24"/>
         </w:rPr>
@@ -8802,7 +9512,7 @@
       </w:r>
       <w:r>
         <w:rPr>
-          <w:rFonts w:ascii="Times New Roman" w:hAnsi="Times New Roman" w:eastAsia="Times New Roman" w:cs="Times New Roman"/>
+          <w:rFonts w:ascii="Times New Roman" w:hAnsi="Times New Roman" w:cs="Times New Roman"/>
         </w:rPr>
       </w:r>
       <w:r>
@@ -8878,14 +9588,12 @@
       </w:r>
       <w:r>
         <w:rPr>
-          <w:rFonts w:ascii="Times New Roman" w:hAnsi="Times New Roman" w:eastAsia="Times New Roman" w:cs="Times New Roman"/>
-          <w:sz w:val="24"/>
-          <w:szCs w:val="24"/>
-        </w:rPr>
-      </w:r>
-      <w:r>
-        <w:rPr>
-          <w:rFonts w:ascii="Times New Roman" w:hAnsi="Times New Roman" w:eastAsia="Times New Roman" w:cs="Times New Roman"/>
+          <w:rFonts w:ascii="Times New Roman" w:hAnsi="Times New Roman" w:cs="Times New Roman"/>
+        </w:rPr>
+      </w:r>
+      <w:r>
+        <w:rPr>
+          <w:rFonts w:ascii="Times New Roman" w:hAnsi="Times New Roman" w:cs="Times New Roman"/>
         </w:rPr>
       </w:r>
     </w:p>
@@ -8907,7 +9615,12 @@
       </w:r>
       <w:r>
         <w:rPr>
-          <w:rFonts w:ascii="Times New Roman" w:hAnsi="Times New Roman" w:eastAsia="Times New Roman" w:cs="Times New Roman"/>
+          <w:rFonts w:ascii="Times New Roman" w:hAnsi="Times New Roman" w:cs="Times New Roman"/>
+        </w:rPr>
+      </w:r>
+      <w:r>
+        <w:rPr>
+          <w:rFonts w:ascii="Times New Roman" w:hAnsi="Times New Roman" w:cs="Times New Roman"/>
         </w:rPr>
       </w:r>
     </w:p>
@@ -8934,16 +9647,14 @@
       </w:r>
       <w:r>
         <w:rPr>
-          <w:rFonts w:ascii="Times New Roman" w:hAnsi="Times New Roman" w:eastAsia="Times New Roman" w:cs="Times New Roman"/>
+          <w:rFonts w:ascii="Times New Roman" w:hAnsi="Times New Roman" w:cs="Times New Roman"/>
           <w:b/>
           <w:bCs/>
-          <w:sz w:val="24"/>
-          <w:szCs w:val="24"/>
-        </w:rPr>
-      </w:r>
-      <w:r>
-        <w:rPr>
-          <w:rFonts w:ascii="Times New Roman" w:hAnsi="Times New Roman" w:eastAsia="Times New Roman" w:cs="Times New Roman"/>
+        </w:rPr>
+      </w:r>
+      <w:r>
+        <w:rPr>
+          <w:rFonts w:ascii="Times New Roman" w:hAnsi="Times New Roman" w:cs="Times New Roman"/>
           <w:b/>
           <w:bCs/>
         </w:rPr>
@@ -8968,7 +9679,12 @@
       </w:r>
       <w:r>
         <w:rPr>
-          <w:rFonts w:ascii="Times New Roman" w:hAnsi="Times New Roman" w:eastAsia="Times New Roman" w:cs="Times New Roman"/>
+          <w:rFonts w:ascii="Times New Roman" w:hAnsi="Times New Roman" w:cs="Times New Roman"/>
+        </w:rPr>
+      </w:r>
+      <w:r>
+        <w:rPr>
+          <w:rFonts w:ascii="Times New Roman" w:hAnsi="Times New Roman" w:cs="Times New Roman"/>
         </w:rPr>
       </w:r>
     </w:p>
@@ -8991,7 +9707,12 @@
       </w:r>
       <w:r>
         <w:rPr>
-          <w:rFonts w:ascii="Times New Roman" w:hAnsi="Times New Roman" w:eastAsia="Times New Roman" w:cs="Times New Roman"/>
+          <w:rFonts w:ascii="Times New Roman" w:hAnsi="Times New Roman" w:cs="Times New Roman"/>
+        </w:rPr>
+      </w:r>
+      <w:r>
+        <w:rPr>
+          <w:rFonts w:ascii="Times New Roman" w:hAnsi="Times New Roman" w:cs="Times New Roman"/>
         </w:rPr>
       </w:r>
     </w:p>
@@ -9013,7 +9734,12 @@
       </w:r>
       <w:r>
         <w:rPr>
-          <w:rFonts w:ascii="Times New Roman" w:hAnsi="Times New Roman" w:eastAsia="Times New Roman" w:cs="Times New Roman"/>
+          <w:rFonts w:ascii="Times New Roman" w:hAnsi="Times New Roman" w:cs="Times New Roman"/>
+        </w:rPr>
+      </w:r>
+      <w:r>
+        <w:rPr>
+          <w:rFonts w:ascii="Times New Roman" w:hAnsi="Times New Roman" w:cs="Times New Roman"/>
         </w:rPr>
       </w:r>
     </w:p>
@@ -9036,7 +9762,12 @@
       </w:r>
       <w:r>
         <w:rPr>
-          <w:rFonts w:ascii="Times New Roman" w:hAnsi="Times New Roman" w:eastAsia="Times New Roman" w:cs="Times New Roman"/>
+          <w:rFonts w:ascii="Times New Roman" w:hAnsi="Times New Roman" w:cs="Times New Roman"/>
+        </w:rPr>
+      </w:r>
+      <w:r>
+        <w:rPr>
+          <w:rFonts w:ascii="Times New Roman" w:hAnsi="Times New Roman" w:cs="Times New Roman"/>
         </w:rPr>
       </w:r>
     </w:p>
@@ -9058,7 +9789,12 @@
       </w:r>
       <w:r>
         <w:rPr>
-          <w:rFonts w:ascii="Times New Roman" w:hAnsi="Times New Roman" w:eastAsia="Times New Roman" w:cs="Times New Roman"/>
+          <w:rFonts w:ascii="Times New Roman" w:hAnsi="Times New Roman" w:cs="Times New Roman"/>
+        </w:rPr>
+      </w:r>
+      <w:r>
+        <w:rPr>
+          <w:rFonts w:ascii="Times New Roman" w:hAnsi="Times New Roman" w:cs="Times New Roman"/>
         </w:rPr>
       </w:r>
     </w:p>
@@ -9081,7 +9817,12 @@
       </w:r>
       <w:r>
         <w:rPr>
-          <w:rFonts w:ascii="Times New Roman" w:hAnsi="Times New Roman" w:eastAsia="Times New Roman" w:cs="Times New Roman"/>
+          <w:rFonts w:ascii="Times New Roman" w:hAnsi="Times New Roman" w:cs="Times New Roman"/>
+        </w:rPr>
+      </w:r>
+      <w:r>
+        <w:rPr>
+          <w:rFonts w:ascii="Times New Roman" w:hAnsi="Times New Roman" w:cs="Times New Roman"/>
         </w:rPr>
       </w:r>
     </w:p>
@@ -9104,14 +9845,12 @@
       </w:r>
       <w:r>
         <w:rPr>
-          <w:rFonts w:ascii="Times New Roman" w:hAnsi="Times New Roman" w:eastAsia="Times New Roman" w:cs="Times New Roman"/>
-          <w:sz w:val="24"/>
-          <w:szCs w:val="24"/>
-        </w:rPr>
-      </w:r>
-      <w:r>
-        <w:rPr>
-          <w:rFonts w:ascii="Times New Roman" w:hAnsi="Times New Roman" w:eastAsia="Times New Roman" w:cs="Times New Roman"/>
+          <w:rFonts w:ascii="Times New Roman" w:hAnsi="Times New Roman" w:cs="Times New Roman"/>
+        </w:rPr>
+      </w:r>
+      <w:r>
+        <w:rPr>
+          <w:rFonts w:ascii="Times New Roman" w:hAnsi="Times New Roman" w:cs="Times New Roman"/>
         </w:rPr>
       </w:r>
     </w:p>
@@ -9134,7 +9873,12 @@
       </w:r>
       <w:r>
         <w:rPr>
-          <w:rFonts w:ascii="Times New Roman" w:hAnsi="Times New Roman" w:eastAsia="Times New Roman" w:cs="Times New Roman"/>
+          <w:rFonts w:ascii="Times New Roman" w:hAnsi="Times New Roman" w:cs="Times New Roman"/>
+        </w:rPr>
+      </w:r>
+      <w:r>
+        <w:rPr>
+          <w:rFonts w:ascii="Times New Roman" w:hAnsi="Times New Roman" w:cs="Times New Roman"/>
         </w:rPr>
       </w:r>
     </w:p>
@@ -9157,7 +9901,12 @@
       </w:r>
       <w:r>
         <w:rPr>
-          <w:rFonts w:ascii="Times New Roman" w:hAnsi="Times New Roman" w:eastAsia="Times New Roman" w:cs="Times New Roman"/>
+          <w:rFonts w:ascii="Times New Roman" w:hAnsi="Times New Roman" w:cs="Times New Roman"/>
+        </w:rPr>
+      </w:r>
+      <w:r>
+        <w:rPr>
+          <w:rFonts w:ascii="Times New Roman" w:hAnsi="Times New Roman" w:cs="Times New Roman"/>
         </w:rPr>
       </w:r>
     </w:p>
@@ -9180,14 +9929,12 @@
       </w:r>
       <w:r>
         <w:rPr>
-          <w:rFonts w:ascii="Times New Roman" w:hAnsi="Times New Roman" w:eastAsia="Times New Roman" w:cs="Times New Roman"/>
-          <w:sz w:val="24"/>
-          <w:szCs w:val="24"/>
-        </w:rPr>
-      </w:r>
-      <w:r>
-        <w:rPr>
-          <w:rFonts w:ascii="Times New Roman" w:hAnsi="Times New Roman" w:eastAsia="Times New Roman" w:cs="Times New Roman"/>
+          <w:rFonts w:ascii="Times New Roman" w:hAnsi="Times New Roman" w:cs="Times New Roman"/>
+        </w:rPr>
+      </w:r>
+      <w:r>
+        <w:rPr>
+          <w:rFonts w:ascii="Times New Roman" w:hAnsi="Times New Roman" w:cs="Times New Roman"/>
         </w:rPr>
       </w:r>
     </w:p>
@@ -9210,14 +9957,12 @@
       </w:r>
       <w:r>
         <w:rPr>
-          <w:rFonts w:ascii="Times New Roman" w:hAnsi="Times New Roman" w:eastAsia="Times New Roman" w:cs="Times New Roman"/>
-          <w:sz w:val="24"/>
-          <w:szCs w:val="24"/>
-        </w:rPr>
-      </w:r>
-      <w:r>
-        <w:rPr>
-          <w:rFonts w:ascii="Times New Roman" w:hAnsi="Times New Roman" w:eastAsia="Times New Roman" w:cs="Times New Roman"/>
+          <w:rFonts w:ascii="Times New Roman" w:hAnsi="Times New Roman" w:cs="Times New Roman"/>
+        </w:rPr>
+      </w:r>
+      <w:r>
+        <w:rPr>
+          <w:rFonts w:ascii="Times New Roman" w:hAnsi="Times New Roman" w:cs="Times New Roman"/>
         </w:rPr>
       </w:r>
     </w:p>
@@ -9248,14 +9993,12 @@
       </w:r>
       <w:r>
         <w:rPr>
-          <w:rFonts w:ascii="Times New Roman" w:hAnsi="Times New Roman" w:eastAsia="Times New Roman" w:cs="Times New Roman"/>
-          <w:sz w:val="24"/>
-          <w:szCs w:val="24"/>
-        </w:rPr>
-      </w:r>
-      <w:r>
-        <w:rPr>
-          <w:rFonts w:ascii="Times New Roman" w:hAnsi="Times New Roman" w:eastAsia="Times New Roman" w:cs="Times New Roman"/>
+          <w:rFonts w:ascii="Times New Roman" w:hAnsi="Times New Roman" w:cs="Times New Roman"/>
+        </w:rPr>
+      </w:r>
+      <w:r>
+        <w:rPr>
+          <w:rFonts w:ascii="Times New Roman" w:hAnsi="Times New Roman" w:cs="Times New Roman"/>
         </w:rPr>
       </w:r>
     </w:p>
@@ -9278,14 +10021,12 @@
       </w:r>
       <w:r>
         <w:rPr>
-          <w:rFonts w:ascii="Times New Roman" w:hAnsi="Times New Roman" w:eastAsia="Times New Roman" w:cs="Times New Roman"/>
-          <w:sz w:val="24"/>
-          <w:szCs w:val="24"/>
-        </w:rPr>
-      </w:r>
-      <w:r>
-        <w:rPr>
-          <w:rFonts w:ascii="Times New Roman" w:hAnsi="Times New Roman" w:eastAsia="Times New Roman" w:cs="Times New Roman"/>
+          <w:rFonts w:ascii="Times New Roman" w:hAnsi="Times New Roman" w:cs="Times New Roman"/>
+        </w:rPr>
+      </w:r>
+      <w:r>
+        <w:rPr>
+          <w:rFonts w:ascii="Times New Roman" w:hAnsi="Times New Roman" w:cs="Times New Roman"/>
         </w:rPr>
       </w:r>
     </w:p>
@@ -9316,14 +10057,12 @@
       </w:r>
       <w:r>
         <w:rPr>
-          <w:rFonts w:ascii="Times New Roman" w:hAnsi="Times New Roman" w:eastAsia="Times New Roman" w:cs="Times New Roman"/>
-          <w:sz w:val="24"/>
-          <w:szCs w:val="24"/>
-        </w:rPr>
-      </w:r>
-      <w:r>
-        <w:rPr>
-          <w:rFonts w:ascii="Times New Roman" w:hAnsi="Times New Roman" w:eastAsia="Times New Roman" w:cs="Times New Roman"/>
+          <w:rFonts w:ascii="Times New Roman" w:hAnsi="Times New Roman" w:cs="Times New Roman"/>
+        </w:rPr>
+      </w:r>
+      <w:r>
+        <w:rPr>
+          <w:rFonts w:ascii="Times New Roman" w:hAnsi="Times New Roman" w:cs="Times New Roman"/>
         </w:rPr>
       </w:r>
     </w:p>
@@ -9346,14 +10085,12 @@
       </w:r>
       <w:r>
         <w:rPr>
-          <w:rFonts w:ascii="Times New Roman" w:hAnsi="Times New Roman" w:eastAsia="Times New Roman" w:cs="Times New Roman"/>
-          <w:sz w:val="24"/>
-          <w:szCs w:val="24"/>
-        </w:rPr>
-      </w:r>
-      <w:r>
-        <w:rPr>
-          <w:rFonts w:ascii="Times New Roman" w:hAnsi="Times New Roman" w:eastAsia="Times New Roman" w:cs="Times New Roman"/>
+          <w:rFonts w:ascii="Times New Roman" w:hAnsi="Times New Roman" w:cs="Times New Roman"/>
+        </w:rPr>
+      </w:r>
+      <w:r>
+        <w:rPr>
+          <w:rFonts w:ascii="Times New Roman" w:hAnsi="Times New Roman" w:cs="Times New Roman"/>
         </w:rPr>
       </w:r>
     </w:p>
@@ -9400,12 +10137,12 @@
       </w:r>
       <w:r>
         <w:rPr>
-          <w:rFonts w:ascii="Times New Roman" w:hAnsi="Times New Roman" w:eastAsia="Times New Roman" w:cs="Times New Roman"/>
-        </w:rPr>
-      </w:r>
-      <w:r>
-        <w:rPr>
-          <w:rFonts w:ascii="Times New Roman" w:hAnsi="Times New Roman" w:eastAsia="Times New Roman" w:cs="Times New Roman"/>
+          <w:rFonts w:ascii="Times New Roman" w:hAnsi="Times New Roman" w:cs="Times New Roman"/>
+        </w:rPr>
+      </w:r>
+      <w:r>
+        <w:rPr>
+          <w:rFonts w:ascii="Times New Roman" w:hAnsi="Times New Roman" w:cs="Times New Roman"/>
         </w:rPr>
       </w:r>
     </w:p>
@@ -9427,7 +10164,12 @@
       </w:r>
       <w:r>
         <w:rPr>
-          <w:rFonts w:ascii="Times New Roman" w:hAnsi="Times New Roman" w:eastAsia="Times New Roman" w:cs="Times New Roman"/>
+          <w:rFonts w:ascii="Times New Roman" w:hAnsi="Times New Roman" w:cs="Times New Roman"/>
+        </w:rPr>
+      </w:r>
+      <w:r>
+        <w:rPr>
+          <w:rFonts w:ascii="Times New Roman" w:hAnsi="Times New Roman" w:cs="Times New Roman"/>
         </w:rPr>
       </w:r>
     </w:p>
@@ -9453,7 +10195,7 @@
       </w:r>
       <w:r>
         <w:rPr>
-          <w:rFonts w:ascii="Times New Roman" w:hAnsi="Times New Roman" w:eastAsia="Times New Roman" w:cs="Times New Roman"/>
+          <w:rFonts w:ascii="Times New Roman" w:hAnsi="Times New Roman" w:cs="Times New Roman"/>
           <w:sz w:val="24"/>
           <w:szCs w:val="24"/>
           <w:highlight w:val="none"/>
@@ -9461,7 +10203,7 @@
       </w:r>
       <w:r>
         <w:rPr>
-          <w:rFonts w:ascii="Times New Roman" w:hAnsi="Times New Roman" w:eastAsia="Times New Roman" w:cs="Times New Roman"/>
+          <w:rFonts w:ascii="Times New Roman" w:hAnsi="Times New Roman" w:cs="Times New Roman"/>
           <w:sz w:val="24"/>
           <w:szCs w:val="24"/>
           <w:highlight w:val="none"/>
@@ -9500,7 +10242,7 @@
       </w:r>
       <w:r>
         <w:rPr>
-          <w:rFonts w:ascii="Times New Roman" w:hAnsi="Times New Roman" w:eastAsia="Times New Roman" w:cs="Times New Roman"/>
+          <w:rFonts w:ascii="Times New Roman" w:hAnsi="Times New Roman" w:cs="Times New Roman"/>
           <w:b/>
           <w:bCs/>
           <w:color w:val="000000" w:themeColor="text1"/>
@@ -9510,7 +10252,7 @@
       </w:r>
       <w:r>
         <w:rPr>
-          <w:rFonts w:ascii="Times New Roman" w:hAnsi="Times New Roman" w:eastAsia="Times New Roman" w:cs="Times New Roman"/>
+          <w:rFonts w:ascii="Times New Roman" w:hAnsi="Times New Roman" w:cs="Times New Roman"/>
           <w:b/>
           <w:bCs/>
           <w:color w:val="000000" w:themeColor="text1"/>
@@ -9551,14 +10293,14 @@
       </w:r>
       <w:r>
         <w:rPr>
-          <w:rFonts w:ascii="Times New Roman" w:hAnsi="Times New Roman" w:eastAsia="Times New Roman" w:cs="Times New Roman"/>
-          <w:sz w:val="24"/>
-          <w:szCs w:val="24"/>
-        </w:rPr>
-      </w:r>
-      <w:r>
-        <w:rPr>
-          <w:rFonts w:ascii="Times New Roman" w:hAnsi="Times New Roman" w:eastAsia="Times New Roman" w:cs="Times New Roman"/>
+          <w:rFonts w:ascii="Times New Roman" w:hAnsi="Times New Roman" w:cs="Times New Roman"/>
+          <w:sz w:val="24"/>
+          <w:szCs w:val="24"/>
+        </w:rPr>
+      </w:r>
+      <w:r>
+        <w:rPr>
+          <w:rFonts w:ascii="Times New Roman" w:hAnsi="Times New Roman" w:cs="Times New Roman"/>
           <w:sz w:val="24"/>
           <w:szCs w:val="24"/>
         </w:rPr>
@@ -9591,14 +10333,14 @@
       </w:r>
       <w:r>
         <w:rPr>
-          <w:rFonts w:ascii="Times New Roman" w:hAnsi="Times New Roman" w:eastAsia="Times New Roman" w:cs="Times New Roman"/>
-          <w:sz w:val="24"/>
-          <w:szCs w:val="24"/>
-        </w:rPr>
-      </w:r>
-      <w:r>
-        <w:rPr>
-          <w:rFonts w:ascii="Times New Roman" w:hAnsi="Times New Roman" w:eastAsia="Times New Roman" w:cs="Times New Roman"/>
+          <w:rFonts w:ascii="Times New Roman" w:hAnsi="Times New Roman" w:cs="Times New Roman"/>
+          <w:sz w:val="24"/>
+          <w:szCs w:val="24"/>
+        </w:rPr>
+      </w:r>
+      <w:r>
+        <w:rPr>
+          <w:rFonts w:ascii="Times New Roman" w:hAnsi="Times New Roman" w:cs="Times New Roman"/>
           <w:sz w:val="24"/>
           <w:szCs w:val="24"/>
         </w:rPr>
@@ -9658,14 +10400,14 @@
       </w:r>
       <w:r>
         <w:rPr>
-          <w:rFonts w:ascii="Times New Roman" w:hAnsi="Times New Roman" w:eastAsia="Times New Roman" w:cs="Times New Roman"/>
-          <w:sz w:val="24"/>
-          <w:szCs w:val="24"/>
-        </w:rPr>
-      </w:r>
-      <w:r>
-        <w:rPr>
-          <w:rFonts w:ascii="Times New Roman" w:hAnsi="Times New Roman" w:eastAsia="Times New Roman" w:cs="Times New Roman"/>
+          <w:rFonts w:ascii="Times New Roman" w:hAnsi="Times New Roman" w:cs="Times New Roman"/>
+          <w:sz w:val="24"/>
+          <w:szCs w:val="24"/>
+        </w:rPr>
+      </w:r>
+      <w:r>
+        <w:rPr>
+          <w:rFonts w:ascii="Times New Roman" w:hAnsi="Times New Roman" w:cs="Times New Roman"/>
           <w:sz w:val="24"/>
           <w:szCs w:val="24"/>
         </w:rPr>
@@ -9698,14 +10440,14 @@
       </w:r>
       <w:r>
         <w:rPr>
-          <w:rFonts w:ascii="Times New Roman" w:hAnsi="Times New Roman" w:eastAsia="Times New Roman" w:cs="Times New Roman"/>
-          <w:sz w:val="24"/>
-          <w:szCs w:val="24"/>
-        </w:rPr>
-      </w:r>
-      <w:r>
-        <w:rPr>
-          <w:rFonts w:ascii="Times New Roman" w:hAnsi="Times New Roman" w:eastAsia="Times New Roman" w:cs="Times New Roman"/>
+          <w:rFonts w:ascii="Times New Roman" w:hAnsi="Times New Roman" w:cs="Times New Roman"/>
+          <w:sz w:val="24"/>
+          <w:szCs w:val="24"/>
+        </w:rPr>
+      </w:r>
+      <w:r>
+        <w:rPr>
+          <w:rFonts w:ascii="Times New Roman" w:hAnsi="Times New Roman" w:cs="Times New Roman"/>
           <w:sz w:val="24"/>
           <w:szCs w:val="24"/>
         </w:rPr>
@@ -9765,14 +10507,14 @@
       </w:r>
       <w:r>
         <w:rPr>
-          <w:rFonts w:ascii="Times New Roman" w:hAnsi="Times New Roman" w:eastAsia="Times New Roman" w:cs="Times New Roman"/>
-          <w:sz w:val="24"/>
-          <w:szCs w:val="24"/>
-        </w:rPr>
-      </w:r>
-      <w:r>
-        <w:rPr>
-          <w:rFonts w:ascii="Times New Roman" w:hAnsi="Times New Roman" w:eastAsia="Times New Roman" w:cs="Times New Roman"/>
+          <w:rFonts w:ascii="Times New Roman" w:hAnsi="Times New Roman" w:cs="Times New Roman"/>
+          <w:sz w:val="24"/>
+          <w:szCs w:val="24"/>
+        </w:rPr>
+      </w:r>
+      <w:r>
+        <w:rPr>
+          <w:rFonts w:ascii="Times New Roman" w:hAnsi="Times New Roman" w:cs="Times New Roman"/>
           <w:sz w:val="24"/>
           <w:szCs w:val="24"/>
         </w:rPr>
@@ -9805,14 +10547,14 @@
       </w:r>
       <w:r>
         <w:rPr>
-          <w:rFonts w:ascii="Times New Roman" w:hAnsi="Times New Roman" w:eastAsia="Times New Roman" w:cs="Times New Roman"/>
-          <w:sz w:val="24"/>
-          <w:szCs w:val="24"/>
-        </w:rPr>
-      </w:r>
-      <w:r>
-        <w:rPr>
-          <w:rFonts w:ascii="Times New Roman" w:hAnsi="Times New Roman" w:eastAsia="Times New Roman" w:cs="Times New Roman"/>
+          <w:rFonts w:ascii="Times New Roman" w:hAnsi="Times New Roman" w:cs="Times New Roman"/>
+          <w:sz w:val="24"/>
+          <w:szCs w:val="24"/>
+        </w:rPr>
+      </w:r>
+      <w:r>
+        <w:rPr>
+          <w:rFonts w:ascii="Times New Roman" w:hAnsi="Times New Roman" w:cs="Times New Roman"/>
           <w:sz w:val="24"/>
           <w:szCs w:val="24"/>
         </w:rPr>
@@ -9872,14 +10614,14 @@
       </w:r>
       <w:r>
         <w:rPr>
-          <w:rFonts w:ascii="Times New Roman" w:hAnsi="Times New Roman" w:eastAsia="Times New Roman" w:cs="Times New Roman"/>
-          <w:sz w:val="24"/>
-          <w:szCs w:val="24"/>
-        </w:rPr>
-      </w:r>
-      <w:r>
-        <w:rPr>
-          <w:rFonts w:ascii="Times New Roman" w:hAnsi="Times New Roman" w:eastAsia="Times New Roman" w:cs="Times New Roman"/>
+          <w:rFonts w:ascii="Times New Roman" w:hAnsi="Times New Roman" w:cs="Times New Roman"/>
+          <w:sz w:val="24"/>
+          <w:szCs w:val="24"/>
+        </w:rPr>
+      </w:r>
+      <w:r>
+        <w:rPr>
+          <w:rFonts w:ascii="Times New Roman" w:hAnsi="Times New Roman" w:cs="Times New Roman"/>
           <w:sz w:val="24"/>
           <w:szCs w:val="24"/>
         </w:rPr>
@@ -9912,14 +10654,14 @@
       </w:r>
       <w:r>
         <w:rPr>
-          <w:rFonts w:ascii="Times New Roman" w:hAnsi="Times New Roman" w:eastAsia="Times New Roman" w:cs="Times New Roman"/>
-          <w:sz w:val="24"/>
-          <w:szCs w:val="24"/>
-        </w:rPr>
-      </w:r>
-      <w:r>
-        <w:rPr>
-          <w:rFonts w:ascii="Times New Roman" w:hAnsi="Times New Roman" w:eastAsia="Times New Roman" w:cs="Times New Roman"/>
+          <w:rFonts w:ascii="Times New Roman" w:hAnsi="Times New Roman" w:cs="Times New Roman"/>
+          <w:sz w:val="24"/>
+          <w:szCs w:val="24"/>
+        </w:rPr>
+      </w:r>
+      <w:r>
+        <w:rPr>
+          <w:rFonts w:ascii="Times New Roman" w:hAnsi="Times New Roman" w:cs="Times New Roman"/>
           <w:sz w:val="24"/>
           <w:szCs w:val="24"/>
         </w:rPr>
@@ -9979,14 +10721,14 @@
       </w:r>
       <w:r>
         <w:rPr>
-          <w:rFonts w:ascii="Times New Roman" w:hAnsi="Times New Roman" w:eastAsia="Times New Roman" w:cs="Times New Roman"/>
-          <w:sz w:val="24"/>
-          <w:szCs w:val="24"/>
-        </w:rPr>
-      </w:r>
-      <w:r>
-        <w:rPr>
-          <w:rFonts w:ascii="Times New Roman" w:hAnsi="Times New Roman" w:eastAsia="Times New Roman" w:cs="Times New Roman"/>
+          <w:rFonts w:ascii="Times New Roman" w:hAnsi="Times New Roman" w:cs="Times New Roman"/>
+          <w:sz w:val="24"/>
+          <w:szCs w:val="24"/>
+        </w:rPr>
+      </w:r>
+      <w:r>
+        <w:rPr>
+          <w:rFonts w:ascii="Times New Roman" w:hAnsi="Times New Roman" w:cs="Times New Roman"/>
           <w:sz w:val="24"/>
           <w:szCs w:val="24"/>
         </w:rPr>
@@ -10019,14 +10761,14 @@
       </w:r>
       <w:r>
         <w:rPr>
-          <w:rFonts w:ascii="Times New Roman" w:hAnsi="Times New Roman" w:eastAsia="Times New Roman" w:cs="Times New Roman"/>
-          <w:sz w:val="24"/>
-          <w:szCs w:val="24"/>
-        </w:rPr>
-      </w:r>
-      <w:r>
-        <w:rPr>
-          <w:rFonts w:ascii="Times New Roman" w:hAnsi="Times New Roman" w:eastAsia="Times New Roman" w:cs="Times New Roman"/>
+          <w:rFonts w:ascii="Times New Roman" w:hAnsi="Times New Roman" w:cs="Times New Roman"/>
+          <w:sz w:val="24"/>
+          <w:szCs w:val="24"/>
+        </w:rPr>
+      </w:r>
+      <w:r>
+        <w:rPr>
+          <w:rFonts w:ascii="Times New Roman" w:hAnsi="Times New Roman" w:cs="Times New Roman"/>
           <w:sz w:val="24"/>
           <w:szCs w:val="24"/>
         </w:rPr>
@@ -10051,14 +10793,12 @@
       </w:r>
       <w:r>
         <w:rPr>
-          <w:rFonts w:ascii="Times New Roman" w:hAnsi="Times New Roman" w:eastAsia="Times New Roman" w:cs="Times New Roman"/>
-          <w:sz w:val="24"/>
-          <w:szCs w:val="24"/>
-        </w:rPr>
-      </w:r>
-      <w:r>
-        <w:rPr>
-          <w:rFonts w:ascii="Times New Roman" w:hAnsi="Times New Roman" w:eastAsia="Times New Roman" w:cs="Times New Roman"/>
+          <w:rFonts w:ascii="Times New Roman" w:hAnsi="Times New Roman" w:cs="Times New Roman"/>
+        </w:rPr>
+      </w:r>
+      <w:r>
+        <w:rPr>
+          <w:rFonts w:ascii="Times New Roman" w:hAnsi="Times New Roman" w:cs="Times New Roman"/>
         </w:rPr>
       </w:r>
     </w:p>
@@ -10088,7 +10828,7 @@
       </w:r>
       <w:r>
         <w:rPr>
-          <w:rFonts w:ascii="Times New Roman" w:hAnsi="Times New Roman" w:eastAsia="Times New Roman" w:cs="Times New Roman"/>
+          <w:rFonts w:ascii="Times New Roman" w:hAnsi="Times New Roman" w:cs="Times New Roman"/>
           <w:b/>
           <w:bCs/>
           <w:sz w:val="24"/>
@@ -10098,7 +10838,7 @@
       </w:r>
       <w:r>
         <w:rPr>
-          <w:rFonts w:ascii="Times New Roman" w:hAnsi="Times New Roman" w:eastAsia="Times New Roman" w:cs="Times New Roman"/>
+          <w:rFonts w:ascii="Times New Roman" w:hAnsi="Times New Roman" w:cs="Times New Roman"/>
           <w:b/>
           <w:bCs/>
           <w:sz w:val="24"/>
@@ -10133,16 +10873,17 @@
       </w:r>
       <w:r>
         <w:rPr>
-          <w:rFonts w:ascii="Times New Roman" w:hAnsi="Times New Roman" w:eastAsia="Times New Roman" w:cs="Times New Roman"/>
+          <w:rFonts w:ascii="Times New Roman" w:hAnsi="Times New Roman" w:cs="Times New Roman"/>
           <w:b/>
           <w:bCs/>
           <w:sz w:val="24"/>
           <w:szCs w:val="24"/>
-        </w:rPr>
-      </w:r>
-      <w:r>
-        <w:rPr>
-          <w:rFonts w:ascii="Times New Roman" w:hAnsi="Times New Roman" w:eastAsia="Times New Roman" w:cs="Times New Roman"/>
+          <w:highlight w:val="none"/>
+        </w:rPr>
+      </w:r>
+      <w:r>
+        <w:rPr>
+          <w:rFonts w:ascii="Times New Roman" w:hAnsi="Times New Roman" w:cs="Times New Roman"/>
           <w:b/>
           <w:bCs/>
           <w:sz w:val="24"/>
@@ -10170,14 +10911,12 @@
       </w:r>
       <w:r>
         <w:rPr>
-          <w:rFonts w:ascii="Times New Roman" w:hAnsi="Times New Roman" w:eastAsia="Times New Roman" w:cs="Times New Roman"/>
-          <w:sz w:val="24"/>
-          <w:szCs w:val="24"/>
-        </w:rPr>
-      </w:r>
-      <w:r>
-        <w:rPr>
-          <w:rFonts w:ascii="Times New Roman" w:hAnsi="Times New Roman" w:eastAsia="Times New Roman" w:cs="Times New Roman"/>
+          <w:rFonts w:ascii="Times New Roman" w:hAnsi="Times New Roman" w:cs="Times New Roman"/>
+        </w:rPr>
+      </w:r>
+      <w:r>
+        <w:rPr>
+          <w:rFonts w:ascii="Times New Roman" w:hAnsi="Times New Roman" w:cs="Times New Roman"/>
         </w:rPr>
       </w:r>
     </w:p>
@@ -10200,14 +10939,12 @@
       </w:r>
       <w:r>
         <w:rPr>
-          <w:rFonts w:ascii="Times New Roman" w:hAnsi="Times New Roman" w:eastAsia="Times New Roman" w:cs="Times New Roman"/>
-          <w:sz w:val="24"/>
-          <w:szCs w:val="24"/>
-        </w:rPr>
-      </w:r>
-      <w:r>
-        <w:rPr>
-          <w:rFonts w:ascii="Times New Roman" w:hAnsi="Times New Roman" w:eastAsia="Times New Roman" w:cs="Times New Roman"/>
+          <w:rFonts w:ascii="Times New Roman" w:hAnsi="Times New Roman" w:cs="Times New Roman"/>
+        </w:rPr>
+      </w:r>
+      <w:r>
+        <w:rPr>
+          <w:rFonts w:ascii="Times New Roman" w:hAnsi="Times New Roman" w:cs="Times New Roman"/>
         </w:rPr>
       </w:r>
     </w:p>
@@ -10230,7 +10967,12 @@
       </w:r>
       <w:r>
         <w:rPr>
-          <w:rFonts w:ascii="Times New Roman" w:hAnsi="Times New Roman" w:eastAsia="Times New Roman" w:cs="Times New Roman"/>
+          <w:rFonts w:ascii="Times New Roman" w:hAnsi="Times New Roman" w:cs="Times New Roman"/>
+        </w:rPr>
+      </w:r>
+      <w:r>
+        <w:rPr>
+          <w:rFonts w:ascii="Times New Roman" w:hAnsi="Times New Roman" w:cs="Times New Roman"/>
         </w:rPr>
       </w:r>
     </w:p>
@@ -10253,7 +10995,12 @@
       </w:r>
       <w:r>
         <w:rPr>
-          <w:rFonts w:ascii="Times New Roman" w:hAnsi="Times New Roman" w:eastAsia="Times New Roman" w:cs="Times New Roman"/>
+          <w:rFonts w:ascii="Times New Roman" w:hAnsi="Times New Roman" w:cs="Times New Roman"/>
+        </w:rPr>
+      </w:r>
+      <w:r>
+        <w:rPr>
+          <w:rFonts w:ascii="Times New Roman" w:hAnsi="Times New Roman" w:cs="Times New Roman"/>
         </w:rPr>
       </w:r>
     </w:p>
@@ -10276,7 +11023,12 @@
       </w:r>
       <w:r>
         <w:rPr>
-          <w:rFonts w:ascii="Times New Roman" w:hAnsi="Times New Roman" w:eastAsia="Times New Roman" w:cs="Times New Roman"/>
+          <w:rFonts w:ascii="Times New Roman" w:hAnsi="Times New Roman" w:cs="Times New Roman"/>
+        </w:rPr>
+      </w:r>
+      <w:r>
+        <w:rPr>
+          <w:rFonts w:ascii="Times New Roman" w:hAnsi="Times New Roman" w:cs="Times New Roman"/>
         </w:rPr>
       </w:r>
     </w:p>
@@ -10299,7 +11051,12 @@
       </w:r>
       <w:r>
         <w:rPr>
-          <w:rFonts w:ascii="Times New Roman" w:hAnsi="Times New Roman" w:eastAsia="Times New Roman" w:cs="Times New Roman"/>
+          <w:rFonts w:ascii="Times New Roman" w:hAnsi="Times New Roman" w:cs="Times New Roman"/>
+        </w:rPr>
+      </w:r>
+      <w:r>
+        <w:rPr>
+          <w:rFonts w:ascii="Times New Roman" w:hAnsi="Times New Roman" w:cs="Times New Roman"/>
         </w:rPr>
       </w:r>
     </w:p>
@@ -10322,7 +11079,12 @@
       </w:r>
       <w:r>
         <w:rPr>
-          <w:rFonts w:ascii="Times New Roman" w:hAnsi="Times New Roman" w:eastAsia="Times New Roman" w:cs="Times New Roman"/>
+          <w:rFonts w:ascii="Times New Roman" w:hAnsi="Times New Roman" w:cs="Times New Roman"/>
+        </w:rPr>
+      </w:r>
+      <w:r>
+        <w:rPr>
+          <w:rFonts w:ascii="Times New Roman" w:hAnsi="Times New Roman" w:cs="Times New Roman"/>
         </w:rPr>
       </w:r>
     </w:p>
@@ -10345,7 +11107,12 @@
       </w:r>
       <w:r>
         <w:rPr>
-          <w:rFonts w:ascii="Times New Roman" w:hAnsi="Times New Roman" w:eastAsia="Times New Roman" w:cs="Times New Roman"/>
+          <w:rFonts w:ascii="Times New Roman" w:hAnsi="Times New Roman" w:cs="Times New Roman"/>
+        </w:rPr>
+      </w:r>
+      <w:r>
+        <w:rPr>
+          <w:rFonts w:ascii="Times New Roman" w:hAnsi="Times New Roman" w:cs="Times New Roman"/>
         </w:rPr>
       </w:r>
     </w:p>
@@ -10367,7 +11134,12 @@
       </w:r>
       <w:r>
         <w:rPr>
-          <w:rFonts w:ascii="Times New Roman" w:hAnsi="Times New Roman" w:eastAsia="Times New Roman" w:cs="Times New Roman"/>
+          <w:rFonts w:ascii="Times New Roman" w:hAnsi="Times New Roman" w:cs="Times New Roman"/>
+        </w:rPr>
+      </w:r>
+      <w:r>
+        <w:rPr>
+          <w:rFonts w:ascii="Times New Roman" w:hAnsi="Times New Roman" w:cs="Times New Roman"/>
         </w:rPr>
       </w:r>
     </w:p>
@@ -10390,7 +11162,12 @@
       </w:r>
       <w:r>
         <w:rPr>
-          <w:rFonts w:ascii="Times New Roman" w:hAnsi="Times New Roman" w:eastAsia="Times New Roman" w:cs="Times New Roman"/>
+          <w:rFonts w:ascii="Times New Roman" w:hAnsi="Times New Roman" w:cs="Times New Roman"/>
+        </w:rPr>
+      </w:r>
+      <w:r>
+        <w:rPr>
+          <w:rFonts w:ascii="Times New Roman" w:hAnsi="Times New Roman" w:cs="Times New Roman"/>
         </w:rPr>
       </w:r>
     </w:p>
@@ -10416,14 +11193,15 @@
       </w:r>
       <w:r>
         <w:rPr>
-          <w:rFonts w:ascii="Times New Roman" w:hAnsi="Times New Roman" w:eastAsia="Times New Roman" w:cs="Times New Roman"/>
-          <w:sz w:val="24"/>
-          <w:szCs w:val="24"/>
-        </w:rPr>
-      </w:r>
-      <w:r>
-        <w:rPr>
-          <w:rFonts w:ascii="Times New Roman" w:hAnsi="Times New Roman" w:eastAsia="Times New Roman" w:cs="Times New Roman"/>
+          <w:rFonts w:ascii="Times New Roman" w:hAnsi="Times New Roman" w:cs="Times New Roman"/>
+          <w:sz w:val="24"/>
+          <w:szCs w:val="24"/>
+          <w:highlight w:val="none"/>
+        </w:rPr>
+      </w:r>
+      <w:r>
+        <w:rPr>
+          <w:rFonts w:ascii="Times New Roman" w:hAnsi="Times New Roman" w:cs="Times New Roman"/>
           <w:sz w:val="24"/>
           <w:szCs w:val="24"/>
           <w:highlight w:val="none"/>
@@ -10451,15 +11229,14 @@
       </w:r>
       <w:r>
         <w:rPr>
-          <w:rFonts w:ascii="Times New Roman" w:hAnsi="Times New Roman" w:eastAsia="Times New Roman" w:cs="Times New Roman"/>
-          <w:sz w:val="24"/>
-          <w:szCs w:val="24"/>
-          <w:highlight w:val="none"/>
-        </w:rPr>
-      </w:r>
-      <w:r>
-        <w:rPr>
-          <w:rFonts w:ascii="Times New Roman" w:hAnsi="Times New Roman" w:eastAsia="Times New Roman" w:cs="Times New Roman"/>
+          <w:rFonts w:ascii="Times New Roman" w:hAnsi="Times New Roman" w:cs="Times New Roman"/>
+          <w:sz w:val="24"/>
+          <w:szCs w:val="24"/>
+        </w:rPr>
+      </w:r>
+      <w:r>
+        <w:rPr>
+          <w:rFonts w:ascii="Times New Roman" w:hAnsi="Times New Roman" w:cs="Times New Roman"/>
           <w:sz w:val="24"/>
           <w:szCs w:val="24"/>
         </w:rPr>
@@ -10488,11 +11265,18 @@
       </w:r>
       <w:r>
         <w:rPr>
-          <w:rFonts w:ascii="Times New Roman" w:hAnsi="Times New Roman" w:eastAsia="Times New Roman" w:cs="Times New Roman"/>
+          <w:rFonts w:ascii="Times New Roman" w:hAnsi="Times New Roman" w:cs="Times New Roman"/>
           <w:b/>
           <w:bCs/>
         </w:rPr>
       </w:r>
+      <w:r>
+        <w:rPr>
+          <w:rFonts w:ascii="Times New Roman" w:hAnsi="Times New Roman" w:cs="Times New Roman"/>
+          <w:b/>
+          <w:bCs/>
+        </w:rPr>
+      </w:r>
     </w:p>
     <w:p>
       <w:pPr>
@@ -10512,7 +11296,12 @@
       </w:r>
       <w:r>
         <w:rPr>
-          <w:rFonts w:ascii="Times New Roman" w:hAnsi="Times New Roman" w:eastAsia="Times New Roman" w:cs="Times New Roman"/>
+          <w:rFonts w:ascii="Times New Roman" w:hAnsi="Times New Roman" w:cs="Times New Roman"/>
+        </w:rPr>
+      </w:r>
+      <w:r>
+        <w:rPr>
+          <w:rFonts w:ascii="Times New Roman" w:hAnsi="Times New Roman" w:cs="Times New Roman"/>
         </w:rPr>
       </w:r>
     </w:p>
@@ -10539,11 +11328,18 @@
       </w:r>
       <w:r>
         <w:rPr>
-          <w:rFonts w:ascii="Times New Roman" w:hAnsi="Times New Roman" w:eastAsia="Times New Roman" w:cs="Times New Roman"/>
+          <w:rFonts w:ascii="Times New Roman" w:hAnsi="Times New Roman" w:cs="Times New Roman"/>
           <w:b/>
           <w:bCs/>
         </w:rPr>
       </w:r>
+      <w:r>
+        <w:rPr>
+          <w:rFonts w:ascii="Times New Roman" w:hAnsi="Times New Roman" w:cs="Times New Roman"/>
+          <w:b/>
+          <w:bCs/>
+        </w:rPr>
+      </w:r>
     </w:p>
     <w:p>
       <w:pPr>
@@ -10564,7 +11360,12 @@
       </w:r>
       <w:r>
         <w:rPr>
-          <w:rFonts w:ascii="Times New Roman" w:hAnsi="Times New Roman" w:eastAsia="Times New Roman" w:cs="Times New Roman"/>
+          <w:rFonts w:ascii="Times New Roman" w:hAnsi="Times New Roman" w:cs="Times New Roman"/>
+        </w:rPr>
+      </w:r>
+      <w:r>
+        <w:rPr>
+          <w:rFonts w:ascii="Times New Roman" w:hAnsi="Times New Roman" w:cs="Times New Roman"/>
         </w:rPr>
       </w:r>
     </w:p>
@@ -10587,7 +11388,12 @@
       </w:r>
       <w:r>
         <w:rPr>
-          <w:rFonts w:ascii="Times New Roman" w:hAnsi="Times New Roman" w:eastAsia="Times New Roman" w:cs="Times New Roman"/>
+          <w:rFonts w:ascii="Times New Roman" w:hAnsi="Times New Roman" w:cs="Times New Roman"/>
+        </w:rPr>
+      </w:r>
+      <w:r>
+        <w:rPr>
+          <w:rFonts w:ascii="Times New Roman" w:hAnsi="Times New Roman" w:cs="Times New Roman"/>
         </w:rPr>
       </w:r>
     </w:p>
@@ -10610,7 +11416,12 @@
       </w:r>
       <w:r>
         <w:rPr>
-          <w:rFonts w:ascii="Times New Roman" w:hAnsi="Times New Roman" w:eastAsia="Times New Roman" w:cs="Times New Roman"/>
+          <w:rFonts w:ascii="Times New Roman" w:hAnsi="Times New Roman" w:cs="Times New Roman"/>
+        </w:rPr>
+      </w:r>
+      <w:r>
+        <w:rPr>
+          <w:rFonts w:ascii="Times New Roman" w:hAnsi="Times New Roman" w:cs="Times New Roman"/>
         </w:rPr>
       </w:r>
     </w:p>
@@ -10632,7 +11443,12 @@
       </w:r>
       <w:r>
         <w:rPr>
-          <w:rFonts w:ascii="Times New Roman" w:hAnsi="Times New Roman" w:eastAsia="Times New Roman" w:cs="Times New Roman"/>
+          <w:rFonts w:ascii="Times New Roman" w:hAnsi="Times New Roman" w:cs="Times New Roman"/>
+        </w:rPr>
+      </w:r>
+      <w:r>
+        <w:rPr>
+          <w:rFonts w:ascii="Times New Roman" w:hAnsi="Times New Roman" w:cs="Times New Roman"/>
         </w:rPr>
       </w:r>
     </w:p>
@@ -10659,11 +11475,18 @@
       </w:r>
       <w:r>
         <w:rPr>
-          <w:rFonts w:ascii="Times New Roman" w:hAnsi="Times New Roman" w:eastAsia="Times New Roman" w:cs="Times New Roman"/>
+          <w:rFonts w:ascii="Times New Roman" w:hAnsi="Times New Roman" w:cs="Times New Roman"/>
           <w:b/>
           <w:bCs/>
         </w:rPr>
       </w:r>
+      <w:r>
+        <w:rPr>
+          <w:rFonts w:ascii="Times New Roman" w:hAnsi="Times New Roman" w:cs="Times New Roman"/>
+          <w:b/>
+          <w:bCs/>
+        </w:rPr>
+      </w:r>
     </w:p>
     <w:p>
       <w:pPr>
@@ -10684,7 +11507,12 @@
       </w:r>
       <w:r>
         <w:rPr>
-          <w:rFonts w:ascii="Times New Roman" w:hAnsi="Times New Roman" w:eastAsia="Times New Roman" w:cs="Times New Roman"/>
+          <w:rFonts w:ascii="Times New Roman" w:hAnsi="Times New Roman" w:cs="Times New Roman"/>
+        </w:rPr>
+      </w:r>
+      <w:r>
+        <w:rPr>
+          <w:rFonts w:ascii="Times New Roman" w:hAnsi="Times New Roman" w:cs="Times New Roman"/>
         </w:rPr>
       </w:r>
     </w:p>
@@ -10707,7 +11535,12 @@
       </w:r>
       <w:r>
         <w:rPr>
-          <w:rFonts w:ascii="Times New Roman" w:hAnsi="Times New Roman" w:eastAsia="Times New Roman" w:cs="Times New Roman"/>
+          <w:rFonts w:ascii="Times New Roman" w:hAnsi="Times New Roman" w:cs="Times New Roman"/>
+        </w:rPr>
+      </w:r>
+      <w:r>
+        <w:rPr>
+          <w:rFonts w:ascii="Times New Roman" w:hAnsi="Times New Roman" w:cs="Times New Roman"/>
         </w:rPr>
       </w:r>
     </w:p>
@@ -10729,7 +11562,12 @@
       </w:r>
       <w:r>
         <w:rPr>
-          <w:rFonts w:ascii="Times New Roman" w:hAnsi="Times New Roman" w:eastAsia="Times New Roman" w:cs="Times New Roman"/>
+          <w:rFonts w:ascii="Times New Roman" w:hAnsi="Times New Roman" w:cs="Times New Roman"/>
+        </w:rPr>
+      </w:r>
+      <w:r>
+        <w:rPr>
+          <w:rFonts w:ascii="Times New Roman" w:hAnsi="Times New Roman" w:cs="Times New Roman"/>
         </w:rPr>
       </w:r>
     </w:p>
@@ -10756,11 +11594,18 @@
       </w:r>
       <w:r>
         <w:rPr>
-          <w:rFonts w:ascii="Times New Roman" w:hAnsi="Times New Roman" w:eastAsia="Times New Roman" w:cs="Times New Roman"/>
+          <w:rFonts w:ascii="Times New Roman" w:hAnsi="Times New Roman" w:cs="Times New Roman"/>
           <w:b/>
           <w:bCs/>
         </w:rPr>
       </w:r>
+      <w:r>
+        <w:rPr>
+          <w:rFonts w:ascii="Times New Roman" w:hAnsi="Times New Roman" w:cs="Times New Roman"/>
+          <w:b/>
+          <w:bCs/>
+        </w:rPr>
+      </w:r>
     </w:p>
     <w:p>
       <w:pPr>
@@ -10781,7 +11626,12 @@
       </w:r>
       <w:r>
         <w:rPr>
-          <w:rFonts w:ascii="Times New Roman" w:hAnsi="Times New Roman" w:eastAsia="Times New Roman" w:cs="Times New Roman"/>
+          <w:rFonts w:ascii="Times New Roman" w:hAnsi="Times New Roman" w:cs="Times New Roman"/>
+        </w:rPr>
+      </w:r>
+      <w:r>
+        <w:rPr>
+          <w:rFonts w:ascii="Times New Roman" w:hAnsi="Times New Roman" w:cs="Times New Roman"/>
         </w:rPr>
       </w:r>
     </w:p>
@@ -10804,7 +11654,12 @@
       </w:r>
       <w:r>
         <w:rPr>
-          <w:rFonts w:ascii="Times New Roman" w:hAnsi="Times New Roman" w:eastAsia="Times New Roman" w:cs="Times New Roman"/>
+          <w:rFonts w:ascii="Times New Roman" w:hAnsi="Times New Roman" w:cs="Times New Roman"/>
+        </w:rPr>
+      </w:r>
+      <w:r>
+        <w:rPr>
+          <w:rFonts w:ascii="Times New Roman" w:hAnsi="Times New Roman" w:cs="Times New Roman"/>
         </w:rPr>
       </w:r>
     </w:p>
@@ -10826,7 +11681,12 @@
       </w:r>
       <w:r>
         <w:rPr>
-          <w:rFonts w:ascii="Times New Roman" w:hAnsi="Times New Roman" w:eastAsia="Times New Roman" w:cs="Times New Roman"/>
+          <w:rFonts w:ascii="Times New Roman" w:hAnsi="Times New Roman" w:cs="Times New Roman"/>
+        </w:rPr>
+      </w:r>
+      <w:r>
+        <w:rPr>
+          <w:rFonts w:ascii="Times New Roman" w:hAnsi="Times New Roman" w:cs="Times New Roman"/>
         </w:rPr>
       </w:r>
     </w:p>
@@ -10853,11 +11713,18 @@
       </w:r>
       <w:r>
         <w:rPr>
-          <w:rFonts w:ascii="Times New Roman" w:hAnsi="Times New Roman" w:eastAsia="Times New Roman" w:cs="Times New Roman"/>
+          <w:rFonts w:ascii="Times New Roman" w:hAnsi="Times New Roman" w:cs="Times New Roman"/>
           <w:b/>
           <w:bCs/>
         </w:rPr>
       </w:r>
+      <w:r>
+        <w:rPr>
+          <w:rFonts w:ascii="Times New Roman" w:hAnsi="Times New Roman" w:cs="Times New Roman"/>
+          <w:b/>
+          <w:bCs/>
+        </w:rPr>
+      </w:r>
     </w:p>
     <w:p>
       <w:pPr>
@@ -10878,7 +11745,12 @@
       </w:r>
       <w:r>
         <w:rPr>
-          <w:rFonts w:ascii="Times New Roman" w:hAnsi="Times New Roman" w:eastAsia="Times New Roman" w:cs="Times New Roman"/>
+          <w:rFonts w:ascii="Times New Roman" w:hAnsi="Times New Roman" w:cs="Times New Roman"/>
+        </w:rPr>
+      </w:r>
+      <w:r>
+        <w:rPr>
+          <w:rFonts w:ascii="Times New Roman" w:hAnsi="Times New Roman" w:cs="Times New Roman"/>
         </w:rPr>
       </w:r>
     </w:p>
@@ -10901,7 +11773,12 @@
       </w:r>
       <w:r>
         <w:rPr>
-          <w:rFonts w:ascii="Times New Roman" w:hAnsi="Times New Roman" w:eastAsia="Times New Roman" w:cs="Times New Roman"/>
+          <w:rFonts w:ascii="Times New Roman" w:hAnsi="Times New Roman" w:cs="Times New Roman"/>
+        </w:rPr>
+      </w:r>
+      <w:r>
+        <w:rPr>
+          <w:rFonts w:ascii="Times New Roman" w:hAnsi="Times New Roman" w:cs="Times New Roman"/>
         </w:rPr>
       </w:r>
     </w:p>
@@ -10923,7 +11800,12 @@
       </w:r>
       <w:r>
         <w:rPr>
-          <w:rFonts w:ascii="Times New Roman" w:hAnsi="Times New Roman" w:eastAsia="Times New Roman" w:cs="Times New Roman"/>
+          <w:rFonts w:ascii="Times New Roman" w:hAnsi="Times New Roman" w:cs="Times New Roman"/>
+        </w:rPr>
+      </w:r>
+      <w:r>
+        <w:rPr>
+          <w:rFonts w:ascii="Times New Roman" w:hAnsi="Times New Roman" w:cs="Times New Roman"/>
         </w:rPr>
       </w:r>
     </w:p>
@@ -10950,11 +11832,18 @@
       </w:r>
       <w:r>
         <w:rPr>
-          <w:rFonts w:ascii="Times New Roman" w:hAnsi="Times New Roman" w:eastAsia="Times New Roman" w:cs="Times New Roman"/>
+          <w:rFonts w:ascii="Times New Roman" w:hAnsi="Times New Roman" w:cs="Times New Roman"/>
           <w:b/>
           <w:bCs/>
         </w:rPr>
       </w:r>
+      <w:r>
+        <w:rPr>
+          <w:rFonts w:ascii="Times New Roman" w:hAnsi="Times New Roman" w:cs="Times New Roman"/>
+          <w:b/>
+          <w:bCs/>
+        </w:rPr>
+      </w:r>
     </w:p>
     <w:p>
       <w:pPr>
@@ -10975,7 +11864,12 @@
       </w:r>
       <w:r>
         <w:rPr>
-          <w:rFonts w:ascii="Times New Roman" w:hAnsi="Times New Roman" w:eastAsia="Times New Roman" w:cs="Times New Roman"/>
+          <w:rFonts w:ascii="Times New Roman" w:hAnsi="Times New Roman" w:cs="Times New Roman"/>
+        </w:rPr>
+      </w:r>
+      <w:r>
+        <w:rPr>
+          <w:rFonts w:ascii="Times New Roman" w:hAnsi="Times New Roman" w:cs="Times New Roman"/>
         </w:rPr>
       </w:r>
     </w:p>
@@ -10998,7 +11892,12 @@
       </w:r>
       <w:r>
         <w:rPr>
-          <w:rFonts w:ascii="Times New Roman" w:hAnsi="Times New Roman" w:eastAsia="Times New Roman" w:cs="Times New Roman"/>
+          <w:rFonts w:ascii="Times New Roman" w:hAnsi="Times New Roman" w:cs="Times New Roman"/>
+        </w:rPr>
+      </w:r>
+      <w:r>
+        <w:rPr>
+          <w:rFonts w:ascii="Times New Roman" w:hAnsi="Times New Roman" w:cs="Times New Roman"/>
         </w:rPr>
       </w:r>
     </w:p>
@@ -11020,7 +11919,12 @@
       </w:r>
       <w:r>
         <w:rPr>
-          <w:rFonts w:ascii="Times New Roman" w:hAnsi="Times New Roman" w:eastAsia="Times New Roman" w:cs="Times New Roman"/>
+          <w:rFonts w:ascii="Times New Roman" w:hAnsi="Times New Roman" w:cs="Times New Roman"/>
+        </w:rPr>
+      </w:r>
+      <w:r>
+        <w:rPr>
+          <w:rFonts w:ascii="Times New Roman" w:hAnsi="Times New Roman" w:cs="Times New Roman"/>
         </w:rPr>
       </w:r>
     </w:p>
@@ -11047,11 +11951,18 @@
       </w:r>
       <w:r>
         <w:rPr>
-          <w:rFonts w:ascii="Times New Roman" w:hAnsi="Times New Roman" w:eastAsia="Times New Roman" w:cs="Times New Roman"/>
+          <w:rFonts w:ascii="Times New Roman" w:hAnsi="Times New Roman" w:cs="Times New Roman"/>
           <w:b/>
           <w:bCs/>
         </w:rPr>
       </w:r>
+      <w:r>
+        <w:rPr>
+          <w:rFonts w:ascii="Times New Roman" w:hAnsi="Times New Roman" w:cs="Times New Roman"/>
+          <w:b/>
+          <w:bCs/>
+        </w:rPr>
+      </w:r>
     </w:p>
     <w:p>
       <w:pPr>
@@ -11072,7 +11983,12 @@
       </w:r>
       <w:r>
         <w:rPr>
-          <w:rFonts w:ascii="Times New Roman" w:hAnsi="Times New Roman" w:eastAsia="Times New Roman" w:cs="Times New Roman"/>
+          <w:rFonts w:ascii="Times New Roman" w:hAnsi="Times New Roman" w:cs="Times New Roman"/>
+        </w:rPr>
+      </w:r>
+      <w:r>
+        <w:rPr>
+          <w:rFonts w:ascii="Times New Roman" w:hAnsi="Times New Roman" w:cs="Times New Roman"/>
         </w:rPr>
       </w:r>
     </w:p>
@@ -11098,14 +12014,15 @@
       </w:r>
       <w:r>
         <w:rPr>
-          <w:rFonts w:ascii="Times New Roman" w:hAnsi="Times New Roman" w:eastAsia="Times New Roman" w:cs="Times New Roman"/>
-          <w:sz w:val="24"/>
-          <w:szCs w:val="24"/>
-        </w:rPr>
-      </w:r>
-      <w:r>
-        <w:rPr>
-          <w:rFonts w:ascii="Times New Roman" w:hAnsi="Times New Roman" w:eastAsia="Times New Roman" w:cs="Times New Roman"/>
+          <w:rFonts w:ascii="Times New Roman" w:hAnsi="Times New Roman" w:cs="Times New Roman"/>
+          <w:sz w:val="24"/>
+          <w:szCs w:val="24"/>
+          <w:highlight w:val="none"/>
+        </w:rPr>
+      </w:r>
+      <w:r>
+        <w:rPr>
+          <w:rFonts w:ascii="Times New Roman" w:hAnsi="Times New Roman" w:cs="Times New Roman"/>
           <w:sz w:val="24"/>
           <w:szCs w:val="24"/>
           <w:highlight w:val="none"/>
@@ -11134,7 +12051,7 @@
       </w:r>
       <w:r>
         <w:rPr>
-          <w:rFonts w:ascii="Times New Roman" w:hAnsi="Times New Roman" w:eastAsia="Times New Roman" w:cs="Times New Roman"/>
+          <w:rFonts w:ascii="Times New Roman" w:hAnsi="Times New Roman" w:cs="Times New Roman"/>
           <w:sz w:val="24"/>
           <w:szCs w:val="24"/>
           <w:highlight w:val="none"/>
@@ -11142,7 +12059,7 @@
       </w:r>
       <w:r>
         <w:rPr>
-          <w:rFonts w:ascii="Times New Roman" w:hAnsi="Times New Roman" w:eastAsia="Times New Roman" w:cs="Times New Roman"/>
+          <w:rFonts w:ascii="Times New Roman" w:hAnsi="Times New Roman" w:cs="Times New Roman"/>
           <w:sz w:val="24"/>
           <w:szCs w:val="24"/>
           <w:highlight w:val="none"/>
@@ -11173,17 +12090,14 @@
       </w:r>
       <w:r>
         <w:rPr>
-          <w:rFonts w:ascii="Times New Roman" w:hAnsi="Times New Roman" w:eastAsia="Times New Roman" w:cs="Times New Roman"/>
+          <w:rFonts w:ascii="Times New Roman" w:hAnsi="Times New Roman" w:cs="Times New Roman"/>
           <w:b/>
           <w:bCs/>
-          <w:sz w:val="24"/>
-          <w:szCs w:val="24"/>
-          <w:highlight w:val="none"/>
-        </w:rPr>
-      </w:r>
-      <w:r>
-        <w:rPr>
-          <w:rFonts w:ascii="Times New Roman" w:hAnsi="Times New Roman" w:eastAsia="Times New Roman" w:cs="Times New Roman"/>
+        </w:rPr>
+      </w:r>
+      <w:r>
+        <w:rPr>
+          <w:rFonts w:ascii="Times New Roman" w:hAnsi="Times New Roman" w:cs="Times New Roman"/>
           <w:b/>
           <w:bCs/>
         </w:rPr>
@@ -11209,15 +12123,12 @@
       </w:r>
       <w:r>
         <w:rPr>
-          <w:rFonts w:ascii="Times New Roman" w:hAnsi="Times New Roman" w:eastAsia="Times New Roman" w:cs="Times New Roman"/>
-          <w:sz w:val="24"/>
-          <w:szCs w:val="24"/>
-          <w:highlight w:val="none"/>
-        </w:rPr>
-      </w:r>
-      <w:r>
-        <w:rPr>
-          <w:rFonts w:ascii="Times New Roman" w:hAnsi="Times New Roman" w:eastAsia="Times New Roman" w:cs="Times New Roman"/>
+          <w:rFonts w:ascii="Times New Roman" w:hAnsi="Times New Roman" w:cs="Times New Roman"/>
+        </w:rPr>
+      </w:r>
+      <w:r>
+        <w:rPr>
+          <w:rFonts w:ascii="Times New Roman" w:hAnsi="Times New Roman" w:cs="Times New Roman"/>
         </w:rPr>
       </w:r>
     </w:p>
@@ -11241,7 +12152,12 @@
       </w:r>
       <w:r>
         <w:rPr>
-          <w:rFonts w:ascii="Times New Roman" w:hAnsi="Times New Roman" w:eastAsia="Times New Roman" w:cs="Times New Roman"/>
+          <w:rFonts w:ascii="Times New Roman" w:hAnsi="Times New Roman" w:cs="Times New Roman"/>
+        </w:rPr>
+      </w:r>
+      <w:r>
+        <w:rPr>
+          <w:rFonts w:ascii="Times New Roman" w:hAnsi="Times New Roman" w:cs="Times New Roman"/>
         </w:rPr>
       </w:r>
     </w:p>
@@ -11265,7 +12181,12 @@
       </w:r>
       <w:r>
         <w:rPr>
-          <w:rFonts w:ascii="Times New Roman" w:hAnsi="Times New Roman" w:eastAsia="Times New Roman" w:cs="Times New Roman"/>
+          <w:rFonts w:ascii="Times New Roman" w:hAnsi="Times New Roman" w:cs="Times New Roman"/>
+        </w:rPr>
+      </w:r>
+      <w:r>
+        <w:rPr>
+          <w:rFonts w:ascii="Times New Roman" w:hAnsi="Times New Roman" w:cs="Times New Roman"/>
         </w:rPr>
       </w:r>
     </w:p>
@@ -11289,7 +12210,12 @@
       </w:r>
       <w:r>
         <w:rPr>
-          <w:rFonts w:ascii="Times New Roman" w:hAnsi="Times New Roman" w:eastAsia="Times New Roman" w:cs="Times New Roman"/>
+          <w:rFonts w:ascii="Times New Roman" w:hAnsi="Times New Roman" w:cs="Times New Roman"/>
+        </w:rPr>
+      </w:r>
+      <w:r>
+        <w:rPr>
+          <w:rFonts w:ascii="Times New Roman" w:hAnsi="Times New Roman" w:cs="Times New Roman"/>
         </w:rPr>
       </w:r>
     </w:p>
@@ -11313,7 +12239,12 @@
       </w:r>
       <w:r>
         <w:rPr>
-          <w:rFonts w:ascii="Times New Roman" w:hAnsi="Times New Roman" w:eastAsia="Times New Roman" w:cs="Times New Roman"/>
+          <w:rFonts w:ascii="Times New Roman" w:hAnsi="Times New Roman" w:cs="Times New Roman"/>
+        </w:rPr>
+      </w:r>
+      <w:r>
+        <w:rPr>
+          <w:rFonts w:ascii="Times New Roman" w:hAnsi="Times New Roman" w:cs="Times New Roman"/>
         </w:rPr>
       </w:r>
     </w:p>
@@ -11337,7 +12268,12 @@
       </w:r>
       <w:r>
         <w:rPr>
-          <w:rFonts w:ascii="Times New Roman" w:hAnsi="Times New Roman" w:eastAsia="Times New Roman" w:cs="Times New Roman"/>
+          <w:rFonts w:ascii="Times New Roman" w:hAnsi="Times New Roman" w:cs="Times New Roman"/>
+        </w:rPr>
+      </w:r>
+      <w:r>
+        <w:rPr>
+          <w:rFonts w:ascii="Times New Roman" w:hAnsi="Times New Roman" w:cs="Times New Roman"/>
         </w:rPr>
       </w:r>
     </w:p>
@@ -11361,7 +12297,12 @@
       </w:r>
       <w:r>
         <w:rPr>
-          <w:rFonts w:ascii="Times New Roman" w:hAnsi="Times New Roman" w:eastAsia="Times New Roman" w:cs="Times New Roman"/>
+          <w:rFonts w:ascii="Times New Roman" w:hAnsi="Times New Roman" w:cs="Times New Roman"/>
+        </w:rPr>
+      </w:r>
+      <w:r>
+        <w:rPr>
+          <w:rFonts w:ascii="Times New Roman" w:hAnsi="Times New Roman" w:cs="Times New Roman"/>
         </w:rPr>
       </w:r>
     </w:p>
@@ -11384,7 +12325,12 @@
       </w:r>
       <w:r>
         <w:rPr>
-          <w:rFonts w:ascii="Times New Roman" w:hAnsi="Times New Roman" w:eastAsia="Times New Roman" w:cs="Times New Roman"/>
+          <w:rFonts w:ascii="Times New Roman" w:hAnsi="Times New Roman" w:cs="Times New Roman"/>
+        </w:rPr>
+      </w:r>
+      <w:r>
+        <w:rPr>
+          <w:rFonts w:ascii="Times New Roman" w:hAnsi="Times New Roman" w:cs="Times New Roman"/>
         </w:rPr>
       </w:r>
     </w:p>
@@ -11408,7 +12354,12 @@
       </w:r>
       <w:r>
         <w:rPr>
-          <w:rFonts w:ascii="Times New Roman" w:hAnsi="Times New Roman" w:eastAsia="Times New Roman" w:cs="Times New Roman"/>
+          <w:rFonts w:ascii="Times New Roman" w:hAnsi="Times New Roman" w:cs="Times New Roman"/>
+        </w:rPr>
+      </w:r>
+      <w:r>
+        <w:rPr>
+          <w:rFonts w:ascii="Times New Roman" w:hAnsi="Times New Roman" w:cs="Times New Roman"/>
         </w:rPr>
       </w:r>
     </w:p>
@@ -11434,15 +12385,14 @@
       </w:r>
       <w:r>
         <w:rPr>
-          <w:rFonts w:ascii="Times New Roman" w:hAnsi="Times New Roman" w:eastAsia="Times New Roman" w:cs="Times New Roman"/>
-          <w:sz w:val="24"/>
-          <w:szCs w:val="24"/>
-          <w:highlight w:val="none"/>
-        </w:rPr>
-      </w:r>
-      <w:r>
-        <w:rPr>
-          <w:rFonts w:ascii="Times New Roman" w:hAnsi="Times New Roman" w:eastAsia="Times New Roman" w:cs="Times New Roman"/>
+          <w:rFonts w:ascii="Times New Roman" w:hAnsi="Times New Roman" w:cs="Times New Roman"/>
+          <w:sz w:val="24"/>
+          <w:szCs w:val="24"/>
+        </w:rPr>
+      </w:r>
+      <w:r>
+        <w:rPr>
+          <w:rFonts w:ascii="Times New Roman" w:hAnsi="Times New Roman" w:cs="Times New Roman"/>
           <w:sz w:val="24"/>
           <w:szCs w:val="24"/>
         </w:rPr>
